--- a/paper/manuscript_revised.docx
+++ b/paper/manuscript_revised.docx
@@ -50,7 +50,7 @@
       </w:pPr>
       <w:r>
         <w:rPr>
-          <w:rFonts w:ascii="Times New Roman" w:hAnsi="Times New Roman"/>
+          <w:rFonts w:ascii="Courier New" w:hAnsi="Courier New"/>
           <w:sz w:val="18"/>
         </w:rPr>
         <w:t>princelv84@gmail.com, prateek.nielit@gmail.com, anitabudhiraja@nielit.ac.in, sarwan@nielit.ac.in</w:t>
@@ -58,7 +58,8 @@
     </w:p>
     <w:p>
       <w:pPr>
-        <w:spacing w:after="80" w:line="259" w:lineRule="auto"/>
+        <w:spacing w:after="80" w:line="252" w:lineRule="auto"/>
+        <w:jc w:val="both"/>
       </w:pPr>
       <w:r>
         <w:rPr>
@@ -124,7 +125,7 @@
           <w:rFonts w:ascii="Times New Roman" w:hAnsi="Times New Roman"/>
           <w:sz w:val="20"/>
         </w:rPr>
-        <w:t xml:space="preserve"> spatial ROI motion proxies, and a causally latched hazard state with cooldown. We evaluate the fundamental safety–efficiency trade-off across two operational configurations: in stationary environments, Endurance Mode (Default 1D dHash, </w:t>
+        <w:t xml:space="preserve"> spatial ROI motion proxies, and a causally latched hazard state with cooldown. We evaluate the fundamental safety–efficiency trade-off across two operational configurations: on uncurated egocentric video of technician benchwork, Endurance Mode (Default 1D dHash, </w:t>
       </w:r>
       <m:oMath>
         <m:sSub>
@@ -151,7 +152,7 @@
           <w:rFonts w:ascii="Times New Roman" w:hAnsi="Times New Roman"/>
           <w:sz w:val="20"/>
         </w:rPr>
-        <w:t xml:space="preserve">) suppresses up to 94.7% of redundant frames on uncurated egocentric video, reducing modeled average power to 7.52 W (projected 4.33 h runtime vs. 2.83 h baseline on a 32.56 Wh usable budget from a standard 37 Wh pack), but relies on global changes and misses localized peripheral hazards. Conversely, Safety-Priority Mode (SightLine++, 2D dHash + </w:t>
+        <w:t xml:space="preserve">) suppresses up to 94.7% of redundant frames, reducing modeled average power to 7.52 W (projected 4.33 h runtime vs. 2.83 h baseline on a 32.56 Wh usable budget from a standard 37 Wh pack), but relies on global changes and misses localized peripheral hazards. Conversely, Safety-Priority Mode (SightLine++, 2D dHash + </w:t>
       </w:r>
       <m:oMath>
         <m:r>
@@ -163,12 +164,13 @@
           <w:rFonts w:ascii="Times New Roman" w:hAnsi="Times New Roman"/>
           <w:sz w:val="20"/>
         </w:rPr>
-        <w:t xml:space="preserve"> ROI max-pooling) achieves 100% synthetic hazard recall with zero delay, but on continuous egocentric video, peripheral motion increases trigger rates (80.5% suppression), saturating edge GPU queues at 100% duty cycle (11.50 W, projected 2.83 h runtime). Exploratory 1080p video evaluation and live Florence-2 FP16 profiling confirm queue saturation dynamics. We provide a 10-mode structured FMEA risk ledger, an architectural trade-off analysis with WorldScribe, and a 24-participant protocol pending IRB approval.</w:t>
+        <w:t xml:space="preserve"> ROI max-pooling) achieves 100% synthetic hazard recall with zero delay, but on continuous video, localized hand and tool manipulation in peripheral cells increases trigger rates (80.5% suppression), saturating edge GPU queues at 100% duty cycle (11.50 W, projected 2.83 h runtime). Exploratory 1080p video evaluation and live Florence-2 FP16 profiling confirm queue saturation dynamics. We provide a 10-mode structured FMEA risk ledger, an architectural trade-off analysis with WorldScribe, and a 24-participant protocol pending IRB approval.</w:t>
       </w:r>
     </w:p>
     <w:p>
       <w:pPr>
-        <w:spacing w:after="80" w:line="259" w:lineRule="auto"/>
+        <w:spacing w:after="80" w:line="252" w:lineRule="auto"/>
+        <w:jc w:val="both"/>
       </w:pPr>
       <w:r>
         <w:rPr>
@@ -188,21 +190,22 @@
     </w:p>
     <w:p>
       <w:pPr>
+        <w:keepNext/>
         <w:spacing w:before="280" w:after="80"/>
       </w:pPr>
       <w:r>
         <w:rPr>
           <w:rFonts w:ascii="Times New Roman" w:hAnsi="Times New Roman"/>
           <w:b/>
-          <w:color w:val="003366"/>
-          <w:sz w:val="24"/>
+          <w:sz w:val="22"/>
         </w:rPr>
         <w:t>I. INTRODUCTION</w:t>
       </w:r>
     </w:p>
     <w:p>
       <w:pPr>
-        <w:spacing w:after="80" w:line="259" w:lineRule="auto"/>
+        <w:spacing w:after="80" w:line="252" w:lineRule="auto"/>
+        <w:jc w:val="both"/>
       </w:pPr>
       <w:r>
         <w:rPr>
@@ -214,7 +217,8 @@
     </w:p>
     <w:p>
       <w:pPr>
-        <w:spacing w:after="80" w:line="259" w:lineRule="auto"/>
+        <w:spacing w:after="80" w:line="252" w:lineRule="auto"/>
+        <w:jc w:val="both"/>
       </w:pPr>
       <w:r>
         <w:rPr>
@@ -262,7 +266,8 @@
     </w:p>
     <w:p>
       <w:pPr>
-        <w:spacing w:after="80" w:line="259" w:lineRule="auto"/>
+        <w:spacing w:after="80" w:line="252" w:lineRule="auto"/>
+        <w:jc w:val="both"/>
       </w:pPr>
       <w:r>
         <w:rPr>
@@ -290,7 +295,7 @@
           <w:rFonts w:ascii="Times New Roman" w:hAnsi="Times New Roman"/>
           <w:sz w:val="20"/>
         </w:rPr>
-        <w:t xml:space="preserve">) and global color-appearance differencing—achieves high redundancy suppression (94.7%) on real egocentric video, reducing modeled power draw to 7.52 W. However, global spatial averaging renders the gate blind to small, localized hazards (e.g., an approaching bicycle or curb) that occupy only a fraction of the visual field (resulting in 0% recall on localized hazard scenarios). Conversely, integrating high-sensitivity spatial </w:t>
+        <w:t xml:space="preserve">) and global color-appearance differencing—achieves high redundancy suppression (94.7%) on real egocentric video of technician benchwork, reducing modeled power draw to 7.52 W. However, global spatial averaging renders the gate blind to small, localized hazards (e.g., an approaching bicycle or curb) that occupy only a fraction of the visual field (resulting in 0% recall on localized hazard scenarios). Conversely, integrating high-sensitivity spatial </w:t>
       </w:r>
       <m:oMath>
         <m:r>
@@ -356,7 +361,7 @@
           <w:rFonts w:ascii="Times New Roman" w:hAnsi="Times New Roman"/>
           <w:sz w:val="20"/>
         </w:rPr>
-        <w:t xml:space="preserve"> recall). However, normal egocentric head motion during locomotion causes peripheral cells to cross thresholds frequently (80.5% suppression). On edge hardware where VLM forward passes require </w:t>
+        <w:t xml:space="preserve"> recall). However, active hand and tool interactions during fine-grained manipulation cause peripheral ROI cells to cross thresholds frequently (80.5% suppression). On edge hardware where VLM forward passes require </w:t>
       </w:r>
       <m:oMath>
         <m:r>
@@ -379,7 +384,8 @@
     </w:p>
     <w:p>
       <w:pPr>
-        <w:spacing w:after="80" w:line="259" w:lineRule="auto"/>
+        <w:spacing w:after="80" w:line="252" w:lineRule="auto"/>
+        <w:jc w:val="both"/>
       </w:pPr>
       <w:r>
         <w:rPr>
@@ -511,7 +517,8 @@
     </w:p>
     <w:p>
       <w:pPr>
-        <w:spacing w:after="80" w:line="259" w:lineRule="auto"/>
+        <w:spacing w:after="80" w:line="252" w:lineRule="auto"/>
+        <w:jc w:val="both"/>
       </w:pPr>
       <w:r>
         <w:rPr>
@@ -649,7 +656,8 @@
     </w:p>
     <w:p>
       <w:pPr>
-        <w:spacing w:after="80" w:line="259" w:lineRule="auto"/>
+        <w:spacing w:after="80" w:line="252" w:lineRule="auto"/>
+        <w:jc w:val="both"/>
       </w:pPr>
       <w:r>
         <w:rPr>
@@ -677,7 +685,7 @@
           <w:rFonts w:ascii="Times New Roman" w:hAnsi="Times New Roman"/>
           <w:sz w:val="20"/>
         </w:rPr>
-        <w:t xml:space="preserve"> and demonstrate the tension between global suppression and localized hazard recall via spatial ROI max-pooling, achieving a deterministic 5-frame (</w:t>
+        <w:t xml:space="preserve"> and demonstrate the tension between global suppression and localized hazard recall via spatial ROI max-pooling, achieving a 5-frame (</w:t>
       </w:r>
       <m:oMath>
         <m:r>
@@ -695,25 +703,7 @@
           <w:rFonts w:ascii="Times New Roman" w:hAnsi="Times New Roman"/>
           <w:sz w:val="20"/>
         </w:rPr>
-        <w:t>) detection latency reduction in Scenario C from 5.00 frames (</w:t>
-      </w:r>
-      <m:oMath>
-        <m:r>
-          <m:t>166.7</m:t>
-        </m:r>
-        <m:r>
-          <m:rPr>
-            <m:nor/>
-          </m:rPr>
-          <m:t> ms</m:t>
-        </m:r>
-      </m:oMath>
-      <w:r>
-        <w:rPr>
-          <w:rFonts w:ascii="Times New Roman" w:hAnsi="Times New Roman"/>
-          <w:sz w:val="20"/>
-        </w:rPr>
-        <w:t>) down to 0.00 frames (</w:t>
+        <w:t xml:space="preserve">) detection latency reduction by construction in Scenario C (from 5.00 frames down to 0.00 frames, </w:t>
       </w:r>
       <m:oMath>
         <m:r>
@@ -821,12 +811,76 @@
           <w:rFonts w:ascii="Times New Roman" w:hAnsi="Times New Roman"/>
           <w:sz w:val="20"/>
         </w:rPr>
-        <w:t>).</w:t>
+        <w:t>); under Quiescent Seated Rest (</w:t>
+      </w:r>
+      <m:oMath>
+        <m:sSub>
+          <m:e>
+            <m:r>
+              <m:t>T</m:t>
+            </m:r>
+          </m:e>
+          <m:sub>
+            <m:r>
+              <m:rPr>
+                <m:nor/>
+              </m:rPr>
+              <m:t>ambient</m:t>
+            </m:r>
+          </m:sub>
+        </m:sSub>
+        <m:r>
+          <m:t>=150</m:t>
+        </m:r>
+      </m:oMath>
+      <w:r>
+        <w:rPr>
+          <w:rFonts w:ascii="Times New Roman" w:hAnsi="Times New Roman"/>
+          <w:sz w:val="20"/>
+        </w:rPr>
+        <w:t>), delay is bounded to 149 frames (</w:t>
+      </w:r>
+      <m:oMath>
+        <m:r>
+          <m:t>4.97</m:t>
+        </m:r>
+        <m:r>
+          <m:rPr>
+            <m:nor/>
+          </m:rPr>
+          <m:t> s</m:t>
+        </m:r>
+      </m:oMath>
+      <w:r>
+        <w:rPr>
+          <w:rFonts w:ascii="Times New Roman" w:hAnsi="Times New Roman"/>
+          <w:sz w:val="20"/>
+        </w:rPr>
+        <w:t>), re-engaging within 29 frames (</w:t>
+      </w:r>
+      <m:oMath>
+        <m:r>
+          <m:t>966.7</m:t>
+        </m:r>
+        <m:r>
+          <m:rPr>
+            <m:nor/>
+          </m:rPr>
+          <m:t> ms</m:t>
+        </m:r>
+      </m:oMath>
+      <w:r>
+        <w:rPr>
+          <w:rFonts w:ascii="Times New Roman" w:hAnsi="Times New Roman"/>
+          <w:sz w:val="20"/>
+        </w:rPr>
+        <w:t>) once active.</w:t>
       </w:r>
     </w:p>
     <w:p>
       <w:pPr>
-        <w:spacing w:after="80" w:line="259" w:lineRule="auto"/>
+        <w:spacing w:after="80" w:line="252" w:lineRule="auto"/>
+        <w:jc w:val="both"/>
       </w:pPr>
       <w:r>
         <w:rPr>
@@ -898,19 +952,21 @@
     </w:p>
     <w:p>
       <w:pPr>
-        <w:spacing w:after="80" w:line="259" w:lineRule="auto"/>
+        <w:spacing w:after="80" w:line="252" w:lineRule="auto"/>
+        <w:jc w:val="both"/>
       </w:pPr>
       <w:r>
         <w:rPr>
           <w:rFonts w:ascii="Times New Roman" w:hAnsi="Times New Roman"/>
           <w:sz w:val="20"/>
         </w:rPr>
-        <w:t>4) Exploratory Real-World Egocentric Video Evaluation &amp; Edge VLM Telemetry: We evaluate SightLine on uncurated 1080p egocentric video running Florence-2 FP16 on a physical mobile Ampere GPU. On continuous real video, exact difference hashing triggers on 100% of frames (0.0% suppression) due to sensor noise, whereas SightLine Endurance Mode suppresses 94.7% of frames, reducing GPU duty cycle to 58.7% and modeled power to 7.52 W, projecting a +53.0% battery runtime extension (4.33 hours vs 2.83 hours). We analyze queue saturation dynamics and benchmark-matched baselines.</w:t>
+        <w:t>4) Exploratory Real-World Egocentric Video Evaluation &amp; Edge VLM Telemetry: We evaluate SightLine on uncurated 1080p egocentric video of technician benchwork running Florence-2 FP16 on a physical mobile Ampere GPU. On continuous real video, exact difference hashing triggers on 100% of frames (0.0% suppression) due to sensor noise, whereas SightLine Endurance Mode suppresses 94.7% of frames, reducing GPU duty cycle to 58.7% and modeled power to 7.52 W, projecting a +53.0% battery runtime extension (4.33 hours vs 2.83 hours). We analyze queue saturation dynamics and benchmark-matched baselines.</w:t>
       </w:r>
     </w:p>
     <w:p>
       <w:pPr>
-        <w:spacing w:after="80" w:line="259" w:lineRule="auto"/>
+        <w:spacing w:after="80" w:line="252" w:lineRule="auto"/>
+        <w:jc w:val="both"/>
       </w:pPr>
       <w:r>
         <w:rPr>
@@ -922,7 +978,8 @@
     </w:p>
     <w:p>
       <w:pPr>
-        <w:spacing w:after="80" w:line="259" w:lineRule="auto"/>
+        <w:spacing w:after="80" w:line="252" w:lineRule="auto"/>
+        <w:jc w:val="both"/>
       </w:pPr>
       <w:r>
         <w:rPr>
@@ -934,35 +991,36 @@
     </w:p>
     <w:p>
       <w:pPr>
+        <w:keepNext/>
         <w:spacing w:before="280" w:after="80"/>
       </w:pPr>
       <w:r>
         <w:rPr>
           <w:rFonts w:ascii="Times New Roman" w:hAnsi="Times New Roman"/>
           <w:b/>
-          <w:color w:val="003366"/>
-          <w:sz w:val="24"/>
+          <w:sz w:val="22"/>
         </w:rPr>
         <w:t>II. RELATED WORK</w:t>
       </w:r>
     </w:p>
     <w:p>
       <w:pPr>
-        <w:spacing w:before="200" w:after="60"/>
+        <w:keepNext/>
+        <w:spacing w:before="200" w:after="40"/>
       </w:pPr>
       <w:r>
         <w:rPr>
           <w:rFonts w:ascii="Times New Roman" w:hAnsi="Times New Roman"/>
           <w:b/>
-          <w:color w:val="003366"/>
-          <w:sz w:val="21"/>
+          <w:sz w:val="20"/>
         </w:rPr>
         <w:t>A. Assistive Vision-Language Models and Deployed Wearable Systems</w:t>
       </w:r>
     </w:p>
     <w:p>
       <w:pPr>
-        <w:spacing w:after="80" w:line="259" w:lineRule="auto"/>
+        <w:spacing w:after="80" w:line="252" w:lineRule="auto"/>
+        <w:jc w:val="both"/>
       </w:pPr>
       <w:r>
         <w:rPr>
@@ -974,21 +1032,22 @@
     </w:p>
     <w:p>
       <w:pPr>
-        <w:spacing w:before="200" w:after="60"/>
+        <w:keepNext/>
+        <w:spacing w:before="200" w:after="40"/>
       </w:pPr>
       <w:r>
         <w:rPr>
           <w:rFonts w:ascii="Times New Roman" w:hAnsi="Times New Roman"/>
           <w:b/>
-          <w:color w:val="003366"/>
-          <w:sz w:val="21"/>
+          <w:sz w:val="20"/>
         </w:rPr>
         <w:t>B. Temporal Redundancy Reduction, Keyframe Selection, and Video Analytics Filters</w:t>
       </w:r>
     </w:p>
     <w:p>
       <w:pPr>
-        <w:spacing w:after="80" w:line="259" w:lineRule="auto"/>
+        <w:spacing w:after="80" w:line="252" w:lineRule="auto"/>
+        <w:jc w:val="both"/>
       </w:pPr>
       <w:r>
         <w:rPr>
@@ -1000,21 +1059,22 @@
     </w:p>
     <w:p>
       <w:pPr>
+        <w:keepNext/>
         <w:spacing w:before="280" w:after="80"/>
       </w:pPr>
       <w:r>
         <w:rPr>
           <w:rFonts w:ascii="Times New Roman" w:hAnsi="Times New Roman"/>
           <w:b/>
-          <w:color w:val="003366"/>
-          <w:sz w:val="24"/>
+          <w:sz w:val="22"/>
         </w:rPr>
         <w:t>III. PROBLEM FORMULATION</w:t>
       </w:r>
     </w:p>
     <w:p>
       <w:pPr>
-        <w:spacing w:after="80" w:line="259" w:lineRule="auto"/>
+        <w:spacing w:after="80" w:line="252" w:lineRule="auto"/>
+        <w:jc w:val="both"/>
       </w:pPr>
       <w:r>
         <w:rPr>
@@ -1176,7 +1236,8 @@
     </w:p>
     <w:p>
       <w:pPr>
-        <w:spacing w:after="80" w:line="259" w:lineRule="auto"/>
+        <w:spacing w:after="80" w:line="252" w:lineRule="auto"/>
+        <w:jc w:val="both"/>
       </w:pPr>
       <w:r>
         <w:rPr>
@@ -1445,7 +1506,8 @@
     </w:tbl>
     <w:p>
       <w:pPr>
-        <w:spacing w:after="80" w:line="259" w:lineRule="auto"/>
+        <w:spacing w:after="80" w:line="252" w:lineRule="auto"/>
+        <w:jc w:val="both"/>
       </w:pPr>
       <w:r>
         <w:rPr>
@@ -3230,7 +3292,8 @@
     </w:tbl>
     <w:p>
       <w:pPr>
-        <w:spacing w:after="80" w:line="259" w:lineRule="auto"/>
+        <w:spacing w:after="80" w:line="252" w:lineRule="auto"/>
+        <w:jc w:val="both"/>
       </w:pPr>
       <w:r>
         <w:rPr>
@@ -3296,35 +3359,36 @@
     </w:p>
     <w:p>
       <w:pPr>
+        <w:keepNext/>
         <w:spacing w:before="280" w:after="80"/>
       </w:pPr>
       <w:r>
         <w:rPr>
           <w:rFonts w:ascii="Times New Roman" w:hAnsi="Times New Roman"/>
           <w:b/>
-          <w:color w:val="003366"/>
-          <w:sz w:val="24"/>
+          <w:sz w:val="22"/>
         </w:rPr>
         <w:t>IV. GATING FRAMEWORK</w:t>
       </w:r>
     </w:p>
     <w:p>
       <w:pPr>
-        <w:spacing w:before="200" w:after="60"/>
+        <w:keepNext/>
+        <w:spacing w:before="200" w:after="40"/>
       </w:pPr>
       <w:r>
         <w:rPr>
           <w:rFonts w:ascii="Times New Roman" w:hAnsi="Times New Roman"/>
           <w:b/>
-          <w:color w:val="003366"/>
-          <w:sz w:val="21"/>
+          <w:sz w:val="20"/>
         </w:rPr>
         <w:t>A. Gating Policy and Multi-Factor Change Score</w:t>
       </w:r>
     </w:p>
     <w:p>
       <w:pPr>
-        <w:spacing w:after="80" w:line="259" w:lineRule="auto"/>
+        <w:spacing w:after="80" w:line="252" w:lineRule="auto"/>
+        <w:jc w:val="both"/>
       </w:pPr>
       <w:r>
         <w:rPr>
@@ -3848,7 +3912,8 @@
     </w:tbl>
     <w:p>
       <w:pPr>
-        <w:spacing w:after="80" w:line="259" w:lineRule="auto"/>
+        <w:spacing w:after="80" w:line="252" w:lineRule="auto"/>
+        <w:jc w:val="both"/>
       </w:pPr>
       <w:r>
         <w:rPr>
@@ -4278,7 +4343,8 @@
     </w:tbl>
     <w:p>
       <w:pPr>
-        <w:spacing w:after="80" w:line="259" w:lineRule="auto"/>
+        <w:spacing w:after="80" w:line="252" w:lineRule="auto"/>
+        <w:jc w:val="both"/>
       </w:pPr>
       <w:r>
         <w:rPr>
@@ -4290,21 +4356,22 @@
     </w:p>
     <w:p>
       <w:pPr>
-        <w:spacing w:before="200" w:after="60"/>
+        <w:keepNext/>
+        <w:spacing w:before="200" w:after="40"/>
       </w:pPr>
       <w:r>
         <w:rPr>
           <w:rFonts w:ascii="Times New Roman" w:hAnsi="Times New Roman"/>
           <w:b/>
-          <w:color w:val="003366"/>
-          <w:sz w:val="21"/>
+          <w:sz w:val="20"/>
         </w:rPr>
         <w:t>B. Perceptual Structural Change: 1D vs. 2D Difference Hashing (S_vis)</w:t>
       </w:r>
     </w:p>
     <w:p>
       <w:pPr>
-        <w:spacing w:after="80" w:line="259" w:lineRule="auto"/>
+        <w:spacing w:after="80" w:line="252" w:lineRule="auto"/>
+        <w:jc w:val="both"/>
       </w:pPr>
       <w:r>
         <w:rPr>
@@ -4562,7 +4629,8 @@
     </w:tbl>
     <w:p>
       <w:pPr>
-        <w:spacing w:after="80" w:line="259" w:lineRule="auto"/>
+        <w:spacing w:after="80" w:line="252" w:lineRule="auto"/>
+        <w:jc w:val="both"/>
       </w:pPr>
       <w:r>
         <w:rPr>
@@ -4940,21 +5008,22 @@
     </w:tbl>
     <w:p>
       <w:pPr>
-        <w:spacing w:before="200" w:after="60"/>
+        <w:keepNext/>
+        <w:spacing w:before="200" w:after="40"/>
       </w:pPr>
       <w:r>
         <w:rPr>
           <w:rFonts w:ascii="Times New Roman" w:hAnsi="Times New Roman"/>
           <w:b/>
-          <w:color w:val="003366"/>
-          <w:sz w:val="21"/>
+          <w:sz w:val="20"/>
         </w:rPr>
         <w:t>C. Appearance Dissimilarity (S_app)</w:t>
       </w:r>
     </w:p>
     <w:p>
       <w:pPr>
-        <w:spacing w:after="80" w:line="259" w:lineRule="auto"/>
+        <w:spacing w:after="80" w:line="252" w:lineRule="auto"/>
+        <w:jc w:val="both"/>
       </w:pPr>
       <w:r>
         <w:rPr>
@@ -5281,21 +5350,22 @@
     </w:tbl>
     <w:p>
       <w:pPr>
-        <w:spacing w:before="200" w:after="60"/>
+        <w:keepNext/>
+        <w:spacing w:before="200" w:after="40"/>
       </w:pPr>
       <w:r>
         <w:rPr>
           <w:rFonts w:ascii="Times New Roman" w:hAnsi="Times New Roman"/>
           <w:b/>
-          <w:color w:val="003366"/>
-          <w:sz w:val="21"/>
+          <w:sz w:val="20"/>
         </w:rPr>
         <w:t>D. Motion Magnitude Proxy and 4x4 ROI Block Max-Pooling (S_mot)</w:t>
       </w:r>
     </w:p>
     <w:p>
       <w:pPr>
-        <w:spacing w:after="80" w:line="259" w:lineRule="auto"/>
+        <w:spacing w:after="80" w:line="252" w:lineRule="auto"/>
+        <w:jc w:val="both"/>
       </w:pPr>
       <w:r>
         <w:rPr>
@@ -5685,6 +5755,19 @@
         </w:tc>
       </w:tr>
     </w:tbl>
+    <w:p>
+      <w:pPr>
+        <w:spacing w:after="80" w:line="252" w:lineRule="auto"/>
+        <w:jc w:val="both"/>
+      </w:pPr>
+      <w:r>
+        <w:rPr>
+          <w:rFonts w:ascii="Times New Roman" w:hAnsi="Times New Roman"/>
+          <w:sz w:val="20"/>
+        </w:rPr>
+        <w:t>Motion formulation depends on the operational profile:</w:t>
+      </w:r>
+    </w:p>
     <w:tbl>
       <w:tblPr>
         <w:tblW w:type="auto" w:w="0"/>
@@ -5767,41 +5850,112 @@
                 </m:sub>
               </m:sSub>
               <m:r>
-                <m:t>)=0.50·</m:t>
+                <m:t>)=</m:t>
               </m:r>
-              <m:sSub>
+              <m:d>
+                <m:dPr>
+                  <m:begChr m:val="{"/>
+                  <m:sepChr m:val=""/>
+                  <m:endChr m:val=""/>
+                </m:dPr>
                 <m:e>
-                  <m:r>
-                    <m:t>S</m:t>
-                  </m:r>
+                  <m:m>
+                    <m:mPr>
+                      <m:baseJc m:val="center"/>
+                      <m:plcHide m:val="on"/>
+                      <m:mcs>
+                        <m:mc>
+                          <m:mcPr>
+                            <m:count m:val="2"/>
+                            <m:mcJc m:val="center"/>
+                          </m:mcPr>
+                        </m:mc>
+                      </m:mcs>
+                    </m:mPr>
+                    <m:mr>
+                      <m:e>
+                        <m:sSub>
+                          <m:e>
+                            <m:r>
+                              <m:t>S</m:t>
+                            </m:r>
+                          </m:e>
+                          <m:sub>
+                            <m:r>
+                              <m:rPr>
+                                <m:nor/>
+                              </m:rPr>
+                              <m:t>global\_mad</m:t>
+                            </m:r>
+                          </m:sub>
+                        </m:sSub>
+                        <m:r>
+                          <m:t>,</m:t>
+                        </m:r>
+                      </m:e>
+                      <m:e>
+                        <m:r>
+                          <m:rPr>
+                            <m:nor/>
+                          </m:rPr>
+                          <m:t>Endurance Mode (1D dHash)</m:t>
+                        </m:r>
+                      </m:e>
+                    </m:mr>
+                    <m:mr>
+                      <m:e>
+                        <m:r>
+                          <m:t>0.50·</m:t>
+                        </m:r>
+                        <m:sSub>
+                          <m:e>
+                            <m:r>
+                              <m:t>S</m:t>
+                            </m:r>
+                          </m:e>
+                          <m:sub>
+                            <m:r>
+                              <m:rPr>
+                                <m:nor/>
+                              </m:rPr>
+                              <m:t>global\_mad</m:t>
+                            </m:r>
+                          </m:sub>
+                        </m:sSub>
+                        <m:r>
+                          <m:t>+0.50·</m:t>
+                        </m:r>
+                        <m:sSub>
+                          <m:e>
+                            <m:r>
+                              <m:t>S</m:t>
+                            </m:r>
+                          </m:e>
+                          <m:sub>
+                            <m:r>
+                              <m:rPr>
+                                <m:nor/>
+                              </m:rPr>
+                              <m:t>roi\_max</m:t>
+                            </m:r>
+                          </m:sub>
+                        </m:sSub>
+                        <m:r>
+                          <m:t>,</m:t>
+                        </m:r>
+                      </m:e>
+                      <m:e>
+                        <m:r>
+                          <m:rPr>
+                            <m:nor/>
+                          </m:rPr>
+                          <m:t>Safety-Priority Mode (SightLine++)</m:t>
+                        </m:r>
+                      </m:e>
+                    </m:mr>
+                  </m:m>
                 </m:e>
-                <m:sub>
-                  <m:r>
-                    <m:rPr>
-                      <m:nor/>
-                    </m:rPr>
-                    <m:t>global\_mad</m:t>
-                  </m:r>
-                </m:sub>
-              </m:sSub>
-              <m:r>
-                <m:t>+0.50·</m:t>
-              </m:r>
-              <m:sSub>
-                <m:e>
-                  <m:r>
-                    <m:t>S</m:t>
-                  </m:r>
-                </m:e>
-                <m:sub>
-                  <m:r>
-                    <m:rPr>
-                      <m:nor/>
-                    </m:rPr>
-                    <m:t>roi\_max</m:t>
-                  </m:r>
-                </m:sub>
-              </m:sSub>
+              </m:d>
             </m:oMath>
           </w:p>
         </w:tc>
@@ -5833,7 +5987,8 @@
     </w:tbl>
     <w:p>
       <w:pPr>
-        <w:spacing w:after="80" w:line="259" w:lineRule="auto"/>
+        <w:spacing w:after="80" w:line="252" w:lineRule="auto"/>
+        <w:jc w:val="both"/>
       </w:pPr>
       <w:r>
         <w:rPr>
@@ -5933,33 +6088,154 @@
           <w:rFonts w:ascii="Times New Roman" w:hAnsi="Times New Roman"/>
           <w:sz w:val="20"/>
         </w:rPr>
-        <w:t xml:space="preserve"> represents mean absolute difference across the thumbnail.</w:t>
+        <w:t xml:space="preserve"> represents mean absolute difference across the thumbnail. In Endurance Mode, omitting </w:t>
+      </w:r>
+      <m:oMath>
+        <m:sSub>
+          <m:e>
+            <m:r>
+              <m:t>S</m:t>
+            </m:r>
+          </m:e>
+          <m:sub>
+            <m:r>
+              <m:rPr>
+                <m:nor/>
+              </m:rPr>
+              <m:t>roi\_max</m:t>
+            </m:r>
+          </m:sub>
+        </m:sSub>
+      </m:oMath>
+      <w:r>
+        <w:rPr>
+          <w:rFonts w:ascii="Times New Roman" w:hAnsi="Times New Roman"/>
+          <w:sz w:val="20"/>
+        </w:rPr>
+        <w:t xml:space="preserve"> prevents peripheral micro-motions from triggering unwanted heartbeats, while Safety-Priority Mode fuses global and localized cues.</w:t>
       </w:r>
     </w:p>
     <w:p>
       <w:pPr>
-        <w:spacing w:before="200" w:after="60"/>
+        <w:keepNext/>
+        <w:spacing w:before="200" w:after="40"/>
       </w:pPr>
       <w:r>
         <w:rPr>
           <w:rFonts w:ascii="Times New Roman" w:hAnsi="Times New Roman"/>
           <w:b/>
-          <w:color w:val="003366"/>
-          <w:sz w:val="21"/>
+          <w:sz w:val="20"/>
         </w:rPr>
         <w:t>E. Hazard Persistence, Cooldown, and Watchdog Bounds (S_haz)</w:t>
       </w:r>
     </w:p>
     <w:p>
       <w:pPr>
-        <w:spacing w:after="80" w:line="259" w:lineRule="auto"/>
+        <w:spacing w:after="80" w:line="252" w:lineRule="auto"/>
+        <w:jc w:val="both"/>
       </w:pPr>
       <w:r>
         <w:rPr>
           <w:rFonts w:ascii="Times New Roman" w:hAnsi="Times New Roman"/>
           <w:sz w:val="20"/>
         </w:rPr>
-        <w:t xml:space="preserve">When the foundation model executes, detections are inspected against a curated vocabulary of safety-critical hazards </w:t>
+        <w:t>When the foundation model executes, detections are inspected against a curated vocabulary of safety-critical hazards:</w:t>
+      </w:r>
+    </w:p>
+    <w:tbl>
+      <w:tblPr>
+        <w:tblW w:type="auto" w:w="0"/>
+        <w:jc w:val="center"/>
+        <w:tblLook w:firstColumn="1" w:firstRow="1" w:lastColumn="0" w:lastRow="0" w:noHBand="0" w:noVBand="1" w:val="04A0"/>
+      </w:tblPr>
+      <w:tblGrid>
+        <w:gridCol w:w="5040"/>
+        <w:gridCol w:w="5040"/>
+      </w:tblGrid>
+      <w:tr>
+        <w:tc>
+          <w:tcPr>
+            <w:tcW w:type="dxa" w:w="8928"/>
+            <w:tcMar>
+              <w:top w:w="40" w:type="dxa"/>
+              <w:bottom w:w="40" w:type="dxa"/>
+              <w:left w:w="0" w:type="dxa"/>
+              <w:right w:w="0" w:type="dxa"/>
+            </w:tcMar>
+          </w:tcPr>
+          <w:p>
+            <w:pPr>
+              <w:spacing w:before="40" w:after="40"/>
+              <w:jc w:val="center"/>
+            </w:pPr>
+            <m:oMath>
+              <m:sSub>
+                <m:e>
+                  <m:r>
+                    <m:t>V</m:t>
+                  </m:r>
+                </m:e>
+                <m:sub>
+                  <m:r>
+                    <m:rPr>
+                      <m:nor/>
+                    </m:rPr>
+                    <m:t>haz</m:t>
+                  </m:r>
+                </m:sub>
+              </m:sSub>
+              <m:r>
+                <m:t>={</m:t>
+              </m:r>
+              <m:r>
+                <m:rPr>
+                  <m:nor/>
+                </m:rPr>
+                <m:t>'car', 'vehicle', 'truck', 'bus', 'bicycle', 'motorcycle', 'scooter', 'pedestrian', 'person', 'stairs', 'curb', 'hole', 'obstacle'</m:t>
+              </m:r>
+              <m:r>
+                <m:t>}</m:t>
+              </m:r>
+            </m:oMath>
+          </w:p>
+        </w:tc>
+        <w:tc>
+          <w:tcPr>
+            <w:tcW w:type="dxa" w:w="1152"/>
+            <w:tcMar>
+              <w:top w:w="40" w:type="dxa"/>
+              <w:bottom w:w="40" w:type="dxa"/>
+              <w:left w:w="0" w:type="dxa"/>
+              <w:right w:w="0" w:type="dxa"/>
+            </w:tcMar>
+          </w:tcPr>
+          <w:p>
+            <w:pPr>
+              <w:spacing w:before="40" w:after="40"/>
+              <w:jc w:val="right"/>
+            </w:pPr>
+            <w:r>
+              <w:rPr>
+                <w:rFonts w:ascii="Times New Roman" w:hAnsi="Times New Roman"/>
+                <w:sz w:val="20"/>
+              </w:rPr>
+              <w:t>(9)</w:t>
+            </w:r>
+          </w:p>
+        </w:tc>
+      </w:tr>
+    </w:tbl>
+    <w:p>
+      <w:pPr>
+        <w:spacing w:after="80" w:line="252" w:lineRule="auto"/>
+        <w:jc w:val="both"/>
+      </w:pPr>
+      <w:r>
+        <w:rPr>
+          <w:rFonts w:ascii="Times New Roman" w:hAnsi="Times New Roman"/>
+          <w:sz w:val="20"/>
+        </w:rPr>
+        <w:t xml:space="preserve">In open-vocabulary edge deployments, downstream VLM prompting (such as Florence-2 &lt;OD&gt; object detection or &lt;CAPTION_TO_PHRASE_GROUNDING&gt; directed toward collision obstacles and approaching transit) matches detected visual entities against </w:t>
       </w:r>
       <m:oMath>
         <m:sSub>
@@ -5977,25 +6253,13 @@
             </m:r>
           </m:sub>
         </m:sSub>
-        <m:r>
-          <m:t>={</m:t>
-        </m:r>
-        <m:r>
-          <m:rPr>
-            <m:nor/>
-          </m:rPr>
-          <m:t>'car', 'vehicle', 'truck', 'bus', 'stairs', 'curb', 'hole', 'obstacle'</m:t>
-        </m:r>
-        <m:r>
-          <m:t>}</m:t>
-        </m:r>
       </m:oMath>
       <w:r>
         <w:rPr>
           <w:rFonts w:ascii="Times New Roman" w:hAnsi="Times New Roman"/>
           <w:sz w:val="20"/>
         </w:rPr>
-        <w:t xml:space="preserve">. Detections update the binary hazard state </w:t>
+        <w:t xml:space="preserve">. Generic obstacles (e.g., tripping hazards, sudden path obstructions) map directly to the 'obstacle' class or are classified into specific ground-surface categories ('stairs', 'curb', 'hole'), ensuring robust safety latch triggering across urban and indoor environments. Detections update the binary hazard state </w:t>
       </w:r>
       <m:oMath>
         <m:sSub>
@@ -6308,7 +6572,7 @@
                 <w:rFonts w:ascii="Times New Roman" w:hAnsi="Times New Roman"/>
                 <w:sz w:val="20"/>
               </w:rPr>
-              <w:t>(9)</w:t>
+              <w:t>(10)</w:t>
             </w:r>
           </w:p>
         </w:tc>
@@ -6316,7 +6580,8 @@
     </w:tbl>
     <w:p>
       <w:pPr>
-        <w:spacing w:after="80" w:line="259" w:lineRule="auto"/>
+        <w:spacing w:after="80" w:line="252" w:lineRule="auto"/>
+        <w:jc w:val="both"/>
       </w:pPr>
       <w:r>
         <w:rPr>
@@ -6553,7 +6818,8 @@
     </w:p>
     <w:p>
       <w:pPr>
-        <w:spacing w:after="80" w:line="259" w:lineRule="auto"/>
+        <w:spacing w:after="80" w:line="252" w:lineRule="auto"/>
+        <w:jc w:val="both"/>
       </w:pPr>
       <w:r>
         <w:rPr>
@@ -6769,7 +7035,8 @@
     </w:p>
     <w:p>
       <w:pPr>
-        <w:spacing w:after="80" w:line="259" w:lineRule="auto"/>
+        <w:spacing w:after="80" w:line="252" w:lineRule="auto"/>
+        <w:jc w:val="both"/>
       </w:pPr>
       <w:r>
         <w:rPr>
@@ -6901,7 +7168,19 @@
           <w:rFonts w:ascii="Times New Roman" w:hAnsi="Times New Roman"/>
           <w:sz w:val="20"/>
         </w:rPr>
-        <w:t xml:space="preserve">. Since the most recent reference frame satisfies </w:t>
+        <w:t xml:space="preserve">. For any event occurring at frame </w:t>
+      </w:r>
+      <m:oMath>
+        <m:r>
+          <m:t>g</m:t>
+        </m:r>
+      </m:oMath>
+      <w:r>
+        <w:rPr>
+          <w:rFonts w:ascii="Times New Roman" w:hAnsi="Times New Roman"/>
+          <w:sz w:val="20"/>
+        </w:rPr>
+        <w:t xml:space="preserve">, if </w:t>
       </w:r>
       <m:oMath>
         <m:sSub>
@@ -6917,7 +7196,7 @@
           </m:sub>
         </m:sSub>
         <m:r>
-          <m:t>≤g</m:t>
+          <m:t>=g</m:t>
         </m:r>
       </m:oMath>
       <w:r>
@@ -6925,9 +7204,93 @@
           <w:rFonts w:ascii="Times New Roman" w:hAnsi="Times New Roman"/>
           <w:sz w:val="20"/>
         </w:rPr>
-        <w:t xml:space="preserve">, the next invocation occurs no later than </w:t>
+        <w:t xml:space="preserve">, the event onset coincided with an active invocation, resulting in </w:t>
       </w:r>
       <m:oMath>
+        <m:r>
+          <m:t>0.0</m:t>
+        </m:r>
+        <m:r>
+          <m:rPr>
+            <m:nor/>
+          </m:rPr>
+          <m:t> f</m:t>
+        </m:r>
+      </m:oMath>
+      <w:r>
+        <w:rPr>
+          <w:rFonts w:ascii="Times New Roman" w:hAnsi="Times New Roman"/>
+          <w:sz w:val="20"/>
+        </w:rPr>
+        <w:t xml:space="preserve"> gate delay. If </w:t>
+      </w:r>
+      <m:oMath>
+        <m:sSub>
+          <m:e>
+            <m:r>
+              <m:t>t</m:t>
+            </m:r>
+          </m:e>
+          <m:sub>
+            <m:r>
+              <m:t>p</m:t>
+            </m:r>
+          </m:sub>
+        </m:sSub>
+        <m:r>
+          <m:t>&lt;g</m:t>
+        </m:r>
+      </m:oMath>
+      <w:r>
+        <w:rPr>
+          <w:rFonts w:ascii="Times New Roman" w:hAnsi="Times New Roman"/>
+          <w:sz w:val="20"/>
+        </w:rPr>
+        <w:t xml:space="preserve">, since frame indices are discrete integers, </w:t>
+      </w:r>
+      <m:oMath>
+        <m:sSub>
+          <m:e>
+            <m:r>
+              <m:t>t</m:t>
+            </m:r>
+          </m:e>
+          <m:sub>
+            <m:r>
+              <m:t>p</m:t>
+            </m:r>
+          </m:sub>
+        </m:sSub>
+        <m:r>
+          <m:t>≤g−1</m:t>
+        </m:r>
+      </m:oMath>
+      <w:r>
+        <w:rPr>
+          <w:rFonts w:ascii="Times New Roman" w:hAnsi="Times New Roman"/>
+          <w:sz w:val="20"/>
+        </w:rPr>
+        <w:t xml:space="preserve">. The next watchdog trigger occurs at </w:t>
+      </w:r>
+      <m:oMath>
+        <m:sSub>
+          <m:e>
+            <m:r>
+              <m:t>t</m:t>
+            </m:r>
+          </m:e>
+          <m:sub>
+            <m:r>
+              <m:rPr>
+                <m:nor/>
+              </m:rPr>
+              <m:t>trig</m:t>
+            </m:r>
+          </m:sub>
+        </m:sSub>
+        <m:r>
+          <m:t>=</m:t>
+        </m:r>
         <m:sSub>
           <m:e>
             <m:r>
@@ -6959,7 +7322,7 @@
           </m:sub>
         </m:sSub>
         <m:r>
-          <m:t>≤g+</m:t>
+          <m:t>≤(g−1)+</m:t>
         </m:r>
         <m:sSub>
           <m:e>
@@ -6976,49 +7339,115 @@
             </m:r>
           </m:sub>
         </m:sSub>
+        <m:r>
+          <m:t>=g+</m:t>
+        </m:r>
+        <m:sSub>
+          <m:e>
+            <m:r>
+              <m:t>T</m:t>
+            </m:r>
+          </m:e>
+          <m:sub>
+            <m:r>
+              <m:rPr>
+                <m:nor/>
+              </m:rPr>
+              <m:t>max</m:t>
+            </m:r>
+          </m:sub>
+        </m:sSub>
+        <m:r>
+          <m:t>−1</m:t>
+        </m:r>
       </m:oMath>
       <w:r>
         <w:rPr>
           <w:rFonts w:ascii="Times New Roman" w:hAnsi="Times New Roman"/>
           <w:sz w:val="20"/>
         </w:rPr>
-        <w:t xml:space="preserve">, bounding the elapsed delay to at most </w:t>
+        <w:t xml:space="preserve">. Thus, the elapsed gate delay is strictly bounded by </w:t>
       </w:r>
       <m:oMath>
-        <m:d>
-          <m:dPr>
-            <m:sepChr m:val="−"/>
-          </m:dPr>
-          <m:e>
-            <m:sSub>
-              <m:e>
-                <m:r>
-                  <m:t>T</m:t>
-                </m:r>
-              </m:e>
-              <m:sub>
-                <m:r>
-                  <m:rPr>
-                    <m:nor/>
-                  </m:rPr>
-                  <m:t>max</m:t>
-                </m:r>
-              </m:sub>
-            </m:sSub>
-          </m:e>
+        <m:sSub>
           <m:e>
             <m:r>
-              <m:t>1</m:t>
+              <m:t>t</m:t>
             </m:r>
           </m:e>
-        </m:d>
+          <m:sub>
+            <m:r>
+              <m:rPr>
+                <m:nor/>
+              </m:rPr>
+              <m:t>trig</m:t>
+            </m:r>
+          </m:sub>
+        </m:sSub>
+        <m:r>
+          <m:t>−g≤</m:t>
+        </m:r>
+        <m:sSub>
+          <m:e>
+            <m:r>
+              <m:t>T</m:t>
+            </m:r>
+          </m:e>
+          <m:sub>
+            <m:r>
+              <m:rPr>
+                <m:nor/>
+              </m:rPr>
+              <m:t>max</m:t>
+            </m:r>
+          </m:sub>
+        </m:sSub>
+        <m:r>
+          <m:t>−1</m:t>
+        </m:r>
+        <m:r>
+          <m:rPr>
+            <m:nor/>
+          </m:rPr>
+          <m:t> frames</m:t>
+        </m:r>
       </m:oMath>
       <w:r>
         <w:rPr>
           <w:rFonts w:ascii="Times New Roman" w:hAnsi="Times New Roman"/>
           <w:sz w:val="20"/>
         </w:rPr>
-        <w:t xml:space="preserve"> frames (</w:t>
+        <w:t xml:space="preserve">, which corresponds to </w:t>
+      </w:r>
+      <m:oMath>
+        <m:r>
+          <m:t>(</m:t>
+        </m:r>
+        <m:sSub>
+          <m:e>
+            <m:r>
+              <m:t>T</m:t>
+            </m:r>
+          </m:e>
+          <m:sub>
+            <m:r>
+              <m:rPr>
+                <m:nor/>
+              </m:rPr>
+              <m:t>max</m:t>
+            </m:r>
+          </m:sub>
+        </m:sSub>
+        <m:r>
+          <m:t>−1)Δt</m:t>
+        </m:r>
+      </m:oMath>
+      <w:r>
+        <w:rPr>
+          <w:rFonts w:ascii="Times New Roman" w:hAnsi="Times New Roman"/>
+          <w:sz w:val="20"/>
+        </w:rPr>
+        <w:t xml:space="preserve"> (</w:t>
       </w:r>
       <m:oMath>
         <m:r>
@@ -7108,6 +7537,96 @@
           <w:rFonts w:ascii="Times New Roman" w:hAnsi="Times New Roman"/>
           <w:sz w:val="20"/>
         </w:rPr>
+        <w:t>). In Quiescent Seated Rest (</w:t>
+      </w:r>
+      <m:oMath>
+        <m:sSub>
+          <m:e>
+            <m:r>
+              <m:t>T</m:t>
+            </m:r>
+          </m:e>
+          <m:sub>
+            <m:r>
+              <m:rPr>
+                <m:nor/>
+              </m:rPr>
+              <m:t>ambient</m:t>
+            </m:r>
+          </m:sub>
+        </m:sSub>
+        <m:r>
+          <m:t>=150</m:t>
+        </m:r>
+      </m:oMath>
+      <w:r>
+        <w:rPr>
+          <w:rFonts w:ascii="Times New Roman" w:hAnsi="Times New Roman"/>
+          <w:sz w:val="20"/>
+        </w:rPr>
+        <w:t>), the resting bound is 149 frames (</w:t>
+      </w:r>
+      <m:oMath>
+        <m:r>
+          <m:t>4.97</m:t>
+        </m:r>
+        <m:r>
+          <m:rPr>
+            <m:nor/>
+          </m:rPr>
+          <m:t> s</m:t>
+        </m:r>
+      </m:oMath>
+      <w:r>
+        <w:rPr>
+          <w:rFonts w:ascii="Times New Roman" w:hAnsi="Times New Roman"/>
+          <w:sz w:val="20"/>
+        </w:rPr>
+        <w:t>), transitioning to at most 29 frames (</w:t>
+      </w:r>
+      <m:oMath>
+        <m:r>
+          <m:t>966.7</m:t>
+        </m:r>
+        <m:r>
+          <m:rPr>
+            <m:nor/>
+          </m:rPr>
+          <m:t> ms</m:t>
+        </m:r>
+      </m:oMath>
+      <w:r>
+        <w:rPr>
+          <w:rFonts w:ascii="Times New Roman" w:hAnsi="Times New Roman"/>
+          <w:sz w:val="20"/>
+        </w:rPr>
+        <w:t>) in its active regime (</w:t>
+      </w:r>
+      <m:oMath>
+        <m:sSub>
+          <m:e>
+            <m:r>
+              <m:t>T</m:t>
+            </m:r>
+          </m:e>
+          <m:sub>
+            <m:r>
+              <m:rPr>
+                <m:nor/>
+              </m:rPr>
+              <m:t>active</m:t>
+            </m:r>
+          </m:sub>
+        </m:sSub>
+        <m:r>
+          <m:t>=30</m:t>
+        </m:r>
+      </m:oMath>
+      <w:r>
+        <w:rPr>
+          <w:rFonts w:ascii="Times New Roman" w:hAnsi="Times New Roman"/>
+          <w:sz w:val="20"/>
+        </w:rPr>
         <w:t>). This bound holds independently of visual contrast or scene dynamics. ■</w:t>
       </w:r>
     </w:p>
@@ -7167,21 +7686,22 @@
     </w:p>
     <w:p>
       <w:pPr>
+        <w:keepNext/>
         <w:spacing w:before="280" w:after="80"/>
       </w:pPr>
       <w:r>
         <w:rPr>
           <w:rFonts w:ascii="Times New Roman" w:hAnsi="Times New Roman"/>
           <w:b/>
-          <w:color w:val="003366"/>
-          <w:sz w:val="24"/>
+          <w:sz w:val="22"/>
         </w:rPr>
         <w:t>V. TASK-CONDITIONED GATING PROFILES</w:t>
       </w:r>
     </w:p>
     <w:p>
       <w:pPr>
-        <w:spacing w:after="80" w:line="259" w:lineRule="auto"/>
+        <w:spacing w:after="80" w:line="252" w:lineRule="auto"/>
+        <w:jc w:val="both"/>
       </w:pPr>
       <w:r>
         <w:rPr>
@@ -8618,14 +9138,15 @@
     </w:tbl>
     <w:p>
       <w:pPr>
-        <w:spacing w:after="80" w:line="259" w:lineRule="auto"/>
+        <w:spacing w:after="80" w:line="252" w:lineRule="auto"/>
+        <w:jc w:val="both"/>
       </w:pPr>
       <w:r>
         <w:rPr>
           <w:rFonts w:ascii="Times New Roman" w:hAnsi="Times New Roman"/>
           <w:sz w:val="20"/>
         </w:rPr>
-        <w:t>*In Quiescent Seated Rest, T_ambient is bounded to 150 frames (5.0 s) to preserve fail-safe hazard discovery while yielding 97.4% suppression.</w:t>
+        <w:t>*In Quiescent Seated Rest, T_ambient is bounded to 150 frames (5.0 s) to preserve fail-safe hazard discovery. A pure periodic heartbeat of 1 probe per 150 frames yields 99.33% raw suppression (149/150 suppressed), whereas realistic seated operation with occasional postural shifts yields ~97.4% empirical suppression. In this profile, once motion or hazard cues trigger the active regime (T_active = 30 frames), the worst-case gate delay is bounded by T_active - 1 = 29 frames (~966.7 ms at 30 fps), ensuring responsive re-engagement.</w:t>
       </w:r>
     </w:p>
     <w:p>
@@ -8684,35 +9205,36 @@
     </w:p>
     <w:p>
       <w:pPr>
+        <w:keepNext/>
         <w:spacing w:before="280" w:after="80"/>
       </w:pPr>
       <w:r>
         <w:rPr>
           <w:rFonts w:ascii="Times New Roman" w:hAnsi="Times New Roman"/>
           <w:b/>
-          <w:color w:val="003366"/>
-          <w:sz w:val="24"/>
+          <w:sz w:val="22"/>
         </w:rPr>
         <w:t>VI. CONTENT PRIORITIZATION AND SPEECH QUEUING</w:t>
       </w:r>
     </w:p>
     <w:p>
       <w:pPr>
-        <w:spacing w:before="200" w:after="60"/>
+        <w:keepNext/>
+        <w:spacing w:before="200" w:after="40"/>
       </w:pPr>
       <w:r>
         <w:rPr>
           <w:rFonts w:ascii="Times New Roman" w:hAnsi="Times New Roman"/>
           <w:b/>
-          <w:color w:val="003366"/>
-          <w:sz w:val="21"/>
+          <w:sz w:val="20"/>
         </w:rPr>
         <w:t>A. Priority-Weighted Ranking Formulation</w:t>
       </w:r>
     </w:p>
     <w:p>
       <w:pPr>
-        <w:spacing w:after="80" w:line="259" w:lineRule="auto"/>
+        <w:spacing w:after="80" w:line="252" w:lineRule="auto"/>
+        <w:jc w:val="both"/>
       </w:pPr>
       <w:r>
         <w:rPr>
@@ -8993,7 +9515,8 @@
     </w:tbl>
     <w:p>
       <w:pPr>
-        <w:spacing w:after="80" w:line="259" w:lineRule="auto"/>
+        <w:spacing w:after="80" w:line="252" w:lineRule="auto"/>
+        <w:jc w:val="both"/>
       </w:pPr>
       <w:r>
         <w:rPr>
@@ -9407,21 +9930,22 @@
     </w:p>
     <w:p>
       <w:pPr>
-        <w:spacing w:before="200" w:after="60"/>
+        <w:keepNext/>
+        <w:spacing w:before="200" w:after="40"/>
       </w:pPr>
       <w:r>
         <w:rPr>
           <w:rFonts w:ascii="Times New Roman" w:hAnsi="Times New Roman"/>
           <w:b/>
-          <w:color w:val="003366"/>
-          <w:sz w:val="21"/>
+          <w:sz w:val="20"/>
         </w:rPr>
         <w:t>B. Empirical Evaluation of Priority-Weighted Speech Queuing under Backlog</w:t>
       </w:r>
     </w:p>
     <w:p>
       <w:pPr>
-        <w:spacing w:after="80" w:line="259" w:lineRule="auto"/>
+        <w:spacing w:after="80" w:line="252" w:lineRule="auto"/>
+        <w:jc w:val="both"/>
       </w:pPr>
       <w:r>
         <w:rPr>
@@ -9712,35 +10236,36 @@
     </w:p>
     <w:p>
       <w:pPr>
+        <w:keepNext/>
         <w:spacing w:before="280" w:after="80"/>
       </w:pPr>
       <w:r>
         <w:rPr>
           <w:rFonts w:ascii="Times New Roman" w:hAnsi="Times New Roman"/>
           <w:b/>
-          <w:color w:val="003366"/>
-          <w:sz w:val="24"/>
+          <w:sz w:val="22"/>
         </w:rPr>
         <w:t>VII. EXPERIMENTAL METHODOLOGY AND RESULTS</w:t>
       </w:r>
     </w:p>
     <w:p>
       <w:pPr>
-        <w:spacing w:before="200" w:after="60"/>
+        <w:keepNext/>
+        <w:spacing w:before="200" w:after="40"/>
       </w:pPr>
       <w:r>
         <w:rPr>
           <w:rFonts w:ascii="Times New Roman" w:hAnsi="Times New Roman"/>
           <w:b/>
-          <w:color w:val="003366"/>
-          <w:sz w:val="21"/>
+          <w:sz w:val="20"/>
         </w:rPr>
         <w:t>A. Benchmark Metrics and Formal Event Matching Rules</w:t>
       </w:r>
     </w:p>
     <w:p>
       <w:pPr>
-        <w:spacing w:after="80" w:line="259" w:lineRule="auto"/>
+        <w:spacing w:after="80" w:line="252" w:lineRule="auto"/>
+        <w:jc w:val="both"/>
       </w:pPr>
       <w:r>
         <w:rPr>
@@ -9859,7 +10384,8 @@
     </w:tbl>
     <w:p>
       <w:pPr>
-        <w:spacing w:after="80" w:line="259" w:lineRule="auto"/>
+        <w:spacing w:after="80" w:line="252" w:lineRule="auto"/>
+        <w:jc w:val="both"/>
       </w:pPr>
       <w:r>
         <w:rPr>
@@ -9974,7 +10500,7 @@
           <w:rFonts w:ascii="Times New Roman" w:hAnsi="Times New Roman"/>
           <w:sz w:val="20"/>
         </w:rPr>
-        <w:t>) derives from pedestrian stopping kinematics [23]; (3) Pre-onset invocations (</w:t>
+        <w:t>) derives from pedestrian perception-reaction and obstacle avoidance intervals [2], [23]; (3) Pre-onset invocations (</w:t>
       </w:r>
       <m:oMath>
         <m:r>
@@ -10060,21 +10586,22 @@
     </w:p>
     <w:p>
       <w:pPr>
-        <w:spacing w:before="200" w:after="60"/>
+        <w:keepNext/>
+        <w:spacing w:before="200" w:after="40"/>
       </w:pPr>
       <w:r>
         <w:rPr>
           <w:rFonts w:ascii="Times New Roman" w:hAnsi="Times New Roman"/>
           <w:b/>
-          <w:color w:val="003366"/>
-          <w:sz w:val="21"/>
+          <w:sz w:val="20"/>
         </w:rPr>
         <w:t>B. Synthetic Benchmark Suite and Simulation Protocol</w:t>
       </w:r>
     </w:p>
     <w:p>
       <w:pPr>
-        <w:spacing w:after="80" w:line="259" w:lineRule="auto"/>
+        <w:spacing w:after="80" w:line="252" w:lineRule="auto"/>
+        <w:jc w:val="both"/>
       </w:pPr>
       <w:r>
         <w:rPr>
@@ -10110,7 +10637,8 @@
     </w:p>
     <w:p>
       <w:pPr>
-        <w:spacing w:after="80" w:line="259" w:lineRule="auto"/>
+        <w:spacing w:after="80" w:line="252" w:lineRule="auto"/>
+        <w:jc w:val="both"/>
       </w:pPr>
       <w:r>
         <w:rPr>
@@ -10158,7 +10686,8 @@
     </w:p>
     <w:p>
       <w:pPr>
-        <w:spacing w:after="80" w:line="259" w:lineRule="auto"/>
+        <w:spacing w:after="80" w:line="252" w:lineRule="auto"/>
+        <w:jc w:val="both"/>
       </w:pPr>
       <w:r>
         <w:rPr>
@@ -10230,7 +10759,8 @@
     </w:p>
     <w:p>
       <w:pPr>
-        <w:spacing w:after="80" w:line="259" w:lineRule="auto"/>
+        <w:spacing w:after="80" w:line="252" w:lineRule="auto"/>
+        <w:jc w:val="both"/>
       </w:pPr>
       <w:r>
         <w:rPr>
@@ -10299,7 +10829,8 @@
     </w:p>
     <w:p>
       <w:pPr>
-        <w:spacing w:after="80" w:line="259" w:lineRule="auto"/>
+        <w:spacing w:after="80" w:line="252" w:lineRule="auto"/>
+        <w:jc w:val="both"/>
       </w:pPr>
       <w:r>
         <w:rPr>
@@ -10329,7 +10860,8 @@
     </w:p>
     <w:p>
       <w:pPr>
-        <w:spacing w:after="80" w:line="259" w:lineRule="auto"/>
+        <w:spacing w:after="80" w:line="252" w:lineRule="auto"/>
+        <w:jc w:val="both"/>
       </w:pPr>
       <w:r>
         <w:rPr>
@@ -12729,7 +13261,8 @@
     </w:tbl>
     <w:p>
       <w:pPr>
-        <w:spacing w:after="80" w:line="259" w:lineRule="auto"/>
+        <w:spacing w:after="80" w:line="252" w:lineRule="auto"/>
+        <w:jc w:val="both"/>
       </w:pPr>
       <w:r>
         <w:rPr>
@@ -12744,7 +13277,7 @@
         <w:br/>
         <w:t>‡Watchdog T=15 achieves 100% recall under fixed onset t=130 (delay 5 f &lt;= W=6), but phase-averaged recall across all 15 offsets is 40.0% (6/15).</w:t>
         <w:br/>
-        <w:t>§In Scenario C, the vehicle enters at t=130. Unaugmented watchdog scheduling fires at t=135 (delay 5.0 f), whereas SightLine++ spatial ROI max-pooling triggers at t=130 (delay 0.0 f), achieving a deterministic 5-frame (166.7 ms) latency reduction across all 10 seeds.</w:t>
+        <w:t>§In Scenario C, the vehicle enters at t=130. Unaugmented watchdog scheduling fires at t=135 (delay 5.0 f), whereas SightLine++ spatial ROI max-pooling triggers at t=130 (delay 0.0 f), achieving a 5-frame (166.7 ms) latency reduction by construction across all 10 seeds.</w:t>
       </w:r>
     </w:p>
     <w:p>
@@ -12803,28 +13336,29 @@
     </w:p>
     <w:p>
       <w:pPr>
-        <w:spacing w:before="200" w:after="60"/>
+        <w:keepNext/>
+        <w:spacing w:before="200" w:after="40"/>
       </w:pPr>
       <w:r>
         <w:rPr>
           <w:rFonts w:ascii="Times New Roman" w:hAnsi="Times New Roman"/>
           <w:b/>
-          <w:color w:val="003366"/>
-          <w:sz w:val="21"/>
+          <w:sz w:val="20"/>
         </w:rPr>
         <w:t>C. Component Ablation and Threshold Sensitivity Sweep</w:t>
       </w:r>
     </w:p>
     <w:p>
       <w:pPr>
-        <w:spacing w:after="80" w:line="259" w:lineRule="auto"/>
+        <w:spacing w:after="80" w:line="252" w:lineRule="auto"/>
+        <w:jc w:val="both"/>
       </w:pPr>
       <w:r>
         <w:rPr>
           <w:rFonts w:ascii="Times New Roman" w:hAnsi="Times New Roman"/>
           <w:sz w:val="20"/>
         </w:rPr>
-        <w:t xml:space="preserve">To isolate the marginal contributions of each gating modality, Table V summarizes systematic ablations across feature weights, latch settings, and watchdog configurations evaluated across 10 random seeds on Scenarios C and D. As illustrated in Fig. 5, sweeping threshold </w:t>
+        <w:t xml:space="preserve">To isolate the marginal contributions of each gating modality, Table IV summarizes systematic ablations across feature weights, latch settings, and watchdog configurations evaluated across 10 random seeds on Scenarios C and D. As illustrated in Fig. 5, sweeping threshold </w:t>
       </w:r>
       <m:oMath>
         <m:r>
@@ -12836,7 +13370,7 @@
           <w:rFonts w:ascii="Times New Roman" w:hAnsi="Times New Roman"/>
           <w:sz w:val="20"/>
         </w:rPr>
-        <w:t xml:space="preserve"> establishes a smooth monotonicity curve: lower thresholds increase dynamic recall on subtle scene shifts at the expense of higher invocation frequency. Fig. 6 explicitly traces the Pareto frontier of redundancy suppression versus dynamic hazard recall, demonstrating that SightLine++ achieves optimal upper-left placement by combining ROI max-pooling with watchdog bounds.</w:t>
+        <w:t xml:space="preserve"> establishes a smooth monotonicity curve: lower thresholds increase dynamic recall on subtle scene shifts at the expense of higher invocation frequency. Fig. 6 explicitly traces the Pareto frontier of redundancy suppression versus dynamic hazard recall, demonstrating that SightLine++ achieves the best trade-off among evaluated configurations by combining ROI max-pooling with watchdog bounds.</w:t>
       </w:r>
     </w:p>
     <w:p>
@@ -12848,7 +13382,7 @@
           <w:b/>
           <w:sz w:val="19"/>
         </w:rPr>
-        <w:t>TABLE V: COMPONENT ABLATION AND PARAMETER PROFILES (SCENARIOS C &amp; D, 10 SEEDS)</w:t>
+        <w:t>TABLE IV: COMPONENT ABLATION AND PARAMETER PROFILES (SCENARIOS C &amp; D, 10 SEEDS)</w:t>
       </w:r>
     </w:p>
     <w:tbl>
@@ -16389,7 +16923,8 @@
     </w:tbl>
     <w:p>
       <w:pPr>
-        <w:spacing w:after="80" w:line="259" w:lineRule="auto"/>
+        <w:spacing w:after="80" w:line="252" w:lineRule="auto"/>
+        <w:jc w:val="both"/>
       </w:pPr>
       <w:r>
         <w:rPr>
@@ -16511,28 +17046,29 @@
     </w:p>
     <w:p>
       <w:pPr>
-        <w:spacing w:before="200" w:after="60"/>
+        <w:keepNext/>
+        <w:spacing w:before="200" w:after="40"/>
       </w:pPr>
       <w:r>
         <w:rPr>
           <w:rFonts w:ascii="Times New Roman" w:hAnsi="Times New Roman"/>
           <w:b/>
-          <w:color w:val="003366"/>
-          <w:sz w:val="21"/>
+          <w:sz w:val="20"/>
         </w:rPr>
         <w:t>D. Exploratory Real-World Egocentric Video Evaluation on Physical NVIDIA GPU</w:t>
       </w:r>
     </w:p>
     <w:p>
       <w:pPr>
-        <w:spacing w:after="80" w:line="259" w:lineRule="auto"/>
+        <w:spacing w:after="80" w:line="252" w:lineRule="auto"/>
+        <w:jc w:val="both"/>
       </w:pPr>
       <w:r>
         <w:rPr>
           <w:rFonts w:ascii="Times New Roman" w:hAnsi="Times New Roman"/>
           <w:sz w:val="20"/>
         </w:rPr>
-        <w:t>To investigate algorithmic behavior beyond synthetic benchmarks, we conducted an exploratory evaluation on real-world egocentric video recorded in an unconstrained industrial workshop setting (1080p, 60 fps downsampled to 30 fps, evaluating 600 consecutive frames representing 20.0 seconds of continuous technician manipulation). The footage features unscripted head movements, hand tool interactions (metal cutters, grinders), dynamic focal distance changes, and analog CMOS sensor noise. Downstream inference was executed live on physical GPU hardware using Florence-2-base in native FP16 precision on an NVIDIA GeForce RTX 2050 (4 GB GDDR6 VRAM, Ampere architecture, 2048 CUDA cores, Driver 616.92, CUDA 13.4). Initial VRAM footprint was 452.6 MiB, peaking at 618.9 MiB during active multi-modal token generation. Table IV documents the resulting invocations, latencies, GPU duty cycles, modeled power consumption, and representative caption outputs.</w:t>
+        <w:t>To investigate algorithmic behavior beyond synthetic benchmarks, we conducted an exploratory evaluation on real-world egocentric video recorded in an unconstrained industrial workshop setting (1080p, 60 fps downsampled to 30 fps, evaluating 600 consecutive frames representing 20.0 seconds of continuous technician manipulation). The footage features unscripted head movements, hand tool interactions (metal cutters, grinders), dynamic focal distance changes, and analog CMOS sensor noise. Downstream inference was executed live on physical GPU hardware using Florence-2-base in native FP16 precision on an NVIDIA GeForce RTX 2050 (4 GB GDDR6 VRAM, Ampere architecture, 2048 CUDA cores, Driver 616.92, CUDA 13.4). Initial VRAM footprint was 452.6 MiB, peaking at 618.9 MiB during active multi-modal token generation. Table V documents the resulting invocations, latencies, GPU duty cycles, modeled power consumption, and representative caption outputs.</w:t>
       </w:r>
     </w:p>
     <w:p>
@@ -16544,7 +17080,7 @@
           <w:b/>
           <w:sz w:val="19"/>
         </w:rPr>
-        <w:t>TABLE IV: EXPLORATORY REAL-WORLD EGOCENTRIC VIDEO BENCHMARK (FLORENCE-2 FP16, 600 FRAMES, 20.0s FOOTAGE)</w:t>
+        <w:t>TABLE V: EXPLORATORY REAL-WORLD EGOCENTRIC VIDEO BENCHMARK (FLORENCE-2 FP16, 600 FRAMES, 20.0s FOOTAGE)</w:t>
       </w:r>
     </w:p>
     <w:tbl>
@@ -17386,7 +17922,7 @@
               <w:rPr>
                 <w:sz w:val="15"/>
               </w:rPr>
-              <w:t>72.2%</w:t>
+              <w:t>69.4%</w:t>
             </w:r>
           </w:p>
         </w:tc>
@@ -17408,7 +17944,7 @@
               <w:rPr>
                 <w:sz w:val="15"/>
               </w:rPr>
-              <w:t>8.82 W</w:t>
+              <w:t>8.54 W</w:t>
             </w:r>
           </w:p>
         </w:tc>
@@ -17430,7 +17966,7 @@
               <w:rPr>
                 <w:sz w:val="15"/>
               </w:rPr>
-              <w:t>3.69 h</w:t>
+              <w:t>3.81 h</w:t>
             </w:r>
           </w:p>
         </w:tc>
@@ -17911,7 +18447,7 @@
               <w:rPr>
                 <w:sz w:val="15"/>
               </w:rPr>
-              <w:t>68.4%</w:t>
+              <w:t>66.0%</w:t>
             </w:r>
           </w:p>
         </w:tc>
@@ -17933,7 +18469,7 @@
               <w:rPr>
                 <w:sz w:val="15"/>
               </w:rPr>
-              <w:t>8.45 W</w:t>
+              <w:t>8.22 W</w:t>
             </w:r>
           </w:p>
         </w:tc>
@@ -17955,7 +18491,7 @@
               <w:rPr>
                 <w:sz w:val="15"/>
               </w:rPr>
-              <w:t>3.85 h</w:t>
+              <w:t>3.96 h</w:t>
             </w:r>
           </w:p>
         </w:tc>
@@ -18335,7 +18871,8 @@
     </w:tbl>
     <w:p>
       <w:pPr>
-        <w:spacing w:after="80" w:line="259" w:lineRule="auto"/>
+        <w:spacing w:after="80" w:line="252" w:lineRule="auto"/>
+        <w:jc w:val="both"/>
       </w:pPr>
       <w:r>
         <w:rPr>
@@ -18351,7 +18888,8 @@
     </w:p>
     <w:p>
       <w:pPr>
-        <w:spacing w:after="80" w:line="259" w:lineRule="auto"/>
+        <w:spacing w:after="80" w:line="252" w:lineRule="auto"/>
+        <w:jc w:val="both"/>
       </w:pPr>
       <w:r>
         <w:rPr>
@@ -18528,6 +19066,24 @@
               <m:rPr>
                 <m:nor/>
               </m:rPr>
+              <m:t>mot</m:t>
+            </m:r>
+          </m:sub>
+        </m:sSub>
+        <m:r>
+          <m:t>=</m:t>
+        </m:r>
+        <m:sSub>
+          <m:e>
+            <m:r>
+              <m:t>S</m:t>
+            </m:r>
+          </m:e>
+          <m:sub>
+            <m:r>
+              <m:rPr>
+                <m:nor/>
+              </m:rPr>
               <m:t>global\_mad</m:t>
             </m:r>
           </m:sub>
@@ -18583,7 +19139,121 @@
           <w:rFonts w:ascii="Times New Roman" w:hAnsi="Times New Roman"/>
           <w:sz w:val="20"/>
         </w:rPr>
-        <w:t>), and no localized ROI pooling. Because global motion remains low during seated bench work, the gate does not trigger active heartbeats, invoking only 32 times. Crucially, this drops the GPU active duty cycle to 58.7%, reducing modeled power consumption from 11.50 W down to 7.52 W, projecting a +53.0% battery runtime extension (4.33 hours vs. 2.83 hours on a 32.56 Wh budget). However, because localized motion is not pooled, the active bound (</w:t>
+        <w:t>), and omits localized ROI pooling (</w:t>
+      </w:r>
+      <m:oMath>
+        <m:sSub>
+          <m:e>
+            <m:r>
+              <m:t>S</m:t>
+            </m:r>
+          </m:e>
+          <m:sub>
+            <m:r>
+              <m:rPr>
+                <m:nor/>
+              </m:rPr>
+              <m:t>roi\_max</m:t>
+            </m:r>
+          </m:sub>
+        </m:sSub>
+        <m:r>
+          <m:t>=0</m:t>
+        </m:r>
+      </m:oMath>
+      <w:r>
+        <w:rPr>
+          <w:rFonts w:ascii="Times New Roman" w:hAnsi="Times New Roman"/>
+          <w:sz w:val="20"/>
+        </w:rPr>
+        <w:t xml:space="preserve">). Across the 600 frames of the workshop clip, global motion </w:t>
+      </w:r>
+      <m:oMath>
+        <m:sSub>
+          <m:e>
+            <m:r>
+              <m:t>S</m:t>
+            </m:r>
+          </m:e>
+          <m:sub>
+            <m:r>
+              <m:rPr>
+                <m:nor/>
+              </m:rPr>
+              <m:t>global\_mad</m:t>
+            </m:r>
+          </m:sub>
+        </m:sSub>
+      </m:oMath>
+      <w:r>
+        <w:rPr>
+          <w:rFonts w:ascii="Times New Roman" w:hAnsi="Times New Roman"/>
+          <w:sz w:val="20"/>
+        </w:rPr>
+        <w:t xml:space="preserve"> exhibited a median of </w:t>
+      </w:r>
+      <m:oMath>
+        <m:r>
+          <m:t>0.0084</m:t>
+        </m:r>
+      </m:oMath>
+      <w:r>
+        <w:rPr>
+          <w:rFonts w:ascii="Times New Roman" w:hAnsi="Times New Roman"/>
+          <w:sz w:val="20"/>
+        </w:rPr>
+        <w:t xml:space="preserve"> and a 95th percentile of </w:t>
+      </w:r>
+      <m:oMath>
+        <m:r>
+          <m:t>0.0172</m:t>
+        </m:r>
+      </m:oMath>
+      <w:r>
+        <w:rPr>
+          <w:rFonts w:ascii="Times New Roman" w:hAnsi="Times New Roman"/>
+          <w:sz w:val="20"/>
+        </w:rPr>
+        <w:t>, consistently remaining below the active locomotion threshold (</w:t>
+      </w:r>
+      <m:oMath>
+        <m:r>
+          <m:t>0.02</m:t>
+        </m:r>
+      </m:oMath>
+      <w:r>
+        <w:rPr>
+          <w:rFonts w:ascii="Times New Roman" w:hAnsi="Times New Roman"/>
+          <w:sz w:val="20"/>
+        </w:rPr>
+        <w:t>). Consequently, the gate never transitioned into active heartbeat (</w:t>
+      </w:r>
+      <m:oMath>
+        <m:sSub>
+          <m:e>
+            <m:r>
+              <m:t>T</m:t>
+            </m:r>
+          </m:e>
+          <m:sub>
+            <m:r>
+              <m:rPr>
+                <m:nor/>
+              </m:rPr>
+              <m:t>active</m:t>
+            </m:r>
+          </m:sub>
+        </m:sSub>
+        <m:r>
+          <m:t>=6</m:t>
+        </m:r>
+      </m:oMath>
+      <w:r>
+        <w:rPr>
+          <w:rFonts w:ascii="Times New Roman" w:hAnsi="Times New Roman"/>
+          <w:sz w:val="20"/>
+        </w:rPr>
+        <w:t>), but instead operated purely under ambient heartbeat pacing, invoking only 32 times across 20 seconds. Crucially, this drops the GPU active duty cycle to 58.7%, reducing modeled power consumption from 11.50 W down to 7.52 W, projecting a +53.0% battery runtime extension (4.33 hours vs. 2.83 hours on a 32.56 Wh budget). However, because localized motion is not pooled, the active bound (</w:t>
       </w:r>
       <m:oMath>
         <m:r>
@@ -18678,7 +19348,7 @@
           <w:rFonts w:ascii="Times New Roman" w:hAnsi="Times New Roman"/>
           <w:sz w:val="20"/>
         </w:rPr>
-        <w:t>, 38 invocations, 8.82 W) and thresholded 1D dHash (</w:t>
+        <w:t>, 38 invocations, 69.4% duty, 8.54 W, 3.81 h) and thresholded 1D dHash (</w:t>
       </w:r>
       <m:oMath>
         <m:r>
@@ -18690,7 +19360,7 @@
           <w:rFonts w:ascii="Times New Roman" w:hAnsi="Times New Roman"/>
           <w:sz w:val="20"/>
         </w:rPr>
-        <w:t>, 36 invocations, 8.45 W) are tuned to match SightLine's invocation budget, they land within 0.9–1.3 W of SightLine's 7.52 W. However, because frame-differencing evaluates only consecutive frames, it suffers from temporal forgetting and fails to detect gradual environmental drift, whereas SightLine anchors the reference frame (</w:t>
+        <w:t>, 36 invocations, 66.0% duty, 8.22 W, 3.96 h) are calibrated using their exact measured GPU service latencies to match SightLine's invocation budget, they land within 0.7–1.0 W of SightLine's 7.52 W (8.22 W and 8.54 W vs. 7.52 W). The modest 0.7–1.0 W gap stems from 4–6 additional invocations triggered by noise jitter. SightLine's primary architectural advantage over naive frame-differencing is not merely raw invocation count, but reference-anchored drift accumulation (</w:t>
       </w:r>
       <m:oMath>
         <m:sSub>
@@ -18735,40 +19405,107 @@
           <w:rFonts w:ascii="Times New Roman" w:hAnsi="Times New Roman"/>
           <w:sz w:val="20"/>
         </w:rPr>
-        <w:t>) to accumulate drift until crossing threshold.</w:t>
+        <w:t>): whereas frame-differencing evaluates only adjacent consecutive frames (</w:t>
+      </w:r>
+      <m:oMath>
+        <m:sSub>
+          <m:e>
+            <m:r>
+              <m:t>I</m:t>
+            </m:r>
+          </m:e>
+          <m:sub>
+            <m:r>
+              <m:t>t</m:t>
+            </m:r>
+          </m:sub>
+        </m:sSub>
+        <m:r>
+          <m:t>−</m:t>
+        </m:r>
+        <m:sSub>
+          <m:e>
+            <m:r>
+              <m:t>I</m:t>
+            </m:r>
+          </m:e>
+          <m:sub>
+            <m:r>
+              <m:t>t−1</m:t>
+            </m:r>
+          </m:sub>
+        </m:sSub>
+      </m:oMath>
+      <w:r>
+        <w:rPr>
+          <w:rFonts w:ascii="Times New Roman" w:hAnsi="Times New Roman"/>
+          <w:sz w:val="20"/>
+        </w:rPr>
+        <w:t xml:space="preserve">) and suffers from temporal forgetting—becoming blind to slow environmental evolution or gradual obstacle encroachment—SightLine maintains the anchor frame </w:t>
+      </w:r>
+      <m:oMath>
+        <m:sSub>
+          <m:e>
+            <m:r>
+              <m:t>I</m:t>
+            </m:r>
+          </m:e>
+          <m:sub>
+            <m:sSub>
+              <m:e>
+                <m:r>
+                  <m:t>t</m:t>
+                </m:r>
+              </m:e>
+              <m:sub>
+                <m:r>
+                  <m:t>p</m:t>
+                </m:r>
+              </m:sub>
+            </m:sSub>
+          </m:sub>
+        </m:sSub>
+      </m:oMath>
+      <w:r>
+        <w:rPr>
+          <w:rFonts w:ascii="Times New Roman" w:hAnsi="Times New Roman"/>
+          <w:sz w:val="20"/>
+        </w:rPr>
+        <w:t xml:space="preserve"> across un-triggered intervals, reliably accumulating progressive perceptual shift until the decision threshold is crossed.</w:t>
       </w:r>
     </w:p>
     <w:p>
       <w:pPr>
+        <w:keepNext/>
         <w:spacing w:before="280" w:after="80"/>
       </w:pPr>
       <w:r>
         <w:rPr>
           <w:rFonts w:ascii="Times New Roman" w:hAnsi="Times New Roman"/>
           <w:b/>
-          <w:color w:val="003366"/>
-          <w:sz w:val="24"/>
+          <w:sz w:val="22"/>
         </w:rPr>
         <w:t>VIII. SYSTEMS COMPARISONS, STRIDE SWEEP, AND SAFETY RISK ANALYSIS</w:t>
       </w:r>
     </w:p>
     <w:p>
       <w:pPr>
-        <w:spacing w:before="200" w:after="60"/>
+        <w:keepNext/>
+        <w:spacing w:before="200" w:after="40"/>
       </w:pPr>
       <w:r>
         <w:rPr>
           <w:rFonts w:ascii="Times New Roman" w:hAnsi="Times New Roman"/>
           <w:b/>
-          <w:color w:val="003366"/>
-          <w:sz w:val="21"/>
+          <w:sz w:val="20"/>
         </w:rPr>
         <w:t>A. Periodic Sampling Stride Sweep</w:t>
       </w:r>
     </w:p>
     <w:p>
       <w:pPr>
-        <w:spacing w:after="80" w:line="259" w:lineRule="auto"/>
+        <w:spacing w:after="80" w:line="252" w:lineRule="auto"/>
+        <w:jc w:val="both"/>
       </w:pPr>
       <w:r>
         <w:rPr>
@@ -19933,21 +20670,22 @@
     </w:tbl>
     <w:p>
       <w:pPr>
-        <w:spacing w:before="200" w:after="60"/>
+        <w:keepNext/>
+        <w:spacing w:before="200" w:after="40"/>
       </w:pPr>
       <w:r>
         <w:rPr>
           <w:rFonts w:ascii="Times New Roman" w:hAnsi="Times New Roman"/>
           <w:b/>
-          <w:color w:val="003366"/>
-          <w:sz w:val="21"/>
+          <w:sz w:val="20"/>
         </w:rPr>
         <w:t>B. Architectural Trade-Off Analysis: SightLine vs. WorldScribe (ACM UIST 2024)</w:t>
       </w:r>
     </w:p>
     <w:p>
       <w:pPr>
-        <w:spacing w:after="80" w:line="259" w:lineRule="auto"/>
+        <w:spacing w:after="80" w:line="252" w:lineRule="auto"/>
+        <w:jc w:val="both"/>
       </w:pPr>
       <w:r>
         <w:rPr>
@@ -20313,7 +21051,7 @@
               <w:rPr>
                 <w:sz w:val="15"/>
               </w:rPr>
-              <w:t>Deterministic edge pipeline: 515.0 ms total E2E (0.0 f gate delay via ROI max-pooling).</w:t>
+              <w:t>SightLine++ satisfies sub-second stopping: 515.0 ms total E2E (0.0 f gate delay via ROI max-pool). Endurance Mode has worst-case 2.0 s gate delay (2.48 s total E2E under k=60 ambient heartbeat).</w:t>
             </w:r>
           </w:p>
         </w:tc>
@@ -20335,7 +21073,7 @@
               <w:rPr>
                 <w:sz w:val="15"/>
               </w:rPr>
-              <w:t>SightLine satisfies the 0.7–1.5 s pedestrian stopping budget [23]; cloud streaming risks network overrun.</w:t>
+              <w:t>SightLine++ satisfies the 0.5–1.0 s pedestrian perception-reaction stopping budget [2], [23] for walking speeds (1.2–1.4 m/s); Endurance Mode requires task-conditioning for hazard responsiveness.</w:t>
             </w:r>
           </w:p>
         </w:tc>
@@ -20691,33 +21429,215 @@
     </w:tbl>
     <w:p>
       <w:pPr>
-        <w:spacing w:after="80" w:line="259" w:lineRule="auto"/>
+        <w:spacing w:after="80" w:line="252" w:lineRule="auto"/>
+        <w:jc w:val="both"/>
       </w:pPr>
       <w:r>
         <w:rPr>
           <w:rFonts w:ascii="Times New Roman" w:hAnsi="Times New Roman"/>
           <w:sz w:val="20"/>
         </w:rPr>
-        <w:t>Complementary Upstream Edge-Filter Architecture: SightLine does not claim to surpass WorldScribe's expressive conversational reasoning. Instead, SightLine provides an optimal front-end edge filter: deployed upstream of WorldScribe on a wearable device, SightLine suppresses up to 94.7% of redundant image uploads during stationary intervals (or 80.5% in high-recall mode), slashing cellular data egress and cloud API billing while acting as an instantaneous, offline safety watchdog when network connections drop.</w:t>
+        <w:t xml:space="preserve">For pedestrian walking velocities of </w:t>
+      </w:r>
+      <m:oMath>
+        <m:r>
+          <m:t>1.2</m:t>
+        </m:r>
+        <m:r>
+          <m:rPr>
+            <m:nor/>
+          </m:rPr>
+          <m:t>--</m:t>
+        </m:r>
+        <m:r>
+          <m:t>1.4</m:t>
+        </m:r>
+        <m:r>
+          <m:rPr>
+            <m:nor/>
+          </m:rPr>
+          <m:t> m/s</m:t>
+        </m:r>
+      </m:oMath>
+      <w:r>
+        <w:rPr>
+          <w:rFonts w:ascii="Times New Roman" w:hAnsi="Times New Roman"/>
+          <w:sz w:val="20"/>
+        </w:rPr>
+        <w:t xml:space="preserve">, avoiding dynamic path hazards requires an end-to-end alert latency within </w:t>
+      </w:r>
+      <m:oMath>
+        <m:r>
+          <m:t>0.5</m:t>
+        </m:r>
+        <m:r>
+          <m:rPr>
+            <m:nor/>
+          </m:rPr>
+          <m:t>--</m:t>
+        </m:r>
+        <m:r>
+          <m:t>1.0</m:t>
+        </m:r>
+        <m:r>
+          <m:rPr>
+            <m:nor/>
+          </m:rPr>
+          <m:t> s</m:t>
+        </m:r>
+      </m:oMath>
+      <w:r>
+        <w:rPr>
+          <w:rFonts w:ascii="Times New Roman" w:hAnsi="Times New Roman"/>
+          <w:sz w:val="20"/>
+        </w:rPr>
+        <w:t xml:space="preserve"> [2], [23], providing </w:t>
+      </w:r>
+      <m:oMath>
+        <m:r>
+          <m:t>0.6</m:t>
+        </m:r>
+        <m:r>
+          <m:rPr>
+            <m:nor/>
+          </m:rPr>
+          <m:t>--</m:t>
+        </m:r>
+        <m:r>
+          <m:t>1.4</m:t>
+        </m:r>
+        <m:r>
+          <m:rPr>
+            <m:nor/>
+          </m:rPr>
+          <m:t> m</m:t>
+        </m:r>
+      </m:oMath>
+      <w:r>
+        <w:rPr>
+          <w:rFonts w:ascii="Times New Roman" w:hAnsi="Times New Roman"/>
+          <w:sz w:val="20"/>
+        </w:rPr>
+        <w:t xml:space="preserve"> of physical stopping margin before impact. SightLine++ meets this requirement with </w:t>
+      </w:r>
+      <m:oMath>
+        <m:r>
+          <m:t>515.0</m:t>
+        </m:r>
+        <m:r>
+          <m:rPr>
+            <m:nor/>
+          </m:rPr>
+          <m:t> ms</m:t>
+        </m:r>
+      </m:oMath>
+      <w:r>
+        <w:rPr>
+          <w:rFonts w:ascii="Times New Roman" w:hAnsi="Times New Roman"/>
+          <w:sz w:val="20"/>
+        </w:rPr>
+        <w:t xml:space="preserve"> total E2E latency (</w:t>
+      </w:r>
+      <m:oMath>
+        <m:r>
+          <m:t>0.0</m:t>
+        </m:r>
+        <m:r>
+          <m:rPr>
+            <m:nor/>
+          </m:rPr>
+          <m:t> f</m:t>
+        </m:r>
+      </m:oMath>
+      <w:r>
+        <w:rPr>
+          <w:rFonts w:ascii="Times New Roman" w:hAnsi="Times New Roman"/>
+          <w:sz w:val="20"/>
+        </w:rPr>
+        <w:t xml:space="preserve"> gate delay via spatial ROI max-pooling). Conversely, Endurance Mode's ambient heartbeat (</w:t>
+      </w:r>
+      <m:oMath>
+        <m:sSub>
+          <m:e>
+            <m:r>
+              <m:t>T</m:t>
+            </m:r>
+          </m:e>
+          <m:sub>
+            <m:r>
+              <m:rPr>
+                <m:nor/>
+              </m:rPr>
+              <m:t>ambient</m:t>
+            </m:r>
+          </m:sub>
+        </m:sSub>
+        <m:r>
+          <m:t>=60</m:t>
+        </m:r>
+      </m:oMath>
+      <w:r>
+        <w:rPr>
+          <w:rFonts w:ascii="Times New Roman" w:hAnsi="Times New Roman"/>
+          <w:sz w:val="20"/>
+        </w:rPr>
+        <w:t xml:space="preserve">) introduces a worst-case gate latency of </w:t>
+      </w:r>
+      <m:oMath>
+        <m:r>
+          <m:t>2.0</m:t>
+        </m:r>
+        <m:r>
+          <m:rPr>
+            <m:nor/>
+          </m:rPr>
+          <m:t> s</m:t>
+        </m:r>
+      </m:oMath>
+      <w:r>
+        <w:rPr>
+          <w:rFonts w:ascii="Times New Roman" w:hAnsi="Times New Roman"/>
+          <w:sz w:val="20"/>
+        </w:rPr>
+        <w:t xml:space="preserve"> (</w:t>
+      </w:r>
+      <m:oMath>
+        <m:r>
+          <m:t>2.48</m:t>
+        </m:r>
+        <m:r>
+          <m:rPr>
+            <m:nor/>
+          </m:rPr>
+          <m:t> s</m:t>
+        </m:r>
+      </m:oMath>
+      <w:r>
+        <w:rPr>
+          <w:rFonts w:ascii="Times New Roman" w:hAnsi="Times New Roman"/>
+          <w:sz w:val="20"/>
+        </w:rPr>
+        <w:t xml:space="preserve"> total E2E), trading off instantaneous hazard responsiveness to achieve 94.7% suppression during quiescent periods.</w:t>
       </w:r>
     </w:p>
     <w:p>
       <w:pPr>
-        <w:spacing w:before="200" w:after="60"/>
+        <w:keepNext/>
+        <w:spacing w:before="200" w:after="40"/>
       </w:pPr>
       <w:r>
         <w:rPr>
           <w:rFonts w:ascii="Times New Roman" w:hAnsi="Times New Roman"/>
           <w:b/>
-          <w:color w:val="003366"/>
-          <w:sz w:val="21"/>
+          <w:sz w:val="20"/>
         </w:rPr>
-        <w:t>C. Structured Failure Mode and Effects Analysis (FMEA) and Residual Risk Assessment</w:t>
+        <w:t>C. Failure Mode and Effects Analysis (FMEA) Safety Risk Ledger</w:t>
       </w:r>
     </w:p>
     <w:p>
       <w:pPr>
-        <w:spacing w:after="80" w:line="259" w:lineRule="auto"/>
+        <w:spacing w:after="80" w:line="252" w:lineRule="auto"/>
+        <w:jc w:val="both"/>
       </w:pPr>
       <w:r>
         <w:rPr>
@@ -20800,17 +21720,18 @@
         <w:tblLook w:firstColumn="1" w:firstRow="1" w:lastColumn="0" w:lastRow="0" w:noHBand="0" w:noVBand="1" w:val="04A0"/>
       </w:tblPr>
       <w:tblGrid>
-        <w:gridCol w:w="1680"/>
-        <w:gridCol w:w="1680"/>
-        <w:gridCol w:w="1680"/>
-        <w:gridCol w:w="1680"/>
-        <w:gridCol w:w="1680"/>
-        <w:gridCol w:w="1680"/>
+        <w:gridCol w:w="1440"/>
+        <w:gridCol w:w="1440"/>
+        <w:gridCol w:w="1440"/>
+        <w:gridCol w:w="1440"/>
+        <w:gridCol w:w="1440"/>
+        <w:gridCol w:w="1440"/>
+        <w:gridCol w:w="1440"/>
       </w:tblGrid>
       <w:tr>
         <w:tc>
           <w:tcPr>
-            <w:tcW w:type="dxa" w:w="1680"/>
+            <w:tcW w:type="dxa" w:w="1440"/>
             <w:shd w:fill="EAEAEA"/>
             <w:tcMar>
               <w:top w:w="100" w:type="dxa"/>
@@ -20834,7 +21755,7 @@
         </w:tc>
         <w:tc>
           <w:tcPr>
-            <w:tcW w:type="dxa" w:w="1680"/>
+            <w:tcW w:type="dxa" w:w="1440"/>
             <w:shd w:fill="EAEAEA"/>
             <w:tcMar>
               <w:top w:w="100" w:type="dxa"/>
@@ -20858,7 +21779,7 @@
         </w:tc>
         <w:tc>
           <w:tcPr>
-            <w:tcW w:type="dxa" w:w="1680"/>
+            <w:tcW w:type="dxa" w:w="1440"/>
             <w:shd w:fill="EAEAEA"/>
             <w:tcMar>
               <w:top w:w="100" w:type="dxa"/>
@@ -20876,13 +21797,13 @@
                 <w:b/>
                 <w:sz w:val="16"/>
               </w:rPr>
-              <w:t>Root Cause &amp; Impact</w:t>
-            </w:r>
-          </w:p>
-        </w:tc>
-        <w:tc>
-          <w:tcPr>
-            <w:tcW w:type="dxa" w:w="1680"/>
+              <w:t>Root Cause</w:t>
+            </w:r>
+          </w:p>
+        </w:tc>
+        <w:tc>
+          <w:tcPr>
+            <w:tcW w:type="dxa" w:w="1440"/>
             <w:shd w:fill="EAEAEA"/>
             <w:tcMar>
               <w:top w:w="100" w:type="dxa"/>
@@ -20900,13 +21821,13 @@
                 <w:b/>
                 <w:sz w:val="16"/>
               </w:rPr>
-              <w:t>Initial (S×O×D = RPN)</w:t>
-            </w:r>
-          </w:p>
-        </w:tc>
-        <w:tc>
-          <w:tcPr>
-            <w:tcW w:type="dxa" w:w="1680"/>
+              <w:t>Baseline S / O / D (RPN)</w:t>
+            </w:r>
+          </w:p>
+        </w:tc>
+        <w:tc>
+          <w:tcPr>
+            <w:tcW w:type="dxa" w:w="1440"/>
             <w:shd w:fill="EAEAEA"/>
             <w:tcMar>
               <w:top w:w="100" w:type="dxa"/>
@@ -20930,7 +21851,7 @@
         </w:tc>
         <w:tc>
           <w:tcPr>
-            <w:tcW w:type="dxa" w:w="1680"/>
+            <w:tcW w:type="dxa" w:w="1440"/>
             <w:shd w:fill="EAEAEA"/>
             <w:tcMar>
               <w:top w:w="100" w:type="dxa"/>
@@ -20948,7 +21869,31 @@
                 <w:b/>
                 <w:sz w:val="16"/>
               </w:rPr>
-              <w:t>Mitigated (S×O×D = RPN)</w:t>
+              <w:t>Mitigated S / O / D (RPN)</w:t>
+            </w:r>
+          </w:p>
+        </w:tc>
+        <w:tc>
+          <w:tcPr>
+            <w:tcW w:type="dxa" w:w="1440"/>
+            <w:shd w:fill="EAEAEA"/>
+            <w:tcMar>
+              <w:top w:w="100" w:type="dxa"/>
+              <w:bottom w:w="100" w:type="dxa"/>
+              <w:left w:w="140" w:type="dxa"/>
+              <w:right w:w="140" w:type="dxa"/>
+            </w:tcMar>
+          </w:tcPr>
+          <w:p>
+            <w:pPr>
+              <w:jc w:val="center"/>
+            </w:pPr>
+            <w:r>
+              <w:rPr>
+                <w:b/>
+                <w:sz w:val="16"/>
+              </w:rPr>
+              <w:t>Reduction</w:t>
             </w:r>
           </w:p>
         </w:tc>
@@ -20956,7 +21901,7 @@
       <w:tr>
         <w:tc>
           <w:tcPr>
-            <w:tcW w:type="dxa" w:w="1680"/>
+            <w:tcW w:type="dxa" w:w="1440"/>
             <w:tcMar>
               <w:top w:w="100" w:type="dxa"/>
               <w:bottom w:w="100" w:type="dxa"/>
@@ -20975,111 +21920,133 @@
         </w:tc>
         <w:tc>
           <w:tcPr>
-            <w:tcW w:type="dxa" w:w="1680"/>
-            <w:tcMar>
-              <w:top w:w="100" w:type="dxa"/>
-              <w:bottom w:w="100" w:type="dxa"/>
-              <w:left w:w="140" w:type="dxa"/>
-              <w:right w:w="140" w:type="dxa"/>
-            </w:tcMar>
-          </w:tcPr>
-          <w:p>
-            <w:pPr>
-              <w:jc w:val="center"/>
-            </w:pPr>
-            <w:r>
-              <w:rPr>
-                <w:sz w:val="15"/>
-              </w:rPr>
-              <w:t>Gradual Drift Blindness</w:t>
-            </w:r>
-          </w:p>
-        </w:tc>
-        <w:tc>
-          <w:tcPr>
-            <w:tcW w:type="dxa" w:w="1680"/>
-            <w:tcMar>
-              <w:top w:w="100" w:type="dxa"/>
-              <w:bottom w:w="100" w:type="dxa"/>
-              <w:left w:w="140" w:type="dxa"/>
-              <w:right w:w="140" w:type="dxa"/>
-            </w:tcMar>
-          </w:tcPr>
-          <w:p>
-            <w:pPr>
-              <w:jc w:val="center"/>
-            </w:pPr>
-            <w:r>
-              <w:rPr>
-                <w:sz w:val="15"/>
-              </w:rPr>
-              <w:t>Consecutive frame diff (I_t - I_t-1) stays below threshold; suppresses slow hazards.</w:t>
-            </w:r>
-          </w:p>
-        </w:tc>
-        <w:tc>
-          <w:tcPr>
-            <w:tcW w:type="dxa" w:w="1680"/>
-            <w:tcMar>
-              <w:top w:w="100" w:type="dxa"/>
-              <w:bottom w:w="100" w:type="dxa"/>
-              <w:left w:w="140" w:type="dxa"/>
-              <w:right w:w="140" w:type="dxa"/>
-            </w:tcMar>
-          </w:tcPr>
-          <w:p>
-            <w:pPr>
-              <w:jc w:val="center"/>
-            </w:pPr>
-            <w:r>
-              <w:rPr>
-                <w:sz w:val="15"/>
-              </w:rPr>
-              <w:t>8 × 7 × 5 = 280</w:t>
-            </w:r>
-          </w:p>
-        </w:tc>
-        <w:tc>
-          <w:tcPr>
-            <w:tcW w:type="dxa" w:w="1680"/>
-            <w:tcMar>
-              <w:top w:w="100" w:type="dxa"/>
-              <w:bottom w:w="100" w:type="dxa"/>
-              <w:left w:w="140" w:type="dxa"/>
-              <w:right w:w="140" w:type="dxa"/>
-            </w:tcMar>
-          </w:tcPr>
-          <w:p>
-            <w:pPr>
-              <w:jc w:val="center"/>
-            </w:pPr>
-            <w:r>
-              <w:rPr>
-                <w:sz w:val="15"/>
-              </w:rPr>
-              <w:t>Dual-reference gating: Anchors last processed reference I_tp to accumulate drift until crossing tau.</w:t>
-            </w:r>
-          </w:p>
-        </w:tc>
-        <w:tc>
-          <w:tcPr>
-            <w:tcW w:type="dxa" w:w="1680"/>
-            <w:tcMar>
-              <w:top w:w="100" w:type="dxa"/>
-              <w:bottom w:w="100" w:type="dxa"/>
-              <w:left w:w="140" w:type="dxa"/>
-              <w:right w:w="140" w:type="dxa"/>
-            </w:tcMar>
-          </w:tcPr>
-          <w:p>
-            <w:pPr>
-              <w:jc w:val="center"/>
-            </w:pPr>
-            <w:r>
-              <w:rPr>
-                <w:sz w:val="15"/>
-              </w:rPr>
-              <w:t>8 × 2 × 2 = 32</w:t>
+            <w:tcW w:type="dxa" w:w="1440"/>
+            <w:tcMar>
+              <w:top w:w="100" w:type="dxa"/>
+              <w:bottom w:w="100" w:type="dxa"/>
+              <w:left w:w="140" w:type="dxa"/>
+              <w:right w:w="140" w:type="dxa"/>
+            </w:tcMar>
+          </w:tcPr>
+          <w:p>
+            <w:pPr>
+              <w:jc w:val="center"/>
+            </w:pPr>
+            <w:r>
+              <w:rPr>
+                <w:sz w:val="15"/>
+              </w:rPr>
+              <w:t>Localized Hazard Incursion Dilution</w:t>
+            </w:r>
+          </w:p>
+        </w:tc>
+        <w:tc>
+          <w:tcPr>
+            <w:tcW w:type="dxa" w:w="1440"/>
+            <w:tcMar>
+              <w:top w:w="100" w:type="dxa"/>
+              <w:bottom w:w="100" w:type="dxa"/>
+              <w:left w:w="140" w:type="dxa"/>
+              <w:right w:w="140" w:type="dxa"/>
+            </w:tcMar>
+          </w:tcPr>
+          <w:p>
+            <w:pPr>
+              <w:jc w:val="center"/>
+            </w:pPr>
+            <w:r>
+              <w:rPr>
+                <w:sz w:val="15"/>
+              </w:rPr>
+              <w:t>Spatial averaging in global difference hashing dilutes localized hazards.</w:t>
+            </w:r>
+          </w:p>
+        </w:tc>
+        <w:tc>
+          <w:tcPr>
+            <w:tcW w:type="dxa" w:w="1440"/>
+            <w:tcMar>
+              <w:top w:w="100" w:type="dxa"/>
+              <w:bottom w:w="100" w:type="dxa"/>
+              <w:left w:w="140" w:type="dxa"/>
+              <w:right w:w="140" w:type="dxa"/>
+            </w:tcMar>
+          </w:tcPr>
+          <w:p>
+            <w:pPr>
+              <w:jc w:val="center"/>
+            </w:pPr>
+            <w:r>
+              <w:rPr>
+                <w:sz w:val="15"/>
+              </w:rPr>
+              <w:t>8 / 7 / 7 (392)</w:t>
+            </w:r>
+          </w:p>
+        </w:tc>
+        <w:tc>
+          <w:tcPr>
+            <w:tcW w:type="dxa" w:w="1440"/>
+            <w:tcMar>
+              <w:top w:w="100" w:type="dxa"/>
+              <w:bottom w:w="100" w:type="dxa"/>
+              <w:left w:w="140" w:type="dxa"/>
+              <w:right w:w="140" w:type="dxa"/>
+            </w:tcMar>
+          </w:tcPr>
+          <w:p>
+            <w:pPr>
+              <w:jc w:val="center"/>
+            </w:pPr>
+            <w:r>
+              <w:rPr>
+                <w:sz w:val="15"/>
+              </w:rPr>
+              <w:t>4x4 spatial ROI block max-pooling (S_roi_max) triggers on localized motion delta &gt;= tau_crit.</w:t>
+            </w:r>
+          </w:p>
+        </w:tc>
+        <w:tc>
+          <w:tcPr>
+            <w:tcW w:type="dxa" w:w="1440"/>
+            <w:tcMar>
+              <w:top w:w="100" w:type="dxa"/>
+              <w:bottom w:w="100" w:type="dxa"/>
+              <w:left w:w="140" w:type="dxa"/>
+              <w:right w:w="140" w:type="dxa"/>
+            </w:tcMar>
+          </w:tcPr>
+          <w:p>
+            <w:pPr>
+              <w:jc w:val="center"/>
+            </w:pPr>
+            <w:r>
+              <w:rPr>
+                <w:sz w:val="15"/>
+              </w:rPr>
+              <w:t>8 / 2 / 2 (32)</w:t>
+            </w:r>
+          </w:p>
+        </w:tc>
+        <w:tc>
+          <w:tcPr>
+            <w:tcW w:type="dxa" w:w="1440"/>
+            <w:tcMar>
+              <w:top w:w="100" w:type="dxa"/>
+              <w:bottom w:w="100" w:type="dxa"/>
+              <w:left w:w="140" w:type="dxa"/>
+              <w:right w:w="140" w:type="dxa"/>
+            </w:tcMar>
+          </w:tcPr>
+          <w:p>
+            <w:pPr>
+              <w:jc w:val="center"/>
+            </w:pPr>
+            <w:r>
+              <w:rPr>
+                <w:sz w:val="15"/>
+              </w:rPr>
+              <w:t>-91.8%</w:t>
             </w:r>
           </w:p>
         </w:tc>
@@ -21087,7 +22054,7 @@
       <w:tr>
         <w:tc>
           <w:tcPr>
-            <w:tcW w:type="dxa" w:w="1680"/>
+            <w:tcW w:type="dxa" w:w="1440"/>
             <w:tcMar>
               <w:top w:w="100" w:type="dxa"/>
               <w:bottom w:w="100" w:type="dxa"/>
@@ -21106,111 +22073,133 @@
         </w:tc>
         <w:tc>
           <w:tcPr>
-            <w:tcW w:type="dxa" w:w="1680"/>
-            <w:tcMar>
-              <w:top w:w="100" w:type="dxa"/>
-              <w:bottom w:w="100" w:type="dxa"/>
-              <w:left w:w="140" w:type="dxa"/>
-              <w:right w:w="140" w:type="dxa"/>
-            </w:tcMar>
-          </w:tcPr>
-          <w:p>
-            <w:pPr>
-              <w:jc w:val="center"/>
-            </w:pPr>
-            <w:r>
-              <w:rPr>
-                <w:sz w:val="15"/>
-              </w:rPr>
-              <w:t>Sensor Noise Flip Storm</w:t>
-            </w:r>
-          </w:p>
-        </w:tc>
-        <w:tc>
-          <w:tcPr>
-            <w:tcW w:type="dxa" w:w="1680"/>
-            <w:tcMar>
-              <w:top w:w="100" w:type="dxa"/>
-              <w:bottom w:w="100" w:type="dxa"/>
-              <w:left w:w="140" w:type="dxa"/>
-              <w:right w:w="140" w:type="dxa"/>
-            </w:tcMar>
-          </w:tcPr>
-          <w:p>
-            <w:pPr>
-              <w:jc w:val="center"/>
-            </w:pPr>
-            <w:r>
-              <w:rPr>
-                <w:sz w:val="15"/>
-              </w:rPr>
-              <w:t>CMOS thermal noise on flat surfaces flips raw dHash bits; 0% suppression on static views.</w:t>
-            </w:r>
-          </w:p>
-        </w:tc>
-        <w:tc>
-          <w:tcPr>
-            <w:tcW w:type="dxa" w:w="1680"/>
-            <w:tcMar>
-              <w:top w:w="100" w:type="dxa"/>
-              <w:bottom w:w="100" w:type="dxa"/>
-              <w:left w:w="140" w:type="dxa"/>
-              <w:right w:w="140" w:type="dxa"/>
-            </w:tcMar>
-          </w:tcPr>
-          <w:p>
-            <w:pPr>
-              <w:jc w:val="center"/>
-            </w:pPr>
-            <w:r>
-              <w:rPr>
-                <w:sz w:val="15"/>
-              </w:rPr>
-              <w:t>7 × 7 × 5 = 245</w:t>
-            </w:r>
-          </w:p>
-        </w:tc>
-        <w:tc>
-          <w:tcPr>
-            <w:tcW w:type="dxa" w:w="1680"/>
-            <w:tcMar>
-              <w:top w:w="100" w:type="dxa"/>
-              <w:bottom w:w="100" w:type="dxa"/>
-              <w:left w:w="140" w:type="dxa"/>
-              <w:right w:w="140" w:type="dxa"/>
-            </w:tcMar>
-          </w:tcPr>
-          <w:p>
-            <w:pPr>
-              <w:jc w:val="center"/>
-            </w:pPr>
-            <w:r>
-              <w:rPr>
-                <w:sz w:val="15"/>
-              </w:rPr>
-              <w:t>Noise-calibrated dead-zone thresholding (eps = 7.0 DN); suppresses 99.5% of noise bit flips.</w:t>
-            </w:r>
-          </w:p>
-        </w:tc>
-        <w:tc>
-          <w:tcPr>
-            <w:tcW w:type="dxa" w:w="1680"/>
-            <w:tcMar>
-              <w:top w:w="100" w:type="dxa"/>
-              <w:bottom w:w="100" w:type="dxa"/>
-              <w:left w:w="140" w:type="dxa"/>
-              <w:right w:w="140" w:type="dxa"/>
-            </w:tcMar>
-          </w:tcPr>
-          <w:p>
-            <w:pPr>
-              <w:jc w:val="center"/>
-            </w:pPr>
-            <w:r>
-              <w:rPr>
-                <w:sz w:val="15"/>
-              </w:rPr>
-              <w:t>7 × 1 × 2 = 14</w:t>
+            <w:tcW w:type="dxa" w:w="1440"/>
+            <w:tcMar>
+              <w:top w:w="100" w:type="dxa"/>
+              <w:bottom w:w="100" w:type="dxa"/>
+              <w:left w:w="140" w:type="dxa"/>
+              <w:right w:w="140" w:type="dxa"/>
+            </w:tcMar>
+          </w:tcPr>
+          <w:p>
+            <w:pPr>
+              <w:jc w:val="center"/>
+            </w:pPr>
+            <w:r>
+              <w:rPr>
+                <w:sz w:val="15"/>
+              </w:rPr>
+              <w:t>Hazard Re-triggering Storm</w:t>
+            </w:r>
+          </w:p>
+        </w:tc>
+        <w:tc>
+          <w:tcPr>
+            <w:tcW w:type="dxa" w:w="1440"/>
+            <w:tcMar>
+              <w:top w:w="100" w:type="dxa"/>
+              <w:bottom w:w="100" w:type="dxa"/>
+              <w:left w:w="140" w:type="dxa"/>
+              <w:right w:w="140" w:type="dxa"/>
+            </w:tcMar>
+          </w:tcPr>
+          <w:p>
+            <w:pPr>
+              <w:jc w:val="center"/>
+            </w:pPr>
+            <w:r>
+              <w:rPr>
+                <w:sz w:val="15"/>
+              </w:rPr>
+              <w:t>Latched hazard state causes infinite self-retriggering loop at 30 fps.</w:t>
+            </w:r>
+          </w:p>
+        </w:tc>
+        <w:tc>
+          <w:tcPr>
+            <w:tcW w:type="dxa" w:w="1440"/>
+            <w:tcMar>
+              <w:top w:w="100" w:type="dxa"/>
+              <w:bottom w:w="100" w:type="dxa"/>
+              <w:left w:w="140" w:type="dxa"/>
+              <w:right w:w="140" w:type="dxa"/>
+            </w:tcMar>
+          </w:tcPr>
+          <w:p>
+            <w:pPr>
+              <w:jc w:val="center"/>
+            </w:pPr>
+            <w:r>
+              <w:rPr>
+                <w:sz w:val="15"/>
+              </w:rPr>
+              <w:t>5 / 9 / 8 (360)</w:t>
+            </w:r>
+          </w:p>
+        </w:tc>
+        <w:tc>
+          <w:tcPr>
+            <w:tcW w:type="dxa" w:w="1440"/>
+            <w:tcMar>
+              <w:top w:w="100" w:type="dxa"/>
+              <w:bottom w:w="100" w:type="dxa"/>
+              <w:left w:w="140" w:type="dxa"/>
+              <w:right w:w="140" w:type="dxa"/>
+            </w:tcMar>
+          </w:tcPr>
+          <w:p>
+            <w:pPr>
+              <w:jc w:val="center"/>
+            </w:pPr>
+            <w:r>
+              <w:rPr>
+                <w:sz w:val="15"/>
+              </w:rPr>
+              <w:t>Temporal latch cooldown (T_cool = 6 frames, 200 ms) disables latch re-firing without motion.</w:t>
+            </w:r>
+          </w:p>
+        </w:tc>
+        <w:tc>
+          <w:tcPr>
+            <w:tcW w:type="dxa" w:w="1440"/>
+            <w:tcMar>
+              <w:top w:w="100" w:type="dxa"/>
+              <w:bottom w:w="100" w:type="dxa"/>
+              <w:left w:w="140" w:type="dxa"/>
+              <w:right w:w="140" w:type="dxa"/>
+            </w:tcMar>
+          </w:tcPr>
+          <w:p>
+            <w:pPr>
+              <w:jc w:val="center"/>
+            </w:pPr>
+            <w:r>
+              <w:rPr>
+                <w:sz w:val="15"/>
+              </w:rPr>
+              <w:t>5 / 2 / 1 (10)</w:t>
+            </w:r>
+          </w:p>
+        </w:tc>
+        <w:tc>
+          <w:tcPr>
+            <w:tcW w:type="dxa" w:w="1440"/>
+            <w:tcMar>
+              <w:top w:w="100" w:type="dxa"/>
+              <w:bottom w:w="100" w:type="dxa"/>
+              <w:left w:w="140" w:type="dxa"/>
+              <w:right w:w="140" w:type="dxa"/>
+            </w:tcMar>
+          </w:tcPr>
+          <w:p>
+            <w:pPr>
+              <w:jc w:val="center"/>
+            </w:pPr>
+            <w:r>
+              <w:rPr>
+                <w:sz w:val="15"/>
+              </w:rPr>
+              <w:t>-97.2%</w:t>
             </w:r>
           </w:p>
         </w:tc>
@@ -21218,7 +22207,7 @@
       <w:tr>
         <w:tc>
           <w:tcPr>
-            <w:tcW w:type="dxa" w:w="1680"/>
+            <w:tcW w:type="dxa" w:w="1440"/>
             <w:tcMar>
               <w:top w:w="100" w:type="dxa"/>
               <w:bottom w:w="100" w:type="dxa"/>
@@ -21237,111 +22226,133 @@
         </w:tc>
         <w:tc>
           <w:tcPr>
-            <w:tcW w:type="dxa" w:w="1680"/>
-            <w:tcMar>
-              <w:top w:w="100" w:type="dxa"/>
-              <w:bottom w:w="100" w:type="dxa"/>
-              <w:left w:w="140" w:type="dxa"/>
-              <w:right w:w="140" w:type="dxa"/>
-            </w:tcMar>
-          </w:tcPr>
-          <w:p>
-            <w:pPr>
-              <w:jc w:val="center"/>
-            </w:pPr>
-            <w:r>
-              <w:rPr>
-                <w:sz w:val="15"/>
-              </w:rPr>
-              <w:t>Localized Hazard Dilution</w:t>
-            </w:r>
-          </w:p>
-        </w:tc>
-        <w:tc>
-          <w:tcPr>
-            <w:tcW w:type="dxa" w:w="1680"/>
-            <w:tcMar>
-              <w:top w:w="100" w:type="dxa"/>
-              <w:bottom w:w="100" w:type="dxa"/>
-              <w:left w:w="140" w:type="dxa"/>
-              <w:right w:w="140" w:type="dxa"/>
-            </w:tcMar>
-          </w:tcPr>
-          <w:p>
-            <w:pPr>
-              <w:jc w:val="center"/>
-            </w:pPr>
-            <w:r>
-              <w:rPr>
-                <w:sz w:val="15"/>
-              </w:rPr>
-              <w:t>Global 32x32 MAD averages small approaching obstacles across the frame (S_mot &lt;&lt; tau).</w:t>
-            </w:r>
-          </w:p>
-        </w:tc>
-        <w:tc>
-          <w:tcPr>
-            <w:tcW w:type="dxa" w:w="1680"/>
-            <w:tcMar>
-              <w:top w:w="100" w:type="dxa"/>
-              <w:bottom w:w="100" w:type="dxa"/>
-              <w:left w:w="140" w:type="dxa"/>
-              <w:right w:w="140" w:type="dxa"/>
-            </w:tcMar>
-          </w:tcPr>
-          <w:p>
-            <w:pPr>
-              <w:jc w:val="center"/>
-            </w:pPr>
-            <w:r>
-              <w:rPr>
-                <w:sz w:val="15"/>
-              </w:rPr>
-              <w:t>9 × 8 × 5 = 360</w:t>
-            </w:r>
-          </w:p>
-        </w:tc>
-        <w:tc>
-          <w:tcPr>
-            <w:tcW w:type="dxa" w:w="1680"/>
-            <w:tcMar>
-              <w:top w:w="100" w:type="dxa"/>
-              <w:bottom w:w="100" w:type="dxa"/>
-              <w:left w:w="140" w:type="dxa"/>
-              <w:right w:w="140" w:type="dxa"/>
-            </w:tcMar>
-          </w:tcPr>
-          <w:p>
-            <w:pPr>
-              <w:jc w:val="center"/>
-            </w:pPr>
-            <w:r>
-              <w:rPr>
-                <w:sz w:val="15"/>
-              </w:rPr>
-              <w:t>4x4 ROI block max-pooling (S_roi_max): amplifies peak localized change (0.0 f gate delay).</w:t>
-            </w:r>
-          </w:p>
-        </w:tc>
-        <w:tc>
-          <w:tcPr>
-            <w:tcW w:type="dxa" w:w="1680"/>
-            <w:tcMar>
-              <w:top w:w="100" w:type="dxa"/>
-              <w:bottom w:w="100" w:type="dxa"/>
-              <w:left w:w="140" w:type="dxa"/>
-              <w:right w:w="140" w:type="dxa"/>
-            </w:tcMar>
-          </w:tcPr>
-          <w:p>
-            <w:pPr>
-              <w:jc w:val="center"/>
-            </w:pPr>
-            <w:r>
-              <w:rPr>
-                <w:sz w:val="15"/>
-              </w:rPr>
-              <w:t>9 × 2 × 2 = 36</w:t>
+            <w:tcW w:type="dxa" w:w="1440"/>
+            <w:tcMar>
+              <w:top w:w="100" w:type="dxa"/>
+              <w:bottom w:w="100" w:type="dxa"/>
+              <w:left w:w="140" w:type="dxa"/>
+              <w:right w:w="140" w:type="dxa"/>
+            </w:tcMar>
+          </w:tcPr>
+          <w:p>
+            <w:pPr>
+              <w:jc w:val="center"/>
+            </w:pPr>
+            <w:r>
+              <w:rPr>
+                <w:sz w:val="15"/>
+              </w:rPr>
+              <w:t>Acoustic Warning Preemption Delay</w:t>
+            </w:r>
+          </w:p>
+        </w:tc>
+        <w:tc>
+          <w:tcPr>
+            <w:tcW w:type="dxa" w:w="1440"/>
+            <w:tcMar>
+              <w:top w:w="100" w:type="dxa"/>
+              <w:bottom w:w="100" w:type="dxa"/>
+              <w:left w:w="140" w:type="dxa"/>
+              <w:right w:w="140" w:type="dxa"/>
+            </w:tcMar>
+          </w:tcPr>
+          <w:p>
+            <w:pPr>
+              <w:jc w:val="center"/>
+            </w:pPr>
+            <w:r>
+              <w:rPr>
+                <w:sz w:val="15"/>
+              </w:rPr>
+              <w:t>Urgent obstacle alerts delayed behind low-priority ambient descriptions.</w:t>
+            </w:r>
+          </w:p>
+        </w:tc>
+        <w:tc>
+          <w:tcPr>
+            <w:tcW w:type="dxa" w:w="1440"/>
+            <w:tcMar>
+              <w:top w:w="100" w:type="dxa"/>
+              <w:bottom w:w="100" w:type="dxa"/>
+              <w:left w:w="140" w:type="dxa"/>
+              <w:right w:w="140" w:type="dxa"/>
+            </w:tcMar>
+          </w:tcPr>
+          <w:p>
+            <w:pPr>
+              <w:jc w:val="center"/>
+            </w:pPr>
+            <w:r>
+              <w:rPr>
+                <w:sz w:val="15"/>
+              </w:rPr>
+              <w:t>9 / 8 / 6 (432)</w:t>
+            </w:r>
+          </w:p>
+        </w:tc>
+        <w:tc>
+          <w:tcPr>
+            <w:tcW w:type="dxa" w:w="1440"/>
+            <w:tcMar>
+              <w:top w:w="100" w:type="dxa"/>
+              <w:bottom w:w="100" w:type="dxa"/>
+              <w:left w:w="140" w:type="dxa"/>
+              <w:right w:w="140" w:type="dxa"/>
+            </w:tcMar>
+          </w:tcPr>
+          <w:p>
+            <w:pPr>
+              <w:jc w:val="center"/>
+            </w:pPr>
+            <w:r>
+              <w:rPr>
+                <w:sz w:val="15"/>
+              </w:rPr>
+              <w:t>Priority-weighted audio queue (Eq. 11): Immediate audio interruption + 30 ms earcon chime.</w:t>
+            </w:r>
+          </w:p>
+        </w:tc>
+        <w:tc>
+          <w:tcPr>
+            <w:tcW w:type="dxa" w:w="1440"/>
+            <w:tcMar>
+              <w:top w:w="100" w:type="dxa"/>
+              <w:bottom w:w="100" w:type="dxa"/>
+              <w:left w:w="140" w:type="dxa"/>
+              <w:right w:w="140" w:type="dxa"/>
+            </w:tcMar>
+          </w:tcPr>
+          <w:p>
+            <w:pPr>
+              <w:jc w:val="center"/>
+            </w:pPr>
+            <w:r>
+              <w:rPr>
+                <w:sz w:val="15"/>
+              </w:rPr>
+              <w:t>9 / 1 / 1 (9)</w:t>
+            </w:r>
+          </w:p>
+        </w:tc>
+        <w:tc>
+          <w:tcPr>
+            <w:tcW w:type="dxa" w:w="1440"/>
+            <w:tcMar>
+              <w:top w:w="100" w:type="dxa"/>
+              <w:bottom w:w="100" w:type="dxa"/>
+              <w:left w:w="140" w:type="dxa"/>
+              <w:right w:w="140" w:type="dxa"/>
+            </w:tcMar>
+          </w:tcPr>
+          <w:p>
+            <w:pPr>
+              <w:jc w:val="center"/>
+            </w:pPr>
+            <w:r>
+              <w:rPr>
+                <w:sz w:val="15"/>
+              </w:rPr>
+              <w:t>-97.9%</w:t>
             </w:r>
           </w:p>
         </w:tc>
@@ -21349,7 +22360,7 @@
       <w:tr>
         <w:tc>
           <w:tcPr>
-            <w:tcW w:type="dxa" w:w="1680"/>
+            <w:tcW w:type="dxa" w:w="1440"/>
             <w:tcMar>
               <w:top w:w="100" w:type="dxa"/>
               <w:bottom w:w="100" w:type="dxa"/>
@@ -21368,111 +22379,133 @@
         </w:tc>
         <w:tc>
           <w:tcPr>
-            <w:tcW w:type="dxa" w:w="1680"/>
-            <w:tcMar>
-              <w:top w:w="100" w:type="dxa"/>
-              <w:bottom w:w="100" w:type="dxa"/>
-              <w:left w:w="140" w:type="dxa"/>
-              <w:right w:w="140" w:type="dxa"/>
-            </w:tcMar>
-          </w:tcPr>
-          <w:p>
-            <w:pPr>
-              <w:jc w:val="center"/>
-            </w:pPr>
-            <w:r>
-              <w:rPr>
-                <w:sz w:val="15"/>
-              </w:rPr>
-              <w:t>Cooldown Hazard Lockout</w:t>
-            </w:r>
-          </w:p>
-        </w:tc>
-        <w:tc>
-          <w:tcPr>
-            <w:tcW w:type="dxa" w:w="1680"/>
-            <w:tcMar>
-              <w:top w:w="100" w:type="dxa"/>
-              <w:bottom w:w="100" w:type="dxa"/>
-              <w:left w:w="140" w:type="dxa"/>
-              <w:right w:w="140" w:type="dxa"/>
-            </w:tcMar>
-          </w:tcPr>
-          <w:p>
-            <w:pPr>
-              <w:jc w:val="center"/>
-            </w:pPr>
-            <w:r>
-              <w:rPr>
-                <w:sz w:val="15"/>
-              </w:rPr>
-              <w:t>New independent hazard emerges during latch cooldown interval (T_cool = 6 frames).</w:t>
-            </w:r>
-          </w:p>
-        </w:tc>
-        <w:tc>
-          <w:tcPr>
-            <w:tcW w:type="dxa" w:w="1680"/>
-            <w:tcMar>
-              <w:top w:w="100" w:type="dxa"/>
-              <w:bottom w:w="100" w:type="dxa"/>
-              <w:left w:w="140" w:type="dxa"/>
-              <w:right w:w="140" w:type="dxa"/>
-            </w:tcMar>
-          </w:tcPr>
-          <w:p>
-            <w:pPr>
-              <w:jc w:val="center"/>
-            </w:pPr>
-            <w:r>
-              <w:rPr>
-                <w:sz w:val="15"/>
-              </w:rPr>
-              <w:t>9 × 7 × 5 = 315</w:t>
-            </w:r>
-          </w:p>
-        </w:tc>
-        <w:tc>
-          <w:tcPr>
-            <w:tcW w:type="dxa" w:w="1680"/>
-            <w:tcMar>
-              <w:top w:w="100" w:type="dxa"/>
-              <w:bottom w:w="100" w:type="dxa"/>
-              <w:left w:w="140" w:type="dxa"/>
-              <w:right w:w="140" w:type="dxa"/>
-            </w:tcMar>
-          </w:tcPr>
-          <w:p>
-            <w:pPr>
-              <w:jc w:val="center"/>
-            </w:pPr>
-            <w:r>
-              <w:rPr>
-                <w:sz w:val="15"/>
-              </w:rPr>
-              <w:t>Dynamic critical override: if S_roi_max &gt;= tau_crit (0.35) or S_mot &gt;= 0.20, cooldown is bypassed.</w:t>
-            </w:r>
-          </w:p>
-        </w:tc>
-        <w:tc>
-          <w:tcPr>
-            <w:tcW w:type="dxa" w:w="1680"/>
-            <w:tcMar>
-              <w:top w:w="100" w:type="dxa"/>
-              <w:bottom w:w="100" w:type="dxa"/>
-              <w:left w:w="140" w:type="dxa"/>
-              <w:right w:w="140" w:type="dxa"/>
-            </w:tcMar>
-          </w:tcPr>
-          <w:p>
-            <w:pPr>
-              <w:jc w:val="center"/>
-            </w:pPr>
-            <w:r>
-              <w:rPr>
-                <w:sz w:val="15"/>
-              </w:rPr>
-              <w:t>9 × 2 × 2 = 36</w:t>
+            <w:tcW w:type="dxa" w:w="1440"/>
+            <w:tcMar>
+              <w:top w:w="100" w:type="dxa"/>
+              <w:bottom w:w="100" w:type="dxa"/>
+              <w:left w:w="140" w:type="dxa"/>
+              <w:right w:w="140" w:type="dxa"/>
+            </w:tcMar>
+          </w:tcPr>
+          <w:p>
+            <w:pPr>
+              <w:jc w:val="center"/>
+            </w:pPr>
+            <w:r>
+              <w:rPr>
+                <w:sz w:val="15"/>
+              </w:rPr>
+              <w:t>Cooldown Lockout of Fast Obstacle</w:t>
+            </w:r>
+          </w:p>
+        </w:tc>
+        <w:tc>
+          <w:tcPr>
+            <w:tcW w:type="dxa" w:w="1440"/>
+            <w:tcMar>
+              <w:top w:w="100" w:type="dxa"/>
+              <w:bottom w:w="100" w:type="dxa"/>
+              <w:left w:w="140" w:type="dxa"/>
+              <w:right w:w="140" w:type="dxa"/>
+            </w:tcMar>
+          </w:tcPr>
+          <w:p>
+            <w:pPr>
+              <w:jc w:val="center"/>
+            </w:pPr>
+            <w:r>
+              <w:rPr>
+                <w:sz w:val="15"/>
+              </w:rPr>
+              <w:t>Cooldown prevents re-alerting when a second obstacle enters during cooldown.</w:t>
+            </w:r>
+          </w:p>
+        </w:tc>
+        <w:tc>
+          <w:tcPr>
+            <w:tcW w:type="dxa" w:w="1440"/>
+            <w:tcMar>
+              <w:top w:w="100" w:type="dxa"/>
+              <w:bottom w:w="100" w:type="dxa"/>
+              <w:left w:w="140" w:type="dxa"/>
+              <w:right w:w="140" w:type="dxa"/>
+            </w:tcMar>
+          </w:tcPr>
+          <w:p>
+            <w:pPr>
+              <w:jc w:val="center"/>
+            </w:pPr>
+            <w:r>
+              <w:rPr>
+                <w:sz w:val="15"/>
+              </w:rPr>
+              <w:t>8 / 5 / 7 (280)</w:t>
+            </w:r>
+          </w:p>
+        </w:tc>
+        <w:tc>
+          <w:tcPr>
+            <w:tcW w:type="dxa" w:w="1440"/>
+            <w:tcMar>
+              <w:top w:w="100" w:type="dxa"/>
+              <w:bottom w:w="100" w:type="dxa"/>
+              <w:left w:w="140" w:type="dxa"/>
+              <w:right w:w="140" w:type="dxa"/>
+            </w:tcMar>
+          </w:tcPr>
+          <w:p>
+            <w:pPr>
+              <w:jc w:val="center"/>
+            </w:pPr>
+            <w:r>
+              <w:rPr>
+                <w:sz w:val="15"/>
+              </w:rPr>
+              <w:t>Dynamic motion override: S_roi_max &gt;= 0.35 or S_mot &gt;= 0.20 bypasses cooldown immediately.</w:t>
+            </w:r>
+          </w:p>
+        </w:tc>
+        <w:tc>
+          <w:tcPr>
+            <w:tcW w:type="dxa" w:w="1440"/>
+            <w:tcMar>
+              <w:top w:w="100" w:type="dxa"/>
+              <w:bottom w:w="100" w:type="dxa"/>
+              <w:left w:w="140" w:type="dxa"/>
+              <w:right w:w="140" w:type="dxa"/>
+            </w:tcMar>
+          </w:tcPr>
+          <w:p>
+            <w:pPr>
+              <w:jc w:val="center"/>
+            </w:pPr>
+            <w:r>
+              <w:rPr>
+                <w:sz w:val="15"/>
+              </w:rPr>
+              <w:t>8 / 2 / 2 (32)</w:t>
+            </w:r>
+          </w:p>
+        </w:tc>
+        <w:tc>
+          <w:tcPr>
+            <w:tcW w:type="dxa" w:w="1440"/>
+            <w:tcMar>
+              <w:top w:w="100" w:type="dxa"/>
+              <w:bottom w:w="100" w:type="dxa"/>
+              <w:left w:w="140" w:type="dxa"/>
+              <w:right w:w="140" w:type="dxa"/>
+            </w:tcMar>
+          </w:tcPr>
+          <w:p>
+            <w:pPr>
+              <w:jc w:val="center"/>
+            </w:pPr>
+            <w:r>
+              <w:rPr>
+                <w:sz w:val="15"/>
+              </w:rPr>
+              <w:t>-88.6%</w:t>
             </w:r>
           </w:p>
         </w:tc>
@@ -21480,7 +22513,7 @@
       <w:tr>
         <w:tc>
           <w:tcPr>
-            <w:tcW w:type="dxa" w:w="1680"/>
+            <w:tcW w:type="dxa" w:w="1440"/>
             <w:tcMar>
               <w:top w:w="100" w:type="dxa"/>
               <w:bottom w:w="100" w:type="dxa"/>
@@ -21499,111 +22532,133 @@
         </w:tc>
         <w:tc>
           <w:tcPr>
-            <w:tcW w:type="dxa" w:w="1680"/>
-            <w:tcMar>
-              <w:top w:w="100" w:type="dxa"/>
-              <w:bottom w:w="100" w:type="dxa"/>
-              <w:left w:w="140" w:type="dxa"/>
-              <w:right w:w="140" w:type="dxa"/>
-            </w:tcMar>
-          </w:tcPr>
-          <w:p>
-            <w:pPr>
-              <w:jc w:val="center"/>
-            </w:pPr>
-            <w:r>
-              <w:rPr>
-                <w:sz w:val="15"/>
-              </w:rPr>
-              <w:t>Worker Queue Backlog</w:t>
-            </w:r>
-          </w:p>
-        </w:tc>
-        <w:tc>
-          <w:tcPr>
-            <w:tcW w:type="dxa" w:w="1680"/>
-            <w:tcMar>
-              <w:top w:w="100" w:type="dxa"/>
-              <w:bottom w:w="100" w:type="dxa"/>
-              <w:left w:w="140" w:type="dxa"/>
-              <w:right w:w="140" w:type="dxa"/>
-            </w:tcMar>
-          </w:tcPr>
-          <w:p>
-            <w:pPr>
-              <w:jc w:val="center"/>
-            </w:pPr>
-            <w:r>
-              <w:rPr>
-                <w:sz w:val="15"/>
-              </w:rPr>
-              <w:t>VLM worker busy (380 ms) drops bursts of trigger frames during fast-moving events.</w:t>
-            </w:r>
-          </w:p>
-        </w:tc>
-        <w:tc>
-          <w:tcPr>
-            <w:tcW w:type="dxa" w:w="1680"/>
-            <w:tcMar>
-              <w:top w:w="100" w:type="dxa"/>
-              <w:bottom w:w="100" w:type="dxa"/>
-              <w:left w:w="140" w:type="dxa"/>
-              <w:right w:w="140" w:type="dxa"/>
-            </w:tcMar>
-          </w:tcPr>
-          <w:p>
-            <w:pPr>
-              <w:jc w:val="center"/>
-            </w:pPr>
-            <w:r>
-              <w:rPr>
-                <w:sz w:val="15"/>
-              </w:rPr>
-              <w:t>8 × 7 × 5 = 280</w:t>
-            </w:r>
-          </w:p>
-        </w:tc>
-        <w:tc>
-          <w:tcPr>
-            <w:tcW w:type="dxa" w:w="1680"/>
-            <w:tcMar>
-              <w:top w:w="100" w:type="dxa"/>
-              <w:bottom w:w="100" w:type="dxa"/>
-              <w:left w:w="140" w:type="dxa"/>
-              <w:right w:w="140" w:type="dxa"/>
-            </w:tcMar>
-          </w:tcPr>
-          <w:p>
-            <w:pPr>
-              <w:jc w:val="center"/>
-            </w:pPr>
-            <w:r>
-              <w:rPr>
-                <w:sz w:val="15"/>
-              </w:rPr>
-              <w:t>Non-blocking busy-skip queue with priority state latching and watchdog rate limiting.</w:t>
-            </w:r>
-          </w:p>
-        </w:tc>
-        <w:tc>
-          <w:tcPr>
-            <w:tcW w:type="dxa" w:w="1680"/>
-            <w:tcMar>
-              <w:top w:w="100" w:type="dxa"/>
-              <w:bottom w:w="100" w:type="dxa"/>
-              <w:left w:w="140" w:type="dxa"/>
-              <w:right w:w="140" w:type="dxa"/>
-            </w:tcMar>
-          </w:tcPr>
-          <w:p>
-            <w:pPr>
-              <w:jc w:val="center"/>
-            </w:pPr>
-            <w:r>
-              <w:rPr>
-                <w:sz w:val="15"/>
-              </w:rPr>
-              <w:t>8 × 3 × 2 = 48</w:t>
+            <w:tcW w:type="dxa" w:w="1440"/>
+            <w:tcMar>
+              <w:top w:w="100" w:type="dxa"/>
+              <w:bottom w:w="100" w:type="dxa"/>
+              <w:left w:w="140" w:type="dxa"/>
+              <w:right w:w="140" w:type="dxa"/>
+            </w:tcMar>
+          </w:tcPr>
+          <w:p>
+            <w:pPr>
+              <w:jc w:val="center"/>
+            </w:pPr>
+            <w:r>
+              <w:rPr>
+                <w:sz w:val="15"/>
+              </w:rPr>
+              <w:t>Sensor Noise Bit-Flip Collapse</w:t>
+            </w:r>
+          </w:p>
+        </w:tc>
+        <w:tc>
+          <w:tcPr>
+            <w:tcW w:type="dxa" w:w="1440"/>
+            <w:tcMar>
+              <w:top w:w="100" w:type="dxa"/>
+              <w:bottom w:w="100" w:type="dxa"/>
+              <w:left w:w="140" w:type="dxa"/>
+              <w:right w:w="140" w:type="dxa"/>
+            </w:tcMar>
+          </w:tcPr>
+          <w:p>
+            <w:pPr>
+              <w:jc w:val="center"/>
+            </w:pPr>
+            <w:r>
+              <w:rPr>
+                <w:sz w:val="15"/>
+              </w:rPr>
+              <w:t>Analog CMOS thermal noise flips difference hash bits on blank backgrounds.</w:t>
+            </w:r>
+          </w:p>
+        </w:tc>
+        <w:tc>
+          <w:tcPr>
+            <w:tcW w:type="dxa" w:w="1440"/>
+            <w:tcMar>
+              <w:top w:w="100" w:type="dxa"/>
+              <w:bottom w:w="100" w:type="dxa"/>
+              <w:left w:w="140" w:type="dxa"/>
+              <w:right w:w="140" w:type="dxa"/>
+            </w:tcMar>
+          </w:tcPr>
+          <w:p>
+            <w:pPr>
+              <w:jc w:val="center"/>
+            </w:pPr>
+            <w:r>
+              <w:rPr>
+                <w:sz w:val="15"/>
+              </w:rPr>
+              <w:t>4 / 9 / 9 (324)</w:t>
+            </w:r>
+          </w:p>
+        </w:tc>
+        <w:tc>
+          <w:tcPr>
+            <w:tcW w:type="dxa" w:w="1440"/>
+            <w:tcMar>
+              <w:top w:w="100" w:type="dxa"/>
+              <w:bottom w:w="100" w:type="dxa"/>
+              <w:left w:w="140" w:type="dxa"/>
+              <w:right w:w="140" w:type="dxa"/>
+            </w:tcMar>
+          </w:tcPr>
+          <w:p>
+            <w:pPr>
+              <w:jc w:val="center"/>
+            </w:pPr>
+            <w:r>
+              <w:rPr>
+                <w:sz w:val="15"/>
+              </w:rPr>
+              <w:t>Noise-calibrated dead-zone thresholding (epsilon = 7.0 DN, 9.92 sigma_diff).</w:t>
+            </w:r>
+          </w:p>
+        </w:tc>
+        <w:tc>
+          <w:tcPr>
+            <w:tcW w:type="dxa" w:w="1440"/>
+            <w:tcMar>
+              <w:top w:w="100" w:type="dxa"/>
+              <w:bottom w:w="100" w:type="dxa"/>
+              <w:left w:w="140" w:type="dxa"/>
+              <w:right w:w="140" w:type="dxa"/>
+            </w:tcMar>
+          </w:tcPr>
+          <w:p>
+            <w:pPr>
+              <w:jc w:val="center"/>
+            </w:pPr>
+            <w:r>
+              <w:rPr>
+                <w:sz w:val="15"/>
+              </w:rPr>
+              <w:t>4 / 1 / 2 (8)</w:t>
+            </w:r>
+          </w:p>
+        </w:tc>
+        <w:tc>
+          <w:tcPr>
+            <w:tcW w:type="dxa" w:w="1440"/>
+            <w:tcMar>
+              <w:top w:w="100" w:type="dxa"/>
+              <w:bottom w:w="100" w:type="dxa"/>
+              <w:left w:w="140" w:type="dxa"/>
+              <w:right w:w="140" w:type="dxa"/>
+            </w:tcMar>
+          </w:tcPr>
+          <w:p>
+            <w:pPr>
+              <w:jc w:val="center"/>
+            </w:pPr>
+            <w:r>
+              <w:rPr>
+                <w:sz w:val="15"/>
+              </w:rPr>
+              <w:t>-97.5%</w:t>
             </w:r>
           </w:p>
         </w:tc>
@@ -21611,7 +22666,7 @@
       <w:tr>
         <w:tc>
           <w:tcPr>
-            <w:tcW w:type="dxa" w:w="1680"/>
+            <w:tcW w:type="dxa" w:w="1440"/>
             <w:tcMar>
               <w:top w:w="100" w:type="dxa"/>
               <w:bottom w:w="100" w:type="dxa"/>
@@ -21630,111 +22685,133 @@
         </w:tc>
         <w:tc>
           <w:tcPr>
-            <w:tcW w:type="dxa" w:w="1680"/>
-            <w:tcMar>
-              <w:top w:w="100" w:type="dxa"/>
-              <w:bottom w:w="100" w:type="dxa"/>
-              <w:left w:w="140" w:type="dxa"/>
-              <w:right w:w="140" w:type="dxa"/>
-            </w:tcMar>
-          </w:tcPr>
-          <w:p>
-            <w:pPr>
-              <w:jc w:val="center"/>
-            </w:pPr>
-            <w:r>
-              <w:rPr>
-                <w:sz w:val="15"/>
-              </w:rPr>
-              <w:t>Auditory Queue Starvation</w:t>
-            </w:r>
-          </w:p>
-        </w:tc>
-        <w:tc>
-          <w:tcPr>
-            <w:tcW w:type="dxa" w:w="1680"/>
-            <w:tcMar>
-              <w:top w:w="100" w:type="dxa"/>
-              <w:bottom w:w="100" w:type="dxa"/>
-              <w:left w:w="140" w:type="dxa"/>
-              <w:right w:w="140" w:type="dxa"/>
-            </w:tcMar>
-          </w:tcPr>
-          <w:p>
-            <w:pPr>
-              <w:jc w:val="center"/>
-            </w:pPr>
-            <w:r>
-              <w:rPr>
-                <w:sz w:val="15"/>
-              </w:rPr>
-              <w:t>Urgent hazard warnings delayed behind long ongoing ambient descriptions in speech FIFO.</w:t>
-            </w:r>
-          </w:p>
-        </w:tc>
-        <w:tc>
-          <w:tcPr>
-            <w:tcW w:type="dxa" w:w="1680"/>
-            <w:tcMar>
-              <w:top w:w="100" w:type="dxa"/>
-              <w:bottom w:w="100" w:type="dxa"/>
-              <w:left w:w="140" w:type="dxa"/>
-              <w:right w:w="140" w:type="dxa"/>
-            </w:tcMar>
-          </w:tcPr>
-          <w:p>
-            <w:pPr>
-              <w:jc w:val="center"/>
-            </w:pPr>
-            <w:r>
-              <w:rPr>
-                <w:sz w:val="15"/>
-              </w:rPr>
-              <w:t>8 × 8 × 5 = 320</w:t>
-            </w:r>
-          </w:p>
-        </w:tc>
-        <w:tc>
-          <w:tcPr>
-            <w:tcW w:type="dxa" w:w="1680"/>
-            <w:tcMar>
-              <w:top w:w="100" w:type="dxa"/>
-              <w:bottom w:w="100" w:type="dxa"/>
-              <w:left w:w="140" w:type="dxa"/>
-              <w:right w:w="140" w:type="dxa"/>
-            </w:tcMar>
-          </w:tcPr>
-          <w:p>
-            <w:pPr>
-              <w:jc w:val="center"/>
-            </w:pPr>
-            <w:r>
-              <w:rPr>
-                <w:sz w:val="15"/>
-              </w:rPr>
-              <w:t>Priority-weighted speech queue (Eq. 11) with immediate audio preemption and ducking (&lt;=135 ms).</w:t>
-            </w:r>
-          </w:p>
-        </w:tc>
-        <w:tc>
-          <w:tcPr>
-            <w:tcW w:type="dxa" w:w="1680"/>
-            <w:tcMar>
-              <w:top w:w="100" w:type="dxa"/>
-              <w:bottom w:w="100" w:type="dxa"/>
-              <w:left w:w="140" w:type="dxa"/>
-              <w:right w:w="140" w:type="dxa"/>
-            </w:tcMar>
-          </w:tcPr>
-          <w:p>
-            <w:pPr>
-              <w:jc w:val="center"/>
-            </w:pPr>
-            <w:r>
-              <w:rPr>
-                <w:sz w:val="15"/>
-              </w:rPr>
-              <w:t>8 × 2 × 2 = 32</w:t>
+            <w:tcW w:type="dxa" w:w="1440"/>
+            <w:tcMar>
+              <w:top w:w="100" w:type="dxa"/>
+              <w:bottom w:w="100" w:type="dxa"/>
+              <w:left w:w="140" w:type="dxa"/>
+              <w:right w:w="140" w:type="dxa"/>
+            </w:tcMar>
+          </w:tcPr>
+          <w:p>
+            <w:pPr>
+              <w:jc w:val="center"/>
+            </w:pPr>
+            <w:r>
+              <w:rPr>
+                <w:sz w:val="15"/>
+              </w:rPr>
+              <w:t>Gradual Environmental Drift Blindness</w:t>
+            </w:r>
+          </w:p>
+        </w:tc>
+        <w:tc>
+          <w:tcPr>
+            <w:tcW w:type="dxa" w:w="1440"/>
+            <w:tcMar>
+              <w:top w:w="100" w:type="dxa"/>
+              <w:bottom w:w="100" w:type="dxa"/>
+              <w:left w:w="140" w:type="dxa"/>
+              <w:right w:w="140" w:type="dxa"/>
+            </w:tcMar>
+          </w:tcPr>
+          <w:p>
+            <w:pPr>
+              <w:jc w:val="center"/>
+            </w:pPr>
+            <w:r>
+              <w:rPr>
+                <w:sz w:val="15"/>
+              </w:rPr>
+              <w:t>Consecutive differencing (I_t - I_t-1) forgets drift below per-frame threshold.</w:t>
+            </w:r>
+          </w:p>
+        </w:tc>
+        <w:tc>
+          <w:tcPr>
+            <w:tcW w:type="dxa" w:w="1440"/>
+            <w:tcMar>
+              <w:top w:w="100" w:type="dxa"/>
+              <w:bottom w:w="100" w:type="dxa"/>
+              <w:left w:w="140" w:type="dxa"/>
+              <w:right w:w="140" w:type="dxa"/>
+            </w:tcMar>
+          </w:tcPr>
+          <w:p>
+            <w:pPr>
+              <w:jc w:val="center"/>
+            </w:pPr>
+            <w:r>
+              <w:rPr>
+                <w:sz w:val="15"/>
+              </w:rPr>
+              <w:t>7 / 6 / 6 (252)</w:t>
+            </w:r>
+          </w:p>
+        </w:tc>
+        <w:tc>
+          <w:tcPr>
+            <w:tcW w:type="dxa" w:w="1440"/>
+            <w:tcMar>
+              <w:top w:w="100" w:type="dxa"/>
+              <w:bottom w:w="100" w:type="dxa"/>
+              <w:left w:w="140" w:type="dxa"/>
+              <w:right w:w="140" w:type="dxa"/>
+            </w:tcMar>
+          </w:tcPr>
+          <w:p>
+            <w:pPr>
+              <w:jc w:val="center"/>
+            </w:pPr>
+            <w:r>
+              <w:rPr>
+                <w:sz w:val="15"/>
+              </w:rPr>
+              <w:t>Asymmetric reference anchoring: Cues evaluated strictly against last invoked frame I_tp.</w:t>
+            </w:r>
+          </w:p>
+        </w:tc>
+        <w:tc>
+          <w:tcPr>
+            <w:tcW w:type="dxa" w:w="1440"/>
+            <w:tcMar>
+              <w:top w:w="100" w:type="dxa"/>
+              <w:bottom w:w="100" w:type="dxa"/>
+              <w:left w:w="140" w:type="dxa"/>
+              <w:right w:w="140" w:type="dxa"/>
+            </w:tcMar>
+          </w:tcPr>
+          <w:p>
+            <w:pPr>
+              <w:jc w:val="center"/>
+            </w:pPr>
+            <w:r>
+              <w:rPr>
+                <w:sz w:val="15"/>
+              </w:rPr>
+              <w:t>7 / 1 / 2 (14)</w:t>
+            </w:r>
+          </w:p>
+        </w:tc>
+        <w:tc>
+          <w:tcPr>
+            <w:tcW w:type="dxa" w:w="1440"/>
+            <w:tcMar>
+              <w:top w:w="100" w:type="dxa"/>
+              <w:bottom w:w="100" w:type="dxa"/>
+              <w:left w:w="140" w:type="dxa"/>
+              <w:right w:w="140" w:type="dxa"/>
+            </w:tcMar>
+          </w:tcPr>
+          <w:p>
+            <w:pPr>
+              <w:jc w:val="center"/>
+            </w:pPr>
+            <w:r>
+              <w:rPr>
+                <w:sz w:val="15"/>
+              </w:rPr>
+              <w:t>-94.4%</w:t>
             </w:r>
           </w:p>
         </w:tc>
@@ -21742,7 +22819,7 @@
       <w:tr>
         <w:tc>
           <w:tcPr>
-            <w:tcW w:type="dxa" w:w="1680"/>
+            <w:tcW w:type="dxa" w:w="1440"/>
             <w:tcMar>
               <w:top w:w="100" w:type="dxa"/>
               <w:bottom w:w="100" w:type="dxa"/>
@@ -21761,111 +22838,133 @@
         </w:tc>
         <w:tc>
           <w:tcPr>
-            <w:tcW w:type="dxa" w:w="1680"/>
-            <w:tcMar>
-              <w:top w:w="100" w:type="dxa"/>
-              <w:bottom w:w="100" w:type="dxa"/>
-              <w:left w:w="140" w:type="dxa"/>
-              <w:right w:w="140" w:type="dxa"/>
-            </w:tcMar>
-          </w:tcPr>
-          <w:p>
-            <w:pPr>
-              <w:jc w:val="center"/>
-            </w:pPr>
-            <w:r>
-              <w:rPr>
-                <w:sz w:val="15"/>
-              </w:rPr>
-              <w:t>Dynamic Illumination Step</w:t>
-            </w:r>
-          </w:p>
-        </w:tc>
-        <w:tc>
-          <w:tcPr>
-            <w:tcW w:type="dxa" w:w="1680"/>
-            <w:tcMar>
-              <w:top w:w="100" w:type="dxa"/>
-              <w:bottom w:w="100" w:type="dxa"/>
-              <w:left w:w="140" w:type="dxa"/>
-              <w:right w:w="140" w:type="dxa"/>
-            </w:tcMar>
-          </w:tcPr>
-          <w:p>
-            <w:pPr>
-              <w:jc w:val="center"/>
-            </w:pPr>
-            <w:r>
-              <w:rPr>
-                <w:sz w:val="15"/>
-              </w:rPr>
-              <w:t>Sudden indoor-to-outdoor lighting step triggers burst of false alarms or blinds hash.</w:t>
-            </w:r>
-          </w:p>
-        </w:tc>
-        <w:tc>
-          <w:tcPr>
-            <w:tcW w:type="dxa" w:w="1680"/>
-            <w:tcMar>
-              <w:top w:w="100" w:type="dxa"/>
-              <w:bottom w:w="100" w:type="dxa"/>
-              <w:left w:w="140" w:type="dxa"/>
-              <w:right w:w="140" w:type="dxa"/>
-            </w:tcMar>
-          </w:tcPr>
-          <w:p>
-            <w:pPr>
-              <w:jc w:val="center"/>
-            </w:pPr>
-            <w:r>
-              <w:rPr>
-                <w:sz w:val="15"/>
-              </w:rPr>
-              <w:t>6 × 7 × 5 = 210</w:t>
-            </w:r>
-          </w:p>
-        </w:tc>
-        <w:tc>
-          <w:tcPr>
-            <w:tcW w:type="dxa" w:w="1680"/>
-            <w:tcMar>
-              <w:top w:w="100" w:type="dxa"/>
-              <w:bottom w:w="100" w:type="dxa"/>
-              <w:left w:w="140" w:type="dxa"/>
-              <w:right w:w="140" w:type="dxa"/>
-            </w:tcMar>
-          </w:tcPr>
-          <w:p>
-            <w:pPr>
-              <w:jc w:val="center"/>
-            </w:pPr>
-            <w:r>
-              <w:rPr>
-                <w:sz w:val="15"/>
-              </w:rPr>
-              <w:t>RGB normalized color histogram Cosine dissimilarity separates luminance step from structure.</w:t>
-            </w:r>
-          </w:p>
-        </w:tc>
-        <w:tc>
-          <w:tcPr>
-            <w:tcW w:type="dxa" w:w="1680"/>
-            <w:tcMar>
-              <w:top w:w="100" w:type="dxa"/>
-              <w:bottom w:w="100" w:type="dxa"/>
-              <w:left w:w="140" w:type="dxa"/>
-              <w:right w:w="140" w:type="dxa"/>
-            </w:tcMar>
-          </w:tcPr>
-          <w:p>
-            <w:pPr>
-              <w:jc w:val="center"/>
-            </w:pPr>
-            <w:r>
-              <w:rPr>
-                <w:sz w:val="15"/>
-              </w:rPr>
-              <w:t>6 × 2 × 2 = 24</w:t>
+            <w:tcW w:type="dxa" w:w="1440"/>
+            <w:tcMar>
+              <w:top w:w="100" w:type="dxa"/>
+              <w:bottom w:w="100" w:type="dxa"/>
+              <w:left w:w="140" w:type="dxa"/>
+              <w:right w:w="140" w:type="dxa"/>
+            </w:tcMar>
+          </w:tcPr>
+          <w:p>
+            <w:pPr>
+              <w:jc w:val="center"/>
+            </w:pPr>
+            <w:r>
+              <w:rPr>
+                <w:sz w:val="15"/>
+              </w:rPr>
+              <w:t>Complete Gating Dormancy / Hang</w:t>
+            </w:r>
+          </w:p>
+        </w:tc>
+        <w:tc>
+          <w:tcPr>
+            <w:tcW w:type="dxa" w:w="1440"/>
+            <w:tcMar>
+              <w:top w:w="100" w:type="dxa"/>
+              <w:bottom w:w="100" w:type="dxa"/>
+              <w:left w:w="140" w:type="dxa"/>
+              <w:right w:w="140" w:type="dxa"/>
+            </w:tcMar>
+          </w:tcPr>
+          <w:p>
+            <w:pPr>
+              <w:jc w:val="center"/>
+            </w:pPr>
+            <w:r>
+              <w:rPr>
+                <w:sz w:val="15"/>
+              </w:rPr>
+              <w:t>Threshold never exceeded due to low contrast; system ceases inference.</w:t>
+            </w:r>
+          </w:p>
+        </w:tc>
+        <w:tc>
+          <w:tcPr>
+            <w:tcW w:type="dxa" w:w="1440"/>
+            <w:tcMar>
+              <w:top w:w="100" w:type="dxa"/>
+              <w:bottom w:w="100" w:type="dxa"/>
+              <w:left w:w="140" w:type="dxa"/>
+              <w:right w:w="140" w:type="dxa"/>
+            </w:tcMar>
+          </w:tcPr>
+          <w:p>
+            <w:pPr>
+              <w:jc w:val="center"/>
+            </w:pPr>
+            <w:r>
+              <w:rPr>
+                <w:sz w:val="15"/>
+              </w:rPr>
+              <w:t>9 / 3 / 8 (216)</w:t>
+            </w:r>
+          </w:p>
+        </w:tc>
+        <w:tc>
+          <w:tcPr>
+            <w:tcW w:type="dxa" w:w="1440"/>
+            <w:tcMar>
+              <w:top w:w="100" w:type="dxa"/>
+              <w:bottom w:w="100" w:type="dxa"/>
+              <w:left w:w="140" w:type="dxa"/>
+              <w:right w:w="140" w:type="dxa"/>
+            </w:tcMar>
+          </w:tcPr>
+          <w:p>
+            <w:pPr>
+              <w:jc w:val="center"/>
+            </w:pPr>
+            <w:r>
+              <w:rPr>
+                <w:sz w:val="15"/>
+              </w:rPr>
+              <w:t>Hardware-bounded watchdog: Unconditional dispatch at T_ambient (60f) or T_active (6f).</w:t>
+            </w:r>
+          </w:p>
+        </w:tc>
+        <w:tc>
+          <w:tcPr>
+            <w:tcW w:type="dxa" w:w="1440"/>
+            <w:tcMar>
+              <w:top w:w="100" w:type="dxa"/>
+              <w:bottom w:w="100" w:type="dxa"/>
+              <w:left w:w="140" w:type="dxa"/>
+              <w:right w:w="140" w:type="dxa"/>
+            </w:tcMar>
+          </w:tcPr>
+          <w:p>
+            <w:pPr>
+              <w:jc w:val="center"/>
+            </w:pPr>
+            <w:r>
+              <w:rPr>
+                <w:sz w:val="15"/>
+              </w:rPr>
+              <w:t>9 / 1 / 1 (9)</w:t>
+            </w:r>
+          </w:p>
+        </w:tc>
+        <w:tc>
+          <w:tcPr>
+            <w:tcW w:type="dxa" w:w="1440"/>
+            <w:tcMar>
+              <w:top w:w="100" w:type="dxa"/>
+              <w:bottom w:w="100" w:type="dxa"/>
+              <w:left w:w="140" w:type="dxa"/>
+              <w:right w:w="140" w:type="dxa"/>
+            </w:tcMar>
+          </w:tcPr>
+          <w:p>
+            <w:pPr>
+              <w:jc w:val="center"/>
+            </w:pPr>
+            <w:r>
+              <w:rPr>
+                <w:sz w:val="15"/>
+              </w:rPr>
+              <w:t>-95.8%</w:t>
             </w:r>
           </w:p>
         </w:tc>
@@ -21873,7 +22972,7 @@
       <w:tr>
         <w:tc>
           <w:tcPr>
-            <w:tcW w:type="dxa" w:w="1680"/>
+            <w:tcW w:type="dxa" w:w="1440"/>
             <w:tcMar>
               <w:top w:w="100" w:type="dxa"/>
               <w:bottom w:w="100" w:type="dxa"/>
@@ -21892,111 +22991,133 @@
         </w:tc>
         <w:tc>
           <w:tcPr>
-            <w:tcW w:type="dxa" w:w="1680"/>
-            <w:tcMar>
-              <w:top w:w="100" w:type="dxa"/>
-              <w:bottom w:w="100" w:type="dxa"/>
-              <w:left w:w="140" w:type="dxa"/>
-              <w:right w:w="140" w:type="dxa"/>
-            </w:tcMar>
-          </w:tcPr>
-          <w:p>
-            <w:pPr>
-              <w:jc w:val="center"/>
-            </w:pPr>
-            <w:r>
-              <w:rPr>
-                <w:sz w:val="15"/>
-              </w:rPr>
-              <w:t>Document Reading Blindness</w:t>
-            </w:r>
-          </w:p>
-        </w:tc>
-        <w:tc>
-          <w:tcPr>
-            <w:tcW w:type="dxa" w:w="1680"/>
-            <w:tcMar>
-              <w:top w:w="100" w:type="dxa"/>
-              <w:bottom w:w="100" w:type="dxa"/>
-              <w:left w:w="140" w:type="dxa"/>
-              <w:right w:w="140" w:type="dxa"/>
-            </w:tcMar>
-          </w:tcPr>
-          <w:p>
-            <w:pPr>
-              <w:jc w:val="center"/>
-            </w:pPr>
-            <w:r>
-              <w:rPr>
-                <w:sz w:val="15"/>
-              </w:rPr>
-              <w:t>1D horizontal dHash is sign-invariant along text lines; misses horizontal line edits.</w:t>
-            </w:r>
-          </w:p>
-        </w:tc>
-        <w:tc>
-          <w:tcPr>
-            <w:tcW w:type="dxa" w:w="1680"/>
-            <w:tcMar>
-              <w:top w:w="100" w:type="dxa"/>
-              <w:bottom w:w="100" w:type="dxa"/>
-              <w:left w:w="140" w:type="dxa"/>
-              <w:right w:w="140" w:type="dxa"/>
-            </w:tcMar>
-          </w:tcPr>
-          <w:p>
-            <w:pPr>
-              <w:jc w:val="center"/>
-            </w:pPr>
-            <w:r>
-              <w:rPr>
-                <w:sz w:val="15"/>
-              </w:rPr>
-              <w:t>6 × 8 × 5 = 240</w:t>
-            </w:r>
-          </w:p>
-        </w:tc>
-        <w:tc>
-          <w:tcPr>
-            <w:tcW w:type="dxa" w:w="1680"/>
-            <w:tcMar>
-              <w:top w:w="100" w:type="dxa"/>
-              <w:bottom w:w="100" w:type="dxa"/>
-              <w:left w:w="140" w:type="dxa"/>
-              <w:right w:w="140" w:type="dxa"/>
-            </w:tcMar>
-          </w:tcPr>
-          <w:p>
-            <w:pPr>
-              <w:jc w:val="center"/>
-            </w:pPr>
-            <w:r>
-              <w:rPr>
-                <w:sz w:val="15"/>
-              </w:rPr>
-              <w:t>Omni-directional 2D dHash (horizontal + vertical); transparently disclaims standalone OCR use.</w:t>
-            </w:r>
-          </w:p>
-        </w:tc>
-        <w:tc>
-          <w:tcPr>
-            <w:tcW w:type="dxa" w:w="1680"/>
-            <w:tcMar>
-              <w:top w:w="100" w:type="dxa"/>
-              <w:bottom w:w="100" w:type="dxa"/>
-              <w:left w:w="140" w:type="dxa"/>
-              <w:right w:w="140" w:type="dxa"/>
-            </w:tcMar>
-          </w:tcPr>
-          <w:p>
-            <w:pPr>
-              <w:jc w:val="center"/>
-            </w:pPr>
-            <w:r>
-              <w:rPr>
-                <w:sz w:val="15"/>
-              </w:rPr>
-              <w:t>6 × 3 × 2 = 36</w:t>
+            <w:tcW w:type="dxa" w:w="1440"/>
+            <w:tcMar>
+              <w:top w:w="100" w:type="dxa"/>
+              <w:bottom w:w="100" w:type="dxa"/>
+              <w:left w:w="140" w:type="dxa"/>
+              <w:right w:w="140" w:type="dxa"/>
+            </w:tcMar>
+          </w:tcPr>
+          <w:p>
+            <w:pPr>
+              <w:jc w:val="center"/>
+            </w:pPr>
+            <w:r>
+              <w:rPr>
+                <w:sz w:val="15"/>
+              </w:rPr>
+              <w:t>Audio Speech Buffer Eviction Overflow</w:t>
+            </w:r>
+          </w:p>
+        </w:tc>
+        <w:tc>
+          <w:tcPr>
+            <w:tcW w:type="dxa" w:w="1440"/>
+            <w:tcMar>
+              <w:top w:w="100" w:type="dxa"/>
+              <w:bottom w:w="100" w:type="dxa"/>
+              <w:left w:w="140" w:type="dxa"/>
+              <w:right w:w="140" w:type="dxa"/>
+            </w:tcMar>
+          </w:tcPr>
+          <w:p>
+            <w:pPr>
+              <w:jc w:val="center"/>
+            </w:pPr>
+            <w:r>
+              <w:rPr>
+                <w:sz w:val="15"/>
+              </w:rPr>
+              <w:t>Excessive VLM captions exhaust memory and introduce latency backlog.</w:t>
+            </w:r>
+          </w:p>
+        </w:tc>
+        <w:tc>
+          <w:tcPr>
+            <w:tcW w:type="dxa" w:w="1440"/>
+            <w:tcMar>
+              <w:top w:w="100" w:type="dxa"/>
+              <w:bottom w:w="100" w:type="dxa"/>
+              <w:left w:w="140" w:type="dxa"/>
+              <w:right w:w="140" w:type="dxa"/>
+            </w:tcMar>
+          </w:tcPr>
+          <w:p>
+            <w:pPr>
+              <w:jc w:val="center"/>
+            </w:pPr>
+            <w:r>
+              <w:rPr>
+                <w:sz w:val="15"/>
+              </w:rPr>
+              <w:t>6 / 7 / 5 (210)</w:t>
+            </w:r>
+          </w:p>
+        </w:tc>
+        <w:tc>
+          <w:tcPr>
+            <w:tcW w:type="dxa" w:w="1440"/>
+            <w:tcMar>
+              <w:top w:w="100" w:type="dxa"/>
+              <w:bottom w:w="100" w:type="dxa"/>
+              <w:left w:w="140" w:type="dxa"/>
+              <w:right w:w="140" w:type="dxa"/>
+            </w:tcMar>
+          </w:tcPr>
+          <w:p>
+            <w:pPr>
+              <w:jc w:val="center"/>
+            </w:pPr>
+            <w:r>
+              <w:rPr>
+                <w:sz w:val="15"/>
+              </w:rPr>
+              <w:t>Bounded priority eviction queue (max 5 items): Lowest priority evicted on overflow.</w:t>
+            </w:r>
+          </w:p>
+        </w:tc>
+        <w:tc>
+          <w:tcPr>
+            <w:tcW w:type="dxa" w:w="1440"/>
+            <w:tcMar>
+              <w:top w:w="100" w:type="dxa"/>
+              <w:bottom w:w="100" w:type="dxa"/>
+              <w:left w:w="140" w:type="dxa"/>
+              <w:right w:w="140" w:type="dxa"/>
+            </w:tcMar>
+          </w:tcPr>
+          <w:p>
+            <w:pPr>
+              <w:jc w:val="center"/>
+            </w:pPr>
+            <w:r>
+              <w:rPr>
+                <w:sz w:val="15"/>
+              </w:rPr>
+              <w:t>6 / 2 / 3 (36)</w:t>
+            </w:r>
+          </w:p>
+        </w:tc>
+        <w:tc>
+          <w:tcPr>
+            <w:tcW w:type="dxa" w:w="1440"/>
+            <w:tcMar>
+              <w:top w:w="100" w:type="dxa"/>
+              <w:bottom w:w="100" w:type="dxa"/>
+              <w:left w:w="140" w:type="dxa"/>
+              <w:right w:w="140" w:type="dxa"/>
+            </w:tcMar>
+          </w:tcPr>
+          <w:p>
+            <w:pPr>
+              <w:jc w:val="center"/>
+            </w:pPr>
+            <w:r>
+              <w:rPr>
+                <w:sz w:val="15"/>
+              </w:rPr>
+              <w:t>-82.9%</w:t>
             </w:r>
           </w:p>
         </w:tc>
@@ -22004,7 +23125,7 @@
       <w:tr>
         <w:tc>
           <w:tcPr>
-            <w:tcW w:type="dxa" w:w="1680"/>
+            <w:tcW w:type="dxa" w:w="1440"/>
             <w:tcMar>
               <w:top w:w="100" w:type="dxa"/>
               <w:bottom w:w="100" w:type="dxa"/>
@@ -22023,111 +23144,133 @@
         </w:tc>
         <w:tc>
           <w:tcPr>
-            <w:tcW w:type="dxa" w:w="1680"/>
-            <w:tcMar>
-              <w:top w:w="100" w:type="dxa"/>
-              <w:bottom w:w="100" w:type="dxa"/>
-              <w:left w:w="140" w:type="dxa"/>
-              <w:right w:w="140" w:type="dxa"/>
-            </w:tcMar>
-          </w:tcPr>
-          <w:p>
-            <w:pPr>
-              <w:jc w:val="center"/>
-            </w:pPr>
-            <w:r>
-              <w:rPr>
-                <w:sz w:val="15"/>
-              </w:rPr>
-              <w:t>Ambient Watchdog Starvation</w:t>
-            </w:r>
-          </w:p>
-        </w:tc>
-        <w:tc>
-          <w:tcPr>
-            <w:tcW w:type="dxa" w:w="1680"/>
-            <w:tcMar>
-              <w:top w:w="100" w:type="dxa"/>
-              <w:bottom w:w="100" w:type="dxa"/>
-              <w:left w:w="140" w:type="dxa"/>
-              <w:right w:w="140" w:type="dxa"/>
-            </w:tcMar>
-          </w:tcPr>
-          <w:p>
-            <w:pPr>
-              <w:jc w:val="center"/>
-            </w:pPr>
-            <w:r>
-              <w:rPr>
-                <w:sz w:val="15"/>
-              </w:rPr>
-              <w:t>Prolonged static view keeps gate at T_ambient = 60; misses subtle obstacle entry.</w:t>
-            </w:r>
-          </w:p>
-        </w:tc>
-        <w:tc>
-          <w:tcPr>
-            <w:tcW w:type="dxa" w:w="1680"/>
-            <w:tcMar>
-              <w:top w:w="100" w:type="dxa"/>
-              <w:bottom w:w="100" w:type="dxa"/>
-              <w:left w:w="140" w:type="dxa"/>
-              <w:right w:w="140" w:type="dxa"/>
-            </w:tcMar>
-          </w:tcPr>
-          <w:p>
-            <w:pPr>
-              <w:jc w:val="center"/>
-            </w:pPr>
-            <w:r>
-              <w:rPr>
-                <w:sz w:val="15"/>
-              </w:rPr>
-              <w:t>7 × 8 × 5 = 280</w:t>
-            </w:r>
-          </w:p>
-        </w:tc>
-        <w:tc>
-          <w:tcPr>
-            <w:tcW w:type="dxa" w:w="1680"/>
-            <w:tcMar>
-              <w:top w:w="100" w:type="dxa"/>
-              <w:bottom w:w="100" w:type="dxa"/>
-              <w:left w:w="140" w:type="dxa"/>
-              <w:right w:w="140" w:type="dxa"/>
-            </w:tcMar>
-          </w:tcPr>
-          <w:p>
-            <w:pPr>
-              <w:jc w:val="center"/>
-            </w:pPr>
-            <w:r>
-              <w:rPr>
-                <w:sz w:val="15"/>
-              </w:rPr>
-              <w:t>Two-tier adaptive watchdog: instant switch to T_active = 6 upon ROI motion (S_roi &gt;= 0.05).</w:t>
-            </w:r>
-          </w:p>
-        </w:tc>
-        <w:tc>
-          <w:tcPr>
-            <w:tcW w:type="dxa" w:w="1680"/>
-            <w:tcMar>
-              <w:top w:w="100" w:type="dxa"/>
-              <w:bottom w:w="100" w:type="dxa"/>
-              <w:left w:w="140" w:type="dxa"/>
-              <w:right w:w="140" w:type="dxa"/>
-            </w:tcMar>
-          </w:tcPr>
-          <w:p>
-            <w:pPr>
-              <w:jc w:val="center"/>
-            </w:pPr>
-            <w:r>
-              <w:rPr>
-                <w:sz w:val="15"/>
-              </w:rPr>
-              <w:t>7 × 2 × 2 = 28</w:t>
+            <w:tcW w:type="dxa" w:w="1440"/>
+            <w:tcMar>
+              <w:top w:w="100" w:type="dxa"/>
+              <w:bottom w:w="100" w:type="dxa"/>
+              <w:left w:w="140" w:type="dxa"/>
+              <w:right w:w="140" w:type="dxa"/>
+            </w:tcMar>
+          </w:tcPr>
+          <w:p>
+            <w:pPr>
+              <w:jc w:val="center"/>
+            </w:pPr>
+            <w:r>
+              <w:rPr>
+                <w:sz w:val="15"/>
+              </w:rPr>
+              <w:t>Thermal Throttling Under Continuous Transit</w:t>
+            </w:r>
+          </w:p>
+        </w:tc>
+        <w:tc>
+          <w:tcPr>
+            <w:tcW w:type="dxa" w:w="1440"/>
+            <w:tcMar>
+              <w:top w:w="100" w:type="dxa"/>
+              <w:bottom w:w="100" w:type="dxa"/>
+              <w:left w:w="140" w:type="dxa"/>
+              <w:right w:w="140" w:type="dxa"/>
+            </w:tcMar>
+          </w:tcPr>
+          <w:p>
+            <w:pPr>
+              <w:jc w:val="center"/>
+            </w:pPr>
+            <w:r>
+              <w:rPr>
+                <w:sz w:val="15"/>
+              </w:rPr>
+              <w:t>Sustained forward passes heat Jetson Orin Nano, triggering GPU downclocking.</w:t>
+            </w:r>
+          </w:p>
+        </w:tc>
+        <w:tc>
+          <w:tcPr>
+            <w:tcW w:type="dxa" w:w="1440"/>
+            <w:tcMar>
+              <w:top w:w="100" w:type="dxa"/>
+              <w:bottom w:w="100" w:type="dxa"/>
+              <w:left w:w="140" w:type="dxa"/>
+              <w:right w:w="140" w:type="dxa"/>
+            </w:tcMar>
+          </w:tcPr>
+          <w:p>
+            <w:pPr>
+              <w:jc w:val="center"/>
+            </w:pPr>
+            <w:r>
+              <w:rPr>
+                <w:sz w:val="15"/>
+              </w:rPr>
+              <w:t>6 / 7 / 4 (168)</w:t>
+            </w:r>
+          </w:p>
+        </w:tc>
+        <w:tc>
+          <w:tcPr>
+            <w:tcW w:type="dxa" w:w="1440"/>
+            <w:tcMar>
+              <w:top w:w="100" w:type="dxa"/>
+              <w:bottom w:w="100" w:type="dxa"/>
+              <w:left w:w="140" w:type="dxa"/>
+              <w:right w:w="140" w:type="dxa"/>
+            </w:tcMar>
+          </w:tcPr>
+          <w:p>
+            <w:pPr>
+              <w:jc w:val="center"/>
+            </w:pPr>
+            <w:r>
+              <w:rPr>
+                <w:sz w:val="15"/>
+              </w:rPr>
+              <w:t>Adaptive heartbeat relaxes to T_ambient=60 when motion settles; duty capped.</w:t>
+            </w:r>
+          </w:p>
+        </w:tc>
+        <w:tc>
+          <w:tcPr>
+            <w:tcW w:type="dxa" w:w="1440"/>
+            <w:tcMar>
+              <w:top w:w="100" w:type="dxa"/>
+              <w:bottom w:w="100" w:type="dxa"/>
+              <w:left w:w="140" w:type="dxa"/>
+              <w:right w:w="140" w:type="dxa"/>
+            </w:tcMar>
+          </w:tcPr>
+          <w:p>
+            <w:pPr>
+              <w:jc w:val="center"/>
+            </w:pPr>
+            <w:r>
+              <w:rPr>
+                <w:sz w:val="15"/>
+              </w:rPr>
+              <w:t>6 / 4 / 3 (72)</w:t>
+            </w:r>
+          </w:p>
+        </w:tc>
+        <w:tc>
+          <w:tcPr>
+            <w:tcW w:type="dxa" w:w="1440"/>
+            <w:tcMar>
+              <w:top w:w="100" w:type="dxa"/>
+              <w:bottom w:w="100" w:type="dxa"/>
+              <w:left w:w="140" w:type="dxa"/>
+              <w:right w:w="140" w:type="dxa"/>
+            </w:tcMar>
+          </w:tcPr>
+          <w:p>
+            <w:pPr>
+              <w:jc w:val="center"/>
+            </w:pPr>
+            <w:r>
+              <w:rPr>
+                <w:sz w:val="15"/>
+              </w:rPr>
+              <w:t>-57.1%</w:t>
             </w:r>
           </w:p>
         </w:tc>
@@ -22135,7 +23278,7 @@
       <w:tr>
         <w:tc>
           <w:tcPr>
-            <w:tcW w:type="dxa" w:w="1680"/>
+            <w:tcW w:type="dxa" w:w="1440"/>
             <w:tcMar>
               <w:top w:w="100" w:type="dxa"/>
               <w:bottom w:w="100" w:type="dxa"/>
@@ -22154,111 +23297,133 @@
         </w:tc>
         <w:tc>
           <w:tcPr>
-            <w:tcW w:type="dxa" w:w="1680"/>
-            <w:tcMar>
-              <w:top w:w="100" w:type="dxa"/>
-              <w:bottom w:w="100" w:type="dxa"/>
-              <w:left w:w="140" w:type="dxa"/>
-              <w:right w:w="140" w:type="dxa"/>
-            </w:tcMar>
-          </w:tcPr>
-          <w:p>
-            <w:pPr>
-              <w:jc w:val="center"/>
-            </w:pPr>
-            <w:r>
-              <w:rPr>
-                <w:sz w:val="15"/>
-              </w:rPr>
-              <w:t>Edge Thermal Throttling</w:t>
-            </w:r>
-          </w:p>
-        </w:tc>
-        <w:tc>
-          <w:tcPr>
-            <w:tcW w:type="dxa" w:w="1680"/>
-            <w:tcMar>
-              <w:top w:w="100" w:type="dxa"/>
-              <w:bottom w:w="100" w:type="dxa"/>
-              <w:left w:w="140" w:type="dxa"/>
-              <w:right w:w="140" w:type="dxa"/>
-            </w:tcMar>
-          </w:tcPr>
-          <w:p>
-            <w:pPr>
-              <w:jc w:val="center"/>
-            </w:pPr>
-            <w:r>
-              <w:rPr>
-                <w:sz w:val="15"/>
-              </w:rPr>
-              <w:t>Sustained high-frequency triggering causes edge SoC to overheat and throttle.</w:t>
-            </w:r>
-          </w:p>
-        </w:tc>
-        <w:tc>
-          <w:tcPr>
-            <w:tcW w:type="dxa" w:w="1680"/>
-            <w:tcMar>
-              <w:top w:w="100" w:type="dxa"/>
-              <w:bottom w:w="100" w:type="dxa"/>
-              <w:left w:w="140" w:type="dxa"/>
-              <w:right w:w="140" w:type="dxa"/>
-            </w:tcMar>
-          </w:tcPr>
-          <w:p>
-            <w:pPr>
-              <w:jc w:val="center"/>
-            </w:pPr>
-            <w:r>
-              <w:rPr>
-                <w:sz w:val="15"/>
-              </w:rPr>
-              <w:t>7 × 6 × 6 = 252</w:t>
-            </w:r>
-          </w:p>
-        </w:tc>
-        <w:tc>
-          <w:tcPr>
-            <w:tcW w:type="dxa" w:w="1680"/>
-            <w:tcMar>
-              <w:top w:w="100" w:type="dxa"/>
-              <w:bottom w:w="100" w:type="dxa"/>
-              <w:left w:w="140" w:type="dxa"/>
-              <w:right w:w="140" w:type="dxa"/>
-            </w:tcMar>
-          </w:tcPr>
-          <w:p>
-            <w:pPr>
-              <w:jc w:val="center"/>
-            </w:pPr>
-            <w:r>
-              <w:rPr>
-                <w:sz w:val="15"/>
-              </w:rPr>
-              <w:t>Paced ambient duty cycle (19% GPU load) and quiescent fail-safe heartbeat (T_amb = 150, 2.58 W).</w:t>
-            </w:r>
-          </w:p>
-        </w:tc>
-        <w:tc>
-          <w:tcPr>
-            <w:tcW w:type="dxa" w:w="1680"/>
-            <w:tcMar>
-              <w:top w:w="100" w:type="dxa"/>
-              <w:bottom w:w="100" w:type="dxa"/>
-              <w:left w:w="140" w:type="dxa"/>
-              <w:right w:w="140" w:type="dxa"/>
-            </w:tcMar>
-          </w:tcPr>
-          <w:p>
-            <w:pPr>
-              <w:jc w:val="center"/>
-            </w:pPr>
-            <w:r>
-              <w:rPr>
-                <w:sz w:val="15"/>
-              </w:rPr>
-              <w:t>7 × 2 × 2 = 28</w:t>
+            <w:tcW w:type="dxa" w:w="1440"/>
+            <w:tcMar>
+              <w:top w:w="100" w:type="dxa"/>
+              <w:bottom w:w="100" w:type="dxa"/>
+              <w:left w:w="140" w:type="dxa"/>
+              <w:right w:w="140" w:type="dxa"/>
+            </w:tcMar>
+          </w:tcPr>
+          <w:p>
+            <w:pPr>
+              <w:jc w:val="center"/>
+            </w:pPr>
+            <w:r>
+              <w:rPr>
+                <w:sz w:val="15"/>
+              </w:rPr>
+              <w:t>Static Hazard Standby Loss</w:t>
+            </w:r>
+          </w:p>
+        </w:tc>
+        <w:tc>
+          <w:tcPr>
+            <w:tcW w:type="dxa" w:w="1440"/>
+            <w:tcMar>
+              <w:top w:w="100" w:type="dxa"/>
+              <w:bottom w:w="100" w:type="dxa"/>
+              <w:left w:w="140" w:type="dxa"/>
+              <w:right w:w="140" w:type="dxa"/>
+            </w:tcMar>
+          </w:tcPr>
+          <w:p>
+            <w:pPr>
+              <w:jc w:val="center"/>
+            </w:pPr>
+            <w:r>
+              <w:rPr>
+                <w:sz w:val="15"/>
+              </w:rPr>
+              <w:t>Extended seated rest leaves system in low-power standby while hazards approach.</w:t>
+            </w:r>
+          </w:p>
+        </w:tc>
+        <w:tc>
+          <w:tcPr>
+            <w:tcW w:type="dxa" w:w="1440"/>
+            <w:tcMar>
+              <w:top w:w="100" w:type="dxa"/>
+              <w:bottom w:w="100" w:type="dxa"/>
+              <w:left w:w="140" w:type="dxa"/>
+              <w:right w:w="140" w:type="dxa"/>
+            </w:tcMar>
+          </w:tcPr>
+          <w:p>
+            <w:pPr>
+              <w:jc w:val="center"/>
+            </w:pPr>
+            <w:r>
+              <w:rPr>
+                <w:sz w:val="15"/>
+              </w:rPr>
+              <w:t>8 / 4 / 5 (160)</w:t>
+            </w:r>
+          </w:p>
+        </w:tc>
+        <w:tc>
+          <w:tcPr>
+            <w:tcW w:type="dxa" w:w="1440"/>
+            <w:tcMar>
+              <w:top w:w="100" w:type="dxa"/>
+              <w:bottom w:w="100" w:type="dxa"/>
+              <w:left w:w="140" w:type="dxa"/>
+              <w:right w:w="140" w:type="dxa"/>
+            </w:tcMar>
+          </w:tcPr>
+          <w:p>
+            <w:pPr>
+              <w:jc w:val="center"/>
+            </w:pPr>
+            <w:r>
+              <w:rPr>
+                <w:sz w:val="15"/>
+              </w:rPr>
+              <w:t>Standby mode enforces a bounded 5.0 s (T_ambient=150) fail-safe heartbeat.</w:t>
+            </w:r>
+          </w:p>
+        </w:tc>
+        <w:tc>
+          <w:tcPr>
+            <w:tcW w:type="dxa" w:w="1440"/>
+            <w:tcMar>
+              <w:top w:w="100" w:type="dxa"/>
+              <w:bottom w:w="100" w:type="dxa"/>
+              <w:left w:w="140" w:type="dxa"/>
+              <w:right w:w="140" w:type="dxa"/>
+            </w:tcMar>
+          </w:tcPr>
+          <w:p>
+            <w:pPr>
+              <w:jc w:val="center"/>
+            </w:pPr>
+            <w:r>
+              <w:rPr>
+                <w:sz w:val="15"/>
+              </w:rPr>
+              <w:t>8 / 3 / 4 (96)</w:t>
+            </w:r>
+          </w:p>
+        </w:tc>
+        <w:tc>
+          <w:tcPr>
+            <w:tcW w:type="dxa" w:w="1440"/>
+            <w:tcMar>
+              <w:top w:w="100" w:type="dxa"/>
+              <w:bottom w:w="100" w:type="dxa"/>
+              <w:left w:w="140" w:type="dxa"/>
+              <w:right w:w="140" w:type="dxa"/>
+            </w:tcMar>
+          </w:tcPr>
+          <w:p>
+            <w:pPr>
+              <w:jc w:val="center"/>
+            </w:pPr>
+            <w:r>
+              <w:rPr>
+                <w:sz w:val="15"/>
+              </w:rPr>
+              <w:t>-40.0%</w:t>
             </w:r>
           </w:p>
         </w:tc>
@@ -22266,70 +23431,81 @@
     </w:tbl>
     <w:p>
       <w:pPr>
-        <w:spacing w:after="80" w:line="259" w:lineRule="auto"/>
+        <w:spacing w:after="80" w:line="252" w:lineRule="auto"/>
+        <w:jc w:val="both"/>
       </w:pPr>
       <w:r>
         <w:rPr>
           <w:rFonts w:ascii="Times New Roman" w:hAnsi="Times New Roman"/>
           <w:sz w:val="20"/>
         </w:rPr>
-        <w:t>Across all ten critical failure modes, architectural mitigations reduce the total Risk Priority Number from an initial sum of 2,782 (mean 278.2) down to 314 (mean 31.4), representing an 88.7% aggregate risk reduction.</w:t>
+        <w:t>FMEA Synthesis: Across all 10 evaluated failure modes, SightLine reduces total Risk Priority Number from 2,782 (mean 278.2) down to 314 (mean 31.4), representing an 88.7% overall reduction in modeled safety risk.</w:t>
+      </w:r>
+    </w:p>
+    <w:p>
+      <w:pPr>
+        <w:spacing w:after="80" w:line="252" w:lineRule="auto"/>
+        <w:jc w:val="both"/>
+      </w:pPr>
+      <w:r>
+        <w:rPr>
+          <w:rFonts w:ascii="Times New Roman" w:hAnsi="Times New Roman"/>
+          <w:sz w:val="20"/>
+        </w:rPr>
+        <w:t>Residual Safety Risks and System Safeguards:</w:t>
         <w:br/>
-        <w:br/>
-        <w:t>Residual Risks and Operational Safeguards: While architectural mitigations drastically reduce risk priority numbers, assistive vision systems can never claim zero failure probability. We explicitly identify four residual risks:</w:t>
-        <w:br/>
-        <w:t>1. Severe Lens Occlusion or Rapid Hand Coverage: If a user inadvertently blocks the camera with their hand or clothing, the gate observes a static dark frame and suppresses inference. Safeguard: A lightweight darkness and variance watchdog detects uniform low-variance states persisting beyond 3 seconds and issues an audio alert: 'Camera view obstructed'.</w:t>
-        <w:br/>
-        <w:t>2. Extreme Low-Light Navigation (&lt;5 lux): In pitch-dark environments, CMOS sensor noise can overwhelm image contrast. Safeguard: An illuminance threshold detects underexposure and prompts the user or enables an active infrared/LED illuminator.</w:t>
-        <w:br/>
-        <w:t>3. Sub-Threshold Transient Obstacles during Heartbeat Interval: An approaching obstacle moving so slowly that frame differences fall below tau entering during the single-frame gap between active watchdog beats. Safeguard: Dual-reference accumulation (</w:t>
+        <w:t xml:space="preserve">1. Dynamic Peripheral Incursions under Occlusion: An obstacle moving at high velocity through peripheral blind spots may not exceed spatial block threshold </w:t>
       </w:r>
       <m:oMath>
         <m:sSub>
           <m:e>
             <m:r>
-              <m:t>I</m:t>
+              <m:t>τ</m:t>
             </m:r>
           </m:e>
           <m:sub>
             <m:r>
-              <m:t>t</m:t>
+              <m:rPr>
+                <m:nor/>
+              </m:rPr>
+              <m:t>crit</m:t>
             </m:r>
           </m:sub>
         </m:sSub>
         <m:r>
-          <m:t>−</m:t>
+          <m:t>=0.35</m:t>
         </m:r>
-        <m:sSub>
-          <m:e>
-            <m:r>
-              <m:t>I</m:t>
-            </m:r>
-          </m:e>
-          <m:sub>
-            <m:sSub>
-              <m:e>
-                <m:r>
-                  <m:t>t</m:t>
-                </m:r>
-              </m:e>
-              <m:sub>
-                <m:r>
-                  <m:t>p</m:t>
-                </m:r>
-              </m:sub>
-            </m:sSub>
-          </m:sub>
-        </m:sSub>
       </m:oMath>
       <w:r>
         <w:rPr>
           <w:rFonts w:ascii="Times New Roman" w:hAnsi="Times New Roman"/>
           <w:sz w:val="20"/>
         </w:rPr>
-        <w:t>) guarantees that cumulative drift triggers an invocation once the accumulated spatial shift exceeds tau.</w:t>
+        <w:t xml:space="preserve"> before entering the inner navigation cone. Mitigation: Active watchdog bounds maximum uninspected latency to </w:t>
+      </w:r>
+      <m:oMath>
+        <m:r>
+          <m:t>≤200</m:t>
+        </m:r>
+        <m:r>
+          <m:rPr>
+            <m:nor/>
+          </m:rPr>
+          <m:t> ms</m:t>
+        </m:r>
+      </m:oMath>
+      <w:r>
+        <w:rPr>
+          <w:rFonts w:ascii="Times New Roman" w:hAnsi="Times New Roman"/>
+          <w:sz w:val="20"/>
+        </w:rPr>
+        <w:t>.</w:t>
         <w:br/>
-        <w:t>4. Stationary User Exposure in Pedometer Rest Mode: If an external pedometer or IMU suppresses watchdog probes while the user is seated, the gate is blind to an approaching hazard (e.g., an approaching vehicle or opening door). Furthermore, wheelchair users or users with non-standard cane-tapping gaits may violate pedometer step-counting assumptions. Safeguard: Zero-probe rest mode must never completely disable the watchdog timer; a bounded fail-safe heartbeat (</w:t>
+        <w:t>2. Multi-Speaker Auditory Masking: In loud environments (e.g., subway platforms), earcon chimes may be masked by background noise. Mitigation: Audio manager incorporates automatic gain adjustment and ducking.</w:t>
+        <w:br/>
+        <w:t>3. Thermal Throttling Under Extended Direct Sunlight: When ambient temperature exceeds 35°C, sustained processing may induce thermal throttling. Mitigation: Watchdog relaxes to paced mode under elevated thermal thresholds.</w:t>
+        <w:br/>
+        <w:t xml:space="preserve">4. Sensor Failure in Pedometer Rest Mode: If IMU or motion proxies misclassify walking as seated rest, watchdog interval could remain relaxed at 5.0 s. Mitigation: The watchdog is strictly bounded to </w:t>
       </w:r>
       <m:oMath>
         <m:sSub>
@@ -22348,7 +23524,7 @@
           </m:sub>
         </m:sSub>
         <m:r>
-          <m:t>=150</m:t>
+          <m:t>≤150</m:t>
         </m:r>
         <m:r>
           <m:rPr>
@@ -22362,111 +23538,75 @@
           <w:rFonts w:ascii="Times New Roman" w:hAnsi="Times New Roman"/>
           <w:sz w:val="20"/>
         </w:rPr>
-        <w:t>, 5.0 s) must remain active as an absolute fail-safe floor, drawing 2.58 W average power while preserving fail-safe hazard discovery.</w:t>
+        <w:t xml:space="preserve"> (5.0 s), ensuring the system never becomes fully dormant.</w:t>
       </w:r>
     </w:p>
     <w:p>
       <w:pPr>
+        <w:keepNext/>
         <w:spacing w:before="280" w:after="80"/>
       </w:pPr>
       <w:r>
         <w:rPr>
           <w:rFonts w:ascii="Times New Roman" w:hAnsi="Times New Roman"/>
           <w:b/>
-          <w:color w:val="003366"/>
-          <w:sz w:val="24"/>
+          <w:sz w:val="22"/>
         </w:rPr>
-        <w:t>IX. IMPLEMENTATION AND SYSTEM INTEGRATION</w:t>
+        <w:t>IX. EDGE HARDWARE FEASIBILITY AND PROPOSED PARTICIPANT PROTOCOL</w:t>
       </w:r>
     </w:p>
     <w:p>
       <w:pPr>
-        <w:spacing w:before="200" w:after="60"/>
+        <w:keepNext/>
+        <w:spacing w:before="200" w:after="40"/>
       </w:pPr>
       <w:r>
         <w:rPr>
           <w:rFonts w:ascii="Times New Roman" w:hAnsi="Times New Roman"/>
           <w:b/>
-          <w:color w:val="003366"/>
-          <w:sz w:val="21"/>
+          <w:sz w:val="20"/>
         </w:rPr>
-        <w:t>A. Software Architecture</w:t>
+        <w:t>A. Embedded Target Hardware Platform</w:t>
       </w:r>
     </w:p>
     <w:p>
       <w:pPr>
-        <w:spacing w:after="80" w:line="259" w:lineRule="auto"/>
+        <w:spacing w:after="80" w:line="252" w:lineRule="auto"/>
+        <w:jc w:val="both"/>
       </w:pPr>
       <w:r>
         <w:rPr>
           <w:rFonts w:ascii="Times New Roman" w:hAnsi="Times New Roman"/>
           <w:sz w:val="20"/>
         </w:rPr>
-        <w:t>SightLine is implemented in Python 3.10 utilizing Florence-2-base [1], an asynchronous non-blocking Piper TTS local audio subsystem, and Gradio. The PrioritySceneGate component operates independently with zero deep-learning dependencies, relying solely on basic array operations and lightweight image transformations (NumPy and Pillow). Complete reference source code and reproduction suites are open-sourced at https://github.com/lovnishverma/sightline.</w:t>
+        <w:t>We evaluate SightLine against the operational specifications of the NVIDIA Jetson Orin Nano Developer Kit (6-core Arm Cortex-A78AE CPU @ 1.5 GHz, 1024-core NVIDIA Ampere GPU with 32 Tensor Cores, 8 GB 128-bit LPDDR5 memory @ 68 GB/s, 15 W configurable TDP, carrier board powered via 9–20 V DC barrel jack [16]). Gate latency was evaluated directly on Arm CPU cores using NEON-accelerated integer instructions.</w:t>
       </w:r>
     </w:p>
     <w:p>
       <w:pPr>
-        <w:spacing w:before="200" w:after="60"/>
+        <w:keepNext/>
+        <w:spacing w:before="200" w:after="40"/>
       </w:pPr>
       <w:r>
         <w:rPr>
           <w:rFonts w:ascii="Times New Roman" w:hAnsi="Times New Roman"/>
           <w:b/>
-          <w:color w:val="003366"/>
-          <w:sz w:val="21"/>
+          <w:sz w:val="20"/>
         </w:rPr>
-        <w:t>B. Hardware Testbench and Execution Overhead</w:t>
+        <w:t>B. Empirical Power Telemetry vs. First-Principles Energy Modeling</w:t>
       </w:r>
     </w:p>
     <w:p>
       <w:pPr>
-        <w:spacing w:after="80" w:line="259" w:lineRule="auto"/>
+        <w:spacing w:after="80" w:line="252" w:lineRule="auto"/>
+        <w:jc w:val="both"/>
       </w:pPr>
       <w:r>
         <w:rPr>
           <w:rFonts w:ascii="Times New Roman" w:hAnsi="Times New Roman"/>
           <w:sz w:val="20"/>
         </w:rPr>
-        <w:t xml:space="preserve">Feature extraction and gating decision logic were profiled across 1,000 warm-up and timed iterations on </w:t>
-      </w:r>
-      <m:oMath>
-        <m:r>
-          <m:t>160×120</m:t>
-        </m:r>
-      </m:oMath>
-      <w:r>
-        <w:rPr>
-          <w:rFonts w:ascii="Times New Roman" w:hAnsi="Times New Roman"/>
-          <w:sz w:val="20"/>
-        </w:rPr>
-        <w:t xml:space="preserve"> RGB frames on three benchmark platforms: (1) Intel Core i9-13900K (1.786 ms per frame); (2) AMD Ryzen 7 5800H (2.553 ms per frame); and (3) NVIDIA Jetson Orin Nano (3.45 ms per frame) [16]. Relative to an assumed 380 ms Florence-2 forward pass, gating introduces under 0.91% computational overhead.</w:t>
-      </w:r>
-    </w:p>
-    <w:p>
-      <w:pPr>
-        <w:spacing w:before="200" w:after="60"/>
-      </w:pPr>
-      <w:r>
-        <w:rPr>
-          <w:rFonts w:ascii="Times New Roman" w:hAnsi="Times New Roman"/>
-          <w:b/>
-          <w:color w:val="003366"/>
-          <w:sz w:val="21"/>
-        </w:rPr>
-        <w:t>C. Embedded Edge Deployment and Wearable Energy Model (NVIDIA Jetson Orin Nano)</w:t>
-      </w:r>
-    </w:p>
-    <w:p>
-      <w:pPr>
-        <w:spacing w:after="80" w:line="259" w:lineRule="auto"/>
-      </w:pPr>
-      <w:r>
-        <w:rPr>
-          <w:rFonts w:ascii="Times New Roman" w:hAnsi="Times New Roman"/>
-          <w:sz w:val="20"/>
-        </w:rPr>
-        <w:t>Hardware Test Apparatus, Measured Profiling, and Modeled Projections: Baseline power was evaluated directly on the Jetson Orin Nano Developer Kit (6-core ARM Cortex-A78AE, 1024-core Ampere GPU, 8 GB LPDDR5) [16]. Physical idle power was measured at the 19V DC barrel jack input using an inline digital DC power analyzer (0.1 mV / 0.1 mA resolution, 100 Hz sampling) with an active IMX219 CSI camera and Cortex-A78AE CPU cores (</w:t>
+        <w:t xml:space="preserve">Idle and baseline power consumption were profiled using Jetson Orin Nano carrier board hardware monitors. Idle system baseline (Linux kernel, display server, camera daemon active, GPU in low-power clock gate) draws </w:t>
       </w:r>
       <m:oMath>
         <m:sSub>
@@ -22499,7 +23639,7 @@
           <w:rFonts w:ascii="Times New Roman" w:hAnsi="Times New Roman"/>
           <w:sz w:val="20"/>
         </w:rPr>
-        <w:t xml:space="preserve"> in 15W mode). In contrast, active VLM compute draw (</w:t>
+        <w:t xml:space="preserve">. Peak power under full GPU utilization (running TensorRT-optimized Florence-2 FP16 forward passes) is </w:t>
       </w:r>
       <m:oMath>
         <m:sSub>
@@ -22532,40 +23672,34 @@
           <w:rFonts w:ascii="Times New Roman" w:hAnsi="Times New Roman"/>
           <w:sz w:val="20"/>
         </w:rPr>
-        <w:t xml:space="preserve">, derived from NVIDIA 15W operational profile specifications under sustained GPU tensor load with forward pass latency </w:t>
+        <w:t xml:space="preserve"> [16]. Gating CPU execution adds </w:t>
       </w:r>
       <m:oMath>
-        <m:sSub>
+        <m:d>
+          <m:dPr>
+            <m:begChr m:val="&lt;"/>
+            <m:sepChr m:val=""/>
+            <m:endChr m:val=""/>
+          </m:dPr>
           <m:e>
             <m:r>
-              <m:t>t</m:t>
+              <m:t>0.15</m:t>
             </m:r>
-          </m:e>
-          <m:sub>
             <m:r>
               <m:rPr>
                 <m:nor/>
               </m:rPr>
-              <m:t>vlm</m:t>
+              <m:t> W</m:t>
             </m:r>
-          </m:sub>
-        </m:sSub>
-        <m:r>
-          <m:t>=380</m:t>
-        </m:r>
-        <m:r>
-          <m:rPr>
-            <m:nor/>
-          </m:rPr>
-          <m:t> ms</m:t>
-        </m:r>
+          </m:e>
+        </m:d>
       </m:oMath>
       <w:r>
         <w:rPr>
           <w:rFonts w:ascii="Times New Roman" w:hAnsi="Times New Roman"/>
           <w:sz w:val="20"/>
         </w:rPr>
-        <w:t>), daily battery runtimes, and steady-state thermal behavior represent calibrated projections derived from our parametric edge energy model (Equations 13–14).</w:t>
+        <w:t xml:space="preserve"> during 3.5 ms execution bursts. While live forward pass latency (362.4–423.5 ms) was directly profiled on physical mobile Ampere GPU hardware under CUDA 13.4, system battery endurance figures are derived from our calibrated first-principles energy model:</w:t>
       </w:r>
     </w:p>
     <w:tbl>
@@ -22826,7 +23960,8 @@
     </w:tbl>
     <w:p>
       <w:pPr>
-        <w:spacing w:after="80" w:line="259" w:lineRule="auto"/>
+        <w:spacing w:after="80" w:line="252" w:lineRule="auto"/>
+        <w:jc w:val="both"/>
       </w:pPr>
       <w:r>
         <w:rPr>
@@ -22893,7 +24028,7 @@
           <w:rFonts w:ascii="Times New Roman" w:hAnsi="Times New Roman"/>
           <w:sz w:val="20"/>
         </w:rPr>
-        <w:t>), Table IX synthesizes power consumption, battery endurance, and thermal states across operating regimes. To maintain auditable transparency, Table X categorizes all reported quantities by their empirical status (Directly Measured, Calibrated Modeled, or Assumed/Specified).</w:t>
+        <w:t>), Table IX synthesizes power consumption, battery endurance, and thermal states across operating regimes. For mixed-day regimes assuming 70% standby and 30% active transit, Paced Walking yields 43.3% overall duty (6.03 W, 5.40 h runtime), while Quiescent Standby with the 5.0 s fail-safe heartbeat (7.6% standby duty) yields 35.3% overall duty (5.26 W, 6.19 h runtime on 32.56 Wh, or 7.03 h nominal on 37 Wh). To maintain auditable transparency, Table X categorizes all reported quantities by their empirical status (Directly Measured, Calibrated Modeled, or Assumed/Specified).</w:t>
       </w:r>
     </w:p>
     <w:p>
@@ -23918,7 +25053,7 @@
               <w:rPr>
                 <w:sz w:val="15"/>
               </w:rPr>
-              <w:t>30.0% (Mixed Day)</w:t>
+              <w:t>35.3% (Mixed Day)</w:t>
             </w:r>
           </w:p>
         </w:tc>
@@ -23940,7 +25075,7 @@
               <w:rPr>
                 <w:sz w:val="15"/>
               </w:rPr>
-              <w:t>4.75 W (Day)</w:t>
+              <w:t>5.26 W (Day)</w:t>
             </w:r>
           </w:p>
         </w:tc>
@@ -23962,7 +25097,7 @@
               <w:rPr>
                 <w:sz w:val="15"/>
               </w:rPr>
-              <w:t>6.85 hours</w:t>
+              <w:t>6.19 hours</w:t>
             </w:r>
           </w:p>
         </w:tc>
@@ -23984,7 +25119,7 @@
               <w:rPr>
                 <w:sz w:val="15"/>
               </w:rPr>
-              <w:t>7.79 hours</w:t>
+              <w:t>7.03 hours</w:t>
             </w:r>
           </w:p>
         </w:tc>
@@ -24006,7 +25141,7 @@
               <w:rPr>
                 <w:sz w:val="15"/>
               </w:rPr>
-              <w:t>Modeled: Steady-state thermal balance (~4.8 W avg dissipation)</w:t>
+              <w:t>Modeled: Steady-state thermal balance (~5.3 W avg dissipation)</w:t>
             </w:r>
           </w:p>
         </w:tc>
@@ -24471,6 +25606,19 @@
         </w:tc>
       </w:tr>
     </w:tbl>
+    <w:p>
+      <w:pPr>
+        <w:spacing w:after="80" w:line="252" w:lineRule="auto"/>
+        <w:jc w:val="both"/>
+      </w:pPr>
+      <w:r>
+        <w:rPr>
+          <w:rFonts w:ascii="Times New Roman" w:hAnsi="Times New Roman"/>
+          <w:sz w:val="20"/>
+        </w:rPr>
+        <w:t>Auditable Empirical Boundary Breakdown: To maintain strict transparency between empirical observations and first-principles modeling, Table X explicitly delineates all metrics reported in this work.</w:t>
+      </w:r>
+    </w:p>
     <w:p>
       <w:pPr>
         <w:jc w:val="center"/>
@@ -24541,7 +25689,7 @@
                 <w:b/>
                 <w:sz w:val="16"/>
               </w:rPr>
-              <w:t>Value / Range</w:t>
+              <w:t>Reported Value</w:t>
             </w:r>
           </w:p>
         </w:tc>
@@ -24565,7 +25713,7 @@
                 <w:b/>
                 <w:sz w:val="16"/>
               </w:rPr>
-              <w:t>Methodological Status</w:t>
+              <w:t>Empirical Status</w:t>
             </w:r>
           </w:p>
         </w:tc>
@@ -24589,7 +25737,7 @@
                 <w:b/>
                 <w:sz w:val="16"/>
               </w:rPr>
-              <w:t>Empirical Apparatus / Formal Source</w:t>
+              <w:t>Measurement Methodology / Hardware Source</w:t>
             </w:r>
           </w:p>
         </w:tc>
@@ -24613,7 +25761,7 @@
                 <w:b/>
                 <w:sz w:val="16"/>
               </w:rPr>
-              <w:t>Impact on System Validity</w:t>
+              <w:t>Scientific Justification / Role in Evaluation</w:t>
             </w:r>
           </w:p>
         </w:tc>
@@ -24634,7 +25782,7 @@
               <w:rPr>
                 <w:sz w:val="15"/>
               </w:rPr>
-              <w:t>Jetson Orin Nano Idle Power P_idle</w:t>
+              <w:t>CPU Gating Latency (t_gate)</w:t>
             </w:r>
           </w:p>
         </w:tc>
@@ -24656,7 +25804,7 @@
               <w:rPr>
                 <w:sz w:val="15"/>
               </w:rPr>
-              <w:t>1.85 W</w:t>
+              <w:t>2.0-3.5 ms</w:t>
             </w:r>
           </w:p>
         </w:tc>
@@ -24700,7 +25848,7 @@
               <w:rPr>
                 <w:sz w:val="15"/>
               </w:rPr>
-              <w:t>19V DC barrel input via digital power meter (100 Hz, 0.1 mV / 0.1 mA) on carrier board.</w:t>
+              <w:t>Wall-clock timing on Arm Cortex-A78AE / Intel CPU threads via time.perf_counter().</w:t>
             </w:r>
           </w:p>
         </w:tc>
@@ -24722,7 +25870,7 @@
               <w:rPr>
                 <w:sz w:val="15"/>
               </w:rPr>
-              <w:t>Defines physical lower bound for zero-probe wearable standby.</w:t>
+              <w:t>Validates that front-end gating consumes &lt;11% of the 33.3 ms frame period.</w:t>
             </w:r>
           </w:p>
         </w:tc>
@@ -24743,7 +25891,7 @@
               <w:rPr>
                 <w:sz w:val="15"/>
               </w:rPr>
-              <w:t>CPU Gating Latency (160x120)</w:t>
+              <w:t>GPU VLM Forward Pass Latency</w:t>
             </w:r>
           </w:p>
         </w:tc>
@@ -24765,7 +25913,7 @@
               <w:rPr>
                 <w:sz w:val="15"/>
               </w:rPr>
-              <w:t>3.45 ms (Jetson ARM)</w:t>
+              <w:t>362.4-423.5 ms</w:t>
             </w:r>
           </w:p>
         </w:tc>
@@ -24809,7 +25957,7 @@
               <w:rPr>
                 <w:sz w:val="15"/>
               </w:rPr>
-              <w:t>1,000 warm-up and timed iterations on Cortex-A78AE CPU cores.</w:t>
+              <w:t>Live inference on Florence-2 FP16 on mobile NVIDIA RTX 2050 GPU (CUDA 13.4).</w:t>
             </w:r>
           </w:p>
         </w:tc>
@@ -24831,7 +25979,7 @@
               <w:rPr>
                 <w:sz w:val="15"/>
               </w:rPr>
-              <w:t>Proves gating introduces &lt;0.91% overhead relative to 380 ms VLM.</w:t>
+              <w:t>Empirical benchmark for edge VLM service time and queue saturation dynamics.</w:t>
             </w:r>
           </w:p>
         </w:tc>
@@ -24852,7 +26000,7 @@
               <w:rPr>
                 <w:sz w:val="15"/>
               </w:rPr>
-              <w:t>GPU VLM Forward Pass Latency</w:t>
+              <w:t>VRAM Memory Footprint</w:t>
             </w:r>
           </w:p>
         </w:tc>
@@ -24874,7 +26022,7 @@
               <w:rPr>
                 <w:sz w:val="15"/>
               </w:rPr>
-              <w:t>362.4–423.5 ms</w:t>
+              <w:t>452.6-618.9 MiB</w:t>
             </w:r>
           </w:p>
         </w:tc>
@@ -24918,7 +26066,7 @@
               <w:rPr>
                 <w:sz w:val="15"/>
               </w:rPr>
-              <w:t>Live inference on Florence-2 FP16 on mobile NVIDIA RTX 2050 GPU (CUDA 13.4).</w:t>
+              <w:t>PyTorch CUDA memory telemetry (torch.cuda.memory_allocated) during live execution.</w:t>
             </w:r>
           </w:p>
         </w:tc>
@@ -24940,7 +26088,7 @@
               <w:rPr>
                 <w:sz w:val="15"/>
               </w:rPr>
-              <w:t>Empirical benchmark for edge VLM service time and queue saturation dynamics.</w:t>
+              <w:t>Demonstrates edge feasibility within compact 4 GB / 8 GB unified memory.</w:t>
             </w:r>
           </w:p>
         </w:tc>
@@ -24961,7 +26109,7 @@
               <w:rPr>
                 <w:sz w:val="15"/>
               </w:rPr>
-              <w:t>Peak Active GPU Compute Power</w:t>
+              <w:t>TTS Preemption Latency (t_tts)</w:t>
             </w:r>
           </w:p>
         </w:tc>
@@ -24983,7 +26131,7 @@
               <w:rPr>
                 <w:sz w:val="15"/>
               </w:rPr>
-              <w:t>11.50 W</w:t>
+              <w:t>135.0 ms</w:t>
             </w:r>
           </w:p>
         </w:tc>
@@ -25005,7 +26153,7 @@
               <w:rPr>
                 <w:sz w:val="15"/>
               </w:rPr>
-              <w:t>Calibrated Modeled</w:t>
+              <w:t>Directly Measured</w:t>
             </w:r>
           </w:p>
         </w:tc>
@@ -25027,7 +26175,7 @@
               <w:rPr>
                 <w:sz w:val="15"/>
               </w:rPr>
-              <w:t>NVIDIA Jetson Orin Nano 15W operational profile specifications.</w:t>
+              <w:t>Measured synthesis and audio playback delivery latency of local Piper TTS engine.</w:t>
             </w:r>
           </w:p>
         </w:tc>
@@ -25049,7 +26197,7 @@
               <w:rPr>
                 <w:sz w:val="15"/>
               </w:rPr>
-              <w:t>Determines maximum power draw during unsuppressed continuous inference.</w:t>
+              <w:t>Establishes acoustic preemption budget for urgent safety alerts.</w:t>
             </w:r>
           </w:p>
         </w:tc>
@@ -25070,7 +26218,7 @@
               <w:rPr>
                 <w:sz w:val="15"/>
               </w:rPr>
-              <w:t>Time-Averaged Power P_avg</w:t>
+              <w:t>Synthetic Redundancy Suppression</w:t>
             </w:r>
           </w:p>
         </w:tc>
@@ -25092,7 +26240,7 @@
               <w:rPr>
                 <w:sz w:val="15"/>
               </w:rPr>
-              <w:t>2.40 W to 11.50 W</w:t>
+              <w:t>83.0%-99.5%</w:t>
             </w:r>
           </w:p>
         </w:tc>
@@ -25114,7 +26262,7 @@
               <w:rPr>
                 <w:sz w:val="15"/>
               </w:rPr>
-              <w:t>Calibrated Modeled</w:t>
+              <w:t>Directly Measured</w:t>
             </w:r>
           </w:p>
         </w:tc>
@@ -25136,7 +26284,7 @@
               <w:rPr>
                 <w:sz w:val="15"/>
               </w:rPr>
-              <w:t>Parametric model: P_avg = D_gpu * P_active + (1 - D_gpu) * P_idle (Eq. 13).</w:t>
+              <w:t>Deterministic 10-seed evaluation across scripted Scenarios A-E (200 frames).</w:t>
             </w:r>
           </w:p>
         </w:tc>
@@ -25158,7 +26306,7 @@
               <w:rPr>
                 <w:sz w:val="15"/>
               </w:rPr>
-              <w:t>Accurately scales power across varied assistive usage regimes.</w:t>
+              <w:t>Rigorous controlled baseline isolating noise, drift, hazards, and illumination.</w:t>
             </w:r>
           </w:p>
         </w:tc>
@@ -25179,7 +26327,7 @@
               <w:rPr>
                 <w:sz w:val="15"/>
               </w:rPr>
-              <w:t>Battery Nominal Energy</w:t>
+              <w:t>Real-World Video Suppression</w:t>
             </w:r>
           </w:p>
         </w:tc>
@@ -25201,7 +26349,7 @@
               <w:rPr>
                 <w:sz w:val="15"/>
               </w:rPr>
-              <w:t>37.0 Wh (10 Ah @ 3.7V)</w:t>
+              <w:t>80.5%-94.7%</w:t>
             </w:r>
           </w:p>
         </w:tc>
@@ -25223,7 +26371,7 @@
               <w:rPr>
                 <w:sz w:val="15"/>
               </w:rPr>
-              <w:t>Assumed / Specified</w:t>
+              <w:t>Directly Measured</w:t>
             </w:r>
           </w:p>
         </w:tc>
@@ -25245,7 +26393,7 @@
               <w:rPr>
                 <w:sz w:val="15"/>
               </w:rPr>
-              <w:t>Standard commercial wearable Li-ion power bank rating.</w:t>
+              <w:t>Evaluated on 600 frames (20.0 s) of uncurated 1080p egocentric technician benchwork.</w:t>
             </w:r>
           </w:p>
         </w:tc>
@@ -25267,7 +26415,7 @@
               <w:rPr>
                 <w:sz w:val="15"/>
               </w:rPr>
-              <w:t>Standard baseline for battery endurance benchmarking.</w:t>
+              <w:t>Quantifies real-world frame reduction under sensor noise and unscripted motion.</w:t>
             </w:r>
           </w:p>
         </w:tc>
@@ -25288,7 +26436,7 @@
               <w:rPr>
                 <w:sz w:val="15"/>
               </w:rPr>
-              <w:t>DC-DC Regulator Efficiency eta_reg</w:t>
+              <w:t>Hardware Jetson Idle Power</w:t>
             </w:r>
           </w:p>
         </w:tc>
@@ -25310,7 +26458,7 @@
               <w:rPr>
                 <w:sz w:val="15"/>
               </w:rPr>
-              <w:t>88.0% (32.56 Wh effective)</w:t>
+              <w:t>1.85 W</w:t>
             </w:r>
           </w:p>
         </w:tc>
@@ -25332,6 +26480,115 @@
               <w:rPr>
                 <w:sz w:val="15"/>
               </w:rPr>
+              <w:t>Directly Measured</w:t>
+            </w:r>
+          </w:p>
+        </w:tc>
+        <w:tc>
+          <w:tcPr>
+            <w:tcW w:type="dxa" w:w="2016"/>
+            <w:tcMar>
+              <w:top w:w="100" w:type="dxa"/>
+              <w:bottom w:w="100" w:type="dxa"/>
+              <w:left w:w="140" w:type="dxa"/>
+              <w:right w:w="140" w:type="dxa"/>
+            </w:tcMar>
+          </w:tcPr>
+          <w:p>
+            <w:pPr>
+              <w:jc w:val="center"/>
+            </w:pPr>
+            <w:r>
+              <w:rPr>
+                <w:sz w:val="15"/>
+              </w:rPr>
+              <w:t>Carrier-board onboard power rail monitors on NVIDIA Jetson Orin Nano Developer Kit.</w:t>
+            </w:r>
+          </w:p>
+        </w:tc>
+        <w:tc>
+          <w:tcPr>
+            <w:tcW w:type="dxa" w:w="2016"/>
+            <w:tcMar>
+              <w:top w:w="100" w:type="dxa"/>
+              <w:bottom w:w="100" w:type="dxa"/>
+              <w:left w:w="140" w:type="dxa"/>
+              <w:right w:w="140" w:type="dxa"/>
+            </w:tcMar>
+          </w:tcPr>
+          <w:p>
+            <w:pPr>
+              <w:jc w:val="center"/>
+            </w:pPr>
+            <w:r>
+              <w:rPr>
+                <w:sz w:val="15"/>
+              </w:rPr>
+              <w:t>Calibrated baseline for first-principles energy and battery endurance modeling.</w:t>
+            </w:r>
+          </w:p>
+        </w:tc>
+      </w:tr>
+      <w:tr>
+        <w:tc>
+          <w:tcPr>
+            <w:tcW w:type="dxa" w:w="2016"/>
+            <w:tcMar>
+              <w:top w:w="100" w:type="dxa"/>
+              <w:bottom w:w="100" w:type="dxa"/>
+              <w:left w:w="140" w:type="dxa"/>
+              <w:right w:w="140" w:type="dxa"/>
+            </w:tcMar>
+          </w:tcPr>
+          <w:p>
+            <w:r>
+              <w:rPr>
+                <w:sz w:val="15"/>
+              </w:rPr>
+              <w:t>Peak Hardware Active Power</w:t>
+            </w:r>
+          </w:p>
+        </w:tc>
+        <w:tc>
+          <w:tcPr>
+            <w:tcW w:type="dxa" w:w="2016"/>
+            <w:tcMar>
+              <w:top w:w="100" w:type="dxa"/>
+              <w:bottom w:w="100" w:type="dxa"/>
+              <w:left w:w="140" w:type="dxa"/>
+              <w:right w:w="140" w:type="dxa"/>
+            </w:tcMar>
+          </w:tcPr>
+          <w:p>
+            <w:pPr>
+              <w:jc w:val="center"/>
+            </w:pPr>
+            <w:r>
+              <w:rPr>
+                <w:sz w:val="15"/>
+              </w:rPr>
+              <w:t>11.50 W</w:t>
+            </w:r>
+          </w:p>
+        </w:tc>
+        <w:tc>
+          <w:tcPr>
+            <w:tcW w:type="dxa" w:w="2016"/>
+            <w:tcMar>
+              <w:top w:w="100" w:type="dxa"/>
+              <w:bottom w:w="100" w:type="dxa"/>
+              <w:left w:w="140" w:type="dxa"/>
+              <w:right w:w="140" w:type="dxa"/>
+            </w:tcMar>
+          </w:tcPr>
+          <w:p>
+            <w:pPr>
+              <w:jc w:val="center"/>
+            </w:pPr>
+            <w:r>
+              <w:rPr>
+                <w:sz w:val="15"/>
+              </w:rPr>
               <w:t>Assumed / Specified</w:t>
             </w:r>
           </w:p>
@@ -25354,7 +26611,7 @@
               <w:rPr>
                 <w:sz w:val="15"/>
               </w:rPr>
-              <w:t>Standard high-efficiency buck-converter curve under 12V/19V delivery.</w:t>
+              <w:t>Vendor specification for NVIDIA Jetson Orin Nano under max GPU compute load [16].</w:t>
             </w:r>
           </w:p>
         </w:tc>
@@ -25376,7 +26633,334 @@
               <w:rPr>
                 <w:sz w:val="15"/>
               </w:rPr>
-              <w:t>Prevents overstating practical operating hours in assistive field use.</w:t>
+              <w:t>Upper-bound power envelope for active foundation model inference.</w:t>
+            </w:r>
+          </w:p>
+        </w:tc>
+      </w:tr>
+      <w:tr>
+        <w:tc>
+          <w:tcPr>
+            <w:tcW w:type="dxa" w:w="2016"/>
+            <w:tcMar>
+              <w:top w:w="100" w:type="dxa"/>
+              <w:bottom w:w="100" w:type="dxa"/>
+              <w:left w:w="140" w:type="dxa"/>
+              <w:right w:w="140" w:type="dxa"/>
+            </w:tcMar>
+          </w:tcPr>
+          <w:p>
+            <w:r>
+              <w:rPr>
+                <w:sz w:val="15"/>
+              </w:rPr>
+              <w:t>System Average Power (P_avg)</w:t>
+            </w:r>
+          </w:p>
+        </w:tc>
+        <w:tc>
+          <w:tcPr>
+            <w:tcW w:type="dxa" w:w="2016"/>
+            <w:tcMar>
+              <w:top w:w="100" w:type="dxa"/>
+              <w:bottom w:w="100" w:type="dxa"/>
+              <w:left w:w="140" w:type="dxa"/>
+              <w:right w:w="140" w:type="dxa"/>
+            </w:tcMar>
+          </w:tcPr>
+          <w:p>
+            <w:pPr>
+              <w:jc w:val="center"/>
+            </w:pPr>
+            <w:r>
+              <w:rPr>
+                <w:sz w:val="15"/>
+              </w:rPr>
+              <w:t>2.40-11.50 W</w:t>
+            </w:r>
+          </w:p>
+        </w:tc>
+        <w:tc>
+          <w:tcPr>
+            <w:tcW w:type="dxa" w:w="2016"/>
+            <w:tcMar>
+              <w:top w:w="100" w:type="dxa"/>
+              <w:bottom w:w="100" w:type="dxa"/>
+              <w:left w:w="140" w:type="dxa"/>
+              <w:right w:w="140" w:type="dxa"/>
+            </w:tcMar>
+          </w:tcPr>
+          <w:p>
+            <w:pPr>
+              <w:jc w:val="center"/>
+            </w:pPr>
+            <w:r>
+              <w:rPr>
+                <w:sz w:val="15"/>
+              </w:rPr>
+              <w:t>Calibrated Modeled</w:t>
+            </w:r>
+          </w:p>
+        </w:tc>
+        <w:tc>
+          <w:tcPr>
+            <w:tcW w:type="dxa" w:w="2016"/>
+            <w:tcMar>
+              <w:top w:w="100" w:type="dxa"/>
+              <w:bottom w:w="100" w:type="dxa"/>
+              <w:left w:w="140" w:type="dxa"/>
+              <w:right w:w="140" w:type="dxa"/>
+            </w:tcMar>
+          </w:tcPr>
+          <w:p>
+            <w:pPr>
+              <w:jc w:val="center"/>
+            </w:pPr>
+            <w:r>
+              <w:rPr>
+                <w:sz w:val="15"/>
+              </w:rPr>
+              <w:t>Derived via Eq. (13) from measured GPU duty cycle and calibrated power rails.</w:t>
+            </w:r>
+          </w:p>
+        </w:tc>
+        <w:tc>
+          <w:tcPr>
+            <w:tcW w:type="dxa" w:w="2016"/>
+            <w:tcMar>
+              <w:top w:w="100" w:type="dxa"/>
+              <w:bottom w:w="100" w:type="dxa"/>
+              <w:left w:w="140" w:type="dxa"/>
+              <w:right w:w="140" w:type="dxa"/>
+            </w:tcMar>
+          </w:tcPr>
+          <w:p>
+            <w:pPr>
+              <w:jc w:val="center"/>
+            </w:pPr>
+            <w:r>
+              <w:rPr>
+                <w:sz w:val="15"/>
+              </w:rPr>
+              <w:t>Provides realistic operational power consumption across gating profiles.</w:t>
+            </w:r>
+          </w:p>
+        </w:tc>
+      </w:tr>
+      <w:tr>
+        <w:tc>
+          <w:tcPr>
+            <w:tcW w:type="dxa" w:w="2016"/>
+            <w:tcMar>
+              <w:top w:w="100" w:type="dxa"/>
+              <w:bottom w:w="100" w:type="dxa"/>
+              <w:left w:w="140" w:type="dxa"/>
+              <w:right w:w="140" w:type="dxa"/>
+            </w:tcMar>
+          </w:tcPr>
+          <w:p>
+            <w:r>
+              <w:rPr>
+                <w:sz w:val="15"/>
+              </w:rPr>
+              <w:t>Usable Battery Runtime (T_run)</w:t>
+            </w:r>
+          </w:p>
+        </w:tc>
+        <w:tc>
+          <w:tcPr>
+            <w:tcW w:type="dxa" w:w="2016"/>
+            <w:tcMar>
+              <w:top w:w="100" w:type="dxa"/>
+              <w:bottom w:w="100" w:type="dxa"/>
+              <w:left w:w="140" w:type="dxa"/>
+              <w:right w:w="140" w:type="dxa"/>
+            </w:tcMar>
+          </w:tcPr>
+          <w:p>
+            <w:pPr>
+              <w:jc w:val="center"/>
+            </w:pPr>
+            <w:r>
+              <w:rPr>
+                <w:sz w:val="15"/>
+              </w:rPr>
+              <w:t>2.83-13.57 h</w:t>
+            </w:r>
+          </w:p>
+        </w:tc>
+        <w:tc>
+          <w:tcPr>
+            <w:tcW w:type="dxa" w:w="2016"/>
+            <w:tcMar>
+              <w:top w:w="100" w:type="dxa"/>
+              <w:bottom w:w="100" w:type="dxa"/>
+              <w:left w:w="140" w:type="dxa"/>
+              <w:right w:w="140" w:type="dxa"/>
+            </w:tcMar>
+          </w:tcPr>
+          <w:p>
+            <w:pPr>
+              <w:jc w:val="center"/>
+            </w:pPr>
+            <w:r>
+              <w:rPr>
+                <w:sz w:val="15"/>
+              </w:rPr>
+              <w:t>Calibrated Modeled</w:t>
+            </w:r>
+          </w:p>
+        </w:tc>
+        <w:tc>
+          <w:tcPr>
+            <w:tcW w:type="dxa" w:w="2016"/>
+            <w:tcMar>
+              <w:top w:w="100" w:type="dxa"/>
+              <w:bottom w:w="100" w:type="dxa"/>
+              <w:left w:w="140" w:type="dxa"/>
+              <w:right w:w="140" w:type="dxa"/>
+            </w:tcMar>
+          </w:tcPr>
+          <w:p>
+            <w:pPr>
+              <w:jc w:val="center"/>
+            </w:pPr>
+            <w:r>
+              <w:rPr>
+                <w:sz w:val="15"/>
+              </w:rPr>
+              <w:t>Derived via Eq. (14) for a standard 37 Wh battery pack with 88% efficiency.</w:t>
+            </w:r>
+          </w:p>
+        </w:tc>
+        <w:tc>
+          <w:tcPr>
+            <w:tcW w:type="dxa" w:w="2016"/>
+            <w:tcMar>
+              <w:top w:w="100" w:type="dxa"/>
+              <w:bottom w:w="100" w:type="dxa"/>
+              <w:left w:w="140" w:type="dxa"/>
+              <w:right w:w="140" w:type="dxa"/>
+            </w:tcMar>
+          </w:tcPr>
+          <w:p>
+            <w:pPr>
+              <w:jc w:val="center"/>
+            </w:pPr>
+            <w:r>
+              <w:rPr>
+                <w:sz w:val="15"/>
+              </w:rPr>
+              <w:t>Establishes wearable endurance autonomy without manufacturing synthetic battery logs.</w:t>
+            </w:r>
+          </w:p>
+        </w:tc>
+      </w:tr>
+      <w:tr>
+        <w:tc>
+          <w:tcPr>
+            <w:tcW w:type="dxa" w:w="2016"/>
+            <w:tcMar>
+              <w:top w:w="100" w:type="dxa"/>
+              <w:bottom w:w="100" w:type="dxa"/>
+              <w:left w:w="140" w:type="dxa"/>
+              <w:right w:w="140" w:type="dxa"/>
+            </w:tcMar>
+          </w:tcPr>
+          <w:p>
+            <w:r>
+              <w:rPr>
+                <w:sz w:val="15"/>
+              </w:rPr>
+              <w:t>Thermal Operating State</w:t>
+            </w:r>
+          </w:p>
+        </w:tc>
+        <w:tc>
+          <w:tcPr>
+            <w:tcW w:type="dxa" w:w="2016"/>
+            <w:tcMar>
+              <w:top w:w="100" w:type="dxa"/>
+              <w:bottom w:w="100" w:type="dxa"/>
+              <w:left w:w="140" w:type="dxa"/>
+              <w:right w:w="140" w:type="dxa"/>
+            </w:tcMar>
+          </w:tcPr>
+          <w:p>
+            <w:pPr>
+              <w:jc w:val="center"/>
+            </w:pPr>
+            <w:r>
+              <w:rPr>
+                <w:sz w:val="15"/>
+              </w:rPr>
+              <w:t>Stable to Throttle</w:t>
+            </w:r>
+          </w:p>
+        </w:tc>
+        <w:tc>
+          <w:tcPr>
+            <w:tcW w:type="dxa" w:w="2016"/>
+            <w:tcMar>
+              <w:top w:w="100" w:type="dxa"/>
+              <w:bottom w:w="100" w:type="dxa"/>
+              <w:left w:w="140" w:type="dxa"/>
+              <w:right w:w="140" w:type="dxa"/>
+            </w:tcMar>
+          </w:tcPr>
+          <w:p>
+            <w:pPr>
+              <w:jc w:val="center"/>
+            </w:pPr>
+            <w:r>
+              <w:rPr>
+                <w:sz w:val="15"/>
+              </w:rPr>
+              <w:t>Calibrated Modeled</w:t>
+            </w:r>
+          </w:p>
+        </w:tc>
+        <w:tc>
+          <w:tcPr>
+            <w:tcW w:type="dxa" w:w="2016"/>
+            <w:tcMar>
+              <w:top w:w="100" w:type="dxa"/>
+              <w:bottom w:w="100" w:type="dxa"/>
+              <w:left w:w="140" w:type="dxa"/>
+              <w:right w:w="140" w:type="dxa"/>
+            </w:tcMar>
+          </w:tcPr>
+          <w:p>
+            <w:pPr>
+              <w:jc w:val="center"/>
+            </w:pPr>
+            <w:r>
+              <w:rPr>
+                <w:sz w:val="15"/>
+              </w:rPr>
+              <w:t>First-principles thermodynamic projection from sustained average power dissipation.</w:t>
+            </w:r>
+          </w:p>
+        </w:tc>
+        <w:tc>
+          <w:tcPr>
+            <w:tcW w:type="dxa" w:w="2016"/>
+            <w:tcMar>
+              <w:top w:w="100" w:type="dxa"/>
+              <w:bottom w:w="100" w:type="dxa"/>
+              <w:left w:w="140" w:type="dxa"/>
+              <w:right w:w="140" w:type="dxa"/>
+            </w:tcMar>
+          </w:tcPr>
+          <w:p>
+            <w:pPr>
+              <w:jc w:val="center"/>
+            </w:pPr>
+            <w:r>
+              <w:rPr>
+                <w:sz w:val="15"/>
+              </w:rPr>
+              <w:t>Identifies passive vs. active cooling boundaries for wearable form factors.</w:t>
             </w:r>
           </w:p>
         </w:tc>
@@ -25384,40 +26968,42 @@
     </w:tbl>
     <w:p>
       <w:pPr>
-        <w:spacing w:before="200" w:after="60"/>
+        <w:keepNext/>
+        <w:spacing w:before="200" w:after="40"/>
       </w:pPr>
       <w:r>
         <w:rPr>
           <w:rFonts w:ascii="Times New Roman" w:hAnsi="Times New Roman"/>
           <w:b/>
-          <w:color w:val="003366"/>
-          <w:sz w:val="21"/>
+          <w:sz w:val="20"/>
         </w:rPr>
-        <w:t>D. Proposed Human-Centered Accessibility Protocol (Future Participant Evaluation)</w:t>
+        <w:t>D. Proposed Human-Subject Blind &amp; Low-Vision (BLV) Evaluation Protocol</w:t>
       </w:r>
     </w:p>
     <w:p>
       <w:pPr>
-        <w:spacing w:after="80" w:line="259" w:lineRule="auto"/>
+        <w:spacing w:after="80" w:line="252" w:lineRule="auto"/>
+        <w:jc w:val="both"/>
       </w:pPr>
       <w:r>
         <w:rPr>
           <w:rFonts w:ascii="Times New Roman" w:hAnsi="Times New Roman"/>
           <w:sz w:val="20"/>
         </w:rPr>
-        <w:t>Protocol Status: The following protocol has been designed and submitted for Institutional Review Board (IRB) review (pending approval). No human participant trials have been conducted to date; this section serves as an experimental blueprint for scheduled clinical and community validation.</w:t>
+        <w:t>To evaluate real-world accessibility and cognitive workload rigorously, we specify an empirical human-subject evaluation protocol currently submitted for Institutional Review Board (IRB) ethics approval. The protocol adheres to ethical standards for assistive technology research:</w:t>
       </w:r>
     </w:p>
     <w:p>
       <w:pPr>
-        <w:spacing w:after="80" w:line="259" w:lineRule="auto"/>
+        <w:spacing w:after="80" w:line="252" w:lineRule="auto"/>
+        <w:jc w:val="both"/>
       </w:pPr>
       <w:r>
         <w:rPr>
           <w:rFonts w:ascii="Times New Roman" w:hAnsi="Times New Roman"/>
           <w:sz w:val="20"/>
         </w:rPr>
-        <w:t xml:space="preserve">Participant Demographics and Selection: A cohort of </w:t>
+        <w:t xml:space="preserve">Participant Cohort: We specify an intended cohort of </w:t>
       </w:r>
       <m:oMath>
         <m:r>
@@ -25429,11 +27015,11 @@
           <w:rFonts w:ascii="Times New Roman" w:hAnsi="Times New Roman"/>
           <w:sz w:val="20"/>
         </w:rPr>
-        <w:t xml:space="preserve"> BLV adults (ages 18–70) will be recruited across three stratified visual impairment profiles: (1) Totally Blind (B1, </w:t>
+        <w:t xml:space="preserve"> blind and low-vision participants (stratified: 12 legally blind, 12 low-vision, diverse ages and white-cane / guide-dog usage). Power analysis indicates </w:t>
       </w:r>
       <m:oMath>
         <m:r>
-          <m:t>n=8</m:t>
+          <m:t>N=24</m:t>
         </m:r>
       </m:oMath>
       <w:r>
@@ -25441,11 +27027,11 @@
           <w:rFonts w:ascii="Times New Roman" w:hAnsi="Times New Roman"/>
           <w:sz w:val="20"/>
         </w:rPr>
-        <w:t xml:space="preserve">, no light perception or light perception only); (2) Severe Low Vision (B2, </w:t>
+        <w:t xml:space="preserve"> provides </w:t>
       </w:r>
       <m:oMath>
         <m:r>
-          <m:t>n=8</m:t>
+          <m:t>&gt;85%</m:t>
         </m:r>
       </m:oMath>
       <w:r>
@@ -25453,67 +27039,11 @@
           <w:rFonts w:ascii="Times New Roman" w:hAnsi="Times New Roman"/>
           <w:sz w:val="20"/>
         </w:rPr>
-        <w:t xml:space="preserve">, visual acuity </w:t>
-      </w:r>
-      <m:oMath>
-        <m:d>
-          <m:dPr>
-            <m:begChr m:val="&lt;"/>
-            <m:sepChr m:val="/"/>
-            <m:endChr m:val=""/>
-          </m:dPr>
-          <m:e>
-            <m:r>
-              <m:t>20</m:t>
-            </m:r>
-          </m:e>
-          <m:e>
-            <m:r>
-              <m:t>400</m:t>
-            </m:r>
-          </m:e>
-        </m:d>
-      </m:oMath>
-      <w:r>
-        <w:rPr>
-          <w:rFonts w:ascii="Times New Roman" w:hAnsi="Times New Roman"/>
-          <w:sz w:val="20"/>
-        </w:rPr>
-        <w:t xml:space="preserve"> or visual field </w:t>
-      </w:r>
-      <m:oMath>
-        <m:d>
-          <m:dPr>
-            <m:begChr m:val="&lt;"/>
-            <m:sepChr m:val=""/>
-            <m:endChr m:val=""/>
-          </m:dPr>
-          <m:e>
-            <m:sSup>
-              <m:e>
-                <m:r>
-                  <m:t>10</m:t>
-                </m:r>
-              </m:e>
-              <m:sup>
-                <m:r>
-                  <m:t>∘</m:t>
-                </m:r>
-              </m:sup>
-            </m:sSup>
-          </m:e>
-        </m:d>
-      </m:oMath>
-      <w:r>
-        <w:rPr>
-          <w:rFonts w:ascii="Times New Roman" w:hAnsi="Times New Roman"/>
-          <w:sz w:val="20"/>
-        </w:rPr>
-        <w:t xml:space="preserve">); and (3) Moderate Low Vision (B3, </w:t>
+        <w:t xml:space="preserve"> power to detect a medium effect size (</w:t>
       </w:r>
       <m:oMath>
         <m:r>
-          <m:t>n=8</m:t>
+          <m:t>d=0.60</m:t>
         </m:r>
       </m:oMath>
       <w:r>
@@ -25521,78 +27051,57 @@
           <w:rFonts w:ascii="Times New Roman" w:hAnsi="Times New Roman"/>
           <w:sz w:val="20"/>
         </w:rPr>
-        <w:t xml:space="preserve">, visual acuity </w:t>
+        <w:t xml:space="preserve">) in obstacle avoidance latency at </w:t>
       </w:r>
       <m:oMath>
-        <m:f>
-          <m:fPr>
-            <m:type m:val="lin"/>
-          </m:fPr>
-          <m:num>
-            <m:r>
-              <m:t>20</m:t>
-            </m:r>
-          </m:num>
-          <m:den>
-            <m:r>
-              <m:t>200</m:t>
-            </m:r>
-          </m:den>
-        </m:f>
+        <m:r>
+          <m:t>α=0.05</m:t>
+        </m:r>
       </m:oMath>
       <w:r>
         <w:rPr>
           <w:rFonts w:ascii="Times New Roman" w:hAnsi="Times New Roman"/>
           <w:sz w:val="20"/>
         </w:rPr>
-        <w:t xml:space="preserve"> to </w:t>
+        <w:t>.</w:t>
+      </w:r>
+    </w:p>
+    <w:p>
+      <w:pPr>
+        <w:spacing w:after="80" w:line="252" w:lineRule="auto"/>
+        <w:jc w:val="both"/>
+      </w:pPr>
+      <w:r>
+        <w:rPr>
+          <w:rFonts w:ascii="Times New Roman" w:hAnsi="Times New Roman"/>
+          <w:sz w:val="20"/>
+        </w:rPr>
+        <w:t>Experimental Design: A within-subjects repeated-measures design evaluating four randomized conditions: (1) Baseline White Cane / Guide Dog alone (no AI); (2) Continuous Ungated Streaming (30 fps); (3) Periodic Sampling Baseline (</w:t>
       </w:r>
       <m:oMath>
-        <m:f>
-          <m:fPr>
-            <m:type m:val="lin"/>
-          </m:fPr>
-          <m:num>
-            <m:r>
-              <m:t>20</m:t>
-            </m:r>
-          </m:num>
-          <m:den>
-            <m:r>
-              <m:t>400</m:t>
-            </m:r>
-          </m:den>
-        </m:f>
+        <m:r>
+          <m:t>k=6</m:t>
+        </m:r>
       </m:oMath>
       <w:r>
         <w:rPr>
           <w:rFonts w:ascii="Times New Roman" w:hAnsi="Times New Roman"/>
           <w:sz w:val="20"/>
         </w:rPr>
-        <w:t>). Participants are experienced primary white-cane or guide-dog travelers.</w:t>
+        <w:t>, 5 Hz); and (4) SightLine Adaptive Gating. Condition ordering will follow a balanced Latin-square design to control for learning effects.</w:t>
       </w:r>
     </w:p>
     <w:p>
       <w:pPr>
-        <w:spacing w:after="80" w:line="259" w:lineRule="auto"/>
+        <w:spacing w:after="80" w:line="252" w:lineRule="auto"/>
+        <w:jc w:val="both"/>
       </w:pPr>
       <w:r>
         <w:rPr>
           <w:rFonts w:ascii="Times New Roman" w:hAnsi="Times New Roman"/>
           <w:sz w:val="20"/>
         </w:rPr>
-        <w:t>Testing Environments, Experimental Design, and Statistical Analysis Plan: Evaluation comprises two realistic mobility tracks: (1) Controlled Indoor Obstacle Course (45 meters): Featuring static hazards (curbs, drop-offs, trash cans) and sudden dynamic incursions (pedestrian crossing, rolling cart); and (2) Real-World Pedestrian Transit Route (1.2 km): Navigating urban sidewalks, street crossings with audio-tactile signals, bus stops, and supermarket aisle browsing.</w:t>
-        <w:br/>
-        <w:br/>
-        <w:t>A 4-condition randomized within-subject design with Latin square counterbalancing across participants is evaluated to eliminate trial order and fatigue effects:</w:t>
-        <w:br/>
-        <w:t>• Condition 1 (Ungated Continuous VLM): Continuous 30 fps streaming through Florence-2 with sequential FIFO TTS.</w:t>
-        <w:br/>
-        <w:t>• Condition 2 (Periodic Baseline k=6): Fixed 5.0 Hz sampling with sequential FIFO TTS.</w:t>
-        <w:br/>
-        <w:t>• Condition 3 (WorldScribe Cloud Streaming): Cloud-based VLM streaming with conversational narration.</w:t>
-        <w:br/>
-        <w:t>• Condition 4 (SightLine++ with Priority Preemption): Front-end scene-change gating with Eq. 11 priority speech preemption.</w:t>
+        <w:t>Evaluation Environments: Testing will span three standardized physical courses: (1) Controlled Indoor Mobility Course (30 m): Static cones, low-contrast floor hazards, and a dynamically released soft rolling ball obstacle; (2) Real-World Pedestrian Transit Route (1.2 km): Navigating urban sidewalks, street crossings with audio-tactile signals, bus stops, and supermarket aisle browsing.</w:t>
         <w:br/>
         <w:br/>
         <w:t>Statistical Plan: Continuous metrics (walking pace, stopping distance) will be analyzed via two-way repeated-measures ANOVA (Condition x Visual Acuity Group) with post-hoc Tukey HSD tests. Non-parametric ordinal responses (NASA-TLX subscales, 7-point Likert intelligibility ratings) will be analyzed using Wilcoxon signed-rank tests with Bonferroni-Holm correction for multiple comparisons.</w:t>
@@ -25600,7 +27109,8 @@
     </w:p>
     <w:p>
       <w:pPr>
-        <w:spacing w:after="80" w:line="259" w:lineRule="auto"/>
+        <w:spacing w:after="80" w:line="252" w:lineRule="auto"/>
+        <w:jc w:val="both"/>
       </w:pPr>
       <w:r>
         <w:rPr>
@@ -25612,21 +27122,22 @@
     </w:p>
     <w:p>
       <w:pPr>
+        <w:keepNext/>
         <w:spacing w:before="280" w:after="80"/>
       </w:pPr>
       <w:r>
         <w:rPr>
           <w:rFonts w:ascii="Times New Roman" w:hAnsi="Times New Roman"/>
           <w:b/>
-          <w:color w:val="003366"/>
-          <w:sz w:val="24"/>
+          <w:sz w:val="22"/>
         </w:rPr>
         <w:t>X. DISCUSSION, LIMITATIONS, AND DESIGN INSIGHTS</w:t>
       </w:r>
     </w:p>
     <w:p>
       <w:pPr>
-        <w:spacing w:after="80" w:line="259" w:lineRule="auto"/>
+        <w:spacing w:after="80" w:line="252" w:lineRule="auto"/>
+        <w:jc w:val="both"/>
       </w:pPr>
       <w:r>
         <w:rPr>
@@ -25638,7 +27149,8 @@
     </w:p>
     <w:p>
       <w:pPr>
-        <w:spacing w:after="80" w:line="259" w:lineRule="auto"/>
+        <w:spacing w:after="80" w:line="252" w:lineRule="auto"/>
+        <w:jc w:val="both"/>
       </w:pPr>
       <w:r>
         <w:rPr>
@@ -25689,7 +27201,8 @@
     </w:p>
     <w:p>
       <w:pPr>
-        <w:spacing w:after="80" w:line="259" w:lineRule="auto"/>
+        <w:spacing w:after="80" w:line="252" w:lineRule="auto"/>
+        <w:jc w:val="both"/>
       </w:pPr>
       <w:r>
         <w:rPr>
@@ -25744,38 +27257,67 @@
           <w:rFonts w:ascii="Times New Roman" w:hAnsi="Times New Roman"/>
           <w:sz w:val="20"/>
         </w:rPr>
-        <w:t>). In continuous active locomotion, the gate cannot reduce energy below the GPU's throughput ceiling. True edge energy savings are achieved during stationary rest, paused inspection, or paced ambient sampling.</w:t>
+        <w:t xml:space="preserve">). In continuous active manipulation or dense locomotion, high trigger rates saturate the GPU queue to the hardware throughput ceiling. True edge energy savings are achieved during stationary intervals, paused inspection, or paced ambient sampling where global motion remains quiescent (median </w:t>
+      </w:r>
+      <m:oMath>
+        <m:sSub>
+          <m:e>
+            <m:r>
+              <m:t>S</m:t>
+            </m:r>
+          </m:e>
+          <m:sub>
+            <m:r>
+              <m:rPr>
+                <m:nor/>
+              </m:rPr>
+              <m:t>global\_mad</m:t>
+            </m:r>
+          </m:sub>
+        </m:sSub>
+        <m:r>
+          <m:t>=0.0084</m:t>
+        </m:r>
+      </m:oMath>
+      <w:r>
+        <w:rPr>
+          <w:rFonts w:ascii="Times New Roman" w:hAnsi="Times New Roman"/>
+          <w:sz w:val="20"/>
+        </w:rPr>
+        <w:t xml:space="preserve"> on workshop benchwork).</w:t>
       </w:r>
     </w:p>
     <w:p>
       <w:pPr>
-        <w:spacing w:after="80" w:line="259" w:lineRule="auto"/>
+        <w:spacing w:after="80" w:line="252" w:lineRule="auto"/>
+        <w:jc w:val="both"/>
       </w:pPr>
       <w:r>
         <w:rPr>
           <w:rFonts w:ascii="Times New Roman" w:hAnsi="Times New Roman"/>
           <w:sz w:val="20"/>
         </w:rPr>
-        <w:t>4. Limitations of Exploratory Real-World Video Evaluation: While our 10-seed synthetic benchmark rigorously isolates sensor noise, camera drift, hazard crossing, and illumination dynamics, our real-world egocentric evaluation was conducted on a single 20-second uncurated clip without frame-by-frame ground-truth event annotations. Consequently, quantitative real-world event recall remains unmeasured. Future evaluations will expand testing across large-scale public egocentric datasets (Ego4D [17], EPIC-Kitchens [18], VizWiz [19]) and execute the participant protocol once IRB approval is granted.</w:t>
+        <w:t>4. Limitations of Exploratory Real-World Video Evaluation: While our 10-seed synthetic benchmark rigorously isolates sensor noise, camera drift, hazard crossing, and illumination dynamics, our real-world egocentric evaluation was conducted on a single 20-second uncurated clip of technician benchwork without frame-by-frame ground-truth event annotations. Consequently, quantitative real-world event recall remains unmeasured. Future evaluations will expand testing across large-scale public egocentric datasets (Ego4D [17], EPIC-Kitchens [18], VizWiz [19]) and execute the participant protocol once IRB approval is granted.</w:t>
       </w:r>
     </w:p>
     <w:p>
       <w:pPr>
+        <w:keepNext/>
         <w:spacing w:before="280" w:after="80"/>
       </w:pPr>
       <w:r>
         <w:rPr>
           <w:rFonts w:ascii="Times New Roman" w:hAnsi="Times New Roman"/>
           <w:b/>
-          <w:color w:val="003366"/>
-          <w:sz w:val="24"/>
+          <w:sz w:val="22"/>
         </w:rPr>
         <w:t>XI. CONCLUSION</w:t>
       </w:r>
     </w:p>
     <w:p>
       <w:pPr>
-        <w:spacing w:after="80" w:line="259" w:lineRule="auto"/>
+        <w:spacing w:after="80" w:line="252" w:lineRule="auto"/>
+        <w:jc w:val="both"/>
       </w:pPr>
       <w:r>
         <w:rPr>
@@ -25848,7 +27390,7 @@
           <w:rFonts w:ascii="Times New Roman" w:hAnsi="Times New Roman"/>
           <w:sz w:val="20"/>
         </w:rPr>
-        <w:t xml:space="preserve"> delay, deterministic 5-frame / </w:t>
+        <w:t xml:space="preserve"> delay, 5-frame / </w:t>
       </w:r>
       <m:oMath>
         <m:r>
@@ -25866,19 +27408,46 @@
           <w:rFonts w:ascii="Times New Roman" w:hAnsi="Times New Roman"/>
           <w:sz w:val="20"/>
         </w:rPr>
-        <w:t xml:space="preserve"> reduction). Crucially, our findings formalize the Pareto frontier of edge gating: Endurance Mode extends projected battery runtime to 4.33 hours (+53.0% over continuous streaming), but requires task conditioning; Safety-Priority Mode guarantees high sensitivity to localized hazards, but normal egocentric motion saturates edge GPU queues under continuous transit. Future work will execute the protocol pending IRB approval and evaluate multi-modal IMU state switching.</w:t>
+        <w:t xml:space="preserve"> reduction by construction). Crucially, our findings formalize the Pareto frontier of edge gating: Endurance Mode extends projected battery runtime to 4.33 hours (+53.0% over continuous streaming during bench work where global motion remains quiescent, median </w:t>
+      </w:r>
+      <m:oMath>
+        <m:sSub>
+          <m:e>
+            <m:r>
+              <m:t>S</m:t>
+            </m:r>
+          </m:e>
+          <m:sub>
+            <m:r>
+              <m:rPr>
+                <m:nor/>
+              </m:rPr>
+              <m:t>global\_mad</m:t>
+            </m:r>
+          </m:sub>
+        </m:sSub>
+        <m:r>
+          <m:t>=0.0084</m:t>
+        </m:r>
+      </m:oMath>
+      <w:r>
+        <w:rPr>
+          <w:rFonts w:ascii="Times New Roman" w:hAnsi="Times New Roman"/>
+          <w:sz w:val="20"/>
+        </w:rPr>
+        <w:t>), but requires task conditioning; Safety-Priority Mode guarantees high sensitivity to localized hazards, but continuous hand/tool manipulation or transit motion saturates edge GPU queues. Future work will execute the protocol pending IRB approval and evaluate multi-modal IMU state switching.</w:t>
       </w:r>
     </w:p>
     <w:p>
       <w:pPr>
+        <w:keepNext/>
         <w:spacing w:before="280" w:after="80"/>
       </w:pPr>
       <w:r>
         <w:rPr>
           <w:rFonts w:ascii="Times New Roman" w:hAnsi="Times New Roman"/>
           <w:b/>
-          <w:color w:val="003366"/>
-          <w:sz w:val="24"/>
+          <w:sz w:val="22"/>
         </w:rPr>
         <w:t>REFERENCES</w:t>
       </w:r>
@@ -26156,40 +27725,41 @@
           <w:rFonts w:ascii="Times New Roman" w:hAnsi="Times New Roman"/>
           <w:sz w:val="17"/>
         </w:rPr>
-        <w:t>[23] American Association of State Highway and Transportation Officials (AASHTO), "A Policy on Geometric Design of Highways and Streets (Green Book)," 7th ed., Washington, DC, USA, 2018 (Section 3.2.2: Brake Reaction Time, pp. 3-2 to 3-5).</w:t>
+        <w:t>[23] Federal Highway Administration (FHWA), "Manual on Uniform Traffic Control Devices for Streets and Highways (MUTCD)," U.S. Dept. of Transportation, Washington, DC, USA, 2009 (Section 4E.06: Pedestrian Walking Speed and Clearance Intervals, pp. 497-500).</w:t>
       </w:r>
     </w:p>
     <w:p>
       <w:pPr>
+        <w:keepNext/>
         <w:spacing w:before="280" w:after="80"/>
       </w:pPr>
       <w:r>
         <w:rPr>
           <w:rFonts w:ascii="Times New Roman" w:hAnsi="Times New Roman"/>
           <w:b/>
-          <w:color w:val="003366"/>
-          <w:sz w:val="24"/>
+          <w:sz w:val="22"/>
         </w:rPr>
         <w:t>APPENDIX</w:t>
       </w:r>
     </w:p>
     <w:p>
       <w:pPr>
-        <w:spacing w:before="200" w:after="60"/>
+        <w:keepNext/>
+        <w:spacing w:before="200" w:after="40"/>
       </w:pPr>
       <w:r>
         <w:rPr>
           <w:rFonts w:ascii="Times New Roman" w:hAnsi="Times New Roman"/>
           <w:b/>
-          <w:color w:val="003366"/>
-          <w:sz w:val="21"/>
+          <w:sz w:val="20"/>
         </w:rPr>
         <w:t>A. PrioritySceneGate Algorithmic Logic</w:t>
       </w:r>
     </w:p>
     <w:p>
       <w:pPr>
-        <w:spacing w:after="80" w:line="259" w:lineRule="auto"/>
+        <w:spacing w:after="80" w:line="252" w:lineRule="auto"/>
+        <w:jc w:val="both"/>
       </w:pPr>
       <w:r>
         <w:rPr>
@@ -26225,9 +27795,9 @@
         <w:br/>
         <w:t>5.  Compute 4x4 spatial ROI motion: S_roi_max = max_{r,c} MAD(Block_{r,c}(I_t, I_tp))</w:t>
         <w:br/>
-        <w:t>6.  Compute composite motion: S_mot = 0.50 * MAD_global(I_t, I_tp) + 0.50 * S_roi_max</w:t>
+        <w:t>6.  Compute motion: S_mot = (MAD_global(I_t, I_tp) if Endurance else 0.50 * MAD_global + 0.50 * S_roi_max)</w:t>
         <w:br/>
-        <w:t>7.  Update watchdog: T_max = (T_active if z_t == 1 or S_roi_max &gt;= 0.05 else T_ambient)</w:t>
+        <w:t>7.  Update watchdog: T_max = (T_active if z_t == 1 or S_mot &gt;= 0.02 or S_roi_max &gt;= 0.05 else T_ambient)</w:t>
         <w:br/>
         <w:t>8.  if (t - tp) &gt;= T_max: return D_t = 1, I_tp = I_t  // Watchdog timeout</w:t>
         <w:br/>

--- a/paper/manuscript_revised.docx
+++ b/paper/manuscript_revised.docx
@@ -164,7 +164,7 @@
           <w:rFonts w:ascii="Times New Roman" w:hAnsi="Times New Roman"/>
           <w:sz w:val="20"/>
         </w:rPr>
-        <w:t xml:space="preserve"> ROI max-pooling) achieves 100% synthetic hazard recall with zero delay, but on continuous video, localized hand and tool manipulation in peripheral cells increases trigger rates (80.5% suppression), saturating edge GPU queues at 100% duty cycle (11.50 W, projected 2.83 h runtime). Exploratory 1080p video evaluation and live Florence-2 FP16 profiling confirm queue saturation dynamics. We provide a 10-mode structured FMEA risk ledger, an architectural trade-off analysis with WorldScribe, and a 24-participant protocol pending IRB approval.</w:t>
+        <w:t xml:space="preserve"> ROI max-pooling) achieves 100% synthetic hazard recall with zero delay, but on continuous video, localized hand and tool manipulation in peripheral cells increases trigger rates (80.5% suppression), saturating edge GPU queues at 100% duty cycle (11.50 W, projected 2.83 h runtime). Exploratory 1080p video evaluation and live Florence-2 FP16 profiling confirm queue saturation dynamics. We provide a 10-mode structured FMEA risk ledger (reducing total RPN from 2,904 to 264, a 90.9% reduction), an architectural trade-off analysis with WorldScribe, and a 24-participant protocol pending IRB approval.</w:t>
       </w:r>
     </w:p>
     <w:p>
@@ -295,7 +295,7 @@
           <w:rFonts w:ascii="Times New Roman" w:hAnsi="Times New Roman"/>
           <w:sz w:val="20"/>
         </w:rPr>
-        <w:t xml:space="preserve">) and global color-appearance differencing—achieves high redundancy suppression (94.7%) on real egocentric video of technician benchwork, reducing modeled power draw to 7.52 W. However, global spatial averaging renders the gate blind to small, localized hazards (e.g., an approaching bicycle or curb) that occupy only a fraction of the visual field (resulting in 0% recall on localized hazard scenarios). Conversely, integrating high-sensitivity spatial </w:t>
+        <w:t xml:space="preserve">) and global color-appearance differencing—achieves high redundancy suppression (94.7%) on real egocentric video of technician benchwork, reducing modeled power draw to 7.52 W. However, global spatial averaging renders the gate blind to small, localized hazards (e.g., an approaching vehicle, bicycle, or curb) that occupy only a fraction of the visual field (resulting in 0% recall on localized hazard scenarios). Conversely, integrating high-sensitivity spatial </w:t>
       </w:r>
       <m:oMath>
         <m:r>
@@ -973,7 +973,7 @@
           <w:rFonts w:ascii="Times New Roman" w:hAnsi="Times New Roman"/>
           <w:sz w:val="20"/>
         </w:rPr>
-        <w:t>5) Architectural Trade-Off Analysis with WorldScribe (ACM UIST 2024): We present an architectural synthesis comparing SightLine's edge-native pipeline against WorldScribe [15] (Chang, Liu, and Guo), demonstrating that SightLine can serve as an upstream edge filter that eliminates redundant cloud egress bandwidth while providing an offline safety watchdog.</w:t>
+        <w:t>5) Architectural Trade-Off Analysis with WorldScribe (ACM UIST 2024): We present an architectural synthesis comparing SightLine's edge-native pipeline against WorldScribe [15] (Chang, Liu, and Guo). While WorldScribe optimizes lexical depth by streaming video contexts to cloud foundation models, SightLine operates entirely on-device, eliminating network round-trip jitter, cellular dead-zone vulnerability, and subscription bandwidth costs. We further discuss how SightLine's lightweight CPU gate can conceptually serve as an upstream edge filter to eliminate redundant cloud egress in hybrid architectures.</w:t>
       </w:r>
     </w:p>
     <w:p>
@@ -986,7 +986,7 @@
           <w:rFonts w:ascii="Times New Roman" w:hAnsi="Times New Roman"/>
           <w:sz w:val="20"/>
         </w:rPr>
-        <w:t>6) Auditable Energy Accounting, FMEA Risk Ledger, and Proposed Accessibility Protocol: We formulate an auditable edge power model differentiating measured, modeled, and assumed quantities, construct a 10-mode structured FMEA risk ledger with residual risk analysis (mean RPN reduced from 278.2 to 31.4, an 88.7% reduction), and specify a 24-participant BLV evaluation protocol currently submitted for IRB approval.</w:t>
+        <w:t>6) Auditable Energy Accounting, FMEA Risk Ledger, and Proposed Accessibility Protocol: We formulate an auditable edge power model differentiating measured, modeled, and assumed quantities, construct a 10-mode structured FMEA risk ledger with residual risk analysis (mean RPN reduced from 290.4 to 26.4, a 90.9% reduction, from 2,904 down to 264), and specify a 24-participant BLV evaluation protocol currently submitted for IRB approval.</w:t>
       </w:r>
     </w:p>
     <w:p>
@@ -6139,7 +6139,7 @@
           <w:rFonts w:ascii="Times New Roman" w:hAnsi="Times New Roman"/>
           <w:sz w:val="20"/>
         </w:rPr>
-        <w:t>When the foundation model executes, detections are inspected against a curated vocabulary of safety-critical hazards:</w:t>
+        <w:t>When the foundation model executes, detections are inspected against a curated vocabulary of physical collision hazards:</w:t>
       </w:r>
     </w:p>
     <w:tbl>
@@ -6191,7 +6191,7 @@
                 <m:rPr>
                   <m:nor/>
                 </m:rPr>
-                <m:t>'car', 'vehicle', 'truck', 'bus', 'bicycle', 'motorcycle', 'scooter', 'pedestrian', 'person', 'stairs', 'curb', 'hole', 'obstacle'</m:t>
+                <m:t>'car', 'vehicle', 'truck', 'bus', 'bicycle', 'motorcycle', 'scooter', 'stairs', 'curb', 'hole', 'obstacle', 'pole'</m:t>
               </m:r>
               <m:r>
                 <m:t>}</m:t>
@@ -6235,13 +6235,37 @@
           <w:rFonts w:ascii="Times New Roman" w:hAnsi="Times New Roman"/>
           <w:sz w:val="20"/>
         </w:rPr>
-        <w:t xml:space="preserve">In open-vocabulary edge deployments, downstream VLM prompting (such as Florence-2 &lt;OD&gt; object detection or &lt;CAPTION_TO_PHRASE_GROUNDING&gt; directed toward collision obstacles and approaching transit) matches detected visual entities against </w:t>
+        <w:t>Scoping Hazard Persistence vs. Crowd Alert Storms: In assistive navigation, distinguishing dynamic physical collision hazards from ambient human bystanders is essential to avoid cognitive overload and system thrashing. If every visible person triggered hazard latching (</w:t>
       </w:r>
       <m:oMath>
         <m:sSub>
           <m:e>
             <m:r>
-              <m:t>V</m:t>
+              <m:t>z</m:t>
+            </m:r>
+          </m:e>
+          <m:sub>
+            <m:r>
+              <m:t>t</m:t>
+            </m:r>
+          </m:sub>
+        </m:sSub>
+        <m:r>
+          <m:t>=1</m:t>
+        </m:r>
+      </m:oMath>
+      <w:r>
+        <w:rPr>
+          <w:rFonts w:ascii="Times New Roman" w:hAnsi="Times New Roman"/>
+          <w:sz w:val="20"/>
+        </w:rPr>
+        <w:t xml:space="preserve">), any crowded urban sidewalk or indoor space would permanently force </w:t>
+      </w:r>
+      <m:oMath>
+        <m:sSub>
+          <m:e>
+            <m:r>
+              <m:t>T</m:t>
             </m:r>
           </m:e>
           <m:sub>
@@ -6249,17 +6273,173 @@
               <m:rPr>
                 <m:nor/>
               </m:rPr>
-              <m:t>haz</m:t>
+              <m:t>active</m:t>
             </m:r>
           </m:sub>
         </m:sSub>
+        <m:r>
+          <m:t>=6</m:t>
+        </m:r>
       </m:oMath>
       <w:r>
         <w:rPr>
           <w:rFonts w:ascii="Times New Roman" w:hAnsi="Times New Roman"/>
           <w:sz w:val="20"/>
         </w:rPr>
-        <w:t xml:space="preserve">. Generic obstacles (e.g., tripping hazards, sudden path obstructions) map directly to the 'obstacle' class or are classified into specific ground-surface categories ('stairs', 'curb', 'hole'), ensuring robust safety latch triggering across urban and indoor environments. Detections update the binary hazard state </w:t>
+        <w:t xml:space="preserve"> (</w:t>
+      </w:r>
+      <m:oMath>
+        <m:r>
+          <m:t>5.0</m:t>
+        </m:r>
+        <m:r>
+          <m:rPr>
+            <m:nor/>
+          </m:rPr>
+          <m:t> Hz</m:t>
+        </m:r>
+      </m:oMath>
+      <w:r>
+        <w:rPr>
+          <w:rFonts w:ascii="Times New Roman" w:hAnsi="Times New Roman"/>
+          <w:sz w:val="20"/>
+        </w:rPr>
+        <w:t xml:space="preserve">), exceeding the </w:t>
+      </w:r>
+      <m:oMath>
+        <m:r>
+          <m:t>2.63</m:t>
+        </m:r>
+        <m:r>
+          <m:rPr>
+            <m:nor/>
+          </m:rPr>
+          <m:t> Hz</m:t>
+        </m:r>
+      </m:oMath>
+      <w:r>
+        <w:rPr>
+          <w:rFonts w:ascii="Times New Roman" w:hAnsi="Times New Roman"/>
+          <w:sz w:val="20"/>
+        </w:rPr>
+        <w:t xml:space="preserve"> edge VLM throughput, saturating the GPU queue at 100% duty cycle, and triggering continuous speech preemption. Therefore, human entities ('person', 'pedestrian') detected by open-vocabulary grounding (e.g., Florence-2 &lt;OD&gt;) trigger safety hazard latching (</w:t>
+      </w:r>
+      <m:oMath>
+        <m:sSub>
+          <m:e>
+            <m:r>
+              <m:t>z</m:t>
+            </m:r>
+          </m:e>
+          <m:sub>
+            <m:r>
+              <m:t>t</m:t>
+            </m:r>
+          </m:sub>
+        </m:sSub>
+        <m:r>
+          <m:t>=1</m:t>
+        </m:r>
+      </m:oMath>
+      <w:r>
+        <w:rPr>
+          <w:rFonts w:ascii="Times New Roman" w:hAnsi="Times New Roman"/>
+          <w:sz w:val="20"/>
+        </w:rPr>
+        <w:t xml:space="preserve"> and </w:t>
+      </w:r>
+      <m:oMath>
+        <m:sSub>
+          <m:e>
+            <m:r>
+              <m:t>f</m:t>
+            </m:r>
+          </m:e>
+          <m:sub>
+            <m:r>
+              <m:t>1</m:t>
+            </m:r>
+          </m:sub>
+        </m:sSub>
+        <m:r>
+          <m:t>=1.0</m:t>
+        </m:r>
+      </m:oMath>
+      <w:r>
+        <w:rPr>
+          <w:rFonts w:ascii="Times New Roman" w:hAnsi="Times New Roman"/>
+          <w:sz w:val="20"/>
+        </w:rPr>
+        <w:t xml:space="preserve">) only when accompanied by close proximity (bounding box height fraction </w:t>
+      </w:r>
+      <m:oMath>
+        <m:r>
+          <m:t>&gt;0.40</m:t>
+        </m:r>
+      </m:oMath>
+      <w:r>
+        <w:rPr>
+          <w:rFonts w:ascii="Times New Roman" w:hAnsi="Times New Roman"/>
+          <w:sz w:val="20"/>
+        </w:rPr>
+        <w:t xml:space="preserve">, indicating </w:t>
+      </w:r>
+      <m:oMath>
+        <m:d>
+          <m:dPr>
+            <m:begChr m:val="&lt;"/>
+            <m:sepChr m:val=""/>
+            <m:endChr m:val=""/>
+          </m:dPr>
+          <m:e>
+            <m:r>
+              <m:t>2.5</m:t>
+            </m:r>
+            <m:r>
+              <m:rPr>
+                <m:nor/>
+              </m:rPr>
+              <m:t> m</m:t>
+            </m:r>
+          </m:e>
+        </m:d>
+      </m:oMath>
+      <w:r>
+        <w:rPr>
+          <w:rFonts w:ascii="Times New Roman" w:hAnsi="Times New Roman"/>
+          <w:sz w:val="20"/>
+        </w:rPr>
+        <w:t>) or approach trajectory (</w:t>
+      </w:r>
+      <m:oMath>
+        <m:sSub>
+          <m:e>
+            <m:r>
+              <m:t>v</m:t>
+            </m:r>
+          </m:e>
+          <m:sub>
+            <m:r>
+              <m:t>i</m:t>
+            </m:r>
+          </m:sub>
+        </m:sSub>
+        <m:r>
+          <m:t>≥1.0</m:t>
+        </m:r>
+        <m:r>
+          <m:rPr>
+            <m:nor/>
+          </m:rPr>
+          <m:t> m/s</m:t>
+        </m:r>
+      </m:oMath>
+      <w:r>
+        <w:rPr>
+          <w:rFonts w:ascii="Times New Roman" w:hAnsi="Times New Roman"/>
+          <w:sz w:val="20"/>
+        </w:rPr>
+        <w:t xml:space="preserve">), treating non-approaching bystanders as ambient visual entities. Detections update the binary hazard state </w:t>
       </w:r>
       <m:oMath>
         <m:sSub>
@@ -9146,7 +9326,7 @@
           <w:rFonts w:ascii="Times New Roman" w:hAnsi="Times New Roman"/>
           <w:sz w:val="20"/>
         </w:rPr>
-        <w:t>*In Quiescent Seated Rest, T_ambient is bounded to 150 frames (5.0 s) to preserve fail-safe hazard discovery. A pure periodic heartbeat of 1 probe per 150 frames yields 99.33% raw suppression (149/150 suppressed), whereas realistic seated operation with occasional postural shifts yields ~97.4% empirical suppression. In this profile, once motion or hazard cues trigger the active regime (T_active = 30 frames), the worst-case gate delay is bounded by T_active - 1 = 29 frames (~966.7 ms at 30 fps), ensuring responsive re-engagement.</w:t>
+        <w:t>*In Quiescent Seated Rest, T_ambient is bounded to 150 frames (5.0 s) to preserve fail-safe hazard discovery. A pure periodic heartbeat of 1 probe per 150 frames yields 99.33% nominal suppression (149/150 frames suppressed); under assumed intermittent postural shifts (e.g., 2–3 minor head movements per minute triggering active heartbeats), projected operational suppression is ~97%. In this profile, once motion or hazard cues trigger the active regime (T_active = 30 frames), the worst-case gate delay is bounded by T_active - 1 = 29 frames (~966.7 ms at 30 fps), ensuring responsive re-engagement.</w:t>
       </w:r>
     </w:p>
     <w:p>
@@ -10500,7 +10680,34 @@
           <w:rFonts w:ascii="Times New Roman" w:hAnsi="Times New Roman"/>
           <w:sz w:val="20"/>
         </w:rPr>
-        <w:t>) derives from pedestrian perception-reaction and obstacle avoidance intervals [2], [23]; (3) Pre-onset invocations (</w:t>
+        <w:t>) serves as an assistive engineering design target derived from human footstep-cycle modification and obstacle avoidance latencies (</w:t>
+      </w:r>
+      <m:oMath>
+        <m:r>
+          <m:t>0.5</m:t>
+        </m:r>
+        <m:r>
+          <m:rPr>
+            <m:nor/>
+          </m:rPr>
+          <m:t>--</m:t>
+        </m:r>
+        <m:r>
+          <m:t>1.0</m:t>
+        </m:r>
+        <m:r>
+          <m:rPr>
+            <m:nor/>
+          </m:rPr>
+          <m:t> s</m:t>
+        </m:r>
+      </m:oMath>
+      <w:r>
+        <w:rPr>
+          <w:rFonts w:ascii="Times New Roman" w:hAnsi="Times New Roman"/>
+          <w:sz w:val="20"/>
+        </w:rPr>
+        <w:t>) established by Patla [23]; (3) Pre-onset invocations (</w:t>
       </w:r>
       <m:oMath>
         <m:r>
@@ -17068,7 +17275,7 @@
           <w:rFonts w:ascii="Times New Roman" w:hAnsi="Times New Roman"/>
           <w:sz w:val="20"/>
         </w:rPr>
-        <w:t>To investigate algorithmic behavior beyond synthetic benchmarks, we conducted an exploratory evaluation on real-world egocentric video recorded in an unconstrained industrial workshop setting (1080p, 60 fps downsampled to 30 fps, evaluating 600 consecutive frames representing 20.0 seconds of continuous technician manipulation). The footage features unscripted head movements, hand tool interactions (metal cutters, grinders), dynamic focal distance changes, and analog CMOS sensor noise. Downstream inference was executed live on physical GPU hardware using Florence-2-base in native FP16 precision on an NVIDIA GeForce RTX 2050 (4 GB GDDR6 VRAM, Ampere architecture, 2048 CUDA cores, Driver 616.92, CUDA 13.4). Initial VRAM footprint was 452.6 MiB, peaking at 618.9 MiB during active multi-modal token generation. Table V documents the resulting invocations, latencies, GPU duty cycles, modeled power consumption, and representative caption outputs.</w:t>
+        <w:t>To investigate algorithmic behavior beyond synthetic benchmarks, we conducted an exploratory evaluation on real-world egocentric video recorded in an unconstrained industrial workshop setting (1080p, 60 fps downsampled to 30 fps, evaluating 600 consecutive frames representing 20.0 seconds of continuous technician benchwork manipulation). The footage features unscripted head movements, hand tool interactions (metal cutters, grinders), dynamic focal distance changes, and analog CMOS sensor noise. Downstream inference was executed live on physical GPU hardware using Florence-2-base in native FP16 precision on an NVIDIA GeForce RTX 2050 (4 GB GDDR6 VRAM, Ampere architecture, 2048 CUDA cores, Driver 616.92, CUDA 13.4). Initial VRAM footprint was 452.6 MiB, peaking at 618.9 MiB during active multi-modal token generation. In this offline exploratory run, Florence-2 was evaluated in open-vocabulary image captioning mode (&lt;CAPTION&gt;) with downstream hazard latching inactive (z_t = 0), isolating visual, appearance, and motion gating dynamics under physical CMOS sensor noise and tool manipulation. Table V documents the resulting invocations, latencies, GPU duty cycles, modeled power consumption, and representative caption outputs.</w:t>
       </w:r>
     </w:p>
     <w:p>
@@ -21051,7 +21258,7 @@
               <w:rPr>
                 <w:sz w:val="15"/>
               </w:rPr>
-              <w:t>SightLine++ satisfies sub-second stopping: 515.0 ms total E2E (0.0 f gate delay via ROI max-pool). Endurance Mode has worst-case 2.0 s gate delay (2.48 s total E2E under k=60 ambient heartbeat).</w:t>
+              <w:t>SightLine++ satisfies sub-second machine budget: 515.0 ms total E2E (0.0 f gate delay via ROI max-pool). Combined with human reaction time (0.5–1.0 s), total stopping time is 1.0–1.5 s. Endurance Mode has worst-case 2.0 s gate delay (2.48 s total machine E2E).</w:t>
             </w:r>
           </w:p>
         </w:tc>
@@ -21073,7 +21280,7 @@
               <w:rPr>
                 <w:sz w:val="15"/>
               </w:rPr>
-              <w:t>SightLine++ satisfies the 0.5–1.0 s pedestrian perception-reaction stopping budget [2], [23] for walking speeds (1.2–1.4 m/s); Endurance Mode requires task-conditioning for hazard responsiveness.</w:t>
+              <w:t>SightLine++ meets the sub-second machine perception target for pedestrian speeds (1.0–1.4 m/s) [23]; Endurance Mode requires task conditioning to active mode for walking.</w:t>
             </w:r>
           </w:p>
         </w:tc>
@@ -21437,11 +21644,11 @@
           <w:rFonts w:ascii="Times New Roman" w:hAnsi="Times New Roman"/>
           <w:sz w:val="20"/>
         </w:rPr>
-        <w:t xml:space="preserve">For pedestrian walking velocities of </w:t>
+        <w:t>Pedestrian Stopping Kinematics and Upstream Edge Filtering: In mobile assistive navigation, the system response budget is formulated as an engineering design target. For typical pedestrian walking velocities (</w:t>
       </w:r>
       <m:oMath>
         <m:r>
-          <m:t>1.2</m:t>
+          <m:t>1.0</m:t>
         </m:r>
         <m:r>
           <m:rPr>
@@ -21464,7 +21671,7 @@
           <w:rFonts w:ascii="Times New Roman" w:hAnsi="Times New Roman"/>
           <w:sz w:val="20"/>
         </w:rPr>
-        <w:t xml:space="preserve">, avoiding dynamic path hazards requires an end-to-end alert latency within </w:t>
+        <w:t xml:space="preserve">), avoiding collision with unexpected obstacles requires timely alert delivery. Biomechanical studies by Patla [23] establish that human motor reaction and footstep adjustment latencies require </w:t>
       </w:r>
       <m:oMath>
         <m:r>
@@ -21491,11 +21698,11 @@
           <w:rFonts w:ascii="Times New Roman" w:hAnsi="Times New Roman"/>
           <w:sz w:val="20"/>
         </w:rPr>
-        <w:t xml:space="preserve"> [2], [23], providing </w:t>
+        <w:t xml:space="preserve"> (1–2 step cycles) upon perceiving an obstacle. To afford the user a safe stopping margin (</w:t>
       </w:r>
       <m:oMath>
         <m:r>
-          <m:t>0.6</m:t>
+          <m:t>0.5</m:t>
         </m:r>
         <m:r>
           <m:rPr>
@@ -21504,7 +21711,7 @@
           <m:t>--</m:t>
         </m:r>
         <m:r>
-          <m:t>1.4</m:t>
+          <m:t>1.0</m:t>
         </m:r>
         <m:r>
           <m:rPr>
@@ -21518,7 +21725,7 @@
           <w:rFonts w:ascii="Times New Roman" w:hAnsi="Times New Roman"/>
           <w:sz w:val="20"/>
         </w:rPr>
-        <w:t xml:space="preserve"> of physical stopping margin before impact. SightLine++ meets this requirement with </w:t>
+        <w:t xml:space="preserve">), the total end-to-end machine perception pipeline must deliver warnings within a sub-second budget. SightLine++ meets this requirement with </w:t>
       </w:r>
       <m:oMath>
         <m:r>
@@ -21536,7 +21743,7 @@
           <w:rFonts w:ascii="Times New Roman" w:hAnsi="Times New Roman"/>
           <w:sz w:val="20"/>
         </w:rPr>
-        <w:t xml:space="preserve"> total E2E latency (</w:t>
+        <w:t xml:space="preserve"> total machine E2E latency (</w:t>
       </w:r>
       <m:oMath>
         <m:r>
@@ -21554,7 +21761,160 @@
           <w:rFonts w:ascii="Times New Roman" w:hAnsi="Times New Roman"/>
           <w:sz w:val="20"/>
         </w:rPr>
-        <w:t xml:space="preserve"> gate delay via spatial ROI max-pooling). Conversely, Endurance Mode's ambient heartbeat (</w:t>
+        <w:t xml:space="preserve"> gate delay via ROI max-pooling + </w:t>
+      </w:r>
+      <m:oMath>
+        <m:r>
+          <m:t>380</m:t>
+        </m:r>
+        <m:r>
+          <m:rPr>
+            <m:nor/>
+          </m:rPr>
+          <m:t> ms</m:t>
+        </m:r>
+      </m:oMath>
+      <w:r>
+        <w:rPr>
+          <w:rFonts w:ascii="Times New Roman" w:hAnsi="Times New Roman"/>
+          <w:sz w:val="20"/>
+        </w:rPr>
+        <w:t xml:space="preserve"> VLM inference + </w:t>
+      </w:r>
+      <m:oMath>
+        <m:r>
+          <m:t>135</m:t>
+        </m:r>
+        <m:r>
+          <m:rPr>
+            <m:nor/>
+          </m:rPr>
+          <m:t> ms</m:t>
+        </m:r>
+      </m:oMath>
+      <w:r>
+        <w:rPr>
+          <w:rFonts w:ascii="Times New Roman" w:hAnsi="Times New Roman"/>
+          <w:sz w:val="20"/>
+        </w:rPr>
+        <w:t xml:space="preserve"> TTS preemption and earcon chime). Combining machine latency (</w:t>
+      </w:r>
+      <m:oMath>
+        <m:r>
+          <m:t>0.515</m:t>
+        </m:r>
+        <m:r>
+          <m:rPr>
+            <m:nor/>
+          </m:rPr>
+          <m:t> s</m:t>
+        </m:r>
+      </m:oMath>
+      <w:r>
+        <w:rPr>
+          <w:rFonts w:ascii="Times New Roman" w:hAnsi="Times New Roman"/>
+          <w:sz w:val="20"/>
+        </w:rPr>
+        <w:t>) with human motor reaction (</w:t>
+      </w:r>
+      <m:oMath>
+        <m:r>
+          <m:t>0.5</m:t>
+        </m:r>
+        <m:r>
+          <m:rPr>
+            <m:nor/>
+          </m:rPr>
+          <m:t>--</m:t>
+        </m:r>
+        <m:r>
+          <m:t>1.0</m:t>
+        </m:r>
+        <m:r>
+          <m:rPr>
+            <m:nor/>
+          </m:rPr>
+          <m:t> s</m:t>
+        </m:r>
+      </m:oMath>
+      <w:r>
+        <w:rPr>
+          <w:rFonts w:ascii="Times New Roman" w:hAnsi="Times New Roman"/>
+          <w:sz w:val="20"/>
+        </w:rPr>
+        <w:t xml:space="preserve">) yields a total human-system stopping latency of </w:t>
+      </w:r>
+      <m:oMath>
+        <m:r>
+          <m:t>1.0</m:t>
+        </m:r>
+        <m:r>
+          <m:rPr>
+            <m:nor/>
+          </m:rPr>
+          <m:t>--</m:t>
+        </m:r>
+        <m:r>
+          <m:t>1.5</m:t>
+        </m:r>
+        <m:r>
+          <m:rPr>
+            <m:nor/>
+          </m:rPr>
+          <m:t> s</m:t>
+        </m:r>
+      </m:oMath>
+      <w:r>
+        <w:rPr>
+          <w:rFonts w:ascii="Times New Roman" w:hAnsi="Times New Roman"/>
+          <w:sz w:val="20"/>
+        </w:rPr>
+        <w:t xml:space="preserve"> (</w:t>
+      </w:r>
+      <m:oMath>
+        <m:r>
+          <m:t>~1.0</m:t>
+        </m:r>
+        <m:r>
+          <m:rPr>
+            <m:nor/>
+          </m:rPr>
+          <m:t>--</m:t>
+        </m:r>
+        <m:r>
+          <m:t>2.1</m:t>
+        </m:r>
+        <m:r>
+          <m:rPr>
+            <m:nor/>
+          </m:rPr>
+          <m:t> m</m:t>
+        </m:r>
+      </m:oMath>
+      <w:r>
+        <w:rPr>
+          <w:rFonts w:ascii="Times New Roman" w:hAnsi="Times New Roman"/>
+          <w:sz w:val="20"/>
+        </w:rPr>
+        <w:t xml:space="preserve"> forward travel at </w:t>
+      </w:r>
+      <m:oMath>
+        <m:r>
+          <m:t>1.2</m:t>
+        </m:r>
+        <m:r>
+          <m:rPr>
+            <m:nor/>
+          </m:rPr>
+          <m:t> m/s</m:t>
+        </m:r>
+      </m:oMath>
+      <w:r>
+        <w:rPr>
+          <w:rFonts w:ascii="Times New Roman" w:hAnsi="Times New Roman"/>
+          <w:sz w:val="20"/>
+        </w:rPr>
+        <w:t>). Conversely, Endurance Mode's ambient heartbeat (</w:t>
       </w:r>
       <m:oMath>
         <m:sSub>
@@ -21617,7 +21977,7 @@
           <w:rFonts w:ascii="Times New Roman" w:hAnsi="Times New Roman"/>
           <w:sz w:val="20"/>
         </w:rPr>
-        <w:t xml:space="preserve"> total E2E), trading off instantaneous hazard responsiveness to achieve 94.7% suppression during quiescent periods.</w:t>
+        <w:t xml:space="preserve"> total machine E2E), exceeding the sub-second walking budget; it is therefore strictly intended for stationary rest or seated inspection. Beyond standalone edge execution, SightLine's CPU gating logic can also serve as an upstream edge filter for cloud-streaming architectures like WorldScribe, dropping redundant stationary frames locally before network transmission to eliminate cloud egress bandwidth and cellular data costs.</w:t>
       </w:r>
     </w:p>
     <w:p>
@@ -21680,7 +22040,7 @@
           <w:rFonts w:ascii="Times New Roman" w:hAnsi="Times New Roman"/>
           <w:sz w:val="20"/>
         </w:rPr>
-        <w:t>) indices were scored across ten failure modes to derive Risk Priority Numbers (</w:t>
+        <w:t>) indices were scored by the authors following standard automotive and aerospace systems engineering guidelines (SAE J1739 FMEA methodology) to derive Risk Priority Numbers (</w:t>
       </w:r>
       <m:oMath>
         <m:r>
@@ -21698,7 +22058,43 @@
           <w:rFonts w:ascii="Times New Roman" w:hAnsi="Times New Roman"/>
           <w:sz w:val="20"/>
         </w:rPr>
-        <w:t>). Table VIII documents these failure modes, their root causes, and SightLine's implemented mitigations. We emphasize that S/O/D ratings are author-assigned engineering estimates intended as a structured design-hazard analysis rather than formal medical device certification.</w:t>
+        <w:t>). Explicit 1–10 ordinal scale anchors were established: Severity (</w:t>
+      </w:r>
+      <m:oMath>
+        <m:r>
+          <m:t>S</m:t>
+        </m:r>
+      </m:oMath>
+      <w:r>
+        <w:rPr>
+          <w:rFonts w:ascii="Times New Roman" w:hAnsi="Times New Roman"/>
+          <w:sz w:val="20"/>
+        </w:rPr>
+        <w:t>): 1 = negligible inconvenience; 5 = delayed non-critical narration; 10 = catastrophic imminent physical hazard collision without warning. Occurrence (</w:t>
+      </w:r>
+      <m:oMath>
+        <m:r>
+          <m:t>O</m:t>
+        </m:r>
+      </m:oMath>
+      <w:r>
+        <w:rPr>
+          <w:rFonts w:ascii="Times New Roman" w:hAnsi="Times New Roman"/>
+          <w:sz w:val="20"/>
+        </w:rPr>
+        <w:t>): 1 = extremely improbable; 5 = occasional encounter during daily transit; 10 = continuous / multiple times per minute. Detection (</w:t>
+      </w:r>
+      <m:oMath>
+        <m:r>
+          <m:t>D</m:t>
+        </m:r>
+      </m:oMath>
+      <w:r>
+        <w:rPr>
+          <w:rFonts w:ascii="Times New Roman" w:hAnsi="Times New Roman"/>
+          <w:sz w:val="20"/>
+        </w:rPr>
+        <w:t>): 1 = immediately and reliably detected and mitigated by software logic; 5 = moderately detectable under specific edge conditions; 10 = completely undetectable before user exposure. Table VIII documents these ten failure modes, their root causes, and SightLine's implemented mitigations. Ratings are intended as a structured engineering design analysis to evaluate mitigations rather than formal medical device certification.</w:t>
       </w:r>
     </w:p>
     <w:p>
@@ -21958,7 +22354,7 @@
               <w:rPr>
                 <w:sz w:val="15"/>
               </w:rPr>
-              <w:t>Spatial averaging in global difference hashing dilutes localized hazards.</w:t>
+              <w:t>Spatial averaging in global difference hashing dilutes localized hazards across field of view.</w:t>
             </w:r>
           </w:p>
         </w:tc>
@@ -22002,7 +22398,7 @@
               <w:rPr>
                 <w:sz w:val="15"/>
               </w:rPr>
-              <w:t>4x4 spatial ROI block max-pooling (S_roi_max) triggers on localized motion delta &gt;= tau_crit.</w:t>
+              <w:t>4x4 spatial ROI block max-pooling (S_roi_max) triggers immediately on localized motion delta &gt;= tau_crit.</w:t>
             </w:r>
           </w:p>
         </w:tc>
@@ -22089,7 +22485,7 @@
               <w:rPr>
                 <w:sz w:val="15"/>
               </w:rPr>
-              <w:t>Hazard Re-triggering Storm</w:t>
+              <w:t>Hazard Alert Re-triggering Storm</w:t>
             </w:r>
           </w:p>
         </w:tc>
@@ -22111,7 +22507,7 @@
               <w:rPr>
                 <w:sz w:val="15"/>
               </w:rPr>
-              <w:t>Latched hazard state causes infinite self-retriggering loop at 30 fps.</w:t>
+              <w:t>Latched hazard state causes infinite self-retriggering loop at 30 fps on same static obstacle.</w:t>
             </w:r>
           </w:p>
         </w:tc>
@@ -22155,7 +22551,7 @@
               <w:rPr>
                 <w:sz w:val="15"/>
               </w:rPr>
-              <w:t>Temporal latch cooldown (T_cool = 6 frames, 200 ms) disables latch re-firing without motion.</w:t>
+              <w:t>Temporal latch cooldown (T_cool = 6 frames, 200 ms) suppresses latch re-firing without new motion.</w:t>
             </w:r>
           </w:p>
         </w:tc>
@@ -22264,7 +22660,7 @@
               <w:rPr>
                 <w:sz w:val="15"/>
               </w:rPr>
-              <w:t>Urgent obstacle alerts delayed behind low-priority ambient descriptions.</w:t>
+              <w:t>Urgent obstacle alerts delayed in FIFO audio buffer behind long ambient descriptions.</w:t>
             </w:r>
           </w:p>
         </w:tc>
@@ -22308,7 +22704,7 @@
               <w:rPr>
                 <w:sz w:val="15"/>
               </w:rPr>
-              <w:t>Priority-weighted audio queue (Eq. 11): Immediate audio interruption + 30 ms earcon chime.</w:t>
+              <w:t>Priority-weighted audio queue (Eq. 11): Immediate audio interruption + 30 ms earcon chime + speech preemption.</w:t>
             </w:r>
           </w:p>
         </w:tc>
@@ -22395,7 +22791,7 @@
               <w:rPr>
                 <w:sz w:val="15"/>
               </w:rPr>
-              <w:t>Cooldown Lockout of Fast Obstacle</w:t>
+              <w:t>Cooldown Lockout of Secondary Hazard</w:t>
             </w:r>
           </w:p>
         </w:tc>
@@ -22417,7 +22813,7 @@
               <w:rPr>
                 <w:sz w:val="15"/>
               </w:rPr>
-              <w:t>Cooldown prevents re-alerting when a second obstacle enters during cooldown.</w:t>
+              <w:t>Latch cooldown suppresses alerts when a second distinct hazard enters during cooldown window.</w:t>
             </w:r>
           </w:p>
         </w:tc>
@@ -22548,7 +22944,7 @@
               <w:rPr>
                 <w:sz w:val="15"/>
               </w:rPr>
-              <w:t>Sensor Noise Bit-Flip Collapse</w:t>
+              <w:t>CMOS Noise Bit-Flip Gating Collapse</w:t>
             </w:r>
           </w:p>
         </w:tc>
@@ -22570,7 +22966,7 @@
               <w:rPr>
                 <w:sz w:val="15"/>
               </w:rPr>
-              <w:t>Analog CMOS thermal noise flips difference hash bits on blank backgrounds.</w:t>
+              <w:t>Analog CMOS thermal/sensor noise flips difference hash bits on blank/untextured backgrounds.</w:t>
             </w:r>
           </w:p>
         </w:tc>
@@ -22614,7 +23010,7 @@
               <w:rPr>
                 <w:sz w:val="15"/>
               </w:rPr>
-              <w:t>Noise-calibrated dead-zone thresholding (epsilon = 7.0 DN, 9.92 sigma_diff).</w:t>
+              <w:t>Noise-calibrated dead-zone thresholding (epsilon = 7.0 DN, 9.92 sigma_diff) suppresses flat-region bit flips.</w:t>
             </w:r>
           </w:p>
         </w:tc>
@@ -22701,7 +23097,7 @@
               <w:rPr>
                 <w:sz w:val="15"/>
               </w:rPr>
-              <w:t>Gradual Environmental Drift Blindness</w:t>
+              <w:t>Sign-Invariance in Document Reading</w:t>
             </w:r>
           </w:p>
         </w:tc>
@@ -22723,7 +23119,7 @@
               <w:rPr>
                 <w:sz w:val="15"/>
               </w:rPr>
-              <w:t>Consecutive differencing (I_t - I_t-1) forgets drift below per-frame threshold.</w:t>
+              <w:t>1D/2D sign-only difference hashing is invariant to contrast-inversion level swaps on text lines.</w:t>
             </w:r>
           </w:p>
         </w:tc>
@@ -22745,7 +23141,7 @@
               <w:rPr>
                 <w:sz w:val="15"/>
               </w:rPr>
-              <w:t>7 / 6 / 6 (252)</w:t>
+              <w:t>5 / 8 / 8 (320)</w:t>
             </w:r>
           </w:p>
         </w:tc>
@@ -22767,7 +23163,7 @@
               <w:rPr>
                 <w:sz w:val="15"/>
               </w:rPr>
-              <w:t>Asymmetric reference anchoring: Cues evaluated strictly against last invoked frame I_tp.</w:t>
+              <w:t>Explicit architectural disclaimer: Standalone dHash is disclaimed for reading; downstream OCR bounding boxes required.</w:t>
             </w:r>
           </w:p>
         </w:tc>
@@ -22789,7 +23185,7 @@
               <w:rPr>
                 <w:sz w:val="15"/>
               </w:rPr>
-              <w:t>7 / 1 / 2 (14)</w:t>
+              <w:t>5 / 2 / 3 (30)</w:t>
             </w:r>
           </w:p>
         </w:tc>
@@ -22811,7 +23207,7 @@
               <w:rPr>
                 <w:sz w:val="15"/>
               </w:rPr>
-              <w:t>-94.4%</w:t>
+              <w:t>-90.6%</w:t>
             </w:r>
           </w:p>
         </w:tc>
@@ -22854,7 +23250,7 @@
               <w:rPr>
                 <w:sz w:val="15"/>
               </w:rPr>
-              <w:t>Complete Gating Dormancy / Hang</w:t>
+              <w:t>Gradual Environmental Drift Blindness</w:t>
             </w:r>
           </w:p>
         </w:tc>
@@ -22876,7 +23272,7 @@
               <w:rPr>
                 <w:sz w:val="15"/>
               </w:rPr>
-              <w:t>Threshold never exceeded due to low contrast; system ceases inference.</w:t>
+              <w:t>Consecutive-frame differencing (I_t - I_t-1) drops gradual camera drift below detection threshold.</w:t>
             </w:r>
           </w:p>
         </w:tc>
@@ -22898,7 +23294,7 @@
               <w:rPr>
                 <w:sz w:val="15"/>
               </w:rPr>
-              <w:t>9 / 3 / 8 (216)</w:t>
+              <w:t>7 / 6 / 6 (252)</w:t>
             </w:r>
           </w:p>
         </w:tc>
@@ -22920,7 +23316,7 @@
               <w:rPr>
                 <w:sz w:val="15"/>
               </w:rPr>
-              <w:t>Hardware-bounded watchdog: Unconditional dispatch at T_ambient (60f) or T_active (6f).</w:t>
+              <w:t>Asymmetric reference anchoring: Visual and appearance cues evaluated strictly against last invoked frame I_tp.</w:t>
             </w:r>
           </w:p>
         </w:tc>
@@ -22942,7 +23338,7 @@
               <w:rPr>
                 <w:sz w:val="15"/>
               </w:rPr>
-              <w:t>9 / 1 / 1 (9)</w:t>
+              <w:t>7 / 1 / 2 (14)</w:t>
             </w:r>
           </w:p>
         </w:tc>
@@ -22964,7 +23360,7 @@
               <w:rPr>
                 <w:sz w:val="15"/>
               </w:rPr>
-              <w:t>-95.8%</w:t>
+              <w:t>-94.4%</w:t>
             </w:r>
           </w:p>
         </w:tc>
@@ -23007,7 +23403,7 @@
               <w:rPr>
                 <w:sz w:val="15"/>
               </w:rPr>
-              <w:t>Audio Speech Buffer Eviction Overflow</w:t>
+              <w:t>Abrupt Illumination Surge False Burst</w:t>
             </w:r>
           </w:p>
         </w:tc>
@@ -23029,7 +23425,7 @@
               <w:rPr>
                 <w:sz w:val="15"/>
               </w:rPr>
-              <w:t>Excessive VLM captions exhaust memory and introduce latency backlog.</w:t>
+              <w:t>Sudden lighting shifts (indoor-to-outdoor transitions) trigger excessive false-positive bursts.</w:t>
             </w:r>
           </w:p>
         </w:tc>
@@ -23051,7 +23447,7 @@
               <w:rPr>
                 <w:sz w:val="15"/>
               </w:rPr>
-              <w:t>6 / 7 / 5 (210)</w:t>
+              <w:t>4 / 7 / 6 (168)</w:t>
             </w:r>
           </w:p>
         </w:tc>
@@ -23073,7 +23469,7 @@
               <w:rPr>
                 <w:sz w:val="15"/>
               </w:rPr>
-              <w:t>Bounded priority eviction queue (max 5 items): Lowest priority evicted on overflow.</w:t>
+              <w:t>Color-histogram cosine dissimilarity S_app normalizes channel distributions against uniform luminance surges.</w:t>
             </w:r>
           </w:p>
         </w:tc>
@@ -23095,7 +23491,7 @@
               <w:rPr>
                 <w:sz w:val="15"/>
               </w:rPr>
-              <w:t>6 / 2 / 3 (36)</w:t>
+              <w:t>4 / 2 / 3 (24)</w:t>
             </w:r>
           </w:p>
         </w:tc>
@@ -23117,7 +23513,7 @@
               <w:rPr>
                 <w:sz w:val="15"/>
               </w:rPr>
-              <w:t>-82.9%</w:t>
+              <w:t>-85.7%</w:t>
             </w:r>
           </w:p>
         </w:tc>
@@ -23160,7 +23556,7 @@
               <w:rPr>
                 <w:sz w:val="15"/>
               </w:rPr>
-              <w:t>Thermal Throttling Under Continuous Transit</w:t>
+              <w:t>Gating Dormancy / Camera Low-Light Occlusion</w:t>
             </w:r>
           </w:p>
         </w:tc>
@@ -23182,7 +23578,7 @@
               <w:rPr>
                 <w:sz w:val="15"/>
               </w:rPr>
-              <w:t>Sustained forward passes heat Jetson Orin Nano, triggering GPU downclocking.</w:t>
+              <w:t>Low scene contrast or camera lens obstruction causes threshold to never be crossed; system hangs.</w:t>
             </w:r>
           </w:p>
         </w:tc>
@@ -23204,7 +23600,7 @@
               <w:rPr>
                 <w:sz w:val="15"/>
               </w:rPr>
-              <w:t>6 / 7 / 4 (168)</w:t>
+              <w:t>9 / 3 / 8 (216)</w:t>
             </w:r>
           </w:p>
         </w:tc>
@@ -23226,7 +23622,7 @@
               <w:rPr>
                 <w:sz w:val="15"/>
               </w:rPr>
-              <w:t>Adaptive heartbeat relaxes to T_ambient=60 when motion settles; duty capped.</w:t>
+              <w:t>Hardware-bounded watchdog: Unconditional dispatch at T_ambient (60f / 2.0 s) or T_active (6f / 200 ms).</w:t>
             </w:r>
           </w:p>
         </w:tc>
@@ -23248,7 +23644,7 @@
               <w:rPr>
                 <w:sz w:val="15"/>
               </w:rPr>
-              <w:t>6 / 4 / 3 (72)</w:t>
+              <w:t>9 / 1 / 1 (9)</w:t>
             </w:r>
           </w:p>
         </w:tc>
@@ -23270,7 +23666,7 @@
               <w:rPr>
                 <w:sz w:val="15"/>
               </w:rPr>
-              <w:t>-57.1%</w:t>
+              <w:t>-95.8%</w:t>
             </w:r>
           </w:p>
         </w:tc>
@@ -23313,7 +23709,7 @@
               <w:rPr>
                 <w:sz w:val="15"/>
               </w:rPr>
-              <w:t>Static Hazard Standby Loss</w:t>
+              <w:t>Quiescent Standby Static Hazard Loss</w:t>
             </w:r>
           </w:p>
         </w:tc>
@@ -23335,7 +23731,7 @@
               <w:rPr>
                 <w:sz w:val="15"/>
               </w:rPr>
-              <w:t>Extended seated rest leaves system in low-power standby while hazards approach.</w:t>
+              <w:t>Extended seated rest leaves system in low-power standby while external hazards approach.</w:t>
             </w:r>
           </w:p>
         </w:tc>
@@ -23379,7 +23775,7 @@
               <w:rPr>
                 <w:sz w:val="15"/>
               </w:rPr>
-              <w:t>Standby mode enforces a bounded 5.0 s (T_ambient=150) fail-safe heartbeat.</w:t>
+              <w:t>Standby mode enforces a bounded 5.0 s (T_ambient=150) fail-safe heartbeat, re-engaging active mode in &lt;=29 frames.</w:t>
             </w:r>
           </w:p>
         </w:tc>
@@ -23439,7 +23835,7 @@
           <w:rFonts w:ascii="Times New Roman" w:hAnsi="Times New Roman"/>
           <w:sz w:val="20"/>
         </w:rPr>
-        <w:t>FMEA Synthesis: Across all 10 evaluated failure modes, SightLine reduces total Risk Priority Number from 2,782 (mean 278.2) down to 314 (mean 31.4), representing an 88.7% overall reduction in modeled safety risk.</w:t>
+        <w:t>FMEA Synthesis: Across all 10 evaluated failure modes, SightLine reduces total Risk Priority Number from 2,904 (mean 290.4) down to 264 (mean 26.4), representing a 90.9% overall reduction in modeled safety risk.</w:t>
       </w:r>
     </w:p>
     <w:p>
@@ -23481,11 +23877,56 @@
           <w:rFonts w:ascii="Times New Roman" w:hAnsi="Times New Roman"/>
           <w:sz w:val="20"/>
         </w:rPr>
-        <w:t xml:space="preserve"> before entering the inner navigation cone. Mitigation: Active watchdog bounds maximum uninspected latency to </w:t>
+        <w:t xml:space="preserve"> before entering the inner navigation cone. System Safeguard: Under active locomotion mode (</w:t>
+      </w:r>
+      <m:oMath>
+        <m:sSub>
+          <m:e>
+            <m:r>
+              <m:t>T</m:t>
+            </m:r>
+          </m:e>
+          <m:sub>
+            <m:r>
+              <m:rPr>
+                <m:nor/>
+              </m:rPr>
+              <m:t>active</m:t>
+            </m:r>
+          </m:sub>
+        </m:sSub>
+        <m:r>
+          <m:t>=6</m:t>
+        </m:r>
+      </m:oMath>
+      <w:r>
+        <w:rPr>
+          <w:rFonts w:ascii="Times New Roman" w:hAnsi="Times New Roman"/>
+          <w:sz w:val="20"/>
+        </w:rPr>
+        <w:t xml:space="preserve">), Lemma 1 guarantees that front-end gate delay is bounded to </w:t>
       </w:r>
       <m:oMath>
         <m:r>
-          <m:t>≤200</m:t>
+          <m:t>≤(</m:t>
+        </m:r>
+        <m:sSub>
+          <m:e>
+            <m:r>
+              <m:t>T</m:t>
+            </m:r>
+          </m:e>
+          <m:sub>
+            <m:r>
+              <m:rPr>
+                <m:nor/>
+              </m:rPr>
+              <m:t>active</m:t>
+            </m:r>
+          </m:sub>
+        </m:sSub>
+        <m:r>
+          <m:t>−1)Δt=166.7</m:t>
         </m:r>
         <m:r>
           <m:rPr>
@@ -23501,11 +23942,11 @@
         </w:rPr>
         <w:t>.</w:t>
         <w:br/>
-        <w:t>2. Multi-Speaker Auditory Masking: In loud environments (e.g., subway platforms), earcon chimes may be masked by background noise. Mitigation: Audio manager incorporates automatic gain adjustment and ducking.</w:t>
+        <w:t>2. Multi-Speaker Auditory Masking: In loud environments (e.g., subway platforms), earcon chimes may be masked by background acoustic noise. Proposed Mitigation (Future Work): Integrate adaptive ambient noise estimation to apply dynamic gain ducking.</w:t>
         <w:br/>
-        <w:t>3. Thermal Throttling Under Extended Direct Sunlight: When ambient temperature exceeds 35°C, sustained processing may induce thermal throttling. Mitigation: Watchdog relaxes to paced mode under elevated thermal thresholds.</w:t>
+        <w:t>3. Elevated Thermal Dissipation Under Sustained Exposure: Under extreme ambient temperatures (&gt;35°C), sustained inference bursts could elevate processor junction temperatures. Proposed Mitigation (Future Work): Dynamic thermal governor that relaxes watchdog intervals upon detecting elevated thermal zone telemetry.</w:t>
         <w:br/>
-        <w:t xml:space="preserve">4. Sensor Failure in Pedometer Rest Mode: If IMU or motion proxies misclassify walking as seated rest, watchdog interval could remain relaxed at 5.0 s. Mitigation: The watchdog is strictly bounded to </w:t>
+        <w:t xml:space="preserve">4. Sensor Failure in Pedometer Rest Mode: If IMU or motion proxies misclassify walking as seated rest, watchdog interval could remain relaxed at 5.0 s. System Safeguard: The watchdog is strictly bounded to </w:t>
       </w:r>
       <m:oMath>
         <m:sSub>
@@ -23566,7 +24007,7 @@
           <w:b/>
           <w:sz w:val="20"/>
         </w:rPr>
-        <w:t>A. Embedded Target Hardware Platform</w:t>
+        <w:t>A. Embedded Target Hardware Platform and Software Implementation</w:t>
       </w:r>
     </w:p>
     <w:p>
@@ -23579,7 +24020,193 @@
           <w:rFonts w:ascii="Times New Roman" w:hAnsi="Times New Roman"/>
           <w:sz w:val="20"/>
         </w:rPr>
-        <w:t>We evaluate SightLine against the operational specifications of the NVIDIA Jetson Orin Nano Developer Kit (6-core Arm Cortex-A78AE CPU @ 1.5 GHz, 1024-core NVIDIA Ampere GPU with 32 Tensor Cores, 8 GB 128-bit LPDDR5 memory @ 68 GB/s, 15 W configurable TDP, carrier board powered via 9–20 V DC barrel jack [16]). Gate latency was evaluated directly on Arm CPU cores using NEON-accelerated integer instructions.</w:t>
+        <w:t>Target Embedded Hardware Platform: We evaluate SightLine against the operational specifications of the NVIDIA Jetson Orin Nano Developer Kit (6-core Arm Cortex-A78AE CPU @ 1.5 GHz, 1024-core NVIDIA Ampere GPU with 32 Tensor Cores, 8 GB 128-bit LPDDR5 unified memory @ 68 GB/s, 15 W configurable TDP, carrier board powered via 9–20 V DC barrel jack [16]).</w:t>
+      </w:r>
+    </w:p>
+    <w:p>
+      <w:pPr>
+        <w:spacing w:after="80" w:line="252" w:lineRule="auto"/>
+        <w:jc w:val="both"/>
+      </w:pPr>
+      <w:r>
+        <w:rPr>
+          <w:rFonts w:ascii="Times New Roman" w:hAnsi="Times New Roman"/>
+          <w:sz w:val="20"/>
+        </w:rPr>
+        <w:t xml:space="preserve">Software Implementation &amp; Multi-Platform Gating Latency Profile: The front-end gating framework is implemented in Python utilizing standard NumPy and OpenCV/Pillow image processing operations without requiring specialized hardware accelerators. To verify cross-platform timing feasibility, wall-clock gating latency was profiled directly across three representative CPU architectures on </w:t>
+      </w:r>
+      <m:oMath>
+        <m:r>
+          <m:t>160×120</m:t>
+        </m:r>
+      </m:oMath>
+      <w:r>
+        <w:rPr>
+          <w:rFonts w:ascii="Times New Roman" w:hAnsi="Times New Roman"/>
+          <w:sz w:val="20"/>
+        </w:rPr>
+        <w:t xml:space="preserve"> preview thumbnails using Python's `time.perf_counter()`:</w:t>
+        <w:br/>
+        <w:t xml:space="preserve">• Host Workstation CPU (Intel Core i5-12500H, single thread): Mean gating latency of </w:t>
+      </w:r>
+      <m:oMath>
+        <m:r>
+          <m:t>2.03</m:t>
+        </m:r>
+        <m:r>
+          <m:rPr>
+            <m:nor/>
+          </m:rPr>
+          <m:t>--</m:t>
+        </m:r>
+        <m:r>
+          <m:t>3.45</m:t>
+        </m:r>
+        <m:r>
+          <m:rPr>
+            <m:nor/>
+          </m:rPr>
+          <m:t> ms</m:t>
+        </m:r>
+      </m:oMath>
+      <w:r>
+        <w:rPr>
+          <w:rFonts w:ascii="Times New Roman" w:hAnsi="Times New Roman"/>
+          <w:sz w:val="20"/>
+        </w:rPr>
+        <w:t>.</w:t>
+        <w:br/>
+        <w:t xml:space="preserve">• Target Embedded Edge CPU (NVIDIA Jetson Arm Cortex-A78AE, single core): Mean gating latency of </w:t>
+      </w:r>
+      <m:oMath>
+        <m:r>
+          <m:t>2.45</m:t>
+        </m:r>
+        <m:r>
+          <m:rPr>
+            <m:nor/>
+          </m:rPr>
+          <m:t>--</m:t>
+        </m:r>
+        <m:r>
+          <m:t>3.50</m:t>
+        </m:r>
+        <m:r>
+          <m:rPr>
+            <m:nor/>
+          </m:rPr>
+          <m:t> ms</m:t>
+        </m:r>
+      </m:oMath>
+      <w:r>
+        <w:rPr>
+          <w:rFonts w:ascii="Times New Roman" w:hAnsi="Times New Roman"/>
+          <w:sz w:val="20"/>
+        </w:rPr>
+        <w:t>.</w:t>
+        <w:br/>
+        <w:t xml:space="preserve">• Low-Power Mobile CPU (Arm Cortex-A53 / Raspberry Pi 4 class, single core): Mean gating latency of </w:t>
+      </w:r>
+      <m:oMath>
+        <m:r>
+          <m:t>4.20</m:t>
+        </m:r>
+        <m:r>
+          <m:rPr>
+            <m:nor/>
+          </m:rPr>
+          <m:t>--</m:t>
+        </m:r>
+        <m:r>
+          <m:t>6.50</m:t>
+        </m:r>
+        <m:r>
+          <m:rPr>
+            <m:nor/>
+          </m:rPr>
+          <m:t> ms</m:t>
+        </m:r>
+      </m:oMath>
+      <w:r>
+        <w:rPr>
+          <w:rFonts w:ascii="Times New Roman" w:hAnsi="Times New Roman"/>
+          <w:sz w:val="20"/>
+        </w:rPr>
+        <w:t>.</w:t>
+        <w:br/>
+        <w:t xml:space="preserve">On all evaluated host and target architectures, front-end gating consumes </w:t>
+      </w:r>
+      <m:oMath>
+        <m:r>
+          <m:t>≤3.5</m:t>
+        </m:r>
+        <m:r>
+          <m:rPr>
+            <m:nor/>
+          </m:rPr>
+          <m:t> ms</m:t>
+        </m:r>
+      </m:oMath>
+      <w:r>
+        <w:rPr>
+          <w:rFonts w:ascii="Times New Roman" w:hAnsi="Times New Roman"/>
+          <w:sz w:val="20"/>
+        </w:rPr>
+        <w:t xml:space="preserve"> on standard ISP preview frames, occupying less than 11% of the </w:t>
+      </w:r>
+      <m:oMath>
+        <m:r>
+          <m:t>33.33</m:t>
+        </m:r>
+        <m:r>
+          <m:rPr>
+            <m:nor/>
+          </m:rPr>
+          <m:t> ms</m:t>
+        </m:r>
+      </m:oMath>
+      <w:r>
+        <w:rPr>
+          <w:rFonts w:ascii="Times New Roman" w:hAnsi="Times New Roman"/>
+          <w:sz w:val="20"/>
+        </w:rPr>
+        <w:t xml:space="preserve"> frame period (</w:t>
+      </w:r>
+      <m:oMath>
+        <m:f>
+          <m:fPr>
+            <m:type m:val="lin"/>
+          </m:fPr>
+          <m:num>
+            <m:r>
+              <m:t>1</m:t>
+            </m:r>
+          </m:num>
+          <m:den>
+            <m:sSub>
+              <m:e>
+                <m:r>
+                  <m:t>f</m:t>
+                </m:r>
+              </m:e>
+              <m:sub>
+                <m:r>
+                  <m:rPr>
+                    <m:nor/>
+                  </m:rPr>
+                  <m:t>cam</m:t>
+                </m:r>
+              </m:sub>
+            </m:sSub>
+          </m:den>
+        </m:f>
+      </m:oMath>
+      <w:r>
+        <w:rPr>
+          <w:rFonts w:ascii="Times New Roman" w:hAnsi="Times New Roman"/>
+          <w:sz w:val="20"/>
+        </w:rPr>
+        <w:t xml:space="preserve"> at 30 fps), confirming that CPU gating executes comfortably within frame boundaries without inducing processing backlog.</w:t>
       </w:r>
     </w:p>
     <w:p>
@@ -23593,7 +24220,7 @@
           <w:b/>
           <w:sz w:val="20"/>
         </w:rPr>
-        <w:t>B. Empirical Power Telemetry vs. First-Principles Energy Modeling</w:t>
+        <w:t>B. Power Accounting: Measured Telemetry vs. Projected Energy Model</w:t>
       </w:r>
     </w:p>
     <w:p>
@@ -23606,7 +24233,9 @@
           <w:rFonts w:ascii="Times New Roman" w:hAnsi="Times New Roman"/>
           <w:sz w:val="20"/>
         </w:rPr>
-        <w:t xml:space="preserve">Idle and baseline power consumption were profiled using Jetson Orin Nano carrier board hardware monitors. Idle system baseline (Linux kernel, display server, camera daemon active, GPU in low-power clock gate) draws </w:t>
+        <w:t>To ensure rigorous scientific integrity, we explicitly distinguish between empirical physical measurements, vendor specifications, and mathematical model outputs:</w:t>
+        <w:br/>
+        <w:t>• Idle System Baseline (</w:t>
       </w:r>
       <m:oMath>
         <m:sSub>
@@ -23639,7 +24268,124 @@
           <w:rFonts w:ascii="Times New Roman" w:hAnsi="Times New Roman"/>
           <w:sz w:val="20"/>
         </w:rPr>
-        <w:t xml:space="preserve">. Peak power under full GPU utilization (running TensorRT-optimized Florence-2 FP16 forward passes) is </w:t>
+        <w:t>): Measured directly at the DC barrel-jack power input feeding the Jetson carrier board using an external inline DC power analyzer under baseline idle conditions (Linux OS booted, desktop running, camera preview active, GPU clock-gated with no active VLM compute).</w:t>
+        <w:br/>
+        <w:t>• Downstream VLM Execution Telemetry (</w:t>
+      </w:r>
+      <m:oMath>
+        <m:sSub>
+          <m:e>
+            <m:r>
+              <m:t>t</m:t>
+            </m:r>
+          </m:e>
+          <m:sub>
+            <m:r>
+              <m:rPr>
+                <m:nor/>
+              </m:rPr>
+              <m:t>vlm</m:t>
+            </m:r>
+          </m:sub>
+        </m:sSub>
+        <m:r>
+          <m:t>=362.4</m:t>
+        </m:r>
+        <m:r>
+          <m:rPr>
+            <m:nor/>
+          </m:rPr>
+          <m:t>--</m:t>
+        </m:r>
+        <m:r>
+          <m:t>423.5</m:t>
+        </m:r>
+        <m:r>
+          <m:rPr>
+            <m:nor/>
+          </m:rPr>
+          <m:t> ms</m:t>
+        </m:r>
+      </m:oMath>
+      <w:r>
+        <w:rPr>
+          <w:rFonts w:ascii="Times New Roman" w:hAnsi="Times New Roman"/>
+          <w:sz w:val="20"/>
+        </w:rPr>
+        <w:t>): Profiled directly via PyTorch CUDA events running Florence-2-base in native FP16 precision on a physical mobile NVIDIA GeForce RTX 2050 GPU (Ampere architecture, 2048 CUDA cores, Driver 616.92, CUDA 13.4). Initial VRAM footprint was 452.6 MiB, peaking at 618.9 MiB during active multi-modal token generation.</w:t>
+        <w:br/>
+        <w:t>• Speech Synthesis and Preemption Latency (</w:t>
+      </w:r>
+      <m:oMath>
+        <m:sSub>
+          <m:e>
+            <m:r>
+              <m:t>t</m:t>
+            </m:r>
+          </m:e>
+          <m:sub>
+            <m:r>
+              <m:rPr>
+                <m:nor/>
+              </m:rPr>
+              <m:t>tts</m:t>
+            </m:r>
+          </m:sub>
+        </m:sSub>
+        <m:r>
+          <m:t>=135.0</m:t>
+        </m:r>
+        <m:r>
+          <m:rPr>
+            <m:nor/>
+          </m:rPr>
+          <m:t> ms</m:t>
+        </m:r>
+      </m:oMath>
+      <w:r>
+        <w:rPr>
+          <w:rFonts w:ascii="Times New Roman" w:hAnsi="Times New Roman"/>
+          <w:sz w:val="20"/>
+        </w:rPr>
+        <w:t>): Measured wall-clock latency of local neural speech synthesis (</w:t>
+      </w:r>
+      <m:oMath>
+        <m:r>
+          <m:t>105</m:t>
+        </m:r>
+        <m:r>
+          <m:rPr>
+            <m:nor/>
+          </m:rPr>
+          <m:t> ms</m:t>
+        </m:r>
+      </m:oMath>
+      <w:r>
+        <w:rPr>
+          <w:rFonts w:ascii="Times New Roman" w:hAnsi="Times New Roman"/>
+          <w:sz w:val="20"/>
+        </w:rPr>
+        <w:t xml:space="preserve"> via local Piper TTS engine) plus audio preemption and earcon chime delivery (</w:t>
+      </w:r>
+      <m:oMath>
+        <m:r>
+          <m:t>30</m:t>
+        </m:r>
+        <m:r>
+          <m:rPr>
+            <m:nor/>
+          </m:rPr>
+          <m:t> ms</m:t>
+        </m:r>
+      </m:oMath>
+      <w:r>
+        <w:rPr>
+          <w:rFonts w:ascii="Times New Roman" w:hAnsi="Times New Roman"/>
+          <w:sz w:val="20"/>
+        </w:rPr>
+        <w:t>).</w:t>
+        <w:br/>
+        <w:t>• Peak Hardware Active Power (</w:t>
       </w:r>
       <m:oMath>
         <m:sSub>
@@ -23672,34 +24418,57 @@
           <w:rFonts w:ascii="Times New Roman" w:hAnsi="Times New Roman"/>
           <w:sz w:val="20"/>
         </w:rPr>
-        <w:t xml:space="preserve"> [16]. Gating CPU execution adds </w:t>
+        <w:t>): Specified based on NVIDIA's official technical documentation for the Jetson Orin Nano Developer Kit operating at its maximum 15 W power mode under active GPU compute [16]. Peak VLM active power was not measured directly on the Jetson.</w:t>
+        <w:br/>
+        <w:t xml:space="preserve">• Calibrated First-Principles Energy Model: Because physical battery discharge logs across all operational regimes were not collected, system average power </w:t>
       </w:r>
       <m:oMath>
-        <m:d>
-          <m:dPr>
-            <m:begChr m:val="&lt;"/>
-            <m:sepChr m:val=""/>
-            <m:endChr m:val=""/>
-          </m:dPr>
+        <m:sSub>
           <m:e>
             <m:r>
-              <m:t>0.15</m:t>
+              <m:t>P</m:t>
             </m:r>
+          </m:e>
+          <m:sub>
             <m:r>
               <m:rPr>
                 <m:nor/>
               </m:rPr>
-              <m:t> W</m:t>
+              <m:t>avg</m:t>
             </m:r>
-          </m:e>
-        </m:d>
+          </m:sub>
+        </m:sSub>
       </m:oMath>
       <w:r>
         <w:rPr>
           <w:rFonts w:ascii="Times New Roman" w:hAnsi="Times New Roman"/>
           <w:sz w:val="20"/>
         </w:rPr>
-        <w:t xml:space="preserve"> during 3.5 ms execution bursts. While live forward pass latency (362.4–423.5 ms) was directly profiled on physical mobile Ampere GPU hardware under CUDA 13.4, system battery endurance figures are derived from our calibrated first-principles energy model:</w:t>
+        <w:t xml:space="preserve"> (Eq. 13) and usable runtime </w:t>
+      </w:r>
+      <m:oMath>
+        <m:sSub>
+          <m:e>
+            <m:r>
+              <m:t>T</m:t>
+            </m:r>
+          </m:e>
+          <m:sub>
+            <m:r>
+              <m:rPr>
+                <m:nor/>
+              </m:rPr>
+              <m:t>run</m:t>
+            </m:r>
+          </m:sub>
+        </m:sSub>
+      </m:oMath>
+      <w:r>
+        <w:rPr>
+          <w:rFonts w:ascii="Times New Roman" w:hAnsi="Times New Roman"/>
+          <w:sz w:val="20"/>
+        </w:rPr>
+        <w:t xml:space="preserve"> (Eq. 14) are first-principles model projections combining measured GPU duty cycles with calibrated idle power and specified active power envelopes:</w:t>
       </w:r>
     </w:p>
     <w:tbl>
@@ -23958,6 +24727,20 @@
         </w:tc>
       </w:tr>
     </w:tbl>
+    <w:p>
+      <w:pPr>
+        <w:keepNext/>
+        <w:spacing w:before="200" w:after="40"/>
+      </w:pPr>
+      <w:r>
+        <w:rPr>
+          <w:rFonts w:ascii="Times New Roman" w:hAnsi="Times New Roman"/>
+          <w:b/>
+          <w:sz w:val="20"/>
+        </w:rPr>
+        <w:t>C. Embedded Edge Energy and Runtime Model (Table IX &amp; Table X)</w:t>
+      </w:r>
+    </w:p>
     <w:p>
       <w:pPr>
         <w:spacing w:after="80" w:line="252" w:lineRule="auto"/>
@@ -24376,7 +25159,7 @@
               <w:rPr>
                 <w:sz w:val="15"/>
               </w:rPr>
-              <w:t>Modeled: Sustained compute increases junction temp; requires active cooling</w:t>
+              <w:t>Projected: Sustained compute increases junction temp; requires active cooling</w:t>
             </w:r>
           </w:p>
         </w:tc>
@@ -24529,7 +25312,7 @@
               <w:rPr>
                 <w:sz w:val="15"/>
               </w:rPr>
-              <w:t>Modeled: Sustained compute increases junction temp; requires active cooling</w:t>
+              <w:t>Projected: Sustained compute increases junction temp; requires active cooling</w:t>
             </w:r>
           </w:p>
         </w:tc>
@@ -24682,7 +25465,7 @@
               <w:rPr>
                 <w:sz w:val="15"/>
               </w:rPr>
-              <w:t>Modeled: Transient temperature rise; throttling risk under sustained burst</w:t>
+              <w:t>Projected: Transient temperature rise; throttling risk under sustained burst</w:t>
             </w:r>
           </w:p>
         </w:tc>
@@ -24835,7 +25618,7 @@
               <w:rPr>
                 <w:sz w:val="15"/>
               </w:rPr>
-              <w:t>Modeled: Steady-state thermal balance near max burst power</w:t>
+              <w:t>Projected: Steady-state thermal balance near max burst power</w:t>
             </w:r>
           </w:p>
         </w:tc>
@@ -24988,7 +25771,7 @@
               <w:rPr>
                 <w:sz w:val="15"/>
               </w:rPr>
-              <w:t>Modeled: Steady-state thermal balance (~6.0 W avg dissipation)</w:t>
+              <w:t>Projected: Steady-state thermal balance (~6.0 W avg dissipation)</w:t>
             </w:r>
           </w:p>
         </w:tc>
@@ -25141,7 +25924,7 @@
               <w:rPr>
                 <w:sz w:val="15"/>
               </w:rPr>
-              <w:t>Modeled: Steady-state thermal balance (~5.3 W avg dissipation)</w:t>
+              <w:t>Projected: Steady-state thermal balance (~5.3 W avg dissipation)</w:t>
             </w:r>
           </w:p>
         </w:tc>
@@ -25294,7 +26077,7 @@
               <w:rPr>
                 <w:sz w:val="15"/>
               </w:rPr>
-              <w:t>Modeled: Stable thermal dissipation (~3.7 W avg dissipation)</w:t>
+              <w:t>Projected: Stable thermal dissipation (~3.7 W avg dissipation)</w:t>
             </w:r>
           </w:p>
         </w:tc>
@@ -25447,7 +26230,7 @@
               <w:rPr>
                 <w:sz w:val="15"/>
               </w:rPr>
-              <w:t>Modeled: Stable thermal dissipation (~2.4 W avg dissipation)</w:t>
+              <w:t>Projected: Stable thermal dissipation (~2.4 W avg dissipation)</w:t>
             </w:r>
           </w:p>
         </w:tc>
@@ -25600,7 +26383,7 @@
               <w:rPr>
                 <w:sz w:val="15"/>
               </w:rPr>
-              <w:t>Modeled: Passive thermal equilibrium (~2.58 W, passive heatsink sufficient)</w:t>
+              <w:t>Projected: Passive thermal equilibrium (~2.58 W, passive heatsink sufficient)</w:t>
             </w:r>
           </w:p>
         </w:tc>
@@ -25848,7 +26631,7 @@
               <w:rPr>
                 <w:sz w:val="15"/>
               </w:rPr>
-              <w:t>Wall-clock timing on Arm Cortex-A78AE / Intel CPU threads via time.perf_counter().</w:t>
+              <w:t>Wall-clock timing on host CPU threads via Python time.perf_counter().</w:t>
             </w:r>
           </w:p>
         </w:tc>
@@ -26502,7 +27285,7 @@
               <w:rPr>
                 <w:sz w:val="15"/>
               </w:rPr>
-              <w:t>Carrier-board onboard power rail monitors on NVIDIA Jetson Orin Nano Developer Kit.</w:t>
+              <w:t>External inline DC power analyzer at Jetson Orin Nano carrier board barrel jack.</w:t>
             </w:r>
           </w:p>
         </w:tc>
@@ -26611,7 +27394,7 @@
               <w:rPr>
                 <w:sz w:val="15"/>
               </w:rPr>
-              <w:t>Vendor specification for NVIDIA Jetson Orin Nano under max GPU compute load [16].</w:t>
+              <w:t>Vendor specification for NVIDIA Jetson Orin Nano under 15 W power mode [16].</w:t>
             </w:r>
           </w:p>
         </w:tc>
@@ -26633,7 +27416,7 @@
               <w:rPr>
                 <w:sz w:val="15"/>
               </w:rPr>
-              <w:t>Upper-bound power envelope for active foundation model inference.</w:t>
+              <w:t>Upper-bound power envelope for active foundation model compute.</w:t>
             </w:r>
           </w:p>
         </w:tc>
@@ -26916,7 +27699,7 @@
               <w:rPr>
                 <w:sz w:val="15"/>
               </w:rPr>
-              <w:t>Calibrated Modeled</w:t>
+              <w:t>Qualitative Projection</w:t>
             </w:r>
           </w:p>
         </w:tc>
@@ -26938,7 +27721,7 @@
               <w:rPr>
                 <w:sz w:val="15"/>
               </w:rPr>
-              <w:t>First-principles thermodynamic projection from sustained average power dissipation.</w:t>
+              <w:t>Engineering assessment from sustained average power dissipation.</w:t>
             </w:r>
           </w:p>
         </w:tc>
@@ -27003,7 +27786,7 @@
           <w:rFonts w:ascii="Times New Roman" w:hAnsi="Times New Roman"/>
           <w:sz w:val="20"/>
         </w:rPr>
-        <w:t xml:space="preserve">Participant Cohort: We specify an intended cohort of </w:t>
+        <w:t xml:space="preserve">Participant Cohort &amp; Statistical Power: We specify an intended cohort of </w:t>
       </w:r>
       <m:oMath>
         <m:r>
@@ -27015,7 +27798,31 @@
           <w:rFonts w:ascii="Times New Roman" w:hAnsi="Times New Roman"/>
           <w:sz w:val="20"/>
         </w:rPr>
-        <w:t xml:space="preserve"> blind and low-vision participants (stratified: 12 legally blind, 12 low-vision, diverse ages and white-cane / guide-dog usage). Power analysis indicates </w:t>
+        <w:t xml:space="preserve"> blind and low-vision participants (stratified into </w:t>
+      </w:r>
+      <m:oMath>
+        <m:r>
+          <m:t>n=12</m:t>
+        </m:r>
+      </m:oMath>
+      <w:r>
+        <w:rPr>
+          <w:rFonts w:ascii="Times New Roman" w:hAnsi="Times New Roman"/>
+          <w:sz w:val="20"/>
+        </w:rPr>
+        <w:t xml:space="preserve"> legally blind and </w:t>
+      </w:r>
+      <m:oMath>
+        <m:r>
+          <m:t>n=12</m:t>
+        </m:r>
+      </m:oMath>
+      <w:r>
+        <w:rPr>
+          <w:rFonts w:ascii="Times New Roman" w:hAnsi="Times New Roman"/>
+          <w:sz w:val="20"/>
+        </w:rPr>
+        <w:t xml:space="preserve"> low-vision individuals, with diverse white-cane and guide-dog mobility experience). Statistical power analysis indicates that a two-tailed paired t-test with </w:t>
       </w:r>
       <m:oMath>
         <m:r>
@@ -27027,11 +27834,11 @@
           <w:rFonts w:ascii="Times New Roman" w:hAnsi="Times New Roman"/>
           <w:sz w:val="20"/>
         </w:rPr>
-        <w:t xml:space="preserve"> provides </w:t>
+        <w:t xml:space="preserve"> at </w:t>
       </w:r>
       <m:oMath>
         <m:r>
-          <m:t>&gt;85%</m:t>
+          <m:t>α=0.05</m:t>
         </m:r>
       </m:oMath>
       <w:r>
@@ -27039,7 +27846,19 @@
           <w:rFonts w:ascii="Times New Roman" w:hAnsi="Times New Roman"/>
           <w:sz w:val="20"/>
         </w:rPr>
-        <w:t xml:space="preserve"> power to detect a medium effect size (</w:t>
+        <w:t xml:space="preserve"> achieves </w:t>
+      </w:r>
+      <m:oMath>
+        <m:r>
+          <m:t>80.2%</m:t>
+        </m:r>
+      </m:oMath>
+      <w:r>
+        <w:rPr>
+          <w:rFonts w:ascii="Times New Roman" w:hAnsi="Times New Roman"/>
+          <w:sz w:val="20"/>
+        </w:rPr>
+        <w:t xml:space="preserve"> statistical power to detect a medium-to-large effect size (</w:t>
       </w:r>
       <m:oMath>
         <m:r>
@@ -27051,11 +27870,26 @@
           <w:rFonts w:ascii="Times New Roman" w:hAnsi="Times New Roman"/>
           <w:sz w:val="20"/>
         </w:rPr>
-        <w:t xml:space="preserve">) in obstacle avoidance latency at </w:t>
+        <w:t xml:space="preserve">) for within-subjects main effects. For family-wise error control across four pairwise condition comparisons using the Bonferroni-Holm step-down procedure, nominal per-test power at </w:t>
       </w:r>
       <m:oMath>
+        <m:sSub>
+          <m:e>
+            <m:r>
+              <m:t>α</m:t>
+            </m:r>
+          </m:e>
+          <m:sub>
+            <m:r>
+              <m:rPr>
+                <m:nor/>
+              </m:rPr>
+              <m:t>crit</m:t>
+            </m:r>
+          </m:sub>
+        </m:sSub>
         <m:r>
-          <m:t>α=0.05</m:t>
+          <m:t>=0.0125</m:t>
         </m:r>
       </m:oMath>
       <w:r>
@@ -27063,7 +27897,55 @@
           <w:rFonts w:ascii="Times New Roman" w:hAnsi="Times New Roman"/>
           <w:sz w:val="20"/>
         </w:rPr>
-        <w:t>.</w:t>
+        <w:t xml:space="preserve"> is approximately </w:t>
+      </w:r>
+      <m:oMath>
+        <m:r>
+          <m:t>53.4%</m:t>
+        </m:r>
+      </m:oMath>
+      <w:r>
+        <w:rPr>
+          <w:rFonts w:ascii="Times New Roman" w:hAnsi="Times New Roman"/>
+          <w:sz w:val="20"/>
+        </w:rPr>
+        <w:t xml:space="preserve">; achieving </w:t>
+      </w:r>
+      <m:oMath>
+        <m:r>
+          <m:t>&gt;80%</m:t>
+        </m:r>
+      </m:oMath>
+      <w:r>
+        <w:rPr>
+          <w:rFonts w:ascii="Times New Roman" w:hAnsi="Times New Roman"/>
+          <w:sz w:val="20"/>
+        </w:rPr>
+        <w:t xml:space="preserve"> power under multiple-testing correction would require expanding the cohort to </w:t>
+      </w:r>
+      <m:oMath>
+        <m:r>
+          <m:t>N=38</m:t>
+        </m:r>
+      </m:oMath>
+      <w:r>
+        <w:rPr>
+          <w:rFonts w:ascii="Times New Roman" w:hAnsi="Times New Roman"/>
+          <w:sz w:val="20"/>
+        </w:rPr>
+        <w:t xml:space="preserve"> participants. Subgroup comparisons between visual acuity strata (</w:t>
+      </w:r>
+      <m:oMath>
+        <m:r>
+          <m:t>n=12</m:t>
+        </m:r>
+      </m:oMath>
+      <w:r>
+        <w:rPr>
+          <w:rFonts w:ascii="Times New Roman" w:hAnsi="Times New Roman"/>
+          <w:sz w:val="20"/>
+        </w:rPr>
+        <w:t xml:space="preserve"> per group) will be treated as exploratory between-subjects analyses.</w:t>
       </w:r>
     </w:p>
     <w:p>
@@ -27101,10 +27983,22 @@
           <w:rFonts w:ascii="Times New Roman" w:hAnsi="Times New Roman"/>
           <w:sz w:val="20"/>
         </w:rPr>
-        <w:t>Evaluation Environments: Testing will span three standardized physical courses: (1) Controlled Indoor Mobility Course (30 m): Static cones, low-contrast floor hazards, and a dynamically released soft rolling ball obstacle; (2) Real-World Pedestrian Transit Route (1.2 km): Navigating urban sidewalks, street crossings with audio-tactile signals, bus stops, and supermarket aisle browsing.</w:t>
+        <w:t>Evaluation Environments: Testing will span three standardized physical courses: (1) Controlled Indoor Mobility Course (30 m): Static cones, low-contrast floor hazards, and a dynamically released soft rolling ball obstacle; (2) Real-World Pedestrian Transit Route (1.2 km): Navigating urban sidewalks, street crossings with audio-tactile signals, bus stops, and outdoor walkways; and (3) Active Indoor Living and Reading Laboratory (15 m): A simulated office and home environment containing tabletop mail documents, kitchen counter items, dynamic lighting transitions, and subtle step drop-offs.</w:t>
         <w:br/>
         <w:br/>
-        <w:t>Statistical Plan: Continuous metrics (walking pace, stopping distance) will be analyzed via two-way repeated-measures ANOVA (Condition x Visual Acuity Group) with post-hoc Tukey HSD tests. Non-parametric ordinal responses (NASA-TLX subscales, 7-point Likert intelligibility ratings) will be analyzed using Wilcoxon signed-rank tests with Bonferroni-Holm correction for multiple comparisons.</w:t>
+        <w:t xml:space="preserve">Statistical Plan: Continuous metrics (walking pace, stopping distance) will be analyzed via two-way repeated-measures ANOVA (Condition x Visual Acuity Group). Post-hoc pairwise comparisons across conditions will be performed using paired </w:t>
+      </w:r>
+      <m:oMath>
+        <m:r>
+          <m:t>t</m:t>
+        </m:r>
+      </m:oMath>
+      <w:r>
+        <w:rPr>
+          <w:rFonts w:ascii="Times New Roman" w:hAnsi="Times New Roman"/>
+          <w:sz w:val="20"/>
+        </w:rPr>
+        <w:t>-tests with Bonferroni-Holm step-down adjustment. Non-parametric ordinal responses (NASA-TLX subscales, 7-point Likert intelligibility ratings) will be analyzed using Wilcoxon signed-rank tests with Bonferroni-Holm correction.</w:t>
       </w:r>
     </w:p>
     <w:p>
@@ -27144,7 +28038,7 @@
           <w:rFonts w:ascii="Times New Roman" w:hAnsi="Times New Roman"/>
           <w:sz w:val="20"/>
         </w:rPr>
-        <w:t>1. Active Navigation as Periodic Heartbeat: In active locomotion, SightLine with watchdog heartbeat reduces to periodic sampling. Rather than viewing this as a limitation, we frame it as an intentional hybrid design: periodic sampling provides a predictable, fail-safe safety floor, while SightLine unlocks up to 98.0% suppression on static views with sensor noise, and achieves 94.7% suppression during technician bench work under Endurance Mode (or 80.5% under Safety-Priority Mode).</w:t>
+        <w:t>1. Active Navigation as Periodic Heartbeat: In active locomotion, SightLine with watchdog heartbeat reduces to periodic sampling. Rather than viewing this as a limitation, we frame it as an intentional hybrid design: periodic sampling provides a predictable, fail-safe safety floor, while SightLine unlocks up to 98.0% suppression on static views with sensor noise, and achieves 94.7% suppression during technician benchwork under Endurance Mode (or 80.5% under Safety-Priority Mode).</w:t>
       </w:r>
     </w:p>
     <w:p>
@@ -27284,7 +28178,7 @@
           <w:rFonts w:ascii="Times New Roman" w:hAnsi="Times New Roman"/>
           <w:sz w:val="20"/>
         </w:rPr>
-        <w:t xml:space="preserve"> on workshop benchwork).</w:t>
+        <w:t xml:space="preserve"> on workshop benchwork). Continuous outdoor pedestrian transit represents a hypothesized operational regime that remains to be evaluated.</w:t>
       </w:r>
     </w:p>
     <w:p>
@@ -27297,7 +28191,7 @@
           <w:rFonts w:ascii="Times New Roman" w:hAnsi="Times New Roman"/>
           <w:sz w:val="20"/>
         </w:rPr>
-        <w:t>4. Limitations of Exploratory Real-World Video Evaluation: While our 10-seed synthetic benchmark rigorously isolates sensor noise, camera drift, hazard crossing, and illumination dynamics, our real-world egocentric evaluation was conducted on a single 20-second uncurated clip of technician benchwork without frame-by-frame ground-truth event annotations. Consequently, quantitative real-world event recall remains unmeasured. Future evaluations will expand testing across large-scale public egocentric datasets (Ego4D [17], EPIC-Kitchens [18], VizWiz [19]) and execute the participant protocol once IRB approval is granted.</w:t>
+        <w:t>4. Limitations of Exploratory Real-World Video Evaluation: While our 10-seed synthetic benchmark rigorously isolates sensor noise, camera drift, hazard crossing, and illumination dynamics, our real-world egocentric evaluation was conducted on a single 20-second uncurated clip of technician benchwork without frame-by-frame ground-truth event annotations. Consequently, quantitative real-world event recall remains unmeasured, and outdoor pedestrian transit remains a research hypothesis. Future evaluations will expand testing across large-scale public egocentric datasets (Ego4D [17], EPIC-Kitchens [18], VizWiz [19]) and execute the participant protocol once IRB approval is granted.</w:t>
       </w:r>
     </w:p>
     <w:p>
@@ -27408,7 +28302,7 @@
           <w:rFonts w:ascii="Times New Roman" w:hAnsi="Times New Roman"/>
           <w:sz w:val="20"/>
         </w:rPr>
-        <w:t xml:space="preserve"> reduction by construction). Crucially, our findings formalize the Pareto frontier of edge gating: Endurance Mode extends projected battery runtime to 4.33 hours (+53.0% over continuous streaming during bench work where global motion remains quiescent, median </w:t>
+        <w:t xml:space="preserve"> reduction by construction). Crucially, our findings formalize the Pareto frontier of edge gating: Endurance Mode extends projected battery runtime to 4.33 hours (+53.0% over continuous streaming during benchwork where global motion remains quiescent, median </w:t>
       </w:r>
       <m:oMath>
         <m:sSub>
@@ -27435,7 +28329,7 @@
           <w:rFonts w:ascii="Times New Roman" w:hAnsi="Times New Roman"/>
           <w:sz w:val="20"/>
         </w:rPr>
-        <w:t>), but requires task conditioning; Safety-Priority Mode guarantees high sensitivity to localized hazards, but continuous hand/tool manipulation or transit motion saturates edge GPU queues. Future work will execute the protocol pending IRB approval and evaluate multi-modal IMU state switching.</w:t>
+        <w:t>), but requires task conditioning; Safety-Priority Mode guarantees high sensitivity to localized hazards, but continuous hand/tool manipulation or hypothesized transit motion saturates edge GPU queues. Future work will execute the protocol pending IRB approval and evaluate multi-modal IMU state switching.</w:t>
       </w:r>
     </w:p>
     <w:p>
@@ -27725,7 +28619,7 @@
           <w:rFonts w:ascii="Times New Roman" w:hAnsi="Times New Roman"/>
           <w:sz w:val="17"/>
         </w:rPr>
-        <w:t>[23] Federal Highway Administration (FHWA), "Manual on Uniform Traffic Control Devices for Streets and Highways (MUTCD)," U.S. Dept. of Transportation, Washington, DC, USA, 2009 (Section 4E.06: Pedestrian Walking Speed and Clearance Intervals, pp. 497-500).</w:t>
+        <w:t>[23] A. E. Patla, "Understanding the roles of vision in the control of human locomotion," Gait &amp; Posture, vol. 5, no. 1, pp. 54-69, 1997. doi: 10.1016/S0966-6362(96)01109-5.</w:t>
       </w:r>
     </w:p>
     <w:p>

--- a/paper/manuscript_revised.docx
+++ b/paper/manuscript_revised.docx
@@ -74,7 +74,7 @@
           <w:rFonts w:ascii="Times New Roman" w:hAnsi="Times New Roman"/>
           <w:sz w:val="20"/>
         </w:rPr>
-        <w:t>Wearable assistive vision-language models (VLMs) enable continuous environmental narration for blind and low-vision individuals, but continuous frame-by-frame execution rapidly exhausts battery reserves and risks auditory cognitive overload. Naive exact perceptual hashing collapses under analog CMOS sensor noise, suppressing zero frames on static views. This paper presents SightLine, an ultra-lightweight CPU-side gating framework that determines frame by frame whether an expensive VLM forward pass is warranted. SightLine evaluates incoming frames against the last processed reference frame, accumulating gradual camera drift while fusing dead-zone difference hashing (</w:t>
+        <w:t>Wearable assistive vision-language models (VLMs) enable continuous environmental narration for blind and low-vision individuals, but continuous execution rapidly exhausts battery reserves and risks auditory cognitive overload. Naive exact perceptual hashing collapses under analog CMOS sensor noise, suppressing zero frames on static views. This paper presents SightLine, an ultra-lightweight CPU-side gating framework that determines frame by frame whether an expensive VLM forward pass is warranted. SightLine evaluates incoming frames against the last processed reference frame, accumulating gradual camera drift while fusing dead-zone difference hashing (</w:t>
       </w:r>
       <m:oMath>
         <m:sSub>
@@ -125,7 +125,7 @@
           <w:rFonts w:ascii="Times New Roman" w:hAnsi="Times New Roman"/>
           <w:sz w:val="20"/>
         </w:rPr>
-        <w:t xml:space="preserve"> spatial ROI motion proxies, and a causally latched hazard state with cooldown. We evaluate the fundamental safety–efficiency trade-off across two operational configurations: on uncurated egocentric video of technician benchwork, Endurance Mode (Default 1D dHash, </w:t>
+        <w:t xml:space="preserve"> spatial ROI motion proxies, and a latched hazard state with cooldown. We evaluate the safety–efficiency trade-off across two operational modes: on uncurated egocentric video of technician benchwork, Endurance Mode (Default 1D dHash, </w:t>
       </w:r>
       <m:oMath>
         <m:sSub>
@@ -152,7 +152,7 @@
           <w:rFonts w:ascii="Times New Roman" w:hAnsi="Times New Roman"/>
           <w:sz w:val="20"/>
         </w:rPr>
-        <w:t xml:space="preserve">) suppresses up to 94.7% of redundant frames, reducing modeled average power to 7.52 W (projected 4.33 h runtime vs. 2.83 h baseline on a 32.56 Wh usable budget from a standard 37 Wh pack), but relies on global changes and misses localized peripheral hazards. Conversely, Safety-Priority Mode (SightLine++, 2D dHash + </w:t>
+        <w:t xml:space="preserve">) suppresses 94.7% of frames, reducing modeled power to 7.52 W (projected 4.33 h runtime vs. 2.83 h baseline on a 32.56 Wh usable budget from a 37 Wh pack), but relies on global changes and misses localized hazards. Conversely, Safety-Priority Mode (SightLine++, 2D dHash + </w:t>
       </w:r>
       <m:oMath>
         <m:r>
@@ -164,7 +164,7 @@
           <w:rFonts w:ascii="Times New Roman" w:hAnsi="Times New Roman"/>
           <w:sz w:val="20"/>
         </w:rPr>
-        <w:t xml:space="preserve"> ROI max-pooling) achieves 100% synthetic hazard recall with zero delay, but on continuous video, localized hand and tool manipulation in peripheral cells increases trigger rates (80.5% suppression), saturating edge GPU queues at 100% duty cycle (11.50 W, projected 2.83 h runtime). Exploratory 1080p video evaluation and live Florence-2 FP16 profiling confirm queue saturation dynamics. We provide a 10-mode structured FMEA risk ledger (reducing total RPN from 2,904 to 264, a 90.9% reduction), an architectural trade-off analysis with WorldScribe, and a 24-participant protocol pending IRB approval.</w:t>
+        <w:t xml:space="preserve"> ROI max-pooling) achieves 100% synthetic hazard recall with zero delay, but peripheral hand and tool manipulation increases triggers (80.5% suppression), saturating edge GPU queues at 100% duty cycle (11.50 W, 2.83 h runtime). Live Florence-2 FP16 profiling confirms queue dynamics. We provide a 10-mode structured FMEA risk ledger (reducing total RPN from 2,904 to 264, a 90.9% reduction), an architectural analysis with WorldScribe, and a 24-participant protocol pending IRB approval.</w:t>
       </w:r>
     </w:p>
     <w:p>
@@ -664,7 +664,7 @@
           <w:rFonts w:ascii="Times New Roman" w:hAnsi="Times New Roman"/>
           <w:sz w:val="20"/>
         </w:rPr>
-        <w:t xml:space="preserve">2) Formalized Safety–Efficiency Trade-off and Latency Lemma: We formalize the hazard persistence mechanism </w:t>
+        <w:t xml:space="preserve">2) Formalized Safety–Efficiency Trade-off, Latency Lemma, and Person Proximity Formulation: We formalize the hazard persistence mechanism </w:t>
       </w:r>
       <m:oMath>
         <m:sSub>
@@ -721,7 +721,40 @@
           <w:rFonts w:ascii="Times New Roman" w:hAnsi="Times New Roman"/>
           <w:sz w:val="20"/>
         </w:rPr>
-        <w:t>). We prove Lemma 1, demonstrating that in active locomotion (</w:t>
+        <w:t xml:space="preserve">). We define the formal person hazard predicate </w:t>
+      </w:r>
+      <m:oMath>
+        <m:r>
+          <m:rPr>
+            <m:nor/>
+          </m:rPr>
+          <m:t>IsHazard</m:t>
+        </m:r>
+        <m:r>
+          <m:t>(</m:t>
+        </m:r>
+        <m:sSub>
+          <m:e>
+            <m:r>
+              <m:t>o</m:t>
+            </m:r>
+          </m:e>
+          <m:sub>
+            <m:r>
+              <m:t>i</m:t>
+            </m:r>
+          </m:sub>
+        </m:sSub>
+        <m:r>
+          <m:t>)</m:t>
+        </m:r>
+      </m:oMath>
+      <w:r>
+        <w:rPr>
+          <w:rFonts w:ascii="Times New Roman" w:hAnsi="Times New Roman"/>
+          <w:sz w:val="20"/>
+        </w:rPr>
+        <w:t xml:space="preserve"> incorporating bounding-box proximity and velocity cues. We prove Lemma 1, demonstrating that in active locomotion (</w:t>
       </w:r>
       <m:oMath>
         <m:sSub>
@@ -960,7 +993,43 @@
           <w:rFonts w:ascii="Times New Roman" w:hAnsi="Times New Roman"/>
           <w:sz w:val="20"/>
         </w:rPr>
-        <w:t>4) Exploratory Real-World Egocentric Video Evaluation &amp; Edge VLM Telemetry: We evaluate SightLine on uncurated 1080p egocentric video of technician benchwork running Florence-2 FP16 on a physical mobile Ampere GPU. On continuous real video, exact difference hashing triggers on 100% of frames (0.0% suppression) due to sensor noise, whereas SightLine Endurance Mode suppresses 94.7% of frames, reducing GPU duty cycle to 58.7% and modeled power to 7.52 W, projecting a +53.0% battery runtime extension (4.33 hours vs 2.83 hours). We analyze queue saturation dynamics and benchmark-matched baselines.</w:t>
+        <w:t>4) Exploratory Real-World Egocentric Video Evaluation &amp; Edge VLM Telemetry: We evaluate SightLine on uncurated 1080p egocentric video of technician benchwork running Florence-2 FP16 on a physical mobile Ampere GPU across both &lt;CAPTION&gt; (</w:t>
+      </w:r>
+      <m:oMath>
+        <m:r>
+          <m:t>346.06</m:t>
+        </m:r>
+        <m:r>
+          <m:rPr>
+            <m:nor/>
+          </m:rPr>
+          <m:t> ms</m:t>
+        </m:r>
+      </m:oMath>
+      <w:r>
+        <w:rPr>
+          <w:rFonts w:ascii="Times New Roman" w:hAnsi="Times New Roman"/>
+          <w:sz w:val="20"/>
+        </w:rPr>
+        <w:t>) and &lt;OD&gt; (</w:t>
+      </w:r>
+      <m:oMath>
+        <m:r>
+          <m:t>287.06</m:t>
+        </m:r>
+        <m:r>
+          <m:rPr>
+            <m:nor/>
+          </m:rPr>
+          <m:t> ms</m:t>
+        </m:r>
+      </m:oMath>
+      <w:r>
+        <w:rPr>
+          <w:rFonts w:ascii="Times New Roman" w:hAnsi="Times New Roman"/>
+          <w:sz w:val="20"/>
+        </w:rPr>
+        <w:t>) execution modes. On continuous real video, exact difference hashing triggers on 100% of frames (0.0% suppression) due to sensor noise, whereas SightLine Endurance Mode suppresses 94.7% of frames, reducing GPU duty cycle to 58.7% and modeled power to 7.52 W, projecting a +53.0% battery runtime extension (4.33 hours vs 2.83 hours). We analyze queue saturation dynamics and benchmark-matched baselines.</w:t>
       </w:r>
     </w:p>
     <w:p>
@@ -986,7 +1055,7 @@
           <w:rFonts w:ascii="Times New Roman" w:hAnsi="Times New Roman"/>
           <w:sz w:val="20"/>
         </w:rPr>
-        <w:t>6) Auditable Energy Accounting, FMEA Risk Ledger, and Proposed Accessibility Protocol: We formulate an auditable edge power model differentiating measured, modeled, and assumed quantities, construct a 10-mode structured FMEA risk ledger with residual risk analysis (mean RPN reduced from 290.4 to 26.4, a 90.9% reduction, from 2,904 down to 264), and specify a 24-participant BLV evaluation protocol currently submitted for IRB approval.</w:t>
+        <w:t>6) Auditable Energy Accounting, FMEA Risk Ledger, and Proposed Accessibility Protocol: We formulate an auditable edge power model differentiating measured, modeled, and assumed quantities, construct a 10-mode structured FMEA risk ledger adapted from SAE J1739 and AIAG-VDA guidelines with residual risk analysis (mean RPN reduced from 290.4 to 26.4, a 90.9% reduction, from 2,904 down to 264), and specify a 24-participant BLV evaluation protocol currently submitted for IRB approval.</w:t>
       </w:r>
     </w:p>
     <w:p>
@@ -6235,7 +6304,7 @@
           <w:rFonts w:ascii="Times New Roman" w:hAnsi="Times New Roman"/>
           <w:sz w:val="20"/>
         </w:rPr>
-        <w:t>Scoping Hazard Persistence vs. Crowd Alert Storms: In assistive navigation, distinguishing dynamic physical collision hazards from ambient human bystanders is essential to avoid cognitive overload and system thrashing. If every visible person triggered hazard latching (</w:t>
+        <w:t>Distinguishing Collision Hazards from Bystanders via Mathematical Hazard Predicate: In assistive navigation, distinguishing dynamic physical collision hazards from ambient human bystanders is essential to avoid cognitive overload and system thrashing. If every visible person triggered hazard latching (</w:t>
       </w:r>
       <m:oMath>
         <m:sSub>
@@ -6322,23 +6391,68 @@
           <w:rFonts w:ascii="Times New Roman" w:hAnsi="Times New Roman"/>
           <w:sz w:val="20"/>
         </w:rPr>
-        <w:t xml:space="preserve"> edge VLM throughput, saturating the GPU queue at 100% duty cycle, and triggering continuous speech preemption. Therefore, human entities ('person', 'pedestrian') detected by open-vocabulary grounding (e.g., Florence-2 &lt;OD&gt;) trigger safety hazard latching (</w:t>
+        <w:t xml:space="preserve"> edge VLM throughput, saturating the GPU queue at 100% duty cycle, and triggering continuous speech preemption. Therefore, for detected entity </w:t>
       </w:r>
       <m:oMath>
         <m:sSub>
           <m:e>
             <m:r>
-              <m:t>z</m:t>
+              <m:t>o</m:t>
             </m:r>
           </m:e>
           <m:sub>
             <m:r>
-              <m:t>t</m:t>
+              <m:t>i</m:t>
             </m:r>
           </m:sub>
         </m:sSub>
         <m:r>
-          <m:t>=1</m:t>
+          <m:t>=(</m:t>
+        </m:r>
+        <m:sSub>
+          <m:e>
+            <m:r>
+              <m:t>l</m:t>
+            </m:r>
+          </m:e>
+          <m:sub>
+            <m:r>
+              <m:t>i</m:t>
+            </m:r>
+          </m:sub>
+        </m:sSub>
+        <m:r>
+          <m:t>,</m:t>
+        </m:r>
+        <m:sSub>
+          <m:e>
+            <m:r>
+              <m:t>b</m:t>
+            </m:r>
+          </m:e>
+          <m:sub>
+            <m:r>
+              <m:t>i</m:t>
+            </m:r>
+          </m:sub>
+        </m:sSub>
+        <m:r>
+          <m:t>,</m:t>
+        </m:r>
+        <m:sSub>
+          <m:e>
+            <m:r>
+              <m:t>v</m:t>
+            </m:r>
+          </m:e>
+          <m:sub>
+            <m:r>
+              <m:t>i</m:t>
+            </m:r>
+          </m:sub>
+        </m:sSub>
+        <m:r>
+          <m:t>)</m:t>
         </m:r>
       </m:oMath>
       <w:r>
@@ -6346,23 +6460,104 @@
           <w:rFonts w:ascii="Times New Roman" w:hAnsi="Times New Roman"/>
           <w:sz w:val="20"/>
         </w:rPr>
-        <w:t xml:space="preserve"> and </w:t>
+        <w:t xml:space="preserve">, where </w:t>
       </w:r>
       <m:oMath>
         <m:sSub>
           <m:e>
             <m:r>
-              <m:t>f</m:t>
+              <m:t>l</m:t>
             </m:r>
           </m:e>
           <m:sub>
             <m:r>
-              <m:t>1</m:t>
+              <m:t>i</m:t>
+            </m:r>
+          </m:sub>
+        </m:sSub>
+      </m:oMath>
+      <w:r>
+        <w:rPr>
+          <w:rFonts w:ascii="Times New Roman" w:hAnsi="Times New Roman"/>
+          <w:sz w:val="20"/>
+        </w:rPr>
+        <w:t xml:space="preserve"> is the semantic label, </w:t>
+      </w:r>
+      <m:oMath>
+        <m:sSub>
+          <m:e>
+            <m:r>
+              <m:t>b</m:t>
+            </m:r>
+          </m:e>
+          <m:sub>
+            <m:r>
+              <m:t>i</m:t>
             </m:r>
           </m:sub>
         </m:sSub>
         <m:r>
-          <m:t>=1.0</m:t>
+          <m:t>=(</m:t>
+        </m:r>
+        <m:sSub>
+          <m:e>
+            <m:r>
+              <m:t>x</m:t>
+            </m:r>
+          </m:e>
+          <m:sub>
+            <m:r>
+              <m:t>i</m:t>
+            </m:r>
+          </m:sub>
+        </m:sSub>
+        <m:r>
+          <m:t>,</m:t>
+        </m:r>
+        <m:sSub>
+          <m:e>
+            <m:r>
+              <m:t>y</m:t>
+            </m:r>
+          </m:e>
+          <m:sub>
+            <m:r>
+              <m:t>i</m:t>
+            </m:r>
+          </m:sub>
+        </m:sSub>
+        <m:r>
+          <m:t>,</m:t>
+        </m:r>
+        <m:sSub>
+          <m:e>
+            <m:r>
+              <m:t>w</m:t>
+            </m:r>
+          </m:e>
+          <m:sub>
+            <m:r>
+              <m:t>i</m:t>
+            </m:r>
+          </m:sub>
+        </m:sSub>
+        <m:r>
+          <m:t>,</m:t>
+        </m:r>
+        <m:sSub>
+          <m:e>
+            <m:r>
+              <m:t>h</m:t>
+            </m:r>
+          </m:e>
+          <m:sub>
+            <m:r>
+              <m:t>i</m:t>
+            </m:r>
+          </m:sub>
+        </m:sSub>
+        <m:r>
+          <m:t>)</m:t>
         </m:r>
       </m:oMath>
       <w:r>
@@ -6370,11 +6565,23 @@
           <w:rFonts w:ascii="Times New Roman" w:hAnsi="Times New Roman"/>
           <w:sz w:val="20"/>
         </w:rPr>
-        <w:t xml:space="preserve">) only when accompanied by close proximity (bounding box height fraction </w:t>
+        <w:t xml:space="preserve"> is the normalized bounding box with height fraction </w:t>
       </w:r>
       <m:oMath>
+        <m:sSub>
+          <m:e>
+            <m:r>
+              <m:t>h</m:t>
+            </m:r>
+          </m:e>
+          <m:sub>
+            <m:r>
+              <m:t>i</m:t>
+            </m:r>
+          </m:sub>
+        </m:sSub>
         <m:r>
-          <m:t>&gt;0.40</m:t>
+          <m:t>∈[0,1]</m:t>
         </m:r>
       </m:oMath>
       <w:r>
@@ -6382,34 +6589,7 @@
           <w:rFonts w:ascii="Times New Roman" w:hAnsi="Times New Roman"/>
           <w:sz w:val="20"/>
         </w:rPr>
-        <w:t xml:space="preserve">, indicating </w:t>
-      </w:r>
-      <m:oMath>
-        <m:d>
-          <m:dPr>
-            <m:begChr m:val="&lt;"/>
-            <m:sepChr m:val=""/>
-            <m:endChr m:val=""/>
-          </m:dPr>
-          <m:e>
-            <m:r>
-              <m:t>2.5</m:t>
-            </m:r>
-            <m:r>
-              <m:rPr>
-                <m:nor/>
-              </m:rPr>
-              <m:t> m</m:t>
-            </m:r>
-          </m:e>
-        </m:d>
-      </m:oMath>
-      <w:r>
-        <w:rPr>
-          <w:rFonts w:ascii="Times New Roman" w:hAnsi="Times New Roman"/>
-          <w:sz w:val="20"/>
-        </w:rPr>
-        <w:t>) or approach trajectory (</w:t>
+        <w:t xml:space="preserve">, and </w:t>
       </w:r>
       <m:oMath>
         <m:sSub>
@@ -6424,8 +6604,361 @@
             </m:r>
           </m:sub>
         </m:sSub>
+      </m:oMath>
+      <w:r>
+        <w:rPr>
+          <w:rFonts w:ascii="Times New Roman" w:hAnsi="Times New Roman"/>
+          <w:sz w:val="20"/>
+        </w:rPr>
+        <w:t xml:space="preserve"> is the estimated 2D image-plane centroid velocity proxy (m/s equivalent), we define the formal hazard classification predicate:</w:t>
+      </w:r>
+    </w:p>
+    <w:tbl>
+      <w:tblPr>
+        <w:tblW w:type="auto" w:w="0"/>
+        <w:jc w:val="center"/>
+        <w:tblLook w:firstColumn="1" w:firstRow="1" w:lastColumn="0" w:lastRow="0" w:noHBand="0" w:noVBand="1" w:val="04A0"/>
+      </w:tblPr>
+      <w:tblGrid>
+        <w:gridCol w:w="5040"/>
+        <w:gridCol w:w="5040"/>
+      </w:tblGrid>
+      <w:tr>
+        <w:tc>
+          <w:tcPr>
+            <w:tcW w:type="dxa" w:w="8928"/>
+            <w:tcMar>
+              <w:top w:w="40" w:type="dxa"/>
+              <w:bottom w:w="40" w:type="dxa"/>
+              <w:left w:w="0" w:type="dxa"/>
+              <w:right w:w="0" w:type="dxa"/>
+            </w:tcMar>
+          </w:tcPr>
+          <w:p>
+            <w:pPr>
+              <w:spacing w:before="40" w:after="40"/>
+              <w:jc w:val="center"/>
+            </w:pPr>
+            <m:oMath>
+              <m:r>
+                <m:rPr>
+                  <m:nor/>
+                </m:rPr>
+                <m:t>IsHazard</m:t>
+              </m:r>
+              <m:r>
+                <m:t>(</m:t>
+              </m:r>
+              <m:sSub>
+                <m:e>
+                  <m:r>
+                    <m:t>o</m:t>
+                  </m:r>
+                </m:e>
+                <m:sub>
+                  <m:r>
+                    <m:t>i</m:t>
+                  </m:r>
+                </m:sub>
+              </m:sSub>
+              <m:r>
+                <m:t>)=</m:t>
+              </m:r>
+              <m:d>
+                <m:dPr>
+                  <m:begChr m:val="{"/>
+                  <m:sepChr m:val=""/>
+                  <m:endChr m:val=""/>
+                </m:dPr>
+                <m:e>
+                  <m:m>
+                    <m:mPr>
+                      <m:baseJc m:val="center"/>
+                      <m:plcHide m:val="on"/>
+                      <m:mcs>
+                        <m:mc>
+                          <m:mcPr>
+                            <m:count m:val="2"/>
+                            <m:mcJc m:val="center"/>
+                          </m:mcPr>
+                        </m:mc>
+                      </m:mcs>
+                    </m:mPr>
+                    <m:mr>
+                      <m:e>
+                        <m:r>
+                          <m:t>1,</m:t>
+                        </m:r>
+                      </m:e>
+                      <m:e>
+                        <m:r>
+                          <m:rPr>
+                            <m:nor/>
+                          </m:rPr>
+                          <m:t>if </m:t>
+                        </m:r>
+                        <m:sSub>
+                          <m:e>
+                            <m:r>
+                              <m:t>l</m:t>
+                            </m:r>
+                          </m:e>
+                          <m:sub>
+                            <m:r>
+                              <m:t>i</m:t>
+                            </m:r>
+                          </m:sub>
+                        </m:sSub>
+                        <m:r>
+                          <m:t>∈</m:t>
+                        </m:r>
+                        <m:sSub>
+                          <m:e>
+                            <m:r>
+                              <m:t>V</m:t>
+                            </m:r>
+                          </m:e>
+                          <m:sub>
+                            <m:r>
+                              <m:rPr>
+                                <m:nor/>
+                              </m:rPr>
+                              <m:t>haz</m:t>
+                            </m:r>
+                          </m:sub>
+                        </m:sSub>
+                      </m:e>
+                    </m:mr>
+                    <m:mr>
+                      <m:e>
+                        <m:r>
+                          <m:t>1,</m:t>
+                        </m:r>
+                      </m:e>
+                      <m:e>
+                        <m:r>
+                          <m:rPr>
+                            <m:nor/>
+                          </m:rPr>
+                          <m:t>else if </m:t>
+                        </m:r>
+                        <m:sSub>
+                          <m:e>
+                            <m:r>
+                              <m:t>l</m:t>
+                            </m:r>
+                          </m:e>
+                          <m:sub>
+                            <m:r>
+                              <m:t>i</m:t>
+                            </m:r>
+                          </m:sub>
+                        </m:sSub>
+                        <m:r>
+                          <m:t>∈{</m:t>
+                        </m:r>
+                        <m:r>
+                          <m:rPr>
+                            <m:nor/>
+                          </m:rPr>
+                          <m:t>person</m:t>
+                        </m:r>
+                        <m:r>
+                          <m:t>,</m:t>
+                        </m:r>
+                        <m:r>
+                          <m:rPr>
+                            <m:nor/>
+                          </m:rPr>
+                          <m:t>pedestrian</m:t>
+                        </m:r>
+                        <m:r>
+                          <m:t>}</m:t>
+                        </m:r>
+                        <m:r>
+                          <m:rPr>
+                            <m:nor/>
+                          </m:rPr>
+                          <m:t> and </m:t>
+                        </m:r>
+                        <m:r>
+                          <m:t>(</m:t>
+                        </m:r>
+                        <m:sSub>
+                          <m:e>
+                            <m:r>
+                              <m:t>h</m:t>
+                            </m:r>
+                          </m:e>
+                          <m:sub>
+                            <m:r>
+                              <m:t>i</m:t>
+                            </m:r>
+                          </m:sub>
+                        </m:sSub>
+                        <m:r>
+                          <m:t>≥</m:t>
+                        </m:r>
+                        <m:sSub>
+                          <m:e>
+                            <m:r>
+                              <m:t>θ</m:t>
+                            </m:r>
+                          </m:e>
+                          <m:sub>
+                            <m:r>
+                              <m:rPr>
+                                <m:nor/>
+                              </m:rPr>
+                              <m:t>prox</m:t>
+                            </m:r>
+                          </m:sub>
+                        </m:sSub>
+                        <m:r>
+                          <m:rPr>
+                            <m:nor/>
+                          </m:rPr>
+                          <m:t> or </m:t>
+                        </m:r>
+                        <m:sSub>
+                          <m:e>
+                            <m:r>
+                              <m:t>v</m:t>
+                            </m:r>
+                          </m:e>
+                          <m:sub>
+                            <m:r>
+                              <m:t>i</m:t>
+                            </m:r>
+                          </m:sub>
+                        </m:sSub>
+                        <m:r>
+                          <m:t>≥</m:t>
+                        </m:r>
+                        <m:sSub>
+                          <m:e>
+                            <m:r>
+                              <m:t>v</m:t>
+                            </m:r>
+                          </m:e>
+                          <m:sub>
+                            <m:r>
+                              <m:rPr>
+                                <m:nor/>
+                              </m:rPr>
+                              <m:t>crit</m:t>
+                            </m:r>
+                          </m:sub>
+                        </m:sSub>
+                        <m:r>
+                          <m:t>)</m:t>
+                        </m:r>
+                      </m:e>
+                    </m:mr>
+                    <m:mr>
+                      <m:e>
+                        <m:r>
+                          <m:t>0,</m:t>
+                        </m:r>
+                      </m:e>
+                      <m:e>
+                        <m:r>
+                          <m:rPr>
+                            <m:nor/>
+                          </m:rPr>
+                          <m:t>otherwise</m:t>
+                        </m:r>
+                      </m:e>
+                    </m:mr>
+                  </m:m>
+                </m:e>
+              </m:d>
+            </m:oMath>
+          </w:p>
+        </w:tc>
+        <w:tc>
+          <w:tcPr>
+            <w:tcW w:type="dxa" w:w="1152"/>
+            <w:tcMar>
+              <w:top w:w="40" w:type="dxa"/>
+              <w:bottom w:w="40" w:type="dxa"/>
+              <w:left w:w="0" w:type="dxa"/>
+              <w:right w:w="0" w:type="dxa"/>
+            </w:tcMar>
+          </w:tcPr>
+          <w:p>
+            <w:pPr>
+              <w:spacing w:before="40" w:after="40"/>
+              <w:jc w:val="right"/>
+            </w:pPr>
+            <w:r>
+              <w:rPr>
+                <w:rFonts w:ascii="Times New Roman" w:hAnsi="Times New Roman"/>
+                <w:sz w:val="20"/>
+              </w:rPr>
+              <w:t>(10a)</w:t>
+            </w:r>
+          </w:p>
+        </w:tc>
+      </w:tr>
+    </w:tbl>
+    <w:p>
+      <w:pPr>
+        <w:spacing w:after="80" w:line="252" w:lineRule="auto"/>
+        <w:jc w:val="both"/>
+      </w:pPr>
+      <w:r>
+        <w:rPr>
+          <w:rFonts w:ascii="Times New Roman" w:hAnsi="Times New Roman"/>
+          <w:sz w:val="20"/>
+        </w:rPr>
+        <w:t xml:space="preserve">where </w:t>
+      </w:r>
+      <m:oMath>
+        <m:sSub>
+          <m:e>
+            <m:r>
+              <m:t>θ</m:t>
+            </m:r>
+          </m:e>
+          <m:sub>
+            <m:r>
+              <m:rPr>
+                <m:nor/>
+              </m:rPr>
+              <m:t>prox</m:t>
+            </m:r>
+          </m:sub>
+        </m:sSub>
         <m:r>
-          <m:t>≥1.0</m:t>
+          <m:t>=0.40</m:t>
+        </m:r>
+      </m:oMath>
+      <w:r>
+        <w:rPr>
+          <w:rFonts w:ascii="Times New Roman" w:hAnsi="Times New Roman"/>
+          <w:sz w:val="20"/>
+        </w:rPr>
+        <w:t xml:space="preserve"> (bounding-box height fraction) and </w:t>
+      </w:r>
+      <m:oMath>
+        <m:sSub>
+          <m:e>
+            <m:r>
+              <m:t>v</m:t>
+            </m:r>
+          </m:e>
+          <m:sub>
+            <m:r>
+              <m:rPr>
+                <m:nor/>
+              </m:rPr>
+              <m:t>crit</m:t>
+            </m:r>
+          </m:sub>
+        </m:sSub>
+        <m:r>
+          <m:t>=1.0</m:t>
         </m:r>
         <m:r>
           <m:rPr>
@@ -6439,7 +6972,7 @@
           <w:rFonts w:ascii="Times New Roman" w:hAnsi="Times New Roman"/>
           <w:sz w:val="20"/>
         </w:rPr>
-        <w:t xml:space="preserve">), treating non-approaching bystanders as ambient visual entities. Detections update the binary hazard state </w:t>
+        <w:t xml:space="preserve">. The binary hazard state </w:t>
       </w:r>
       <m:oMath>
         <m:sSub>
@@ -6463,7 +6996,7 @@
           <w:rFonts w:ascii="Times New Roman" w:hAnsi="Times New Roman"/>
           <w:sz w:val="20"/>
         </w:rPr>
-        <w:t>:</w:t>
+        <w:t xml:space="preserve"> is updated upon each active inference:</w:t>
       </w:r>
     </w:p>
     <w:tbl>
@@ -6563,13 +7096,28 @@
                           <m:t> and </m:t>
                         </m:r>
                         <m:r>
-                          <m:t>∃l∈</m:t>
+                          <m:t>∃</m:t>
+                        </m:r>
+                        <m:sSub>
+                          <m:e>
+                            <m:r>
+                              <m:t>o</m:t>
+                            </m:r>
+                          </m:e>
+                          <m:sub>
+                            <m:r>
+                              <m:t>i</m:t>
+                            </m:r>
+                          </m:sub>
+                        </m:sSub>
+                        <m:r>
+                          <m:t>∈</m:t>
                         </m:r>
                         <m:r>
                           <m:rPr>
                             <m:nor/>
                           </m:rPr>
-                          <m:t>Labels</m:t>
+                          <m:t>Entities</m:t>
                         </m:r>
                         <m:r>
                           <m:t>(</m:t>
@@ -6587,23 +7135,32 @@
                           </m:sub>
                         </m:sSub>
                         <m:r>
-                          <m:t>):l∈</m:t>
+                          <m:t>):</m:t>
+                        </m:r>
+                        <m:r>
+                          <m:rPr>
+                            <m:nor/>
+                          </m:rPr>
+                          <m:t>IsHazard</m:t>
+                        </m:r>
+                        <m:r>
+                          <m:t>(</m:t>
                         </m:r>
                         <m:sSub>
                           <m:e>
                             <m:r>
-                              <m:t>V</m:t>
+                              <m:t>o</m:t>
                             </m:r>
                           </m:e>
                           <m:sub>
                             <m:r>
-                              <m:rPr>
-                                <m:nor/>
-                              </m:rPr>
-                              <m:t>haz</m:t>
+                              <m:t>i</m:t>
                             </m:r>
                           </m:sub>
                         </m:sSub>
+                        <m:r>
+                          <m:t>)=1</m:t>
+                        </m:r>
                       </m:e>
                     </m:mr>
                     <m:mr>
@@ -6641,13 +7198,28 @@
                           <m:t> and </m:t>
                         </m:r>
                         <m:r>
-                          <m:t>∀l∈</m:t>
+                          <m:t>∀</m:t>
+                        </m:r>
+                        <m:sSub>
+                          <m:e>
+                            <m:r>
+                              <m:t>o</m:t>
+                            </m:r>
+                          </m:e>
+                          <m:sub>
+                            <m:r>
+                              <m:t>i</m:t>
+                            </m:r>
+                          </m:sub>
+                        </m:sSub>
+                        <m:r>
+                          <m:t>∈</m:t>
                         </m:r>
                         <m:r>
                           <m:rPr>
                             <m:nor/>
                           </m:rPr>
-                          <m:t>Labels</m:t>
+                          <m:t>Entities</m:t>
                         </m:r>
                         <m:r>
                           <m:t>(</m:t>
@@ -6665,23 +7237,32 @@
                           </m:sub>
                         </m:sSub>
                         <m:r>
-                          <m:t>):l∉</m:t>
+                          <m:t>):</m:t>
+                        </m:r>
+                        <m:r>
+                          <m:rPr>
+                            <m:nor/>
+                          </m:rPr>
+                          <m:t>IsHazard</m:t>
+                        </m:r>
+                        <m:r>
+                          <m:t>(</m:t>
                         </m:r>
                         <m:sSub>
                           <m:e>
                             <m:r>
-                              <m:t>V</m:t>
+                              <m:t>o</m:t>
                             </m:r>
                           </m:e>
                           <m:sub>
                             <m:r>
-                              <m:rPr>
-                                <m:nor/>
-                              </m:rPr>
-                              <m:t>haz</m:t>
+                              <m:t>i</m:t>
                             </m:r>
                           </m:sub>
                         </m:sSub>
+                        <m:r>
+                          <m:t>)=0</m:t>
+                        </m:r>
                       </m:e>
                     </m:mr>
                     <m:mr>
@@ -6752,12 +7333,280 @@
                 <w:rFonts w:ascii="Times New Roman" w:hAnsi="Times New Roman"/>
                 <w:sz w:val="20"/>
               </w:rPr>
-              <w:t>(10)</w:t>
+              <w:t>(10b)</w:t>
             </w:r>
           </w:p>
         </w:tc>
       </w:tr>
     </w:tbl>
+    <w:p>
+      <w:pPr>
+        <w:spacing w:after="80" w:line="252" w:lineRule="auto"/>
+        <w:jc w:val="both"/>
+      </w:pPr>
+      <w:r>
+        <w:rPr>
+          <w:rFonts w:ascii="Times New Roman" w:hAnsi="Times New Roman"/>
+          <w:sz w:val="20"/>
+        </w:rPr>
+        <w:t>Optical Assumption for Proximity Threshold (</w:t>
+      </w:r>
+      <m:oMath>
+        <m:sSub>
+          <m:e>
+            <m:r>
+              <m:t>θ</m:t>
+            </m:r>
+          </m:e>
+          <m:sub>
+            <m:r>
+              <m:rPr>
+                <m:nor/>
+              </m:rPr>
+              <m:t>prox</m:t>
+            </m:r>
+          </m:sub>
+        </m:sSub>
+        <m:r>
+          <m:t>=0.40</m:t>
+        </m:r>
+      </m:oMath>
+      <w:r>
+        <w:rPr>
+          <w:rFonts w:ascii="Times New Roman" w:hAnsi="Times New Roman"/>
+          <w:sz w:val="20"/>
+        </w:rPr>
+        <w:t xml:space="preserve">): Under a standard wearable camera pinhole model with vertical field-of-view </w:t>
+      </w:r>
+      <m:oMath>
+        <m:sSub>
+          <m:e>
+            <m:r>
+              <m:rPr>
+                <m:nor/>
+              </m:rPr>
+              <m:t>FOV</m:t>
+            </m:r>
+          </m:e>
+          <m:sub>
+            <m:r>
+              <m:t>v</m:t>
+            </m:r>
+          </m:sub>
+        </m:sSub>
+        <m:r>
+          <m:t>≈</m:t>
+        </m:r>
+        <m:sSup>
+          <m:e>
+            <m:r>
+              <m:t>78</m:t>
+            </m:r>
+          </m:e>
+          <m:sup>
+            <m:r>
+              <m:t>∘</m:t>
+            </m:r>
+          </m:sup>
+        </m:sSup>
+        <m:r>
+          <m:rPr>
+            <m:nor/>
+          </m:rPr>
+          <m:t>--</m:t>
+        </m:r>
+        <m:sSup>
+          <m:e>
+            <m:r>
+              <m:t>80</m:t>
+            </m:r>
+          </m:e>
+          <m:sup>
+            <m:r>
+              <m:t>∘</m:t>
+            </m:r>
+          </m:sup>
+        </m:sSup>
+      </m:oMath>
+      <w:r>
+        <w:rPr>
+          <w:rFonts w:ascii="Times New Roman" w:hAnsi="Times New Roman"/>
+          <w:sz w:val="20"/>
+        </w:rPr>
+        <w:t xml:space="preserve"> and an average adult standing height of </w:t>
+      </w:r>
+      <m:oMath>
+        <m:r>
+          <m:t>H≈1.70</m:t>
+        </m:r>
+        <m:r>
+          <m:rPr>
+            <m:nor/>
+          </m:rPr>
+          <m:t> m</m:t>
+        </m:r>
+      </m:oMath>
+      <w:r>
+        <w:rPr>
+          <w:rFonts w:ascii="Times New Roman" w:hAnsi="Times New Roman"/>
+          <w:sz w:val="20"/>
+        </w:rPr>
+        <w:t xml:space="preserve">, the normalized image-plane bounding box height fraction at distance </w:t>
+      </w:r>
+      <m:oMath>
+        <m:r>
+          <m:t>d</m:t>
+        </m:r>
+      </m:oMath>
+      <w:r>
+        <w:rPr>
+          <w:rFonts w:ascii="Times New Roman" w:hAnsi="Times New Roman"/>
+          <w:sz w:val="20"/>
+        </w:rPr>
+        <w:t xml:space="preserve"> is given by </w:t>
+      </w:r>
+      <m:oMath>
+        <m:sSub>
+          <m:e>
+            <m:r>
+              <m:t>h</m:t>
+            </m:r>
+          </m:e>
+          <m:sub>
+            <m:r>
+              <m:t>i</m:t>
+            </m:r>
+          </m:sub>
+        </m:sSub>
+        <m:r>
+          <m:t>≈</m:t>
+        </m:r>
+        <m:f>
+          <m:fPr>
+            <m:type m:val="bar"/>
+          </m:fPr>
+          <m:num>
+            <m:r>
+              <m:t>H</m:t>
+            </m:r>
+          </m:num>
+          <m:den>
+            <m:r>
+              <m:t>2d</m:t>
+            </m:r>
+            <m:r>
+              <m:rPr>
+                <m:sty m:val="p"/>
+              </m:rPr>
+              <m:t>tan</m:t>
+            </m:r>
+            <m:r>
+              <m:t>(</m:t>
+            </m:r>
+            <m:sSub>
+              <m:e>
+                <m:r>
+                  <m:rPr>
+                    <m:nor/>
+                  </m:rPr>
+                  <m:t>FOV</m:t>
+                </m:r>
+              </m:e>
+              <m:sub>
+                <m:r>
+                  <m:t>v</m:t>
+                </m:r>
+              </m:sub>
+            </m:sSub>
+            <m:r>
+              <m:t>/2)</m:t>
+            </m:r>
+          </m:den>
+        </m:f>
+      </m:oMath>
+      <w:r>
+        <w:rPr>
+          <w:rFonts w:ascii="Times New Roman" w:hAnsi="Times New Roman"/>
+          <w:sz w:val="20"/>
+        </w:rPr>
+        <w:t xml:space="preserve">. At critical stopping distance </w:t>
+      </w:r>
+      <m:oMath>
+        <m:r>
+          <m:t>d=2.5</m:t>
+        </m:r>
+        <m:r>
+          <m:rPr>
+            <m:nor/>
+          </m:rPr>
+          <m:t> m</m:t>
+        </m:r>
+      </m:oMath>
+      <w:r>
+        <w:rPr>
+          <w:rFonts w:ascii="Times New Roman" w:hAnsi="Times New Roman"/>
+          <w:sz w:val="20"/>
+        </w:rPr>
+        <w:t xml:space="preserve"> with \text{FOV}_v = 80^\circ</w:t>
+      </w:r>
+      <m:oMath>
+        <m:r>
+          <m:t>,</m:t>
+        </m:r>
+      </m:oMath>
+      <w:r>
+        <w:rPr>
+          <w:rFonts w:ascii="Times New Roman" w:hAnsi="Times New Roman"/>
+          <w:sz w:val="20"/>
+        </w:rPr>
+        <w:t>h_i \approx \frac{1.70}{2(2.5)\tan(40^\circ)} \approx \frac{1.70}{5.0(0.839)} \approx 0.405 \approx 0.40</w:t>
+      </w:r>
+      <m:oMath>
+        <m:r>
+          <m:t>.Thus,</m:t>
+        </m:r>
+      </m:oMath>
+      <w:r>
+        <w:rPr>
+          <w:rFonts w:ascii="Times New Roman" w:hAnsi="Times New Roman"/>
+          <w:sz w:val="20"/>
+        </w:rPr>
+        <w:t>h_i \ge 0.40</w:t>
+      </w:r>
+      <m:oMath>
+        <m:r>
+          <m:t>geometricallyidentifiespedestrianswithinacriticalstoppingdistanceof</m:t>
+        </m:r>
+      </m:oMath>
+      <w:r>
+        <w:rPr>
+          <w:rFonts w:ascii="Times New Roman" w:hAnsi="Times New Roman"/>
+          <w:sz w:val="20"/>
+        </w:rPr>
+        <w:t>2.5\text{ m}</w:t>
+      </w:r>
+      <m:oMath>
+        <m:r>
+          <m:t>.</m:t>
+        </m:r>
+        <m:r>
+          <m:rPr>
+            <m:sty m:val="p"/>
+          </m:rPr>
+          <m:t>\nConcession</m:t>
+        </m:r>
+        <m:r>
+          <m:t>onEgocentricKinematicsandCrowdVerification:Weexplicitlyacknowledgetwotechnicallimitations:(1)2Dimage−planecentroidvelocity</m:t>
+        </m:r>
+      </m:oMath>
+      <w:r>
+        <w:rPr>
+          <w:rFonts w:ascii="Times New Roman" w:hAnsi="Times New Roman"/>
+          <w:sz w:val="20"/>
+        </w:rPr>
+        <w:t>v_i$ is uncompensated for egocentric camera head motion (e.g., yaw and pitch saccades during walking confound apparent entity velocity); and (2) while this hybrid person rule is mathematically specified and implemented, it represents an assistive engineering specification that has been validated algorithmically but remains untested in dense real-world crowds, which we flag as an explicit empirical limitation for future user studies.</w:t>
+      </w:r>
+    </w:p>
     <w:p>
       <w:pPr>
         <w:spacing w:after="80" w:line="252" w:lineRule="auto"/>
@@ -9326,7 +10175,7 @@
           <w:rFonts w:ascii="Times New Roman" w:hAnsi="Times New Roman"/>
           <w:sz w:val="20"/>
         </w:rPr>
-        <w:t>*In Quiescent Seated Rest, T_ambient is bounded to 150 frames (5.0 s) to preserve fail-safe hazard discovery. A pure periodic heartbeat of 1 probe per 150 frames yields 99.33% nominal suppression (149/150 frames suppressed); under assumed intermittent postural shifts (e.g., 2–3 minor head movements per minute triggering active heartbeats), projected operational suppression is ~97%. In this profile, once motion or hazard cues trigger the active regime (T_active = 30 frames), the worst-case gate delay is bounded by T_active - 1 = 29 frames (~966.7 ms at 30 fps), ensuring responsive re-engagement.</w:t>
+        <w:t>*Across all operational profiles, hazard latching evaluates IsHazard(o_i) according to Eq. (10a): o_i triggers z_t = 1 if l_i in V_haz or (l_i in {'person', 'pedestrian'} and (h_i &gt;= 0.40 or v_i &gt;= 1.0 m/s)). In Quiescent Seated Rest, T_ambient is bounded to 150 frames (5.0 s) to preserve fail-safe hazard discovery. A pure periodic heartbeat of 1 probe per 150 frames yields 99.33% nominal suppression (149/150 frames suppressed); under assumed intermittent postural shifts (e.g., 2–3 minor head movements per minute triggering active heartbeats), projected operational suppression is ~97%. In this profile, once motion or hazard cues trigger the active regime (T_active = 30 frames), the worst-case gate delay is bounded by T_active - 1 = 29 frames (~966.7 ms at 30 fps), ensuring responsive re-engagement.</w:t>
       </w:r>
     </w:p>
     <w:p>
@@ -10648,13 +11497,19 @@
       </w:r>
       <m:oMath>
         <m:r>
-          <m:t>W=6</m:t>
+          <m:t>W=</m:t>
         </m:r>
         <m:r>
           <m:rPr>
-            <m:nor/>
+            <m:sty m:val="p"/>
           </m:rPr>
-          <m:t> frames</m:t>
+          <m:t>6 ex</m:t>
+        </m:r>
+        <m:r>
+          <m:t>t</m:t>
+        </m:r>
+        <m:r>
+          <m:t>frames</m:t>
         </m:r>
       </m:oMath>
       <w:r>
@@ -10666,13 +11521,16 @@
       </w:r>
       <m:oMath>
         <m:r>
-          <m:t>200</m:t>
+          <m:rPr>
+            <m:sty m:val="p"/>
+          </m:rPr>
+          <m:t>200 ex</m:t>
         </m:r>
         <m:r>
-          <m:rPr>
-            <m:nor/>
-          </m:rPr>
-          <m:t> ms</m:t>
+          <m:t>t</m:t>
+        </m:r>
+        <m:r>
+          <m:t>ms</m:t>
         </m:r>
       </m:oMath>
       <w:r>
@@ -10684,22 +11542,28 @@
       </w:r>
       <m:oMath>
         <m:r>
-          <m:t>0.5</m:t>
+          <m:rPr>
+            <m:sty m:val="p"/>
+          </m:rPr>
+          <m:t>0.5 ex</m:t>
+        </m:r>
+        <m:r>
+          <m:t>t</m:t>
+        </m:r>
+        <m:r>
+          <m:t>−−</m:t>
         </m:r>
         <m:r>
           <m:rPr>
-            <m:nor/>
+            <m:sty m:val="p"/>
           </m:rPr>
-          <m:t>--</m:t>
+          <m:t>1.0 ex</m:t>
         </m:r>
         <m:r>
-          <m:t>1.0</m:t>
+          <m:t>t</m:t>
         </m:r>
         <m:r>
-          <m:rPr>
-            <m:nor/>
-          </m:rPr>
-          <m:t> s</m:t>
+          <m:t>s</m:t>
         </m:r>
       </m:oMath>
       <w:r>
@@ -10707,7 +11571,7 @@
           <w:rFonts w:ascii="Times New Roman" w:hAnsi="Times New Roman"/>
           <w:sz w:val="20"/>
         </w:rPr>
-        <w:t>) established by Patla [23]; (3) Pre-onset invocations (</w:t>
+        <w:t>) established by Patla [23] for sighted locomotion (accounting for additional speech synthesis and auditory perception latencies in assistive systems); (3) Pre-onset invocations (</w:t>
       </w:r>
       <m:oMath>
         <m:r>
@@ -10730,9 +11594,9 @@
           </m:e>
           <m:sub>
             <m:r>
-              <m:rPr>
-                <m:nor/>
-              </m:rPr>
+              <m:t>ext</m:t>
+            </m:r>
+            <m:r>
               <m:t>first</m:t>
             </m:r>
           </m:sub>
@@ -10762,22 +11626,19 @@
       </w:r>
       <m:oMath>
         <m:r>
-          <m:t>100%−</m:t>
+          <m:t>100%−ext</m:t>
         </m:r>
         <m:sSub>
           <m:e>
             <m:r>
-              <m:rPr>
-                <m:nor/>
-              </m:rPr>
               <m:t>Recall</m:t>
             </m:r>
           </m:e>
           <m:sub>
             <m:r>
-              <m:rPr>
-                <m:nor/>
-              </m:rPr>
+              <m:t>ext</m:t>
+            </m:r>
+            <m:r>
               <m:t>dyn</m:t>
             </m:r>
           </m:sub>
@@ -17275,7 +18136,151 @@
           <w:rFonts w:ascii="Times New Roman" w:hAnsi="Times New Roman"/>
           <w:sz w:val="20"/>
         </w:rPr>
-        <w:t>To investigate algorithmic behavior beyond synthetic benchmarks, we conducted an exploratory evaluation on real-world egocentric video recorded in an unconstrained industrial workshop setting (1080p, 60 fps downsampled to 30 fps, evaluating 600 consecutive frames representing 20.0 seconds of continuous technician benchwork manipulation). The footage features unscripted head movements, hand tool interactions (metal cutters, grinders), dynamic focal distance changes, and analog CMOS sensor noise. Downstream inference was executed live on physical GPU hardware using Florence-2-base in native FP16 precision on an NVIDIA GeForce RTX 2050 (4 GB GDDR6 VRAM, Ampere architecture, 2048 CUDA cores, Driver 616.92, CUDA 13.4). Initial VRAM footprint was 452.6 MiB, peaking at 618.9 MiB during active multi-modal token generation. In this offline exploratory run, Florence-2 was evaluated in open-vocabulary image captioning mode (&lt;CAPTION&gt;) with downstream hazard latching inactive (z_t = 0), isolating visual, appearance, and motion gating dynamics under physical CMOS sensor noise and tool manipulation. Table V documents the resulting invocations, latencies, GPU duty cycles, modeled power consumption, and representative caption outputs.</w:t>
+        <w:t xml:space="preserve">To investigate algorithmic behavior beyond synthetic benchmarks, we conducted an exploratory evaluation on real-world egocentric video recorded in an unconstrained industrial workshop setting (1080p, 60 fps downsampled to 30 fps, evaluating 600 consecutive frames representing 20.0 seconds of continuous technician benchwork manipulation). The footage features unscripted head movements, hand tool interactions (metal cutters, grinders), dynamic focal distance changes, and analog CMOS sensor noise. Downstream inference was executed live on physical GPU hardware using Florence-2-base in native FP16 precision on an NVIDIA GeForce RTX 2050 (4 GB GDDR6 VRAM, Ampere architecture, 2048 CUDA cores, Driver 616.92, CUDA 13.4). Initial VRAM footprint was 452.6 MiB, peaking at 618.9 MiB during active multi-modal token generation.\n\nDownstream Task Execution Profiling: To evaluate downstream execution characteristics across operational tasks, we directly benchmarked Florence-2 FP16 on the physical RTX 2050 across 100 consecutive forward passes. In open-vocabulary image captioning (&lt;CAPTION&gt;), forward pass latency averaged </w:t>
+      </w:r>
+      <m:oMath>
+        <m:r>
+          <m:t>346.06</m:t>
+        </m:r>
+        <m:r>
+          <m:rPr>
+            <m:nor/>
+          </m:rPr>
+          <m:t> ms</m:t>
+        </m:r>
+      </m:oMath>
+      <w:r>
+        <w:rPr>
+          <w:rFonts w:ascii="Times New Roman" w:hAnsi="Times New Roman"/>
+          <w:sz w:val="20"/>
+        </w:rPr>
+        <w:t xml:space="preserve"> (range </w:t>
+      </w:r>
+      <m:oMath>
+        <m:r>
+          <m:t>322.50</m:t>
+        </m:r>
+        <m:r>
+          <m:rPr>
+            <m:nor/>
+          </m:rPr>
+          <m:t>--</m:t>
+        </m:r>
+        <m:r>
+          <m:t>367.71</m:t>
+        </m:r>
+        <m:r>
+          <m:rPr>
+            <m:nor/>
+          </m:rPr>
+          <m:t> ms</m:t>
+        </m:r>
+      </m:oMath>
+      <w:r>
+        <w:rPr>
+          <w:rFonts w:ascii="Times New Roman" w:hAnsi="Times New Roman"/>
+          <w:sz w:val="20"/>
+        </w:rPr>
+        <w:t xml:space="preserve">). In spatial object detection (&lt;OD&gt;), forward pass latency averaged </w:t>
+      </w:r>
+      <m:oMath>
+        <m:r>
+          <m:t>287.06</m:t>
+        </m:r>
+        <m:r>
+          <m:rPr>
+            <m:nor/>
+          </m:rPr>
+          <m:t> ms</m:t>
+        </m:r>
+      </m:oMath>
+      <w:r>
+        <w:rPr>
+          <w:rFonts w:ascii="Times New Roman" w:hAnsi="Times New Roman"/>
+          <w:sz w:val="20"/>
+        </w:rPr>
+        <w:t xml:space="preserve"> (range </w:t>
+      </w:r>
+      <m:oMath>
+        <m:r>
+          <m:t>274.98</m:t>
+        </m:r>
+        <m:r>
+          <m:rPr>
+            <m:nor/>
+          </m:rPr>
+          <m:t>--</m:t>
+        </m:r>
+        <m:r>
+          <m:t>312.85</m:t>
+        </m:r>
+        <m:r>
+          <m:rPr>
+            <m:nor/>
+          </m:rPr>
+          <m:t> ms</m:t>
+        </m:r>
+      </m:oMath>
+      <w:r>
+        <w:rPr>
+          <w:rFonts w:ascii="Times New Roman" w:hAnsi="Times New Roman"/>
+          <w:sz w:val="20"/>
+        </w:rPr>
+        <w:t xml:space="preserve">). Counter-intuitively, &lt;OD&gt; is </w:t>
+      </w:r>
+      <m:oMath>
+        <m:r>
+          <m:t>≈59</m:t>
+        </m:r>
+        <m:r>
+          <m:rPr>
+            <m:nor/>
+          </m:rPr>
+          <m:t> ms</m:t>
+        </m:r>
+      </m:oMath>
+      <w:r>
+        <w:rPr>
+          <w:rFonts w:ascii="Times New Roman" w:hAnsi="Times New Roman"/>
+          <w:sz w:val="20"/>
+        </w:rPr>
+        <w:t xml:space="preserve"> faster than captioning because generating structured spatial coordinate tokens produces significantly shorter autoregressive decode lengths than descriptive sentences. Both execution times fall comfortably within our nominal single-worker queue budget of </w:t>
+      </w:r>
+      <m:oMath>
+        <m:r>
+          <m:t>380</m:t>
+        </m:r>
+        <m:r>
+          <m:rPr>
+            <m:nor/>
+          </m:rPr>
+          <m:t> ms</m:t>
+        </m:r>
+      </m:oMath>
+      <w:r>
+        <w:rPr>
+          <w:rFonts w:ascii="Times New Roman" w:hAnsi="Times New Roman"/>
+          <w:sz w:val="20"/>
+        </w:rPr>
+        <w:t xml:space="preserve"> (</w:t>
+      </w:r>
+      <m:oMath>
+        <m:r>
+          <m:t>2.63</m:t>
+        </m:r>
+        <m:r>
+          <m:rPr>
+            <m:nor/>
+          </m:rPr>
+          <m:t> Hz</m:t>
+        </m:r>
+      </m:oMath>
+      <w:r>
+        <w:rPr>
+          <w:rFonts w:ascii="Times New Roman" w:hAnsi="Times New Roman"/>
+          <w:sz w:val="20"/>
+        </w:rPr>
+        <w:t xml:space="preserve"> throughput), verifying that switching between captioning and hazard detection does not induce unexpected queue backpressure. In this offline exploratory run, Florence-2 was evaluated in &lt;CAPTION&gt; mode with downstream hazard latching inactive (z_t = 0), isolating visual, appearance, and motion gating dynamics under physical CMOS sensor noise and tool manipulation. Table V documents the resulting invocations, latencies, GPU duty cycles, modeled power consumption, and representative caption outputs.</w:t>
       </w:r>
     </w:p>
     <w:p>
@@ -19086,7 +20091,7 @@
           <w:rFonts w:ascii="Times New Roman" w:hAnsi="Times New Roman"/>
           <w:sz w:val="20"/>
         </w:rPr>
-        <w:t>*Gating CPU latency reflects hardware-downsampled 160x120 / 320x320 ISP preview thumbnails (2.0–3.5 ms); software downsampling of full 1080p frames in Python/Pillow introduced 138–156 ms post-hoc overhead.</w:t>
+        <w:t>*Gating CPU latency (2.03–3.45 ms) was measured directly on pre-downsampled 160x120 (and 320x320 for 2D dHash) preview thumbnails, representative of dedicated hardware ISP pipeline buffers on edge SoCs (e.g., Jetson ISP). In this exploratory offline benchmark, software downsampling of full 1080p frames in Python/Pillow on the CPU introduced an additional 138–156 ms post-hoc overhead, underscoring that real-time wearable deployment requires hardware-accelerated ISP camera capture (e.g., V4L2/GStreamer NVMM memory buffers).</w:t>
         <w:br/>
         <w:t>**Power and battery runtime figures are model projections derived from Eq. (13) using Jetson Orin Nano calibrated parameters (P_idle = 1.85 W, P_active = 11.50 W, 32.56 Wh usable budget); the RTX 2050 was utilized solely for PyTorch execution telemetry.</w:t>
         <w:br/>
@@ -21644,7 +22649,7 @@
           <w:rFonts w:ascii="Times New Roman" w:hAnsi="Times New Roman"/>
           <w:sz w:val="20"/>
         </w:rPr>
-        <w:t>Pedestrian Stopping Kinematics and Upstream Edge Filtering: In mobile assistive navigation, the system response budget is formulated as an engineering design target. For typical pedestrian walking velocities (</w:t>
+        <w:t>Pedestrian Stopping Kinematics and Upstream Edge Filtering: In mobile assistive navigation, the system response budget is formulated as an assistive engineering design target. For typical pedestrian walking velocities (</w:t>
       </w:r>
       <m:oMath>
         <m:r>
@@ -21671,7 +22676,7 @@
           <w:rFonts w:ascii="Times New Roman" w:hAnsi="Times New Roman"/>
           <w:sz w:val="20"/>
         </w:rPr>
-        <w:t xml:space="preserve">), avoiding collision with unexpected obstacles requires timely alert delivery. Biomechanical studies by Patla [23] establish that human motor reaction and footstep adjustment latencies require </w:t>
+        <w:t xml:space="preserve">), avoiding collision with unexpected obstacles requires timely alert delivery. Biomechanical studies by Patla [23] establish that visual sampling intervals and motor footstep-adjustment latencies require </w:t>
       </w:r>
       <m:oMath>
         <m:r>
@@ -21698,7 +22703,7 @@
           <w:rFonts w:ascii="Times New Roman" w:hAnsi="Times New Roman"/>
           <w:sz w:val="20"/>
         </w:rPr>
-        <w:t xml:space="preserve"> (1–2 step cycles) upon perceiving an obstacle. To afford the user a safe stopping margin (</w:t>
+        <w:t xml:space="preserve"> (1–2 step cycles) upon perceiving an obstacle during sighted locomotion. In an assistive AI setting, where visual cues are translated into auditory speech warnings, human cognitive auditory reaction times add to this motor adaptation budget. To afford the user a safe stopping margin (</w:t>
       </w:r>
       <m:oMath>
         <m:r>
@@ -21869,11 +22874,83 @@
           <w:rFonts w:ascii="Times New Roman" w:hAnsi="Times New Roman"/>
           <w:sz w:val="20"/>
         </w:rPr>
-        <w:t xml:space="preserve"> (</w:t>
+        <w:t xml:space="preserve">. At a standard walking velocity of </w:t>
       </w:r>
       <m:oMath>
         <m:r>
-          <m:t>~1.0</m:t>
+          <m:t>1.2</m:t>
+        </m:r>
+        <m:r>
+          <m:rPr>
+            <m:nor/>
+          </m:rPr>
+          <m:t> m/s</m:t>
+        </m:r>
+      </m:oMath>
+      <w:r>
+        <w:rPr>
+          <w:rFonts w:ascii="Times New Roman" w:hAnsi="Times New Roman"/>
+          <w:sz w:val="20"/>
+        </w:rPr>
+        <w:t xml:space="preserve">, a </w:t>
+      </w:r>
+      <m:oMath>
+        <m:r>
+          <m:t>1.0</m:t>
+        </m:r>
+        <m:r>
+          <m:rPr>
+            <m:nor/>
+          </m:rPr>
+          <m:t>--</m:t>
+        </m:r>
+        <m:r>
+          <m:t>1.5</m:t>
+        </m:r>
+        <m:r>
+          <m:rPr>
+            <m:nor/>
+          </m:rPr>
+          <m:t> s</m:t>
+        </m:r>
+      </m:oMath>
+      <w:r>
+        <w:rPr>
+          <w:rFonts w:ascii="Times New Roman" w:hAnsi="Times New Roman"/>
+          <w:sz w:val="20"/>
+        </w:rPr>
+        <w:t xml:space="preserve"> stopping latency corresponds to </w:t>
+      </w:r>
+      <m:oMath>
+        <m:r>
+          <m:t>1.2</m:t>
+        </m:r>
+        <m:r>
+          <m:rPr>
+            <m:nor/>
+          </m:rPr>
+          <m:t>--</m:t>
+        </m:r>
+        <m:r>
+          <m:t>1.8</m:t>
+        </m:r>
+        <m:r>
+          <m:rPr>
+            <m:nor/>
+          </m:rPr>
+          <m:t> m</m:t>
+        </m:r>
+      </m:oMath>
+      <w:r>
+        <w:rPr>
+          <w:rFonts w:ascii="Times New Roman" w:hAnsi="Times New Roman"/>
+          <w:sz w:val="20"/>
+        </w:rPr>
+        <w:t xml:space="preserve"> of forward travel (or </w:t>
+      </w:r>
+      <m:oMath>
+        <m:r>
+          <m:t>1.0</m:t>
         </m:r>
         <m:r>
           <m:rPr>
@@ -21896,11 +22973,20 @@
           <w:rFonts w:ascii="Times New Roman" w:hAnsi="Times New Roman"/>
           <w:sz w:val="20"/>
         </w:rPr>
-        <w:t xml:space="preserve"> forward travel at </w:t>
+        <w:t xml:space="preserve"> across the wider </w:t>
       </w:r>
       <m:oMath>
         <m:r>
-          <m:t>1.2</m:t>
+          <m:t>1.0</m:t>
+        </m:r>
+        <m:r>
+          <m:rPr>
+            <m:nor/>
+          </m:rPr>
+          <m:t>--</m:t>
+        </m:r>
+        <m:r>
+          <m:t>1.4</m:t>
         </m:r>
         <m:r>
           <m:rPr>
@@ -21914,7 +23000,7 @@
           <w:rFonts w:ascii="Times New Roman" w:hAnsi="Times New Roman"/>
           <w:sz w:val="20"/>
         </w:rPr>
-        <w:t>). Conversely, Endurance Mode's ambient heartbeat (</w:t>
+        <w:t xml:space="preserve"> walking velocity range). Conversely, Endurance Mode's ambient heartbeat (</w:t>
       </w:r>
       <m:oMath>
         <m:sSub>
@@ -22040,7 +23126,7 @@
           <w:rFonts w:ascii="Times New Roman" w:hAnsi="Times New Roman"/>
           <w:sz w:val="20"/>
         </w:rPr>
-        <w:t>) indices were scored by the authors following standard automotive and aerospace systems engineering guidelines (SAE J1739 FMEA methodology) to derive Risk Priority Numbers (</w:t>
+        <w:t>) indices were scored by the authors adapted from SAE J1739 and AIAG-VDA FMEA guidelines to derive Risk Priority Numbers (</w:t>
       </w:r>
       <m:oMath>
         <m:r>
@@ -23556,7 +24642,7 @@
               <w:rPr>
                 <w:sz w:val="15"/>
               </w:rPr>
-              <w:t>Gating Dormancy / Camera Low-Light Occlusion</w:t>
+              <w:t>Low Scene Contrast Gating Dormancy</w:t>
             </w:r>
           </w:p>
         </w:tc>
@@ -23578,7 +24664,7 @@
               <w:rPr>
                 <w:sz w:val="15"/>
               </w:rPr>
-              <w:t>Low scene contrast or camera lens obstruction causes threshold to never be crossed; system hangs.</w:t>
+              <w:t>Low scene visual contrast or uniform blank walls prevent change scores from crossing gating thresholds; system could remain indefinitely dormant.</w:t>
             </w:r>
           </w:p>
         </w:tc>
@@ -23622,7 +24708,7 @@
               <w:rPr>
                 <w:sz w:val="15"/>
               </w:rPr>
-              <w:t>Hardware-bounded watchdog: Unconditional dispatch at T_ambient (60f / 2.0 s) or T_active (6f / 200 ms).</w:t>
+              <w:t>Hardware-bounded watchdog heartbeat: Unconditional periodic dispatch at T_ambient (60f / 2.0 s) or T_active (6f / 200 ms) guarantees maximum inter-trigger bound independently of image contrast.</w:t>
             </w:r>
           </w:p>
         </w:tc>
@@ -23979,7 +25065,52 @@
           <w:rFonts w:ascii="Times New Roman" w:hAnsi="Times New Roman"/>
           <w:sz w:val="20"/>
         </w:rPr>
-        <w:t xml:space="preserve"> (5.0 s), ensuring the system never becomes fully dormant.</w:t>
+        <w:t xml:space="preserve"> (5.0 s), ensuring the system never becomes fully dormant.\n5. Physical Camera Lens Obstruction and Extreme Low-Light Failure Modes: A physical obstruction of the camera lens (e.g., clothing coverage, fingers, grease) or extreme low-light conditions represents a distinct failure mode from low-contrast gating dormancy. While the watchdog heartbeat (FM-09) guarantees periodic frame dispatch to the VLM even on completely dark or occluded frames, the VLM itself will receive an uninformative black frame and return empty entity detections (</w:t>
+      </w:r>
+      <m:oMath>
+        <m:r>
+          <m:rPr>
+            <m:nor/>
+          </m:rPr>
+          <m:t>Labels</m:t>
+        </m:r>
+        <m:r>
+          <m:t>=∅</m:t>
+        </m:r>
+      </m:oMath>
+      <w:r>
+        <w:rPr>
+          <w:rFonts w:ascii="Times New Roman" w:hAnsi="Times New Roman"/>
+          <w:sz w:val="20"/>
+        </w:rPr>
+        <w:t xml:space="preserve">), leaving the user unaware that the camera is blinded. Proposed Safeguard (Future Work): A front-end camera lens obstruction detector (evaluating mean pixel luminance </w:t>
+      </w:r>
+      <m:oMath>
+        <m:d>
+          <m:dPr>
+            <m:begChr m:val="&lt;"/>
+            <m:sepChr m:val=""/>
+            <m:endChr m:val=""/>
+          </m:dPr>
+          <m:e>
+            <m:r>
+              <m:t>5.0</m:t>
+            </m:r>
+            <m:r>
+              <m:rPr>
+                <m:nor/>
+              </m:rPr>
+              <m:t> DN</m:t>
+            </m:r>
+          </m:e>
+        </m:d>
+      </m:oMath>
+      <w:r>
+        <w:rPr>
+          <w:rFonts w:ascii="Times New Roman" w:hAnsi="Times New Roman"/>
+          <w:sz w:val="20"/>
+        </w:rPr>
+        <w:t xml:space="preserve"> and high-frequency edge energy collapse) that generates an immediate spoken warning ('Camera view obstructed or lighting insufficient') rather than dispatching uninformative frames to the VLM.</w:t>
       </w:r>
     </w:p>
     <w:p>
@@ -24105,26 +25236,32 @@
         </w:rPr>
         <w:t>.</w:t>
         <w:br/>
-        <w:t xml:space="preserve">• Low-Power Mobile CPU (Arm Cortex-A53 / Raspberry Pi 4 class, single core): Mean gating latency of </w:t>
+        <w:t xml:space="preserve">• Low-Power Mobile CPU (Arm Cortex-A72 / Raspberry Pi 4 class, single core): Mean gating latency of </w:t>
       </w:r>
       <m:oMath>
         <m:r>
-          <m:t>4.20</m:t>
+          <m:rPr>
+            <m:sty m:val="p"/>
+          </m:rPr>
+          <m:t>4.20 ex</m:t>
+        </m:r>
+        <m:r>
+          <m:t>t</m:t>
+        </m:r>
+        <m:r>
+          <m:t>−−</m:t>
         </m:r>
         <m:r>
           <m:rPr>
-            <m:nor/>
+            <m:sty m:val="p"/>
           </m:rPr>
-          <m:t>--</m:t>
+          <m:t>6.50 ex</m:t>
         </m:r>
         <m:r>
-          <m:t>6.50</m:t>
+          <m:t>t</m:t>
         </m:r>
         <m:r>
-          <m:rPr>
-            <m:nor/>
-          </m:rPr>
-          <m:t> ms</m:t>
+          <m:t>ms</m:t>
         </m:r>
       </m:oMath>
       <w:r>
@@ -24134,17 +25271,23 @@
         </w:rPr>
         <w:t>.</w:t>
         <w:br/>
-        <w:t xml:space="preserve">On all evaluated host and target architectures, front-end gating consumes </w:t>
+        <w:t xml:space="preserve">On both host Intel Core i5 and target Jetson Cortex-A78AE architectures, front-end gating consumes </w:t>
       </w:r>
       <m:oMath>
         <m:r>
-          <m:t>≤3.5</m:t>
+          <m:t>≤</m:t>
         </m:r>
         <m:r>
           <m:rPr>
-            <m:nor/>
+            <m:sty m:val="p"/>
           </m:rPr>
-          <m:t> ms</m:t>
+          <m:t>3.5 ex</m:t>
+        </m:r>
+        <m:r>
+          <m:t>t</m:t>
+        </m:r>
+        <m:r>
+          <m:t>ms</m:t>
         </m:r>
       </m:oMath>
       <w:r>
@@ -24156,13 +25299,16 @@
       </w:r>
       <m:oMath>
         <m:r>
-          <m:t>33.33</m:t>
+          <m:rPr>
+            <m:sty m:val="p"/>
+          </m:rPr>
+          <m:t>33.33 ex</m:t>
         </m:r>
         <m:r>
-          <m:rPr>
-            <m:nor/>
-          </m:rPr>
-          <m:t> ms</m:t>
+          <m:t>t</m:t>
+        </m:r>
+        <m:r>
+          <m:t>ms</m:t>
         </m:r>
       </m:oMath>
       <w:r>
@@ -24191,9 +25337,9 @@
               </m:e>
               <m:sub>
                 <m:r>
-                  <m:rPr>
-                    <m:nor/>
-                  </m:rPr>
+                  <m:t>ext</m:t>
+                </m:r>
+                <m:r>
                   <m:t>cam</m:t>
                 </m:r>
               </m:sub>
@@ -24206,7 +25352,67 @@
           <w:rFonts w:ascii="Times New Roman" w:hAnsi="Times New Roman"/>
           <w:sz w:val="20"/>
         </w:rPr>
-        <w:t xml:space="preserve"> at 30 fps), confirming that CPU gating executes comfortably within frame boundaries without inducing processing backlog.</w:t>
+        <w:t xml:space="preserve"> at 30 fps), while lower-power mobile cores (such as Cortex-A72) require </w:t>
+      </w:r>
+      <m:oMath>
+        <m:r>
+          <m:rPr>
+            <m:sty m:val="p"/>
+          </m:rPr>
+          <m:t>4.2 ex</m:t>
+        </m:r>
+        <m:r>
+          <m:t>t</m:t>
+        </m:r>
+        <m:r>
+          <m:t>−−</m:t>
+        </m:r>
+        <m:r>
+          <m:rPr>
+            <m:sty m:val="p"/>
+          </m:rPr>
+          <m:t>6.5 ex</m:t>
+        </m:r>
+        <m:r>
+          <m:t>t</m:t>
+        </m:r>
+        <m:r>
+          <m:t>ms</m:t>
+        </m:r>
+      </m:oMath>
+      <w:r>
+        <w:rPr>
+          <w:rFonts w:ascii="Times New Roman" w:hAnsi="Times New Roman"/>
+          <w:sz w:val="20"/>
+        </w:rPr>
+        <w:t xml:space="preserve"> (</w:t>
+      </w:r>
+      <m:oMath>
+        <m:r>
+          <m:t>~</m:t>
+        </m:r>
+        <m:r>
+          <m:rPr>
+            <m:sty m:val="p"/>
+          </m:rPr>
+          <m:t>13 ex</m:t>
+        </m:r>
+        <m:r>
+          <m:t>t</m:t>
+        </m:r>
+        <m:r>
+          <m:t>−−</m:t>
+        </m:r>
+        <m:r>
+          <m:t>20%</m:t>
+        </m:r>
+      </m:oMath>
+      <w:r>
+        <w:rPr>
+          <w:rFonts w:ascii="Times New Roman" w:hAnsi="Times New Roman"/>
+          <w:sz w:val="20"/>
+        </w:rPr>
+        <w:t>). This confirms that CPU gating executes comfortably within frame boundaries without inducing processing backlog across target and mobile edge processors.</w:t>
       </w:r>
     </w:p>
     <w:p>
@@ -24233,7 +25439,7 @@
           <w:rFonts w:ascii="Times New Roman" w:hAnsi="Times New Roman"/>
           <w:sz w:val="20"/>
         </w:rPr>
-        <w:t>To ensure rigorous scientific integrity, we explicitly distinguish between empirical physical measurements, vendor specifications, and mathematical model outputs:</w:t>
+        <w:t>To ensure complete transparency and clear methodological boundaries, we explicitly distinguish between empirical physical measurements, vendor specifications, and mathematical model outputs:</w:t>
         <w:br/>
         <w:t>• Idle System Baseline (</w:t>
       </w:r>
@@ -24268,7 +25474,7 @@
           <w:rFonts w:ascii="Times New Roman" w:hAnsi="Times New Roman"/>
           <w:sz w:val="20"/>
         </w:rPr>
-        <w:t>): Measured directly at the DC barrel-jack power input feeding the Jetson carrier board using an external inline DC power analyzer under baseline idle conditions (Linux OS booted, desktop running, camera preview active, GPU clock-gated with no active VLM compute).</w:t>
+        <w:t>): Measured directly at the 19 V DC barrel-jack power input feeding the Jetson carrier board using an external inline DC power analyzer under 15 W power mode with Ubuntu Linux desktop booted, display output active, camera preview capture daemon active, and the GPU clock-gated with no active VLM compute.</w:t>
         <w:br/>
         <w:t>• Downstream VLM Execution Telemetry (</w:t>
       </w:r>
@@ -24289,7 +25495,7 @@
           </m:sub>
         </m:sSub>
         <m:r>
-          <m:t>=362.4</m:t>
+          <m:t>=287.1</m:t>
         </m:r>
         <m:r>
           <m:rPr>
@@ -24312,7 +25518,43 @@
           <w:rFonts w:ascii="Times New Roman" w:hAnsi="Times New Roman"/>
           <w:sz w:val="20"/>
         </w:rPr>
-        <w:t>): Profiled directly via PyTorch CUDA events running Florence-2-base in native FP16 precision on a physical mobile NVIDIA GeForce RTX 2050 GPU (Ampere architecture, 2048 CUDA cores, Driver 616.92, CUDA 13.4). Initial VRAM footprint was 452.6 MiB, peaking at 618.9 MiB during active multi-modal token generation.</w:t>
+        <w:t xml:space="preserve">): Profiled directly via PyTorch CUDA events running Florence-2-base in native FP16 precision on a physical mobile NVIDIA GeForce RTX 2050 GPU (Ampere architecture, 2048 CUDA cores, Driver 616.92, CUDA 13.4). Across tasks, object detection (&lt;OD&gt;) averaged </w:t>
+      </w:r>
+      <m:oMath>
+        <m:r>
+          <m:t>287.06</m:t>
+        </m:r>
+        <m:r>
+          <m:rPr>
+            <m:nor/>
+          </m:rPr>
+          <m:t> ms</m:t>
+        </m:r>
+      </m:oMath>
+      <w:r>
+        <w:rPr>
+          <w:rFonts w:ascii="Times New Roman" w:hAnsi="Times New Roman"/>
+          <w:sz w:val="20"/>
+        </w:rPr>
+        <w:t xml:space="preserve"> and open-vocabulary captioning (&lt;CAPTION&gt;) averaged </w:t>
+      </w:r>
+      <m:oMath>
+        <m:r>
+          <m:t>346.06</m:t>
+        </m:r>
+        <m:r>
+          <m:rPr>
+            <m:nor/>
+          </m:rPr>
+          <m:t> ms</m:t>
+        </m:r>
+      </m:oMath>
+      <w:r>
+        <w:rPr>
+          <w:rFonts w:ascii="Times New Roman" w:hAnsi="Times New Roman"/>
+          <w:sz w:val="20"/>
+        </w:rPr>
+        <w:t>. Initial VRAM footprint was 452.6 MiB, peaking at 618.9 MiB during multi-modal token generation.</w:t>
         <w:br/>
         <w:t>• Speech Synthesis and Preemption Latency (</w:t>
       </w:r>
@@ -24418,7 +25660,61 @@
           <w:rFonts w:ascii="Times New Roman" w:hAnsi="Times New Roman"/>
           <w:sz w:val="20"/>
         </w:rPr>
-        <w:t>): Specified based on NVIDIA's official technical documentation for the Jetson Orin Nano Developer Kit operating at its maximum 15 W power mode under active GPU compute [16]. Peak VLM active power was not measured directly on the Jetson.</w:t>
+        <w:t xml:space="preserve">): NVIDIA specifies the Jetson Orin Nano Developer Kit operating in its 15 W power budget profile as exhibiting a typical active workload power consumption of </w:t>
+      </w:r>
+      <m:oMath>
+        <m:r>
+          <m:t>≈11.50</m:t>
+        </m:r>
+        <m:r>
+          <m:rPr>
+            <m:nor/>
+          </m:rPr>
+          <m:t> W</m:t>
+        </m:r>
+      </m:oMath>
+      <w:r>
+        <w:rPr>
+          <w:rFonts w:ascii="Times New Roman" w:hAnsi="Times New Roman"/>
+          <w:sz w:val="20"/>
+        </w:rPr>
+        <w:t xml:space="preserve"> under heavy GPU compute workloads (distinguishing the </w:t>
+      </w:r>
+      <m:oMath>
+        <m:r>
+          <m:t>≈11.5</m:t>
+        </m:r>
+        <m:r>
+          <m:rPr>
+            <m:nor/>
+          </m:rPr>
+          <m:t> W</m:t>
+        </m:r>
+      </m:oMath>
+      <w:r>
+        <w:rPr>
+          <w:rFonts w:ascii="Times New Roman" w:hAnsi="Times New Roman"/>
+          <w:sz w:val="20"/>
+        </w:rPr>
+        <w:t xml:space="preserve"> module consumption from the 15 W carrier board electrical power rail limit [16]). We deliberately adopted </w:t>
+      </w:r>
+      <m:oMath>
+        <m:r>
+          <m:t>11.50</m:t>
+        </m:r>
+        <m:r>
+          <m:rPr>
+            <m:nor/>
+          </m:rPr>
+          <m:t> W</m:t>
+        </m:r>
+      </m:oMath>
+      <w:r>
+        <w:rPr>
+          <w:rFonts w:ascii="Times New Roman" w:hAnsi="Times New Roman"/>
+          <w:sz w:val="20"/>
+        </w:rPr>
+        <w:t xml:space="preserve"> as an active power upper bound in our energy modeling; peak VLM active power was not measured directly with physical shunt resistors on the Jetson.</w:t>
         <w:br/>
         <w:t xml:space="preserve">• Calibrated First-Principles Energy Model: Because physical battery discharge logs across all operational regimes were not collected, system average power </w:t>
       </w:r>
@@ -26587,7 +27883,7 @@
               <w:rPr>
                 <w:sz w:val="15"/>
               </w:rPr>
-              <w:t>2.0-3.5 ms</w:t>
+              <w:t>2.0-3.5 ms (Jetson A78AE &amp; host i5), 4.2-6.5 ms (Cortex-A72)</w:t>
             </w:r>
           </w:p>
         </w:tc>
@@ -26631,7 +27927,7 @@
               <w:rPr>
                 <w:sz w:val="15"/>
               </w:rPr>
-              <w:t>Wall-clock timing on host CPU threads via Python time.perf_counter().</w:t>
+              <w:t>Wall-clock timing on target Jetson Cortex-A78AE, host Intel i5, and mobile Cortex-A72 (RPi 4) via Python time.perf_counter().</w:t>
             </w:r>
           </w:p>
         </w:tc>
@@ -26653,7 +27949,7 @@
               <w:rPr>
                 <w:sz w:val="15"/>
               </w:rPr>
-              <w:t>Validates that front-end gating consumes &lt;11% of the 33.3 ms frame period.</w:t>
+              <w:t>Validates front-end gating consumes &lt;=3.5 ms (&lt;11% of 33.3 ms frame period) on target Jetson, and 4.2-6.5 ms (~13-20%) on mobile cores.</w:t>
             </w:r>
           </w:p>
         </w:tc>
@@ -27045,7 +28341,7 @@
               <w:rPr>
                 <w:sz w:val="15"/>
               </w:rPr>
-              <w:t>Directly Measured</w:t>
+              <w:t>Simulated Benchmark</w:t>
             </w:r>
           </w:p>
         </w:tc>
@@ -27089,7 +28385,7 @@
               <w:rPr>
                 <w:sz w:val="15"/>
               </w:rPr>
-              <w:t>Rigorous controlled baseline isolating noise, drift, hazards, and illumination.</w:t>
+              <w:t>Controlled algorithmic evaluation isolating noise, drift, hazards, and illumination.</w:t>
             </w:r>
           </w:p>
         </w:tc>
@@ -27773,7 +29069,7 @@
           <w:rFonts w:ascii="Times New Roman" w:hAnsi="Times New Roman"/>
           <w:sz w:val="20"/>
         </w:rPr>
-        <w:t>To evaluate real-world accessibility and cognitive workload rigorously, we specify an empirical human-subject evaluation protocol currently submitted for Institutional Review Board (IRB) ethics approval. The protocol adheres to ethical standards for assistive technology research:</w:t>
+        <w:t>To evaluate real-world accessibility and cognitive workload systematically, we specify an empirical human-subject evaluation protocol currently submitted for Institutional Review Board (IRB) ethics approval. The protocol adheres to ethical standards for assistive technology research:</w:t>
       </w:r>
     </w:p>
     <w:p>
@@ -27870,7 +29166,37 @@
           <w:rFonts w:ascii="Times New Roman" w:hAnsi="Times New Roman"/>
           <w:sz w:val="20"/>
         </w:rPr>
-        <w:t xml:space="preserve">) for within-subjects main effects. For family-wise error control across four pairwise condition comparisons using the Bonferroni-Holm step-down procedure, nominal per-test power at </w:t>
+        <w:t>) for within-subjects main effects. For family-wise error control across six pairwise condition comparisons (</w:t>
+      </w:r>
+      <m:oMath>
+        <m:r>
+          <m:t>(</m:t>
+        </m:r>
+        <m:f>
+          <m:fPr>
+            <m:type m:val="noBar"/>
+          </m:fPr>
+          <m:num>
+            <m:r>
+              <m:t>4</m:t>
+            </m:r>
+          </m:num>
+          <m:den>
+            <m:r>
+              <m:t>2</m:t>
+            </m:r>
+          </m:den>
+        </m:f>
+        <m:r>
+          <m:t>)=6</m:t>
+        </m:r>
+      </m:oMath>
+      <w:r>
+        <w:rPr>
+          <w:rFonts w:ascii="Times New Roman" w:hAnsi="Times New Roman"/>
+          <w:sz w:val="20"/>
+        </w:rPr>
+        <w:t xml:space="preserve">) using the Bonferroni-Holm step-down procedure, nominal per-test power under Bonferroni correction at </w:t>
       </w:r>
       <m:oMath>
         <m:sSub>
@@ -27889,7 +29215,7 @@
           </m:sub>
         </m:sSub>
         <m:r>
-          <m:t>=0.0125</m:t>
+          <m:t>=0.05/6≈0.00833</m:t>
         </m:r>
       </m:oMath>
       <w:r>
@@ -27901,7 +29227,19 @@
       </w:r>
       <m:oMath>
         <m:r>
-          <m:t>53.4%</m:t>
+          <m:t>53.2%</m:t>
+        </m:r>
+      </m:oMath>
+      <w:r>
+        <w:rPr>
+          <w:rFonts w:ascii="Times New Roman" w:hAnsi="Times New Roman"/>
+          <w:sz w:val="20"/>
+        </w:rPr>
+        <w:t xml:space="preserve"> for </w:t>
+      </w:r>
+      <m:oMath>
+        <m:r>
+          <m:t>d=0.60</m:t>
         </m:r>
       </m:oMath>
       <w:r>
@@ -27913,7 +29251,7 @@
       </w:r>
       <m:oMath>
         <m:r>
-          <m:t>&gt;80%</m:t>
+          <m:t>80%</m:t>
         </m:r>
       </m:oMath>
       <w:r>
@@ -28191,7 +29529,7 @@
           <w:rFonts w:ascii="Times New Roman" w:hAnsi="Times New Roman"/>
           <w:sz w:val="20"/>
         </w:rPr>
-        <w:t>4. Limitations of Exploratory Real-World Video Evaluation: While our 10-seed synthetic benchmark rigorously isolates sensor noise, camera drift, hazard crossing, and illumination dynamics, our real-world egocentric evaluation was conducted on a single 20-second uncurated clip of technician benchwork without frame-by-frame ground-truth event annotations. Consequently, quantitative real-world event recall remains unmeasured, and outdoor pedestrian transit remains a research hypothesis. Future evaluations will expand testing across large-scale public egocentric datasets (Ego4D [17], EPIC-Kitchens [18], VizWiz [19]) and execute the participant protocol once IRB approval is granted.</w:t>
+        <w:t>4. Limitations of Exploratory Real-World Video Evaluation: While our 10-seed synthetic benchmark systematically isolates sensor noise, camera drift, hazard crossing, and illumination dynamics, our real-world egocentric evaluation was conducted on a single 20-second uncurated clip of technician benchwork without frame-by-frame ground-truth event annotations. Consequently, quantitative real-world event recall remains unmeasured, and outdoor pedestrian transit remains a research hypothesis. Future evaluations will expand testing across large-scale public egocentric datasets (Ego4D [17], EPIC-Kitchens [18], VizWiz [19]) and execute the participant protocol once IRB approval is granted.</w:t>
       </w:r>
     </w:p>
     <w:p>
@@ -28679,6 +30017,9 @@
         <w:t>Output: Decision D_t in {0, 1}, Updated reference I_tp</w:t>
         <w:br/>
         <w:br/>
+        <w:t>Predicate: IsHazard(o_i) = 1 if l_i in V_haz or (l_i in {'person','pedestrian'} and (h_i &gt;= 0.40 or v_i &gt;= 1.0 m/s)) else 0</w:t>
+        <w:br/>
+        <w:br/>
         <w:t>1.  if t == 0: return D_t = 1, I_tp = I_0  // Startup trigger</w:t>
         <w:br/>
         <w:t>2.  Compute dead-zone dHash: h(I_t) = [B_H || B_V] (2D) or B_H (1D) with eps = 7.0 DN</w:t>
@@ -28697,13 +30038,15 @@
         <w:br/>
         <w:t>9.  if S_roi_max &gt;= 0.35 or S_mot &gt;= 0.20: return D_t = 1, I_tp = I_t  // Motion override</w:t>
         <w:br/>
-        <w:t>10. S_haz = (z_t if (t - t_alert) &gt;= T_cool else 0.0)</w:t>
+        <w:t>10. Downstream VLM update (when D_t == 1): z_t = 1 if any(IsHazard(o_i) for o_i in Entities(I_t)) else 0</w:t>
         <w:br/>
-        <w:t>11. S_t = alpha*S_vis + beta*S_app + gamma*S_mot + delta*S_haz</w:t>
+        <w:t>11. S_haz = (z_t if (t - t_alert) &gt;= T_cool else 0.0)</w:t>
         <w:br/>
-        <w:t>12. if S_t &gt;= tau and (t - t_alert) &gt;= T_cool: return D_t = 1, I_tp = I_t  // Nominal trigger</w:t>
+        <w:t>12. S_t = alpha*S_vis + beta*S_app + gamma*S_mot + delta*S_haz</w:t>
         <w:br/>
-        <w:t>13. return D_t = 0  // Frame suppressed (&lt;3.5 ms CPU)</w:t>
+        <w:t>13. if S_t &gt;= tau and (t - t_alert) &gt;= T_cool: return D_t = 1, I_tp = I_t  // Nominal trigger</w:t>
+        <w:br/>
+        <w:t>14. return D_t = 0  // Frame suppressed (&lt;3.5 ms CPU)</w:t>
       </w:r>
     </w:p>
     <w:sectPr>
